--- a/linear-algebra-diagonalization.docx
+++ b/linear-algebra-diagonalization.docx
@@ -15,7 +15,7 @@
         <w:pStyle w:val="Date"/>
       </w:pPr>
       <w:r>
-        <w:t xml:space="preserve">Last modified: 2026-10-09 22:14:55 (PDT)</w:t>
+        <w:t xml:space="preserve">Last modified: 2026-10-10 10:38:55 (PDT)</w:t>
       </w:r>
     </w:p>
     <w:bookmarkStart w:id="78" w:name="sec-diagonalization"/>
@@ -1203,7 +1203,7 @@
           <w:rPr>
             <w:rStyle w:val="Hyperlink"/>
           </w:rPr>
-          <w:t xml:space="preserve">Theorem 17 in Subspaces and Rank</w:t>
+          <w:t xml:space="preserve">Theorem 6 in Column Space, Null Space and Rank-Nullity</w:t>
         </w:r>
       </w:hyperlink>
       <w:r>
@@ -2299,7 +2299,7 @@
           <w:rPr>
             <w:rStyle w:val="Hyperlink"/>
           </w:rPr>
-          <w:t xml:space="preserve">Theorem 17 in Subspaces and Rank</w:t>
+          <w:t xml:space="preserve">Theorem 6 in Column Space, Null Space and Rank-Nullity</w:t>
         </w:r>
       </w:hyperlink>
       <w:r>
@@ -3307,7 +3307,7 @@
           <w:rPr>
             <w:rStyle w:val="Hyperlink"/>
           </w:rPr>
-          <w:t xml:space="preserve">Theorem 13 in Subspaces and Rank</w:t>
+          <w:t xml:space="preserve">Theorem 2 in Column Space, Null Space and Rank-Nullity</w:t>
         </w:r>
       </w:hyperlink>
       <w:r>
@@ -6398,7 +6398,7 @@
           <w:rPr>
             <w:rStyle w:val="Hyperlink"/>
           </w:rPr>
-          <w:t xml:space="preserve">Theorem 13 in Subspaces and Rank</w:t>
+          <w:t xml:space="preserve">Theorem 2 in Column Space, Null Space and Rank-Nullity</w:t>
         </w:r>
       </w:hyperlink>
       <w:r>
@@ -45096,7 +45096,7 @@
                   <m:nor/>
                   <m:sty m:val="p"/>
                 </m:rPr>
-                <m:t>Theorem 28 in Subspaces and Rank</m:t>
+                <m:t>Theorem 5 in Direct Sums and Orthogonal Complements</m:t>
               </m:r>
               <m:r>
                 <m:rPr>
@@ -46503,7 +46503,7 @@
                   <m:nor/>
                   <m:sty m:val="p"/>
                 </m:rPr>
-                <m:t>Theorem 28 in Subspaces and Rank</m:t>
+                <m:t>Theorem 5 in Direct Sums and Orthogonal Complements</m:t>
               </m:r>
               <m:r>
                 <m:rPr>

--- a/linear-algebra-diagonalization.docx
+++ b/linear-algebra-diagonalization.docx
@@ -15,7 +15,7 @@
         <w:pStyle w:val="Date"/>
       </w:pPr>
       <w:r>
-        <w:t xml:space="preserve">Last modified: 2026-10-10 10:38:55 (PDT)</w:t>
+        <w:t xml:space="preserve">Last modified: 2026-10-10 11:17:20 (PDT)</w:t>
       </w:r>
     </w:p>
     <w:bookmarkStart w:id="78" w:name="sec-diagonalization"/>

--- a/linear-algebra-diagonalization.docx
+++ b/linear-algebra-diagonalization.docx
@@ -15,7 +15,7 @@
         <w:pStyle w:val="Date"/>
       </w:pPr>
       <w:r>
-        <w:t xml:space="preserve">Last modified: 2026-10-10 11:17:20 (PDT)</w:t>
+        <w:t xml:space="preserve">Last modified: 2026-10-10 18:57:52 (PDT)</w:t>
       </w:r>
     </w:p>
     <w:bookmarkStart w:id="78" w:name="sec-diagonalization"/>

--- a/linear-algebra-diagonalization.docx
+++ b/linear-algebra-diagonalization.docx
@@ -15,7 +15,7 @@
         <w:pStyle w:val="Date"/>
       </w:pPr>
       <w:r>
-        <w:t xml:space="preserve">Last modified: 2026-10-10 18:57:52 (PDT)</w:t>
+        <w:t xml:space="preserve">Last modified: 2026-10-10 19:44:14 (PDT)</w:t>
       </w:r>
     </w:p>
     <w:bookmarkStart w:id="78" w:name="sec-diagonalization"/>

--- a/linear-algebra-diagonalization.docx
+++ b/linear-algebra-diagonalization.docx
@@ -15,7 +15,7 @@
         <w:pStyle w:val="Date"/>
       </w:pPr>
       <w:r>
-        <w:t xml:space="preserve">Last modified: 2026-10-10 19:44:14 (PDT)</w:t>
+        <w:t xml:space="preserve">Last modified: 2026-10-11 00:33:48 (PDT)</w:t>
       </w:r>
     </w:p>
     <w:bookmarkStart w:id="78" w:name="sec-diagonalization"/>

--- a/linear-algebra-diagonalization.docx
+++ b/linear-algebra-diagonalization.docx
@@ -15,7 +15,7 @@
         <w:pStyle w:val="Date"/>
       </w:pPr>
       <w:r>
-        <w:t xml:space="preserve">Last modified: 2026-10-11 00:33:48 (PDT)</w:t>
+        <w:t xml:space="preserve">Last modified: 2026-10-11 01:21:14 (PDT)</w:t>
       </w:r>
     </w:p>
     <w:bookmarkStart w:id="78" w:name="sec-diagonalization"/>

--- a/linear-algebra-diagonalization.docx
+++ b/linear-algebra-diagonalization.docx
@@ -15,7 +15,7 @@
         <w:pStyle w:val="Date"/>
       </w:pPr>
       <w:r>
-        <w:t xml:space="preserve">Last modified: 2026-10-11 01:21:14 (PDT)</w:t>
+        <w:t xml:space="preserve">Last modified: 2026-10-12 01:27:56 (PDT)</w:t>
       </w:r>
     </w:p>
     <w:bookmarkStart w:id="78" w:name="sec-diagonalization"/>

--- a/linear-algebra-diagonalization.docx
+++ b/linear-algebra-diagonalization.docx
@@ -15,7 +15,7 @@
         <w:pStyle w:val="Date"/>
       </w:pPr>
       <w:r>
-        <w:t xml:space="preserve">Last modified: 2026-10-12 01:27:56 (PDT)</w:t>
+        <w:t xml:space="preserve">Last modified: 2026-10-12 19:40:12 (PDT)</w:t>
       </w:r>
     </w:p>
     <w:bookmarkStart w:id="78" w:name="sec-diagonalization"/>

--- a/linear-algebra-diagonalization.docx
+++ b/linear-algebra-diagonalization.docx
@@ -15,7 +15,7 @@
         <w:pStyle w:val="Date"/>
       </w:pPr>
       <w:r>
-        <w:t xml:space="preserve">Last modified: 2026-10-12 19:40:12 (PDT)</w:t>
+        <w:t xml:space="preserve">Last modified: 2026-10-12 20:31:51 (PDT)</w:t>
       </w:r>
     </w:p>
     <w:bookmarkStart w:id="78" w:name="sec-diagonalization"/>

--- a/linear-algebra-diagonalization.docx
+++ b/linear-algebra-diagonalization.docx
@@ -15,7 +15,7 @@
         <w:pStyle w:val="Date"/>
       </w:pPr>
       <w:r>
-        <w:t xml:space="preserve">Last modified: 2026-10-12 20:31:51 (PDT)</w:t>
+        <w:t xml:space="preserve">Last modified: 2026-10-12 21:21:07 (PDT)</w:t>
       </w:r>
     </w:p>
     <w:bookmarkStart w:id="78" w:name="sec-diagonalization"/>

--- a/linear-algebra-diagonalization.docx
+++ b/linear-algebra-diagonalization.docx
@@ -15,7 +15,7 @@
         <w:pStyle w:val="Date"/>
       </w:pPr>
       <w:r>
-        <w:t xml:space="preserve">Last modified: 2026-10-12 21:21:07 (PDT)</w:t>
+        <w:t xml:space="preserve">Last modified: 2026-10-12 22:07:53 (PDT)</w:t>
       </w:r>
     </w:p>
     <w:bookmarkStart w:id="78" w:name="sec-diagonalization"/>
@@ -1203,7 +1203,7 @@
           <w:rPr>
             <w:rStyle w:val="Hyperlink"/>
           </w:rPr>
-          <w:t xml:space="preserve">Theorem 6 in Column Space, Null Space and Rank-Nullity</w:t>
+          <w:t xml:space="preserve">Theorem 7 in Column Space, Null Space and Rank-Nullity</w:t>
         </w:r>
       </w:hyperlink>
       <w:r>
@@ -2299,7 +2299,7 @@
           <w:rPr>
             <w:rStyle w:val="Hyperlink"/>
           </w:rPr>
-          <w:t xml:space="preserve">Theorem 6 in Column Space, Null Space and Rank-Nullity</w:t>
+          <w:t xml:space="preserve">Theorem 7 in Column Space, Null Space and Rank-Nullity</w:t>
         </w:r>
       </w:hyperlink>
       <w:r>

--- a/linear-algebra-diagonalization.docx
+++ b/linear-algebra-diagonalization.docx
@@ -15,7 +15,7 @@
         <w:pStyle w:val="Date"/>
       </w:pPr>
       <w:r>
-        <w:t xml:space="preserve">Last modified: 2026-10-12 22:07:53 (PDT)</w:t>
+        <w:t xml:space="preserve">Last modified: 2026-10-12 22:45:08 (PDT)</w:t>
       </w:r>
     </w:p>
     <w:bookmarkStart w:id="78" w:name="sec-diagonalization"/>

--- a/linear-algebra-diagonalization.docx
+++ b/linear-algebra-diagonalization.docx
@@ -15,7 +15,7 @@
         <w:pStyle w:val="Date"/>
       </w:pPr>
       <w:r>
-        <w:t xml:space="preserve">Last modified: 2026-10-12 22:45:08 (PDT)</w:t>
+        <w:t xml:space="preserve">Last modified: 2026-10-13 01:20:47 (PDT)</w:t>
       </w:r>
     </w:p>
     <w:bookmarkStart w:id="78" w:name="sec-diagonalization"/>

--- a/linear-algebra-diagonalization.docx
+++ b/linear-algebra-diagonalization.docx
@@ -15,7 +15,7 @@
         <w:pStyle w:val="Date"/>
       </w:pPr>
       <w:r>
-        <w:t xml:space="preserve">Last modified: 2026-10-13 01:20:47 (PDT)</w:t>
+        <w:t xml:space="preserve">Last modified: 2026-10-13 10:37:49 (PDT)</w:t>
       </w:r>
     </w:p>
     <w:bookmarkStart w:id="78" w:name="sec-diagonalization"/>

--- a/linear-algebra-diagonalization.docx
+++ b/linear-algebra-diagonalization.docx
@@ -15,7 +15,7 @@
         <w:pStyle w:val="Date"/>
       </w:pPr>
       <w:r>
-        <w:t xml:space="preserve">Last modified: 2026-10-13 10:37:49 (PDT)</w:t>
+        <w:t xml:space="preserve">Last modified: 2026-10-13 11:22:25 (PDT)</w:t>
       </w:r>
     </w:p>
     <w:bookmarkStart w:id="78" w:name="sec-diagonalization"/>

--- a/linear-algebra-diagonalization.docx
+++ b/linear-algebra-diagonalization.docx
@@ -15,7 +15,7 @@
         <w:pStyle w:val="Date"/>
       </w:pPr>
       <w:r>
-        <w:t xml:space="preserve">Last modified: 2026-10-13 11:22:25 (PDT)</w:t>
+        <w:t xml:space="preserve">Last modified: 2026-10-13 14:29:41 (PDT)</w:t>
       </w:r>
     </w:p>
     <w:bookmarkStart w:id="78" w:name="sec-diagonalization"/>
@@ -30422,7 +30422,7 @@
     </w:p>
     <w:bookmarkEnd w:id="77"/>
     <w:bookmarkEnd w:id="78"/>
-    <w:bookmarkStart w:id="120" w:name="sec-cholesky"/>
+    <w:bookmarkStart w:id="121" w:name="sec-cholesky"/>
     <w:p>
       <w:pPr>
         <w:pStyle w:val="Heading2"/>
@@ -38211,356 +38211,6 @@
       </w:r>
       <w:r>
         <w:t xml:space="preserve">.</w:t>
-      </w:r>
-      <w:r>
-        <w:t xml:space="preserve"> </w:t>
-      </w:r>
-      <w:r>
-        <w:t xml:space="preserve">When</w:t>
-      </w:r>
-      <w:r>
-        <w:t xml:space="preserve"> </w:t>
-      </w:r>
-      <m:oMath>
-        <m:r>
-          <m:rPr>
-            <m:sty m:val="bi"/>
-          </m:rPr>
-          <m:t>X</m:t>
-        </m:r>
-      </m:oMath>
-      <w:r>
-        <w:t xml:space="preserve"> </w:t>
-      </w:r>
-      <w:r>
-        <w:t xml:space="preserve">is</w:t>
-      </w:r>
-      <w:r>
-        <w:t xml:space="preserve"> </w:t>
-      </w:r>
-      <m:oMath>
-        <m:r>
-          <m:t>n</m:t>
-        </m:r>
-        <m:r>
-          <m:rPr>
-            <m:sty m:val="p"/>
-          </m:rPr>
-          <m:t>×</m:t>
-        </m:r>
-        <m:r>
-          <m:t>n</m:t>
-        </m:r>
-      </m:oMath>
-      <w:r>
-        <w:t xml:space="preserve"> </w:t>
-      </w:r>
-      <w:r>
-        <w:t xml:space="preserve">and</w:t>
-      </w:r>
-      <w:r>
-        <w:t xml:space="preserve"> </w:t>
-      </w:r>
-      <m:oMath>
-        <m:r>
-          <m:t>1</m:t>
-        </m:r>
-        <m:r>
-          <m:rPr>
-            <m:sty m:val="p"/>
-          </m:rPr>
-          <m:t>≤</m:t>
-        </m:r>
-        <m:r>
-          <m:t>k</m:t>
-        </m:r>
-        <m:r>
-          <m:rPr>
-            <m:sty m:val="p"/>
-          </m:rPr>
-          <m:t>≤</m:t>
-        </m:r>
-        <m:r>
-          <m:t>n</m:t>
-        </m:r>
-      </m:oMath>
-      <w:r>
-        <w:t xml:space="preserve">,</w:t>
-      </w:r>
-      <w:r>
-        <w:t xml:space="preserve"> </w:t>
-      </w:r>
-      <w:r>
-        <w:t xml:space="preserve">the</w:t>
-      </w:r>
-      <w:r>
-        <w:t xml:space="preserve"> </w:t>
-      </w:r>
-      <m:oMath>
-        <m:r>
-          <m:t>k</m:t>
-        </m:r>
-        <m:r>
-          <m:rPr>
-            <m:sty m:val="p"/>
-          </m:rPr>
-          <m:t>×</m:t>
-        </m:r>
-        <m:r>
-          <m:t>k</m:t>
-        </m:r>
-      </m:oMath>
-      <w:r>
-        <w:t xml:space="preserve"> </w:t>
-      </w:r>
-      <w:r>
-        <w:t xml:space="preserve">matrix of the entries</w:t>
-      </w:r>
-      <w:r>
-        <w:t xml:space="preserve"> </w:t>
-      </w:r>
-      <m:oMath>
-        <m:sSub>
-          <m:e>
-            <m:r>
-              <m:t>x</m:t>
-            </m:r>
-          </m:e>
-          <m:sub>
-            <m:r>
-              <m:t>i</m:t>
-            </m:r>
-            <m:r>
-              <m:t>j</m:t>
-            </m:r>
-          </m:sub>
-        </m:sSub>
-      </m:oMath>
-      <w:r>
-        <w:t xml:space="preserve"> </w:t>
-      </w:r>
-      <w:r>
-        <w:t xml:space="preserve">with</w:t>
-      </w:r>
-      <w:r>
-        <w:t xml:space="preserve"> </w:t>
-      </w:r>
-      <m:oMath>
-        <m:r>
-          <m:t>i</m:t>
-        </m:r>
-        <m:r>
-          <m:rPr>
-            <m:sty m:val="p"/>
-          </m:rPr>
-          <m:t>,</m:t>
-        </m:r>
-        <m:r>
-          <m:t>j</m:t>
-        </m:r>
-        <m:r>
-          <m:rPr>
-            <m:sty m:val="p"/>
-          </m:rPr>
-          <m:t>≤</m:t>
-        </m:r>
-        <m:r>
-          <m:t>k</m:t>
-        </m:r>
-      </m:oMath>
-      <w:r>
-        <w:t xml:space="preserve"> </w:t>
-      </w:r>
-      <w:r>
-        <w:t xml:space="preserve">is the</w:t>
-      </w:r>
-      <w:r>
-        <w:t xml:space="preserve"> </w:t>
-      </w:r>
-      <w:r>
-        <w:rPr>
-          <w:b/>
-          <w:bCs/>
-        </w:rPr>
-        <w:t xml:space="preserve">leading</w:t>
-      </w:r>
-      <w:r>
-        <w:t xml:space="preserve"> </w:t>
-      </w:r>
-      <w:r>
-        <w:t xml:space="preserve">(or</w:t>
-      </w:r>
-      <w:r>
-        <w:t xml:space="preserve"> </w:t>
-      </w:r>
-      <w:r>
-        <w:rPr>
-          <w:b/>
-          <w:bCs/>
-        </w:rPr>
-        <w:t xml:space="preserve">top-left</w:t>
-      </w:r>
-      <w:r>
-        <w:t xml:space="preserve">)</w:t>
-      </w:r>
-      <w:r>
-        <w:t xml:space="preserve"> </w:t>
-      </w:r>
-      <m:oMath>
-        <m:r>
-          <m:t>k</m:t>
-        </m:r>
-        <m:r>
-          <m:rPr>
-            <m:sty m:val="p"/>
-          </m:rPr>
-          <m:t>×</m:t>
-        </m:r>
-        <m:r>
-          <m:t>k</m:t>
-        </m:r>
-      </m:oMath>
-      <w:r>
-        <w:t xml:space="preserve"> </w:t>
-      </w:r>
-      <w:r>
-        <w:rPr>
-          <w:b/>
-          <w:bCs/>
-        </w:rPr>
-        <w:t xml:space="preserve">block</w:t>
-      </w:r>
-      <w:r>
-        <w:t xml:space="preserve"> </w:t>
-      </w:r>
-      <w:r>
-        <w:t xml:space="preserve">of</w:t>
-      </w:r>
-      <w:r>
-        <w:t xml:space="preserve"> </w:t>
-      </w:r>
-      <m:oMath>
-        <m:r>
-          <m:rPr>
-            <m:sty m:val="bi"/>
-          </m:rPr>
-          <m:t>X</m:t>
-        </m:r>
-      </m:oMath>
-      <w:r>
-        <w:t xml:space="preserve">;</w:t>
-      </w:r>
-      <w:r>
-        <w:t xml:space="preserve"> </w:t>
-      </w:r>
-      <w:r>
-        <w:t xml:space="preserve">for</w:t>
-      </w:r>
-      <w:r>
-        <w:t xml:space="preserve"> </w:t>
-      </w:r>
-      <m:oMath>
-        <m:r>
-          <m:t>k</m:t>
-        </m:r>
-        <m:r>
-          <m:rPr>
-            <m:sty m:val="p"/>
-          </m:rPr>
-          <m:t>&lt;</m:t>
-        </m:r>
-        <m:r>
-          <m:t>n</m:t>
-        </m:r>
-      </m:oMath>
-      <w:r>
-        <w:t xml:space="preserve"> </w:t>
-      </w:r>
-      <w:r>
-        <w:t xml:space="preserve">it is the block</w:t>
-      </w:r>
-      <w:r>
-        <w:t xml:space="preserve"> </w:t>
-      </w:r>
-      <m:oMath>
-        <m:r>
-          <m:rPr>
-            <m:sty m:val="bi"/>
-          </m:rPr>
-          <m:t>A</m:t>
-        </m:r>
-      </m:oMath>
-      <w:r>
-        <w:t xml:space="preserve"> </w:t>
-      </w:r>
-      <w:r>
-        <w:t xml:space="preserve">above with</w:t>
-      </w:r>
-      <w:r>
-        <w:t xml:space="preserve"> </w:t>
-      </w:r>
-      <m:oMath>
-        <m:r>
-          <m:t>l</m:t>
-        </m:r>
-        <m:r>
-          <m:rPr>
-            <m:sty m:val="p"/>
-          </m:rPr>
-          <m:t>=</m:t>
-        </m:r>
-        <m:r>
-          <m:t>k</m:t>
-        </m:r>
-      </m:oMath>
-      <w:r>
-        <w:t xml:space="preserve">,</w:t>
-      </w:r>
-      <w:r>
-        <w:t xml:space="preserve"> </w:t>
-      </w:r>
-      <w:r>
-        <w:t xml:space="preserve">and for</w:t>
-      </w:r>
-      <w:r>
-        <w:t xml:space="preserve"> </w:t>
-      </w:r>
-      <m:oMath>
-        <m:r>
-          <m:t>k</m:t>
-        </m:r>
-        <m:r>
-          <m:rPr>
-            <m:sty m:val="p"/>
-          </m:rPr>
-          <m:t>=</m:t>
-        </m:r>
-        <m:r>
-          <m:t>n</m:t>
-        </m:r>
-      </m:oMath>
-      <w:r>
-        <w:t xml:space="preserve"> </w:t>
-      </w:r>
-      <w:r>
-        <w:t xml:space="preserve">it is</w:t>
-      </w:r>
-      <w:r>
-        <w:t xml:space="preserve"> </w:t>
-      </w:r>
-      <m:oMath>
-        <m:r>
-          <m:rPr>
-            <m:sty m:val="bi"/>
-          </m:rPr>
-          <m:t>X</m:t>
-        </m:r>
-      </m:oMath>
-      <w:r>
-        <w:t xml:space="preserve"> </w:t>
-      </w:r>
-      <w:r>
-        <w:t xml:space="preserve">itself.</w:t>
       </w:r>
     </w:p>
     <w:bookmarkEnd w:id="98"/>
@@ -39410,7 +39060,388 @@
       </w:r>
     </w:p>
     <w:bookmarkEnd w:id="99"/>
-    <w:bookmarkStart w:id="100" w:name="thm-pd-submatrix"/>
+    <w:bookmarkStart w:id="100" w:name="def-leading-block"/>
+    <w:p>
+      <w:pPr>
+        <w:pStyle w:val="BodyText"/>
+      </w:pPr>
+      <w:r>
+        <w:rPr>
+          <w:b/>
+          <w:bCs/>
+        </w:rPr>
+        <w:t xml:space="preserve">Definition 5 (Leading block of a square matrix)</w:t>
+      </w:r>
+      <w:r>
+        <w:t xml:space="preserve"> </w:t>
+      </w:r>
+      <w:r>
+        <w:t xml:space="preserve">When</w:t>
+      </w:r>
+      <w:r>
+        <w:t xml:space="preserve"> </w:t>
+      </w:r>
+      <m:oMath>
+        <m:r>
+          <m:rPr>
+            <m:sty m:val="bi"/>
+          </m:rPr>
+          <m:t>X</m:t>
+        </m:r>
+      </m:oMath>
+      <w:r>
+        <w:t xml:space="preserve"> </w:t>
+      </w:r>
+      <w:r>
+        <w:t xml:space="preserve">is</w:t>
+      </w:r>
+      <w:r>
+        <w:t xml:space="preserve"> </w:t>
+      </w:r>
+      <m:oMath>
+        <m:r>
+          <m:t>n</m:t>
+        </m:r>
+        <m:r>
+          <m:rPr>
+            <m:sty m:val="p"/>
+          </m:rPr>
+          <m:t>×</m:t>
+        </m:r>
+        <m:r>
+          <m:t>n</m:t>
+        </m:r>
+      </m:oMath>
+      <w:r>
+        <w:t xml:space="preserve"> </w:t>
+      </w:r>
+      <w:r>
+        <w:t xml:space="preserve">and</w:t>
+      </w:r>
+      <w:r>
+        <w:t xml:space="preserve"> </w:t>
+      </w:r>
+      <m:oMath>
+        <m:r>
+          <m:t>1</m:t>
+        </m:r>
+        <m:r>
+          <m:rPr>
+            <m:sty m:val="p"/>
+          </m:rPr>
+          <m:t>≤</m:t>
+        </m:r>
+        <m:r>
+          <m:t>k</m:t>
+        </m:r>
+        <m:r>
+          <m:rPr>
+            <m:sty m:val="p"/>
+          </m:rPr>
+          <m:t>≤</m:t>
+        </m:r>
+        <m:r>
+          <m:t>n</m:t>
+        </m:r>
+      </m:oMath>
+      <w:r>
+        <w:t xml:space="preserve">,</w:t>
+      </w:r>
+      <w:r>
+        <w:t xml:space="preserve"> </w:t>
+      </w:r>
+      <w:r>
+        <w:t xml:space="preserve">the</w:t>
+      </w:r>
+      <w:r>
+        <w:t xml:space="preserve"> </w:t>
+      </w:r>
+      <m:oMath>
+        <m:r>
+          <m:t>k</m:t>
+        </m:r>
+        <m:r>
+          <m:rPr>
+            <m:sty m:val="p"/>
+          </m:rPr>
+          <m:t>×</m:t>
+        </m:r>
+        <m:r>
+          <m:t>k</m:t>
+        </m:r>
+      </m:oMath>
+      <w:r>
+        <w:t xml:space="preserve"> </w:t>
+      </w:r>
+      <w:r>
+        <w:t xml:space="preserve">matrix of the entries</w:t>
+      </w:r>
+      <w:r>
+        <w:t xml:space="preserve"> </w:t>
+      </w:r>
+      <m:oMath>
+        <m:sSub>
+          <m:e>
+            <m:r>
+              <m:t>x</m:t>
+            </m:r>
+          </m:e>
+          <m:sub>
+            <m:r>
+              <m:t>i</m:t>
+            </m:r>
+            <m:r>
+              <m:t>j</m:t>
+            </m:r>
+          </m:sub>
+        </m:sSub>
+      </m:oMath>
+      <w:r>
+        <w:t xml:space="preserve"> </w:t>
+      </w:r>
+      <w:r>
+        <w:t xml:space="preserve">with</w:t>
+      </w:r>
+      <w:r>
+        <w:t xml:space="preserve"> </w:t>
+      </w:r>
+      <m:oMath>
+        <m:r>
+          <m:t>i</m:t>
+        </m:r>
+        <m:r>
+          <m:rPr>
+            <m:sty m:val="p"/>
+          </m:rPr>
+          <m:t>,</m:t>
+        </m:r>
+        <m:r>
+          <m:t>j</m:t>
+        </m:r>
+        <m:r>
+          <m:rPr>
+            <m:sty m:val="p"/>
+          </m:rPr>
+          <m:t>≤</m:t>
+        </m:r>
+        <m:r>
+          <m:t>k</m:t>
+        </m:r>
+      </m:oMath>
+      <w:r>
+        <w:t xml:space="preserve"> </w:t>
+      </w:r>
+      <w:r>
+        <w:t xml:space="preserve">is the</w:t>
+      </w:r>
+      <w:r>
+        <w:t xml:space="preserve"> </w:t>
+      </w:r>
+      <w:r>
+        <w:rPr>
+          <w:b/>
+          <w:bCs/>
+        </w:rPr>
+        <w:t xml:space="preserve">leading</w:t>
+      </w:r>
+      <w:r>
+        <w:t xml:space="preserve"> </w:t>
+      </w:r>
+      <w:r>
+        <w:t xml:space="preserve">(or</w:t>
+      </w:r>
+      <w:r>
+        <w:t xml:space="preserve"> </w:t>
+      </w:r>
+      <w:r>
+        <w:rPr>
+          <w:b/>
+          <w:bCs/>
+        </w:rPr>
+        <w:t xml:space="preserve">top-left</w:t>
+      </w:r>
+      <w:r>
+        <w:t xml:space="preserve">)</w:t>
+      </w:r>
+      <w:r>
+        <w:t xml:space="preserve"> </w:t>
+      </w:r>
+      <m:oMath>
+        <m:r>
+          <m:t>k</m:t>
+        </m:r>
+        <m:r>
+          <m:rPr>
+            <m:sty m:val="p"/>
+          </m:rPr>
+          <m:t>×</m:t>
+        </m:r>
+        <m:r>
+          <m:t>k</m:t>
+        </m:r>
+      </m:oMath>
+      <w:r>
+        <w:t xml:space="preserve"> </w:t>
+      </w:r>
+      <w:r>
+        <w:rPr>
+          <w:b/>
+          <w:bCs/>
+        </w:rPr>
+        <w:t xml:space="preserve">block</w:t>
+      </w:r>
+      <w:r>
+        <w:t xml:space="preserve"> </w:t>
+      </w:r>
+      <w:r>
+        <w:t xml:space="preserve">of</w:t>
+      </w:r>
+      <w:r>
+        <w:t xml:space="preserve"> </w:t>
+      </w:r>
+      <m:oMath>
+        <m:r>
+          <m:rPr>
+            <m:sty m:val="bi"/>
+          </m:rPr>
+          <m:t>X</m:t>
+        </m:r>
+      </m:oMath>
+      <w:r>
+        <w:t xml:space="preserve">;</w:t>
+      </w:r>
+      <w:r>
+        <w:t xml:space="preserve"> </w:t>
+      </w:r>
+      <w:r>
+        <w:t xml:space="preserve">for</w:t>
+      </w:r>
+      <w:r>
+        <w:t xml:space="preserve"> </w:t>
+      </w:r>
+      <m:oMath>
+        <m:r>
+          <m:t>k</m:t>
+        </m:r>
+        <m:r>
+          <m:rPr>
+            <m:sty m:val="p"/>
+          </m:rPr>
+          <m:t>&lt;</m:t>
+        </m:r>
+        <m:r>
+          <m:t>n</m:t>
+        </m:r>
+      </m:oMath>
+      <w:r>
+        <w:t xml:space="preserve"> </w:t>
+      </w:r>
+      <w:r>
+        <w:t xml:space="preserve">it is the block</w:t>
+      </w:r>
+      <w:r>
+        <w:t xml:space="preserve"> </w:t>
+      </w:r>
+      <m:oMath>
+        <m:r>
+          <m:rPr>
+            <m:sty m:val="bi"/>
+          </m:rPr>
+          <m:t>A</m:t>
+        </m:r>
+      </m:oMath>
+      <w:r>
+        <w:t xml:space="preserve"> </w:t>
+      </w:r>
+      <w:r>
+        <w:t xml:space="preserve">of</w:t>
+      </w:r>
+      <w:r>
+        <w:t xml:space="preserve"> </w:t>
+      </w:r>
+      <w:hyperlink w:anchor="def-block-matrix">
+        <w:r>
+          <w:rPr>
+            <w:rStyle w:val="Hyperlink"/>
+          </w:rPr>
+          <w:t xml:space="preserve">Definition 4</w:t>
+        </w:r>
+      </w:hyperlink>
+      <w:r>
+        <w:t xml:space="preserve"> </w:t>
+      </w:r>
+      <w:r>
+        <w:t xml:space="preserve">with</w:t>
+      </w:r>
+      <w:r>
+        <w:t xml:space="preserve"> </w:t>
+      </w:r>
+      <m:oMath>
+        <m:r>
+          <m:t>l</m:t>
+        </m:r>
+        <m:r>
+          <m:rPr>
+            <m:sty m:val="p"/>
+          </m:rPr>
+          <m:t>=</m:t>
+        </m:r>
+        <m:r>
+          <m:t>k</m:t>
+        </m:r>
+      </m:oMath>
+      <w:r>
+        <w:t xml:space="preserve">,</w:t>
+      </w:r>
+      <w:r>
+        <w:t xml:space="preserve"> </w:t>
+      </w:r>
+      <w:r>
+        <w:t xml:space="preserve">and for</w:t>
+      </w:r>
+      <w:r>
+        <w:t xml:space="preserve"> </w:t>
+      </w:r>
+      <m:oMath>
+        <m:r>
+          <m:t>k</m:t>
+        </m:r>
+        <m:r>
+          <m:rPr>
+            <m:sty m:val="p"/>
+          </m:rPr>
+          <m:t>=</m:t>
+        </m:r>
+        <m:r>
+          <m:t>n</m:t>
+        </m:r>
+      </m:oMath>
+      <w:r>
+        <w:t xml:space="preserve"> </w:t>
+      </w:r>
+      <w:r>
+        <w:t xml:space="preserve">it is</w:t>
+      </w:r>
+      <w:r>
+        <w:t xml:space="preserve"> </w:t>
+      </w:r>
+      <m:oMath>
+        <m:r>
+          <m:rPr>
+            <m:sty m:val="bi"/>
+          </m:rPr>
+          <m:t>X</m:t>
+        </m:r>
+      </m:oMath>
+      <w:r>
+        <w:t xml:space="preserve"> </w:t>
+      </w:r>
+      <w:r>
+        <w:t xml:space="preserve">itself.</w:t>
+      </w:r>
+    </w:p>
+    <w:bookmarkEnd w:id="100"/>
+    <w:bookmarkStart w:id="101" w:name="thm-pd-submatrix"/>
     <w:p>
       <w:pPr>
         <w:pStyle w:val="BodyText"/>
@@ -39677,7 +39708,7 @@
         <w:t xml:space="preserve">Also, every diagonal entry of a positive definite matrix is positive.</w:t>
       </w:r>
     </w:p>
-    <w:bookmarkEnd w:id="100"/>
+    <w:bookmarkEnd w:id="101"/>
     <w:p>
       <w:pPr>
         <w:pStyle w:val="BodyText"/>
@@ -41293,7 +41324,7 @@
         </m:oMath>
       </m:oMathPara>
     </w:p>
-    <w:bookmarkStart w:id="102" w:name="exm-pd-submatrix"/>
+    <w:bookmarkStart w:id="103" w:name="exm-pd-submatrix"/>
     <w:p>
       <w:pPr>
         <w:pStyle w:val="FirstParagraph"/>
@@ -41654,7 +41685,7 @@
       <w:r>
         <w:t xml:space="preserve">(</w:t>
       </w:r>
-      <w:hyperlink r:id="rId101">
+      <w:hyperlink r:id="rId102">
         <w:r>
           <w:rPr>
             <w:rStyle w:val="Hyperlink"/>
@@ -41778,8 +41809,8 @@
         <w:t xml:space="preserve">but is not positive definite.</w:t>
       </w:r>
     </w:p>
-    <w:bookmarkEnd w:id="102"/>
-    <w:bookmarkStart w:id="105" w:name="thm-block-quadratic"/>
+    <w:bookmarkEnd w:id="103"/>
+    <w:bookmarkStart w:id="106" w:name="thm-block-quadratic"/>
     <w:p>
       <w:pPr>
         <w:pStyle w:val="BodyText"/>
@@ -42534,7 +42565,7 @@
       <w:r>
         <w:t xml:space="preserve">is symmetric (</w:t>
       </w:r>
-      <w:hyperlink r:id="rId103">
+      <w:hyperlink r:id="rId104">
         <w:r>
           <w:rPr>
             <w:rStyle w:val="Hyperlink"/>
@@ -42935,7 +42966,7 @@
       <w:pPr>
         <w:pStyle w:val="BodyText"/>
       </w:pPr>
-      <w:bookmarkStart w:id="104" w:name="eq-block-quadratic"/>
+      <w:bookmarkStart w:id="105" w:name="eq-block-quadratic"/>
       <m:oMathPara>
         <m:oMathParaPr>
           <m:jc m:val="center"/>
@@ -43143,7 +43174,7 @@
           </m:r>
         </m:oMath>
       </m:oMathPara>
-      <w:bookmarkEnd w:id="104"/>
+      <w:bookmarkEnd w:id="105"/>
     </w:p>
     <w:p>
       <w:pPr>
@@ -43497,7 +43528,7 @@
         </m:oMath>
       </m:oMathPara>
     </w:p>
-    <w:bookmarkEnd w:id="105"/>
+    <w:bookmarkEnd w:id="106"/>
     <w:p>
       <w:pPr>
         <w:pStyle w:val="FirstParagraph"/>
@@ -45949,7 +45980,7 @@
       <w:r>
         <w:t xml:space="preserve">is symmetric (</w:t>
       </w:r>
-      <w:hyperlink r:id="rId106">
+      <w:hyperlink r:id="rId107">
         <w:r>
           <w:rPr>
             <w:rStyle w:val="Hyperlink"/>
@@ -48265,7 +48296,7 @@
         <w:t xml:space="preserve">.</w:t>
       </w:r>
     </w:p>
-    <w:bookmarkStart w:id="107" w:name="exm-block-quadratic"/>
+    <w:bookmarkStart w:id="108" w:name="exm-block-quadratic"/>
     <w:p>
       <w:pPr>
         <w:pStyle w:val="BodyText"/>
@@ -49153,8 +49184,8 @@
         </m:oMath>
       </m:oMathPara>
     </w:p>
-    <w:bookmarkEnd w:id="107"/>
-    <w:bookmarkStart w:id="108" w:name="def-schur-complement"/>
+    <w:bookmarkEnd w:id="108"/>
+    <w:bookmarkStart w:id="109" w:name="def-schur-complement"/>
     <w:p>
       <w:pPr>
         <w:pStyle w:val="FirstParagraph"/>
@@ -49164,7 +49195,7 @@
           <w:b/>
           <w:bCs/>
         </w:rPr>
-        <w:t xml:space="preserve">Definition 5 (Schur complement)</w:t>
+        <w:t xml:space="preserve">Definition 6 (Schur complement)</w:t>
       </w:r>
       <w:r>
         <w:t xml:space="preserve"> </w:t>
@@ -49481,8 +49512,8 @@
         <w:t xml:space="preserve">.</w:t>
       </w:r>
     </w:p>
-    <w:bookmarkEnd w:id="108"/>
-    <w:bookmarkStart w:id="109" w:name="exm-schur-complement"/>
+    <w:bookmarkEnd w:id="109"/>
+    <w:bookmarkStart w:id="110" w:name="exm-schur-complement"/>
     <w:p>
       <w:pPr>
         <w:pStyle w:val="BodyText"/>
@@ -50199,8 +50230,8 @@
         <w:t xml:space="preserve">so there is no Schur complement of it.</w:t>
       </w:r>
     </w:p>
-    <w:bookmarkEnd w:id="109"/>
-    <w:bookmarkStart w:id="110" w:name="thm-schur-test"/>
+    <w:bookmarkEnd w:id="110"/>
+    <w:bookmarkStart w:id="111" w:name="thm-schur-test"/>
     <w:p>
       <w:pPr>
         <w:pStyle w:val="FirstParagraph"/>
@@ -50418,14 +50449,14 @@
           <w:rPr>
             <w:rStyle w:val="Hyperlink"/>
           </w:rPr>
-          <w:t xml:space="preserve">Definition 5</w:t>
+          <w:t xml:space="preserve">Definition 6</w:t>
         </w:r>
       </w:hyperlink>
       <w:r>
         <w:t xml:space="preserve">) is positive definite.</w:t>
       </w:r>
     </w:p>
-    <w:bookmarkEnd w:id="110"/>
+    <w:bookmarkEnd w:id="111"/>
     <w:p>
       <w:pPr>
         <w:pStyle w:val="BodyText"/>
@@ -50464,7 +50495,7 @@
       <w:r>
         <w:t xml:space="preserve">is positive definite, so invertible (</w:t>
       </w:r>
-      <w:hyperlink r:id="rId111">
+      <w:hyperlink r:id="rId112">
         <w:r>
           <w:rPr>
             <w:rStyle w:val="Hyperlink"/>
@@ -51139,7 +51170,7 @@
       <w:r>
         <w:t xml:space="preserve">and invertible (</w:t>
       </w:r>
-      <w:hyperlink r:id="rId111">
+      <w:hyperlink r:id="rId112">
         <w:r>
           <w:rPr>
             <w:rStyle w:val="Hyperlink"/>
@@ -51493,7 +51524,7 @@
       <w:r>
         <w:t xml:space="preserve"> </w:t>
       </w:r>
-      <w:hyperlink r:id="rId106">
+      <w:hyperlink r:id="rId107">
         <w:r>
           <w:rPr>
             <w:rStyle w:val="Hyperlink"/>
@@ -51969,7 +52000,7 @@
         <w:t xml:space="preserve">).</w:t>
       </w:r>
     </w:p>
-    <w:bookmarkStart w:id="112" w:name="exm-schur-test"/>
+    <w:bookmarkStart w:id="113" w:name="exm-schur-test"/>
     <w:p>
       <w:pPr>
         <w:pStyle w:val="BodyText"/>
@@ -52642,8 +52673,8 @@
         <w:t xml:space="preserve">found directly.</w:t>
       </w:r>
     </w:p>
-    <w:bookmarkEnd w:id="112"/>
-    <w:bookmarkStart w:id="113" w:name="thm-cholesky"/>
+    <w:bookmarkEnd w:id="113"/>
+    <w:bookmarkStart w:id="114" w:name="thm-cholesky"/>
     <w:p>
       <w:pPr>
         <w:pStyle w:val="FirstParagraph"/>
@@ -52870,7 +52901,7 @@
         <w:t xml:space="preserve">.</w:t>
       </w:r>
     </w:p>
-    <w:bookmarkEnd w:id="113"/>
+    <w:bookmarkEnd w:id="114"/>
     <w:p>
       <w:pPr>
         <w:pStyle w:val="BodyText"/>
@@ -57774,7 +57805,7 @@
           <w:rPr>
             <w:rStyle w:val="Hyperlink"/>
           </w:rPr>
-          <w:t xml:space="preserve">Definition 5</w:t>
+          <w:t xml:space="preserve">Definition 6</w:t>
         </w:r>
       </w:hyperlink>
       <w:r>
@@ -58219,7 +58250,7 @@
         <w:t xml:space="preserve">exists and is unique.</w:t>
       </w:r>
     </w:p>
-    <w:bookmarkStart w:id="114" w:name="exm-cholesky"/>
+    <w:bookmarkStart w:id="115" w:name="exm-cholesky"/>
     <w:p>
       <w:pPr>
         <w:pStyle w:val="BodyText"/>
@@ -59366,9 +59397,9 @@
         <w:t xml:space="preserve">).</w:t>
       </w:r>
     </w:p>
-    <w:bookmarkEnd w:id="114"/>
-    <w:bookmarkStart w:id="119" w:name="refs"/>
-    <w:bookmarkStart w:id="116" w:name="ref-zhou2024eig"/>
+    <w:bookmarkEnd w:id="115"/>
+    <w:bookmarkStart w:id="120" w:name="refs"/>
+    <w:bookmarkStart w:id="117" w:name="ref-zhou2024eig"/>
     <w:p>
       <w:pPr>
         <w:pStyle w:val="Bibliography"/>
@@ -59392,7 +59423,7 @@
       <w:r>
         <w:t xml:space="preserve"> </w:t>
       </w:r>
-      <w:hyperlink r:id="rId115">
+      <w:hyperlink r:id="rId116">
         <w:r>
           <w:rPr>
             <w:rStyle w:val="Hyperlink"/>
@@ -59404,8 +59435,8 @@
         <w:t xml:space="preserve">.</w:t>
       </w:r>
     </w:p>
-    <w:bookmarkEnd w:id="116"/>
-    <w:bookmarkStart w:id="118" w:name="ref-zhou2024pd"/>
+    <w:bookmarkEnd w:id="117"/>
+    <w:bookmarkStart w:id="119" w:name="ref-zhou2024pd"/>
     <w:p>
       <w:pPr>
         <w:pStyle w:val="Bibliography"/>
@@ -59429,7 +59460,7 @@
       <w:r>
         <w:t xml:space="preserve"> </w:t>
       </w:r>
-      <w:hyperlink r:id="rId117">
+      <w:hyperlink r:id="rId118">
         <w:r>
           <w:rPr>
             <w:rStyle w:val="Hyperlink"/>
@@ -59441,9 +59472,9 @@
         <w:t xml:space="preserve">.</w:t>
       </w:r>
     </w:p>
-    <w:bookmarkEnd w:id="118"/>
     <w:bookmarkEnd w:id="119"/>
     <w:bookmarkEnd w:id="120"/>
+    <w:bookmarkEnd w:id="121"/>
     <w:sectPr>
       <w:footnotePr>
         <w:numRestart w:val="eachSect"/>

--- a/linear-algebra-diagonalization.docx
+++ b/linear-algebra-diagonalization.docx
@@ -15,7 +15,7 @@
         <w:pStyle w:val="Date"/>
       </w:pPr>
       <w:r>
-        <w:t xml:space="preserve">Last modified: 2026-10-13 14:29:41 (PDT)</w:t>
+        <w:t xml:space="preserve">Last modified: 2026-10-13 15:25:57 (PDT)</w:t>
       </w:r>
     </w:p>
     <w:bookmarkStart w:id="78" w:name="sec-diagonalization"/>

--- a/linear-algebra-diagonalization.docx
+++ b/linear-algebra-diagonalization.docx
@@ -15,7 +15,7 @@
         <w:pStyle w:val="Date"/>
       </w:pPr>
       <w:r>
-        <w:t xml:space="preserve">Last modified: 2026-10-13 15:25:57 (PDT)</w:t>
+        <w:t xml:space="preserve">Last modified: 2026-10-13 16:09:33 (PDT)</w:t>
       </w:r>
     </w:p>
     <w:bookmarkStart w:id="78" w:name="sec-diagonalization"/>

--- a/linear-algebra-diagonalization.docx
+++ b/linear-algebra-diagonalization.docx
@@ -15,7 +15,7 @@
         <w:pStyle w:val="Date"/>
       </w:pPr>
       <w:r>
-        <w:t xml:space="preserve">Last modified: 2026-10-13 16:09:33 (PDT)</w:t>
+        <w:t xml:space="preserve">Last modified: 2026-10-13 16:58:37 (PDT)</w:t>
       </w:r>
     </w:p>
     <w:bookmarkStart w:id="78" w:name="sec-diagonalization"/>

--- a/linear-algebra-diagonalization.docx
+++ b/linear-algebra-diagonalization.docx
@@ -15,7 +15,7 @@
         <w:pStyle w:val="Date"/>
       </w:pPr>
       <w:r>
-        <w:t xml:space="preserve">Last modified: 2026-10-13 16:58:37 (PDT)</w:t>
+        <w:t xml:space="preserve">Last modified: 2026-10-13 17:46:07 (PDT)</w:t>
       </w:r>
     </w:p>
     <w:bookmarkStart w:id="78" w:name="sec-diagonalization"/>

--- a/linear-algebra-diagonalization.docx
+++ b/linear-algebra-diagonalization.docx
@@ -15,7 +15,7 @@
         <w:pStyle w:val="Date"/>
       </w:pPr>
       <w:r>
-        <w:t xml:space="preserve">Last modified: 2026-10-13 17:46:07 (PDT)</w:t>
+        <w:t xml:space="preserve">Last modified: 2026-10-13 18:36:45 (PDT)</w:t>
       </w:r>
     </w:p>
     <w:bookmarkStart w:id="78" w:name="sec-diagonalization"/>

--- a/linear-algebra-diagonalization.docx
+++ b/linear-algebra-diagonalization.docx
@@ -15,7 +15,7 @@
         <w:pStyle w:val="Date"/>
       </w:pPr>
       <w:r>
-        <w:t xml:space="preserve">Last modified: 2026-10-13 18:36:45 (PDT)</w:t>
+        <w:t xml:space="preserve">Last modified: 2026-10-13 19:28:53 (PDT)</w:t>
       </w:r>
     </w:p>
     <w:bookmarkStart w:id="78" w:name="sec-diagonalization"/>

--- a/linear-algebra-diagonalization.docx
+++ b/linear-algebra-diagonalization.docx
@@ -15,7 +15,7 @@
         <w:pStyle w:val="Date"/>
       </w:pPr>
       <w:r>
-        <w:t xml:space="preserve">Last modified: 2026-10-13 19:28:53 (PDT)</w:t>
+        <w:t xml:space="preserve">Last modified: 2026-10-13 20:27:09 (PDT)</w:t>
       </w:r>
     </w:p>
     <w:bookmarkStart w:id="78" w:name="sec-diagonalization"/>

--- a/linear-algebra-diagonalization.docx
+++ b/linear-algebra-diagonalization.docx
@@ -15,7 +15,7 @@
         <w:pStyle w:val="Date"/>
       </w:pPr>
       <w:r>
-        <w:t xml:space="preserve">Last modified: 2026-10-13 20:27:09 (PDT)</w:t>
+        <w:t xml:space="preserve">Last modified: 2026-10-13 23:18:59 (PDT)</w:t>
       </w:r>
     </w:p>
     <w:bookmarkStart w:id="78" w:name="sec-diagonalization"/>

--- a/linear-algebra-diagonalization.docx
+++ b/linear-algebra-diagonalization.docx
@@ -15,7 +15,7 @@
         <w:pStyle w:val="Date"/>
       </w:pPr>
       <w:r>
-        <w:t xml:space="preserve">Last modified: 2026-10-13 23:18:59 (PDT)</w:t>
+        <w:t xml:space="preserve">Last modified: 2026-10-14 01:48:43 (PDT)</w:t>
       </w:r>
     </w:p>
     <w:bookmarkStart w:id="78" w:name="sec-diagonalization"/>

--- a/linear-algebra-diagonalization.docx
+++ b/linear-algebra-diagonalization.docx
@@ -15,7 +15,7 @@
         <w:pStyle w:val="Date"/>
       </w:pPr>
       <w:r>
-        <w:t xml:space="preserve">Last modified: 2026-10-14 01:48:43 (PDT)</w:t>
+        <w:t xml:space="preserve">Last modified: 2026-10-14 08:08:00 (PDT)</w:t>
       </w:r>
     </w:p>
     <w:bookmarkStart w:id="78" w:name="sec-diagonalization"/>
@@ -41690,7 +41690,7 @@
           <w:rPr>
             <w:rStyle w:val="Hyperlink"/>
           </w:rPr>
-          <w:t xml:space="preserve">Definition 22 in Special Matrices and Decompositions</w:t>
+          <w:t xml:space="preserve">Definition 23 in Special Matrices and Decompositions</w:t>
         </w:r>
       </w:hyperlink>
       <w:r>

--- a/linear-algebra-diagonalization.docx
+++ b/linear-algebra-diagonalization.docx
@@ -15,7 +15,7 @@
         <w:pStyle w:val="Date"/>
       </w:pPr>
       <w:r>
-        <w:t xml:space="preserve">Last modified: 2026-10-14 08:08:00 (PDT)</w:t>
+        <w:t xml:space="preserve">Last modified: 2026-10-14 13:15:43 (PDT)</w:t>
       </w:r>
     </w:p>
     <w:bookmarkStart w:id="78" w:name="sec-diagonalization"/>

--- a/linear-algebra-diagonalization.docx
+++ b/linear-algebra-diagonalization.docx
@@ -15,7 +15,7 @@
         <w:pStyle w:val="Date"/>
       </w:pPr>
       <w:r>
-        <w:t xml:space="preserve">Last modified: 2026-10-14 13:15:43 (PDT)</w:t>
+        <w:t xml:space="preserve">Last modified: 2026-10-14 23:45:57 (PDT)</w:t>
       </w:r>
     </w:p>
     <w:bookmarkStart w:id="78" w:name="sec-diagonalization"/>
@@ -240,7 +240,7 @@
                 <w:rPr>
                   <w:rStyle w:val="Hyperlink"/>
                 </w:rPr>
-                <w:t xml:space="preserve">Theorem 10 in Special Matrices and Decompositions</w:t>
+                <w:t xml:space="preserve">Theorem 11 in Special Matrices and Decompositions</w:t>
               </w:r>
             </w:hyperlink>
             <w:r>
@@ -1203,7 +1203,7 @@
           <w:rPr>
             <w:rStyle w:val="Hyperlink"/>
           </w:rPr>
-          <w:t xml:space="preserve">Theorem 7 in Column Space, Null Space and Rank-Nullity</w:t>
+          <w:t xml:space="preserve">Theorem 8 in Column Space, Null Space and Rank-Nullity</w:t>
         </w:r>
       </w:hyperlink>
       <w:r>
@@ -2299,7 +2299,7 @@
           <w:rPr>
             <w:rStyle w:val="Hyperlink"/>
           </w:rPr>
-          <w:t xml:space="preserve">Theorem 7 in Column Space, Null Space and Rank-Nullity</w:t>
+          <w:t xml:space="preserve">Theorem 8 in Column Space, Null Space and Rank-Nullity</w:t>
         </w:r>
       </w:hyperlink>
       <w:r>
@@ -3473,7 +3473,7 @@
           <w:rPr>
             <w:rStyle w:val="Hyperlink"/>
           </w:rPr>
-          <w:t xml:space="preserve">Example 21 in Special Matrices and Decompositions</w:t>
+          <w:t xml:space="preserve">Example 22 in Special Matrices and Decompositions</w:t>
         </w:r>
       </w:hyperlink>
       <w:r>
@@ -6658,7 +6658,7 @@
           <w:rPr>
             <w:rStyle w:val="Hyperlink"/>
           </w:rPr>
-          <w:t xml:space="preserve">Example 21 in Special Matrices and Decompositions</w:t>
+          <w:t xml:space="preserve">Example 22 in Special Matrices and Decompositions</w:t>
         </w:r>
       </w:hyperlink>
       <w:r>
@@ -8855,7 +8855,7 @@
           <w:rPr>
             <w:rStyle w:val="Hyperlink"/>
           </w:rPr>
-          <w:t xml:space="preserve">Example 21 in Special Matrices and Decompositions</w:t>
+          <w:t xml:space="preserve">Example 22 in Special Matrices and Decompositions</w:t>
         </w:r>
       </w:hyperlink>
       <w:r>
@@ -20672,7 +20672,7 @@
           <w:rPr>
             <w:rStyle w:val="Hyperlink"/>
           </w:rPr>
-          <w:t xml:space="preserve">Example 21 in Special Matrices and Decompositions</w:t>
+          <w:t xml:space="preserve">Example 22 in Special Matrices and Decompositions</w:t>
         </w:r>
       </w:hyperlink>
       <w:r>
@@ -22456,7 +22456,7 @@
           <w:rPr>
             <w:rStyle w:val="Hyperlink"/>
           </w:rPr>
-          <w:t xml:space="preserve">Example 21 in Special Matrices and Decompositions</w:t>
+          <w:t xml:space="preserve">Example 22 in Special Matrices and Decompositions</w:t>
         </w:r>
       </w:hyperlink>
       <w:r>
@@ -26409,7 +26409,7 @@
           <w:rPr>
             <w:rStyle w:val="Hyperlink"/>
           </w:rPr>
-          <w:t xml:space="preserve">Theorem 10 in Special Matrices and Decompositions</w:t>
+          <w:t xml:space="preserve">Theorem 11 in Special Matrices and Decompositions</w:t>
         </w:r>
       </w:hyperlink>
       <w:r>
@@ -26840,7 +26840,7 @@
           <w:rPr>
             <w:rStyle w:val="Hyperlink"/>
           </w:rPr>
-          <w:t xml:space="preserve">Theorem 10 in Special Matrices and Decompositions</w:t>
+          <w:t xml:space="preserve">Theorem 11 in Special Matrices and Decompositions</w:t>
         </w:r>
       </w:hyperlink>
       <w:r>
@@ -30594,7 +30594,7 @@
                 <w:rPr>
                   <w:rStyle w:val="Hyperlink"/>
                 </w:rPr>
-                <w:t xml:space="preserve">Theorem 13 in Special Matrices and Decompositions</w:t>
+                <w:t xml:space="preserve">Theorem 14 in Special Matrices and Decompositions</w:t>
               </w:r>
             </w:hyperlink>
             <w:r>
@@ -32169,7 +32169,7 @@
           <w:rPr>
             <w:rStyle w:val="Hyperlink"/>
           </w:rPr>
-          <w:t xml:space="preserve">Theorem 10 in Special Matrices and Decompositions</w:t>
+          <w:t xml:space="preserve">Theorem 11 in Special Matrices and Decompositions</w:t>
         </w:r>
       </w:hyperlink>
       <w:r>
@@ -32218,7 +32218,7 @@
           <w:rPr>
             <w:rStyle w:val="Hyperlink"/>
           </w:rPr>
-          <w:t xml:space="preserve">Theorem 13 in Special Matrices and Decompositions</w:t>
+          <w:t xml:space="preserve">Theorem 14 in Special Matrices and Decompositions</w:t>
         </w:r>
       </w:hyperlink>
       <w:r>
@@ -33048,7 +33048,7 @@
                   <m:nor/>
                   <m:sty m:val="p"/>
                 </m:rPr>
-                <m:t>Theorem 10 in Special Matrices and Decompositions</m:t>
+                <m:t>Theorem 11 in Special Matrices and Decompositions</m:t>
               </m:r>
               <m:r>
                 <m:rPr>
@@ -33201,7 +33201,7 @@
           <w:rPr>
             <w:rStyle w:val="Hyperlink"/>
           </w:rPr>
-          <w:t xml:space="preserve">Theorem 13 in Special Matrices and Decompositions</w:t>
+          <w:t xml:space="preserve">Theorem 14 in Special Matrices and Decompositions</w:t>
         </w:r>
       </w:hyperlink>
       <w:r>
@@ -33711,7 +33711,7 @@
           <w:rPr>
             <w:rStyle w:val="Hyperlink"/>
           </w:rPr>
-          <w:t xml:space="preserve">Example 26 in Special Matrices and Decompositions</w:t>
+          <w:t xml:space="preserve">Example 27 in Special Matrices and Decompositions</w:t>
         </w:r>
       </w:hyperlink>
       <w:r>
@@ -33816,7 +33816,7 @@
           <w:rPr>
             <w:rStyle w:val="Hyperlink"/>
           </w:rPr>
-          <w:t xml:space="preserve">Example 27 in Special Matrices and Decompositions</w:t>
+          <w:t xml:space="preserve">Example 28 in Special Matrices and Decompositions</w:t>
         </w:r>
       </w:hyperlink>
       <w:r>
@@ -34134,7 +34134,7 @@
           <w:rPr>
             <w:rStyle w:val="Hyperlink"/>
           </w:rPr>
-          <w:t xml:space="preserve">Example 27 in Special Matrices and Decompositions</w:t>
+          <w:t xml:space="preserve">Example 28 in Special Matrices and Decompositions</w:t>
         </w:r>
       </w:hyperlink>
       <w:r>
@@ -36487,7 +36487,7 @@
           <w:rPr>
             <w:rStyle w:val="Hyperlink"/>
           </w:rPr>
-          <w:t xml:space="preserve">Example 27 in Special Matrices and Decompositions</w:t>
+          <w:t xml:space="preserve">Example 28 in Special Matrices and Decompositions</w:t>
         </w:r>
       </w:hyperlink>
       <w:r>
@@ -37154,7 +37154,7 @@
           <w:rPr>
             <w:rStyle w:val="Hyperlink"/>
           </w:rPr>
-          <w:t xml:space="preserve">Example 21 in Special Matrices and Decompositions</w:t>
+          <w:t xml:space="preserve">Example 22 in Special Matrices and Decompositions</w:t>
         </w:r>
       </w:hyperlink>
       <w:r>
@@ -41793,7 +41793,7 @@
           <w:rPr>
             <w:rStyle w:val="Hyperlink"/>
           </w:rPr>
-          <w:t xml:space="preserve">Example 27 in Special Matrices and Decompositions</w:t>
+          <w:t xml:space="preserve">Example 28 in Special Matrices and Decompositions</w:t>
         </w:r>
       </w:hyperlink>
       <w:r>
@@ -50500,7 +50500,7 @@
           <w:rPr>
             <w:rStyle w:val="Hyperlink"/>
           </w:rPr>
-          <w:t xml:space="preserve">Theorem 14 in Special Matrices and Decompositions</w:t>
+          <w:t xml:space="preserve">Theorem 15 in Special Matrices and Decompositions</w:t>
         </w:r>
       </w:hyperlink>
       <w:r>
@@ -51175,7 +51175,7 @@
           <w:rPr>
             <w:rStyle w:val="Hyperlink"/>
           </w:rPr>
-          <w:t xml:space="preserve">Theorem 14 in Special Matrices and Decompositions</w:t>
+          <w:t xml:space="preserve">Theorem 15 in Special Matrices and Decompositions</w:t>
         </w:r>
       </w:hyperlink>
       <w:r>
@@ -52663,7 +52663,7 @@
           <w:rPr>
             <w:rStyle w:val="Hyperlink"/>
           </w:rPr>
-          <w:t xml:space="preserve">Example 27 in Special Matrices and Decompositions</w:t>
+          <w:t xml:space="preserve">Example 28 in Special Matrices and Decompositions</w:t>
         </w:r>
       </w:hyperlink>
       <w:r>

--- a/linear-algebra-diagonalization.docx
+++ b/linear-algebra-diagonalization.docx
@@ -15,7 +15,7 @@
         <w:pStyle w:val="Date"/>
       </w:pPr>
       <w:r>
-        <w:t xml:space="preserve">Last modified: 2026-10-14 23:45:57 (PDT)</w:t>
+        <w:t xml:space="preserve">Last modified: 2026-10-15 00:49:40 (PDT)</w:t>
       </w:r>
     </w:p>
     <w:bookmarkStart w:id="78" w:name="sec-diagonalization"/>

--- a/linear-algebra-diagonalization.docx
+++ b/linear-algebra-diagonalization.docx
@@ -15,7 +15,7 @@
         <w:pStyle w:val="Date"/>
       </w:pPr>
       <w:r>
-        <w:t xml:space="preserve">Last modified: 2026-10-15 00:49:40 (PDT)</w:t>
+        <w:t xml:space="preserve">Last modified: 2026-10-15 02:44:48 (PDT)</w:t>
       </w:r>
     </w:p>
     <w:bookmarkStart w:id="78" w:name="sec-diagonalization"/>

--- a/linear-algebra-diagonalization.docx
+++ b/linear-algebra-diagonalization.docx
@@ -15,7 +15,7 @@
         <w:pStyle w:val="Date"/>
       </w:pPr>
       <w:r>
-        <w:t xml:space="preserve">Last modified: 2026-10-15 02:44:48 (PDT)</w:t>
+        <w:t xml:space="preserve">Last modified: 2026-10-15 03:52:50 (PDT)</w:t>
       </w:r>
     </w:p>
     <w:bookmarkStart w:id="78" w:name="sec-diagonalization"/>

--- a/linear-algebra-diagonalization.docx
+++ b/linear-algebra-diagonalization.docx
@@ -15,7 +15,7 @@
         <w:pStyle w:val="Date"/>
       </w:pPr>
       <w:r>
-        <w:t xml:space="preserve">Last modified: 2026-10-15 03:52:50 (PDT)</w:t>
+        <w:t xml:space="preserve">Last modified: 2026-10-15 04:45:51 (PDT)</w:t>
       </w:r>
     </w:p>
     <w:bookmarkStart w:id="78" w:name="sec-diagonalization"/>
@@ -39070,7 +39070,7 @@
           <w:b/>
           <w:bCs/>
         </w:rPr>
-        <w:t xml:space="preserve">Definition 5 (Leading block of a square matrix)</w:t>
+        <w:t xml:space="preserve">Definition 5 (Leading block (top-left block) of a square matrix)</w:t>
       </w:r>
       <w:r>
         <w:t xml:space="preserve"> </w:t>

--- a/linear-algebra-diagonalization.docx
+++ b/linear-algebra-diagonalization.docx
@@ -15,7 +15,7 @@
         <w:pStyle w:val="Date"/>
       </w:pPr>
       <w:r>
-        <w:t xml:space="preserve">Last modified: 2026-10-15 04:45:51 (PDT)</w:t>
+        <w:t xml:space="preserve">Last modified: 2026-10-15 06:48:48 (PDT)</w:t>
       </w:r>
     </w:p>
     <w:bookmarkStart w:id="78" w:name="sec-diagonalization"/>

--- a/linear-algebra-diagonalization.docx
+++ b/linear-algebra-diagonalization.docx
@@ -15,7 +15,7 @@
         <w:pStyle w:val="Date"/>
       </w:pPr>
       <w:r>
-        <w:t xml:space="preserve">Last modified: 2026-10-15 06:48:48 (PDT)</w:t>
+        <w:t xml:space="preserve">Last modified: 2026-10-15 07:39:11 (PDT)</w:t>
       </w:r>
     </w:p>
     <w:bookmarkStart w:id="78" w:name="sec-diagonalization"/>

--- a/linear-algebra-diagonalization.docx
+++ b/linear-algebra-diagonalization.docx
@@ -15,7 +15,7 @@
         <w:pStyle w:val="Date"/>
       </w:pPr>
       <w:r>
-        <w:t xml:space="preserve">Last modified: 2026-10-15 07:39:11 (PDT)</w:t>
+        <w:t xml:space="preserve">Last modified: 2026-10-15 08:28:32 (PDT)</w:t>
       </w:r>
     </w:p>
     <w:bookmarkStart w:id="78" w:name="sec-diagonalization"/>

--- a/linear-algebra-diagonalization.docx
+++ b/linear-algebra-diagonalization.docx
@@ -15,7 +15,7 @@
         <w:pStyle w:val="Date"/>
       </w:pPr>
       <w:r>
-        <w:t xml:space="preserve">Last modified: 2026-10-15 08:28:32 (PDT)</w:t>
+        <w:t xml:space="preserve">Last modified: 2026-10-15 09:23:43 (PDT)</w:t>
       </w:r>
     </w:p>
     <w:bookmarkStart w:id="78" w:name="sec-diagonalization"/>
@@ -1435,7 +1435,7 @@
           <w:rPr>
             <w:rStyle w:val="Hyperlink"/>
           </w:rPr>
-          <w:t xml:space="preserve">Definition 12 in Vectors</w:t>
+          <w:t xml:space="preserve">Definition 13 in Vectors</w:t>
         </w:r>
       </w:hyperlink>
       <w:r>
@@ -40921,7 +40921,7 @@
           <w:rPr>
             <w:rStyle w:val="Hyperlink"/>
           </w:rPr>
-          <w:t xml:space="preserve">Definition 12 in Vectors</w:t>
+          <w:t xml:space="preserve">Definition 13 in Vectors</w:t>
         </w:r>
       </w:hyperlink>
       <w:r>

--- a/linear-algebra-diagonalization.docx
+++ b/linear-algebra-diagonalization.docx
@@ -15,10 +15,10 @@
         <w:pStyle w:val="Date"/>
       </w:pPr>
       <w:r>
-        <w:t xml:space="preserve">Last modified: 2026-10-15 09:23:43 (PDT)</w:t>
+        <w:t xml:space="preserve">Last modified: 2026-10-15 10:07:44 (PDT)</w:t>
       </w:r>
     </w:p>
-    <w:bookmarkStart w:id="78" w:name="sec-diagonalization"/>
+    <w:bookmarkStart w:id="79" w:name="sec-diagonalization"/>
     <w:p>
       <w:pPr>
         <w:pStyle w:val="Heading2"/>
@@ -1042,7 +1042,7 @@
                   <m:nor/>
                   <m:sty m:val="p"/>
                 </m:rPr>
-                <m:t>Definition 11 in Matrices</m:t>
+                <m:t>Definition 13 in Matrices</m:t>
               </m:r>
               <m:r>
                 <m:rPr>
@@ -1435,7 +1435,7 @@
           <w:rPr>
             <w:rStyle w:val="Hyperlink"/>
           </w:rPr>
-          <w:t xml:space="preserve">Definition 13 in Vectors</w:t>
+          <w:t xml:space="preserve">Definition 14 in Vectors</w:t>
         </w:r>
       </w:hyperlink>
       <w:r>
@@ -2461,7 +2461,7 @@
           <w:rPr>
             <w:rStyle w:val="Hyperlink"/>
           </w:rPr>
-          <w:t xml:space="preserve">Definition 8 in Subspaces and Rank</w:t>
+          <w:t xml:space="preserve">Definition 9 in Subspaces and Rank</w:t>
         </w:r>
       </w:hyperlink>
       <w:r>
@@ -3065,7 +3065,7 @@
           <w:b/>
           <w:bCs/>
         </w:rPr>
-        <w:t xml:space="preserve">Definition 1 (Eigenspace and geometric multiplicity)</w:t>
+        <w:t xml:space="preserve">Definition 1 (Eigenspace)</w:t>
       </w:r>
       <w:r>
         <w:t xml:space="preserve"> </w:t>
@@ -3311,24 +3311,96 @@
         </w:r>
       </w:hyperlink>
       <w:r>
-        <w:t xml:space="preserve">),</w:t>
-      </w:r>
-      <w:r>
-        <w:t xml:space="preserve"> </w:t>
-      </w:r>
-      <w:r>
-        <w:t xml:space="preserve">and its dimension (</w:t>
+        <w:t xml:space="preserve">).</w:t>
+      </w:r>
+    </w:p>
+    <w:bookmarkEnd w:id="27"/>
+    <w:bookmarkStart w:id="28" w:name="def-geometric-multiplicity"/>
+    <w:p>
+      <w:pPr>
+        <w:pStyle w:val="BodyText"/>
+      </w:pPr>
+      <w:r>
+        <w:rPr>
+          <w:b/>
+          <w:bCs/>
+        </w:rPr>
+        <w:t xml:space="preserve">Definition 2 (Geometric multiplicity)</w:t>
+      </w:r>
+      <w:r>
+        <w:t xml:space="preserve"> </w:t>
+      </w:r>
+      <w:r>
+        <w:t xml:space="preserve">The dimension (</w:t>
       </w:r>
       <w:hyperlink r:id="rId21">
         <w:r>
           <w:rPr>
             <w:rStyle w:val="Hyperlink"/>
           </w:rPr>
-          <w:t xml:space="preserve">Definition 8 in Subspaces and Rank</w:t>
+          <w:t xml:space="preserve">Definition 9 in Subspaces and Rank</w:t>
         </w:r>
       </w:hyperlink>
       <w:r>
-        <w:t xml:space="preserve">) is the</w:t>
+        <w:t xml:space="preserve">) of the eigenspace</w:t>
+      </w:r>
+      <w:r>
+        <w:t xml:space="preserve"> </w:t>
+      </w:r>
+      <m:oMath>
+        <m:sSub>
+          <m:e>
+            <m:r>
+              <m:rPr>
+                <m:scr m:val="script"/>
+                <m:sty m:val="p"/>
+              </m:rPr>
+              <m:t>E</m:t>
+            </m:r>
+          </m:e>
+          <m:sub>
+            <m:r>
+              <m:t>λ</m:t>
+            </m:r>
+          </m:sub>
+        </m:sSub>
+      </m:oMath>
+      <w:r>
+        <w:t xml:space="preserve"> </w:t>
+      </w:r>
+      <w:r>
+        <w:t xml:space="preserve">(</w:t>
+      </w:r>
+      <w:hyperlink w:anchor="def-eigenspace">
+        <w:r>
+          <w:rPr>
+            <w:rStyle w:val="Hyperlink"/>
+          </w:rPr>
+          <w:t xml:space="preserve">Definition 1</w:t>
+        </w:r>
+      </w:hyperlink>
+      <w:r>
+        <w:t xml:space="preserve">)</w:t>
+      </w:r>
+      <w:r>
+        <w:t xml:space="preserve"> </w:t>
+      </w:r>
+      <w:r>
+        <w:t xml:space="preserve">of an eigenvalue</w:t>
+      </w:r>
+      <w:r>
+        <w:t xml:space="preserve"> </w:t>
+      </w:r>
+      <m:oMath>
+        <m:r>
+          <m:t>λ</m:t>
+        </m:r>
+      </m:oMath>
+      <w:r>
+        <w:t xml:space="preserve"> </w:t>
+      </w:r>
+      <w:r>
+        <w:t xml:space="preserve">is the</w:t>
       </w:r>
       <w:r>
         <w:t xml:space="preserve"> </w:t>
@@ -3358,8 +3430,8 @@
         <w:t xml:space="preserve">.</w:t>
       </w:r>
     </w:p>
-    <w:bookmarkEnd w:id="27"/>
-    <w:bookmarkStart w:id="29" w:name="exm-eigenspace"/>
+    <w:bookmarkEnd w:id="28"/>
+    <w:bookmarkStart w:id="30" w:name="exm-eigenspace"/>
     <w:p>
       <w:pPr>
         <w:pStyle w:val="BodyText"/>
@@ -3468,7 +3540,7 @@
       <w:r>
         <w:t xml:space="preserve"> </w:t>
       </w:r>
-      <w:hyperlink r:id="rId28">
+      <w:hyperlink r:id="rId29">
         <w:r>
           <w:rPr>
             <w:rStyle w:val="Hyperlink"/>
@@ -4499,8 +4571,8 @@
         <w:t xml:space="preserve">.</w:t>
       </w:r>
     </w:p>
-    <w:bookmarkEnd w:id="29"/>
-    <w:bookmarkStart w:id="30" w:name="exm-not-eigenspace"/>
+    <w:bookmarkEnd w:id="30"/>
+    <w:bookmarkStart w:id="31" w:name="exm-not-eigenspace"/>
     <w:p>
       <w:pPr>
         <w:pStyle w:val="FirstParagraph"/>
@@ -5268,8 +5340,8 @@
         <w:t xml:space="preserve">.</w:t>
       </w:r>
     </w:p>
-    <w:bookmarkEnd w:id="30"/>
-    <w:bookmarkStart w:id="31" w:name="thm-eigenvalue-singular"/>
+    <w:bookmarkEnd w:id="31"/>
+    <w:bookmarkStart w:id="32" w:name="thm-eigenvalue-singular"/>
     <w:p>
       <w:pPr>
         <w:pStyle w:val="BodyText"/>
@@ -5635,7 +5707,7 @@
         <w:t xml:space="preserve">.</w:t>
       </w:r>
     </w:p>
-    <w:bookmarkEnd w:id="31"/>
+    <w:bookmarkEnd w:id="32"/>
     <w:p>
       <w:pPr>
         <w:pStyle w:val="BodyText"/>
@@ -6405,7 +6477,7 @@
         <w:t xml:space="preserve">).</w:t>
       </w:r>
     </w:p>
-    <w:bookmarkStart w:id="32" w:name="exm-eigenvalue-singular"/>
+    <w:bookmarkStart w:id="33" w:name="exm-eigenvalue-singular"/>
     <w:p>
       <w:pPr>
         <w:pStyle w:val="BodyText"/>
@@ -6653,7 +6725,7 @@
       <w:r>
         <w:t xml:space="preserve"> </w:t>
       </w:r>
-      <w:hyperlink r:id="rId28">
+      <w:hyperlink r:id="rId29">
         <w:r>
           <w:rPr>
             <w:rStyle w:val="Hyperlink"/>
@@ -7194,8 +7266,8 @@
         <w:t xml:space="preserve">.</w:t>
       </w:r>
     </w:p>
-    <w:bookmarkEnd w:id="32"/>
-    <w:bookmarkStart w:id="34" w:name="thm-eigen-shift-power"/>
+    <w:bookmarkEnd w:id="33"/>
+    <w:bookmarkStart w:id="35" w:name="thm-eigen-shift-power"/>
     <w:p>
       <w:pPr>
         <w:pStyle w:val="BodyText"/>
@@ -7454,7 +7526,7 @@
       <w:r>
         <w:t xml:space="preserve">(</w:t>
       </w:r>
-      <w:hyperlink r:id="rId33">
+      <w:hyperlink r:id="rId34">
         <w:r>
           <w:rPr>
             <w:rStyle w:val="Hyperlink"/>
@@ -7503,7 +7575,7 @@
         <w:t xml:space="preserve">.</w:t>
       </w:r>
     </w:p>
-    <w:bookmarkEnd w:id="34"/>
+    <w:bookmarkEnd w:id="35"/>
     <w:p>
       <w:pPr>
         <w:pStyle w:val="FirstParagraph"/>
@@ -8048,7 +8120,7 @@
         </w:rPr>
         <w:t xml:space="preserve"> </w:t>
       </w:r>
-      <w:hyperlink r:id="rId35">
+      <w:hyperlink r:id="rId36">
         <w:r>
           <w:rPr>
             <w:rStyle w:val="Hyperlink"/>
@@ -8706,7 +8778,7 @@
         <w:t xml:space="preserve">is an eigenvector.</w:t>
       </w:r>
     </w:p>
-    <w:bookmarkStart w:id="36" w:name="exm-eigen-shift-power"/>
+    <w:bookmarkStart w:id="37" w:name="exm-eigen-shift-power"/>
     <w:p>
       <w:pPr>
         <w:pStyle w:val="BodyText"/>
@@ -8850,7 +8922,7 @@
       <w:r>
         <w:t xml:space="preserve">(</w:t>
       </w:r>
-      <w:hyperlink r:id="rId28">
+      <w:hyperlink r:id="rId29">
         <w:r>
           <w:rPr>
             <w:rStyle w:val="Hyperlink"/>
@@ -9486,8 +9558,8 @@
         <w:t xml:space="preserve">.</w:t>
       </w:r>
     </w:p>
-    <w:bookmarkEnd w:id="36"/>
-    <w:bookmarkStart w:id="38" w:name="thm-eigen-triangular"/>
+    <w:bookmarkEnd w:id="37"/>
+    <w:bookmarkStart w:id="39" w:name="thm-eigen-triangular"/>
     <w:p>
       <w:pPr>
         <w:pStyle w:val="FirstParagraph"/>
@@ -9556,7 +9628,7 @@
       <w:r>
         <w:t xml:space="preserve">(</w:t>
       </w:r>
-      <w:hyperlink r:id="rId37">
+      <w:hyperlink r:id="rId38">
         <w:r>
           <w:rPr>
             <w:rStyle w:val="Hyperlink"/>
@@ -9621,7 +9693,7 @@
         <w:t xml:space="preserve">.</w:t>
       </w:r>
     </w:p>
-    <w:bookmarkEnd w:id="38"/>
+    <w:bookmarkEnd w:id="39"/>
     <w:p>
       <w:pPr>
         <w:pStyle w:val="BodyText"/>
@@ -9718,12 +9790,12 @@
       <w:r>
         <w:t xml:space="preserve">(</w:t>
       </w:r>
-      <w:hyperlink r:id="rId39">
+      <w:hyperlink r:id="rId40">
         <w:r>
           <w:rPr>
             <w:rStyle w:val="Hyperlink"/>
           </w:rPr>
-          <w:t xml:space="preserve">Definition 10 in Matrices</w:t>
+          <w:t xml:space="preserve">Definition 12 in Matrices</w:t>
         </w:r>
       </w:hyperlink>
       <w:r>
@@ -9732,7 +9804,7 @@
       <w:r>
         <w:t xml:space="preserve"> </w:t>
       </w:r>
-      <w:hyperlink r:id="rId40">
+      <w:hyperlink r:id="rId41">
         <w:r>
           <w:rPr>
             <w:rStyle w:val="Hyperlink"/>
@@ -9950,7 +10022,7 @@
       <w:r>
         <w:t xml:space="preserve">(</w:t>
       </w:r>
-      <w:hyperlink r:id="rId41">
+      <w:hyperlink r:id="rId42">
         <w:r>
           <w:rPr>
             <w:rStyle w:val="Hyperlink"/>
@@ -11159,7 +11231,7 @@
       <w:r>
         <w:t xml:space="preserve"> </w:t>
       </w:r>
-      <w:hyperlink r:id="rId41">
+      <w:hyperlink r:id="rId42">
         <w:r>
           <w:rPr>
             <w:rStyle w:val="Hyperlink"/>
@@ -11305,7 +11377,7 @@
         <w:t xml:space="preserve">is an eigenvalue.</w:t>
       </w:r>
     </w:p>
-    <w:bookmarkStart w:id="43" w:name="exm-eigen-triangular"/>
+    <w:bookmarkStart w:id="44" w:name="exm-eigen-triangular"/>
     <w:p>
       <w:pPr>
         <w:pStyle w:val="BodyText"/>
@@ -11466,7 +11538,7 @@
       <w:r>
         <w:t xml:space="preserve"> </w:t>
       </w:r>
-      <w:hyperlink r:id="rId42">
+      <w:hyperlink r:id="rId43">
         <w:r>
           <w:rPr>
             <w:rStyle w:val="Hyperlink"/>
@@ -12166,8 +12238,8 @@
         <w:t xml:space="preserve">is its only eigenvalue.</w:t>
       </w:r>
     </w:p>
-    <w:bookmarkEnd w:id="43"/>
-    <w:bookmarkStart w:id="46" w:name="thm-eigen-idempotent-orthogonal"/>
+    <w:bookmarkEnd w:id="44"/>
+    <w:bookmarkStart w:id="47" w:name="thm-eigen-idempotent-orthogonal"/>
     <w:p>
       <w:pPr>
         <w:pStyle w:val="BodyText"/>
@@ -12197,7 +12269,7 @@
       <w:r>
         <w:t xml:space="preserve">Every eigenvalue of an idempotent matrix (</w:t>
       </w:r>
-      <w:hyperlink r:id="rId44">
+      <w:hyperlink r:id="rId45">
         <w:r>
           <w:rPr>
             <w:rStyle w:val="Hyperlink"/>
@@ -12245,7 +12317,7 @@
       <w:r>
         <w:t xml:space="preserve">Every eigenvalue of an orthogonal matrix (</w:t>
       </w:r>
-      <w:hyperlink r:id="rId45">
+      <w:hyperlink r:id="rId46">
         <w:r>
           <w:rPr>
             <w:rStyle w:val="Hyperlink"/>
@@ -12288,7 +12360,7 @@
         <w:t xml:space="preserve">.</w:t>
       </w:r>
     </w:p>
-    <w:bookmarkEnd w:id="46"/>
+    <w:bookmarkEnd w:id="47"/>
     <w:p>
       <w:pPr>
         <w:pStyle w:val="FirstParagraph"/>
@@ -13255,7 +13327,7 @@
       <w:r>
         <w:t xml:space="preserve">(</w:t>
       </w:r>
-      <w:hyperlink r:id="rId47">
+      <w:hyperlink r:id="rId48">
         <w:r>
           <w:rPr>
             <w:rStyle w:val="Hyperlink"/>
@@ -13426,7 +13498,7 @@
         <w:t xml:space="preserve">.</w:t>
       </w:r>
     </w:p>
-    <w:bookmarkStart w:id="51" w:name="exm-eigen-idempotent-orthogonal"/>
+    <w:bookmarkStart w:id="52" w:name="exm-eigen-idempotent-orthogonal"/>
     <w:p>
       <w:pPr>
         <w:pStyle w:val="BodyText"/>
@@ -13523,7 +13595,7 @@
       <w:r>
         <w:t xml:space="preserve"> </w:t>
       </w:r>
-      <w:hyperlink r:id="rId48">
+      <w:hyperlink r:id="rId49">
         <w:r>
           <w:rPr>
             <w:rStyle w:val="Hyperlink"/>
@@ -13854,7 +13926,7 @@
       <w:r>
         <w:t xml:space="preserve">are orthonormal (</w:t>
       </w:r>
-      <w:hyperlink r:id="rId49">
+      <w:hyperlink r:id="rId50">
         <w:r>
           <w:rPr>
             <w:rStyle w:val="Hyperlink"/>
@@ -14088,7 +14160,7 @@
       <w:r>
         <w:t xml:space="preserve"> </w:t>
       </w:r>
-      <w:hyperlink r:id="rId50">
+      <w:hyperlink r:id="rId51">
         <w:r>
           <w:rPr>
             <w:rStyle w:val="Hyperlink"/>
@@ -14803,8 +14875,8 @@
         <w:t xml:space="preserve">again.</w:t>
       </w:r>
     </w:p>
-    <w:bookmarkEnd w:id="51"/>
-    <w:bookmarkStart w:id="52" w:name="def-similar"/>
+    <w:bookmarkEnd w:id="52"/>
+    <w:bookmarkStart w:id="53" w:name="def-similar"/>
     <w:p>
       <w:pPr>
         <w:pStyle w:val="FirstParagraph"/>
@@ -14814,7 +14886,7 @@
           <w:b/>
           <w:bCs/>
         </w:rPr>
-        <w:t xml:space="preserve">Definition 2 (Similar matrices)</w:t>
+        <w:t xml:space="preserve">Definition 3 (Similar matrices)</w:t>
       </w:r>
       <w:r>
         <w:t xml:space="preserve"> </w:t>
@@ -15003,8 +15075,8 @@
         <w:t xml:space="preserve">).</w:t>
       </w:r>
     </w:p>
-    <w:bookmarkEnd w:id="52"/>
-    <w:bookmarkStart w:id="54" w:name="rem-similar-both-ways"/>
+    <w:bookmarkEnd w:id="53"/>
+    <w:bookmarkStart w:id="55" w:name="rem-similar-both-ways"/>
     <w:p>
       <w:pPr>
         <w:pStyle w:val="BodyText"/>
@@ -15274,7 +15346,7 @@
       <w:r>
         <w:t xml:space="preserve">and that factor is unique (</w:t>
       </w:r>
-      <w:hyperlink r:id="rId53">
+      <w:hyperlink r:id="rId54">
         <w:r>
           <w:rPr>
             <w:rStyle w:val="Hyperlink"/>
@@ -16129,8 +16201,8 @@
         <w:t xml:space="preserve">.</w:t>
       </w:r>
     </w:p>
-    <w:bookmarkEnd w:id="54"/>
-    <w:bookmarkStart w:id="57" w:name="exm-similar"/>
+    <w:bookmarkEnd w:id="55"/>
+    <w:bookmarkStart w:id="58" w:name="exm-similar"/>
     <w:p>
       <w:pPr>
         <w:pStyle w:val="BodyText"/>
@@ -16750,7 +16822,7 @@
                   <m:nor/>
                   <m:sty m:val="p"/>
                 </m:rPr>
-                <m:t>Definition 10 in Matrices</m:t>
+                <m:t>Definition 12 in Matrices</m:t>
               </m:r>
               <m:r>
                 <m:rPr>
@@ -16985,7 +17057,7 @@
       <w:r>
         <w:t xml:space="preserve">(</w:t>
       </w:r>
-      <w:hyperlink r:id="rId55">
+      <w:hyperlink r:id="rId56">
         <w:r>
           <w:rPr>
             <w:rStyle w:val="Hyperlink"/>
@@ -17994,7 +18066,7 @@
       <w:r>
         <w:t xml:space="preserve">(</w:t>
       </w:r>
-      <w:hyperlink r:id="rId56">
+      <w:hyperlink r:id="rId57">
         <w:r>
           <w:rPr>
             <w:rStyle w:val="Hyperlink"/>
@@ -18006,8 +18078,8 @@
         <w:t xml:space="preserve">, 2).</w:t>
       </w:r>
     </w:p>
-    <w:bookmarkEnd w:id="57"/>
-    <w:bookmarkStart w:id="58" w:name="thm-similar-eigenvalues"/>
+    <w:bookmarkEnd w:id="58"/>
+    <w:bookmarkStart w:id="59" w:name="thm-similar-eigenvalues"/>
     <w:p>
       <w:pPr>
         <w:pStyle w:val="BodyText"/>
@@ -18086,7 +18158,7 @@
           <w:rPr>
             <w:rStyle w:val="Hyperlink"/>
           </w:rPr>
-          <w:t xml:space="preserve">Definition 2</w:t>
+          <w:t xml:space="preserve">Definition 3</w:t>
         </w:r>
       </w:hyperlink>
       <w:r>
@@ -18261,7 +18333,7 @@
         <w:t xml:space="preserve">have the same eigenvalues.</w:t>
       </w:r>
     </w:p>
-    <w:bookmarkEnd w:id="58"/>
+    <w:bookmarkEnd w:id="59"/>
     <w:p>
       <w:pPr>
         <w:pStyle w:val="BodyText"/>
@@ -19422,7 +19494,7 @@
       <w:r>
         <w:t xml:space="preserve">(</w:t>
       </w:r>
-      <w:hyperlink r:id="rId56">
+      <w:hyperlink r:id="rId57">
         <w:r>
           <w:rPr>
             <w:rStyle w:val="Hyperlink"/>
@@ -19436,7 +19508,7 @@
       <w:r>
         <w:t xml:space="preserve"> </w:t>
       </w:r>
-      <w:hyperlink r:id="rId59">
+      <w:hyperlink r:id="rId60">
         <w:r>
           <w:rPr>
             <w:rStyle w:val="Hyperlink"/>
@@ -19450,12 +19522,12 @@
       <w:r>
         <w:t xml:space="preserve"> </w:t>
       </w:r>
-      <w:hyperlink r:id="rId60">
+      <w:hyperlink r:id="rId61">
         <w:r>
           <w:rPr>
             <w:rStyle w:val="Hyperlink"/>
           </w:rPr>
-          <w:t xml:space="preserve">Definition 11 in Matrices</w:t>
+          <w:t xml:space="preserve">Definition 13 in Matrices</w:t>
         </w:r>
       </w:hyperlink>
       <w:r>
@@ -20066,7 +20138,7 @@
       <w:r>
         <w:t xml:space="preserve">(</w:t>
       </w:r>
-      <w:hyperlink r:id="rId59">
+      <w:hyperlink r:id="rId60">
         <w:r>
           <w:rPr>
             <w:rStyle w:val="Hyperlink"/>
@@ -20080,7 +20152,7 @@
       <w:r>
         <w:t xml:space="preserve"> </w:t>
       </w:r>
-      <w:hyperlink r:id="rId56">
+      <w:hyperlink r:id="rId57">
         <w:r>
           <w:rPr>
             <w:rStyle w:val="Hyperlink"/>
@@ -20092,7 +20164,7 @@
         <w:t xml:space="preserve">).</w:t>
       </w:r>
     </w:p>
-    <w:bookmarkStart w:id="61" w:name="exm-similar-eigenvalues"/>
+    <w:bookmarkStart w:id="62" w:name="exm-similar-eigenvalues"/>
     <w:p>
       <w:pPr>
         <w:pStyle w:val="BodyText"/>
@@ -20667,7 +20739,7 @@
       <w:r>
         <w:t xml:space="preserve"> </w:t>
       </w:r>
-      <w:hyperlink r:id="rId28">
+      <w:hyperlink r:id="rId29">
         <w:r>
           <w:rPr>
             <w:rStyle w:val="Hyperlink"/>
@@ -20679,8 +20751,8 @@
         <w:t xml:space="preserve">.</w:t>
       </w:r>
     </w:p>
-    <w:bookmarkEnd w:id="61"/>
-    <w:bookmarkStart w:id="63" w:name="thm-eigenvectors-independent"/>
+    <w:bookmarkEnd w:id="62"/>
+    <w:bookmarkStart w:id="64" w:name="thm-eigenvectors-independent"/>
     <w:p>
       <w:pPr>
         <w:pStyle w:val="BodyText"/>
@@ -20931,7 +21003,7 @@
       <w:r>
         <w:t xml:space="preserve">are linearly independent (</w:t>
       </w:r>
-      <w:hyperlink r:id="rId62">
+      <w:hyperlink r:id="rId63">
         <w:r>
           <w:rPr>
             <w:rStyle w:val="Hyperlink"/>
@@ -20943,7 +21015,7 @@
         <w:t xml:space="preserve">).</w:t>
       </w:r>
     </w:p>
-    <w:bookmarkEnd w:id="63"/>
+    <w:bookmarkEnd w:id="64"/>
     <w:p>
       <w:pPr>
         <w:pStyle w:val="BodyText"/>
@@ -20964,7 +21036,7 @@
       <w:r>
         <w:t xml:space="preserve"> </w:t>
       </w:r>
-      <w:hyperlink r:id="rId35">
+      <w:hyperlink r:id="rId36">
         <w:r>
           <w:rPr>
             <w:rStyle w:val="Hyperlink"/>
@@ -22326,7 +22398,7 @@
         <w:t xml:space="preserve">too.</w:t>
       </w:r>
     </w:p>
-    <w:bookmarkStart w:id="64" w:name="exm-eigenvectors-independent"/>
+    <w:bookmarkStart w:id="65" w:name="exm-eigenvectors-independent"/>
     <w:p>
       <w:pPr>
         <w:pStyle w:val="BodyText"/>
@@ -22451,7 +22523,7 @@
       <w:r>
         <w:t xml:space="preserve"> </w:t>
       </w:r>
-      <w:hyperlink r:id="rId28">
+      <w:hyperlink r:id="rId29">
         <w:r>
           <w:rPr>
             <w:rStyle w:val="Hyperlink"/>
@@ -22841,8 +22913,8 @@
         <w:t xml:space="preserve">.</w:t>
       </w:r>
     </w:p>
-    <w:bookmarkEnd w:id="64"/>
-    <w:bookmarkStart w:id="66" w:name="def-diagonalizable"/>
+    <w:bookmarkEnd w:id="65"/>
+    <w:bookmarkStart w:id="67" w:name="def-diagonalizable"/>
     <w:p>
       <w:pPr>
         <w:pStyle w:val="BodyText"/>
@@ -22852,7 +22924,7 @@
           <w:b/>
           <w:bCs/>
         </w:rPr>
-        <w:t xml:space="preserve">Definition 3 (Diagonalizable matrix)</w:t>
+        <w:t xml:space="preserve">Definition 4 (Diagonalizable matrix)</w:t>
       </w:r>
       <w:r>
         <w:t xml:space="preserve"> </w:t>
@@ -23052,7 +23124,7 @@
       <w:r>
         <w:t xml:space="preserve">(</w:t>
       </w:r>
-      <w:hyperlink r:id="rId65">
+      <w:hyperlink r:id="rId66">
         <w:r>
           <w:rPr>
             <w:rStyle w:val="Hyperlink"/>
@@ -23147,15 +23219,15 @@
           <w:rPr>
             <w:rStyle w:val="Hyperlink"/>
           </w:rPr>
-          <w:t xml:space="preserve">Definition 2</w:t>
+          <w:t xml:space="preserve">Definition 3</w:t>
         </w:r>
       </w:hyperlink>
       <w:r>
         <w:t xml:space="preserve">).</w:t>
       </w:r>
     </w:p>
-    <w:bookmarkEnd w:id="66"/>
-    <w:bookmarkStart w:id="67" w:name="exm-diagonalizable"/>
+    <w:bookmarkEnd w:id="67"/>
+    <w:bookmarkStart w:id="68" w:name="exm-diagonalizable"/>
     <w:p>
       <w:pPr>
         <w:pStyle w:val="BodyText"/>
@@ -23885,8 +23957,8 @@
         <w:t xml:space="preserve">which it is not.</w:t>
       </w:r>
     </w:p>
-    <w:bookmarkEnd w:id="67"/>
-    <w:bookmarkStart w:id="68" w:name="thm-diagonalizable"/>
+    <w:bookmarkEnd w:id="68"/>
+    <w:bookmarkStart w:id="69" w:name="thm-diagonalizable"/>
     <w:p>
       <w:pPr>
         <w:pStyle w:val="FirstParagraph"/>
@@ -23949,7 +24021,7 @@
           <w:rPr>
             <w:rStyle w:val="Hyperlink"/>
           </w:rPr>
-          <w:t xml:space="preserve">Definition 3</w:t>
+          <w:t xml:space="preserve">Definition 4</w:t>
         </w:r>
       </w:hyperlink>
       <w:r>
@@ -24069,7 +24141,7 @@
         <w:t xml:space="preserve">.</w:t>
       </w:r>
     </w:p>
-    <w:bookmarkEnd w:id="68"/>
+    <w:bookmarkEnd w:id="69"/>
     <w:p>
       <w:pPr>
         <w:pStyle w:val="BodyText"/>
@@ -24603,7 +24675,7 @@
       <w:r>
         <w:t xml:space="preserve">(</w:t>
       </w:r>
-      <w:hyperlink r:id="rId55">
+      <w:hyperlink r:id="rId56">
         <w:r>
           <w:rPr>
             <w:rStyle w:val="Hyperlink"/>
@@ -24617,7 +24689,7 @@
       <w:r>
         <w:t xml:space="preserve"> </w:t>
       </w:r>
-      <w:hyperlink r:id="rId69">
+      <w:hyperlink r:id="rId70">
         <w:r>
           <w:rPr>
             <w:rStyle w:val="Hyperlink"/>
@@ -24639,7 +24711,7 @@
       <w:pPr>
         <w:pStyle w:val="BodyText"/>
       </w:pPr>
-      <w:bookmarkStart w:id="70" w:name="eq-ax-xlambda"/>
+      <w:bookmarkStart w:id="71" w:name="eq-ax-xlambda"/>
       <m:oMathPara>
         <m:oMathParaPr>
           <m:jc m:val="center"/>
@@ -24779,7 +24851,7 @@
           </m:r>
         </m:oMath>
       </m:oMathPara>
-      <w:bookmarkEnd w:id="70"/>
+      <w:bookmarkEnd w:id="71"/>
     </w:p>
     <w:p>
       <w:pPr>
@@ -24833,7 +24905,7 @@
       <w:r>
         <w:t xml:space="preserve">columns are linearly independent (</w:t>
       </w:r>
-      <w:hyperlink r:id="rId71">
+      <w:hyperlink r:id="rId72">
         <w:r>
           <w:rPr>
             <w:rStyle w:val="Hyperlink"/>
@@ -25941,7 +26013,7 @@
         <w:t xml:space="preserve">linearly independent eigenvectors.</w:t>
       </w:r>
     </w:p>
-    <w:bookmarkStart w:id="73" w:name="exm-thm-diagonalizable"/>
+    <w:bookmarkStart w:id="74" w:name="exm-thm-diagonalizable"/>
     <w:p>
       <w:pPr>
         <w:pStyle w:val="BodyText"/>
@@ -26424,12 +26496,12 @@
       <w:r>
         <w:t xml:space="preserve">(</w:t>
       </w:r>
-      <w:hyperlink r:id="rId72">
+      <w:hyperlink r:id="rId73">
         <w:r>
           <w:rPr>
             <w:rStyle w:val="Hyperlink"/>
           </w:rPr>
-          <w:t xml:space="preserve">Definition 17 in Special Matrices and Decompositions</w:t>
+          <w:t xml:space="preserve">Definition 18 in Special Matrices and Decompositions</w:t>
         </w:r>
       </w:hyperlink>
       <w:r>
@@ -26588,8 +26660,8 @@
         <w:t xml:space="preserve">another way to see that it is not diagonalizable.</w:t>
       </w:r>
     </w:p>
-    <w:bookmarkEnd w:id="73"/>
-    <w:bookmarkStart w:id="74" w:name="cor-distinct-diagonalizable"/>
+    <w:bookmarkEnd w:id="74"/>
+    <w:bookmarkStart w:id="75" w:name="cor-distinct-diagonalizable"/>
     <w:p>
       <w:pPr>
         <w:pStyle w:val="BodyText"/>
@@ -26645,7 +26717,7 @@
         <w:t xml:space="preserve">different eigenvalues is diagonalizable.</w:t>
       </w:r>
     </w:p>
-    <w:bookmarkEnd w:id="74"/>
+    <w:bookmarkEnd w:id="75"/>
     <w:p>
       <w:pPr>
         <w:pStyle w:val="BodyText"/>
@@ -26712,7 +26784,7 @@
         <w:t xml:space="preserve">).</w:t>
       </w:r>
     </w:p>
-    <w:bookmarkStart w:id="75" w:name="exm-distinct-diagonalizable"/>
+    <w:bookmarkStart w:id="76" w:name="exm-distinct-diagonalizable"/>
     <w:p>
       <w:pPr>
         <w:pStyle w:val="BodyText"/>
@@ -26993,8 +27065,8 @@
         <w:t xml:space="preserve">.</w:t>
       </w:r>
     </w:p>
-    <w:bookmarkEnd w:id="75"/>
-    <w:bookmarkStart w:id="76" w:name="thm-diagonalizable-powers"/>
+    <w:bookmarkEnd w:id="76"/>
+    <w:bookmarkStart w:id="77" w:name="thm-diagonalizable-powers"/>
     <w:p>
       <w:pPr>
         <w:pStyle w:val="BodyText"/>
@@ -27073,7 +27145,7 @@
           <w:rPr>
             <w:rStyle w:val="Hyperlink"/>
           </w:rPr>
-          <w:t xml:space="preserve">Definition 3</w:t>
+          <w:t xml:space="preserve">Definition 4</w:t>
         </w:r>
       </w:hyperlink>
       <w:r>
@@ -27356,7 +27428,7 @@
         <w:t xml:space="preserve">.</w:t>
       </w:r>
     </w:p>
-    <w:bookmarkEnd w:id="76"/>
+    <w:bookmarkEnd w:id="77"/>
     <w:p>
       <w:pPr>
         <w:pStyle w:val="BodyText"/>
@@ -28211,7 +28283,7 @@
       <w:r>
         <w:t xml:space="preserve"> </w:t>
       </w:r>
-      <w:hyperlink r:id="rId35">
+      <w:hyperlink r:id="rId36">
         <w:r>
           <w:rPr>
             <w:rStyle w:val="Hyperlink"/>
@@ -29178,7 +29250,7 @@
         </m:oMath>
       </m:oMathPara>
     </w:p>
-    <w:bookmarkStart w:id="77" w:name="exm-diagonalizable-powers"/>
+    <w:bookmarkStart w:id="78" w:name="exm-diagonalizable-powers"/>
     <w:p>
       <w:pPr>
         <w:pStyle w:val="FirstParagraph"/>
@@ -30420,9 +30492,9 @@
         <w:t xml:space="preserve">.</w:t>
       </w:r>
     </w:p>
-    <w:bookmarkEnd w:id="77"/>
     <w:bookmarkEnd w:id="78"/>
-    <w:bookmarkStart w:id="121" w:name="sec-cholesky"/>
+    <w:bookmarkEnd w:id="79"/>
+    <w:bookmarkStart w:id="123" w:name="sec-cholesky"/>
     <w:p>
       <w:pPr>
         <w:pStyle w:val="Heading2"/>
@@ -30472,12 +30544,12 @@
                 <wp:inline>
                   <wp:extent cx="152400" cy="152400"/>
                   <wp:effectExtent b="0" l="0" r="0" t="0"/>
-                  <wp:docPr descr="" title="" id="79" name="Picture"/>
+                  <wp:docPr descr="" title="" id="80" name="Picture"/>
                   <a:graphic>
                     <a:graphicData uri="http://schemas.openxmlformats.org/drawingml/2006/picture">
                       <pic:pic>
                         <pic:nvPicPr>
-                          <pic:cNvPr descr="/opt/quarto/share/formats/docx/note.png" id="80" name="Picture"/>
+                          <pic:cNvPr descr="/opt/quarto/share/formats/docx/note.png" id="81" name="Picture"/>
                           <pic:cNvPicPr>
                             <a:picLocks noChangeArrowheads="1" noChangeAspect="1"/>
                           </pic:cNvPicPr>
@@ -30589,7 +30661,7 @@
             <w:r>
               <w:t xml:space="preserve">are covered in these notes already (</w:t>
             </w:r>
-            <w:hyperlink r:id="rId81">
+            <w:hyperlink r:id="rId82">
               <w:r>
                 <w:rPr>
                   <w:rStyle w:val="Hyperlink"/>
@@ -30712,7 +30784,7 @@
         </w:tc>
       </w:tr>
     </w:tbl>
-    <w:bookmarkStart w:id="84" w:name="thm-pd-gram"/>
+    <w:bookmarkStart w:id="85" w:name="thm-pd-gram"/>
     <w:p>
       <w:pPr>
         <w:pStyle w:val="BodyText"/>
@@ -30793,12 +30865,12 @@
       <w:r>
         <w:t xml:space="preserve">is positive semidefinite (</w:t>
       </w:r>
-      <w:hyperlink r:id="rId82">
+      <w:hyperlink r:id="rId83">
         <w:r>
           <w:rPr>
             <w:rStyle w:val="Hyperlink"/>
           </w:rPr>
-          <w:t xml:space="preserve">Definition 19 in Special Matrices and Decompositions</w:t>
+          <w:t xml:space="preserve">Definition 21 in Special Matrices and Decompositions</w:t>
         </w:r>
       </w:hyperlink>
       <w:r>
@@ -30911,12 +30983,12 @@
       <w:r>
         <w:t xml:space="preserve">is positive definite (</w:t>
       </w:r>
-      <w:hyperlink r:id="rId83">
+      <w:hyperlink r:id="rId84">
         <w:r>
           <w:rPr>
             <w:rStyle w:val="Hyperlink"/>
           </w:rPr>
-          <w:t xml:space="preserve">Definition 20 in Special Matrices and Decompositions</w:t>
+          <w:t xml:space="preserve">Definition 22 in Special Matrices and Decompositions</w:t>
         </w:r>
       </w:hyperlink>
       <w:r>
@@ -31007,7 +31079,7 @@
         <w:t xml:space="preserve">linearly independent columns.</w:t>
       </w:r>
     </w:p>
-    <w:bookmarkEnd w:id="84"/>
+    <w:bookmarkEnd w:id="85"/>
     <w:p>
       <w:pPr>
         <w:pStyle w:val="FirstParagraph"/>
@@ -31277,7 +31349,7 @@
       <w:r>
         <w:t xml:space="preserve">(</w:t>
       </w:r>
-      <w:hyperlink r:id="rId85">
+      <w:hyperlink r:id="rId86">
         <w:r>
           <w:rPr>
             <w:rStyle w:val="Hyperlink"/>
@@ -31291,7 +31363,7 @@
       <w:r>
         <w:t xml:space="preserve"> </w:t>
       </w:r>
-      <w:hyperlink r:id="rId86">
+      <w:hyperlink r:id="rId87">
         <w:r>
           <w:rPr>
             <w:rStyle w:val="Hyperlink"/>
@@ -31866,7 +31938,7 @@
       <w:r>
         <w:t xml:space="preserve"> </w:t>
       </w:r>
-      <w:hyperlink r:id="rId69">
+      <w:hyperlink r:id="rId70">
         <w:r>
           <w:rPr>
             <w:rStyle w:val="Hyperlink"/>
@@ -31904,7 +31976,7 @@
       <w:r>
         <w:t xml:space="preserve"> </w:t>
       </w:r>
-      <w:hyperlink r:id="rId62">
+      <w:hyperlink r:id="rId63">
         <w:r>
           <w:rPr>
             <w:rStyle w:val="Hyperlink"/>
@@ -32059,7 +32131,7 @@
       <w:r>
         <w:t xml:space="preserve">(</w:t>
       </w:r>
-      <w:hyperlink r:id="rId47">
+      <w:hyperlink r:id="rId48">
         <w:r>
           <w:rPr>
             <w:rStyle w:val="Hyperlink"/>
@@ -32213,7 +32285,7 @@
       <w:r>
         <w:t xml:space="preserve">(</w:t>
       </w:r>
-      <w:hyperlink r:id="rId81">
+      <w:hyperlink r:id="rId82">
         <w:r>
           <w:rPr>
             <w:rStyle w:val="Hyperlink"/>
@@ -33086,7 +33158,7 @@
       <w:r>
         <w:t xml:space="preserve">is positive definite, it is positive semidefinite (</w:t>
       </w:r>
-      <w:hyperlink r:id="rId87">
+      <w:hyperlink r:id="rId88">
         <w:r>
           <w:rPr>
             <w:rStyle w:val="Hyperlink"/>
@@ -33196,7 +33268,7 @@
       <w:r>
         <w:t xml:space="preserve">(</w:t>
       </w:r>
-      <w:hyperlink r:id="rId81">
+      <w:hyperlink r:id="rId82">
         <w:r>
           <w:rPr>
             <w:rStyle w:val="Hyperlink"/>
@@ -33402,7 +33474,7 @@
       <w:r>
         <w:t xml:space="preserve">(</w:t>
       </w:r>
-      <w:hyperlink r:id="rId49">
+      <w:hyperlink r:id="rId50">
         <w:r>
           <w:rPr>
             <w:rStyle w:val="Hyperlink"/>
@@ -33436,7 +33508,7 @@
       <w:r>
         <w:t xml:space="preserve">is invertible (</w:t>
       </w:r>
-      <w:hyperlink r:id="rId88">
+      <w:hyperlink r:id="rId89">
         <w:r>
           <w:rPr>
             <w:rStyle w:val="Hyperlink"/>
@@ -33481,7 +33553,7 @@
       <w:r>
         <w:t xml:space="preserve"> </w:t>
       </w:r>
-      <w:hyperlink r:id="rId71">
+      <w:hyperlink r:id="rId72">
         <w:r>
           <w:rPr>
             <w:rStyle w:val="Hyperlink"/>
@@ -33493,7 +33565,7 @@
         <w:t xml:space="preserve">).</w:t>
       </w:r>
     </w:p>
-    <w:bookmarkStart w:id="93" w:name="exm-pd-gram"/>
+    <w:bookmarkStart w:id="94" w:name="exm-pd-gram"/>
     <w:p>
       <w:pPr>
         <w:pStyle w:val="BodyText"/>
@@ -33706,7 +33778,7 @@
       <w:r>
         <w:t xml:space="preserve"> </w:t>
       </w:r>
-      <w:hyperlink r:id="rId89">
+      <w:hyperlink r:id="rId90">
         <w:r>
           <w:rPr>
             <w:rStyle w:val="Hyperlink"/>
@@ -33811,7 +33883,7 @@
       <w:r>
         <w:t xml:space="preserve">is in fact not positive definite (</w:t>
       </w:r>
-      <w:hyperlink r:id="rId90">
+      <w:hyperlink r:id="rId91">
         <w:r>
           <w:rPr>
             <w:rStyle w:val="Hyperlink"/>
@@ -33920,7 +33992,7 @@
       <w:r>
         <w:t xml:space="preserve">, whose columns are independent (</w:t>
       </w:r>
-      <w:hyperlink r:id="rId91">
+      <w:hyperlink r:id="rId92">
         <w:r>
           <w:rPr>
             <w:rStyle w:val="Hyperlink"/>
@@ -34026,7 +34098,7 @@
       <w:r>
         <w:t xml:space="preserve">(</w:t>
       </w:r>
-      <w:hyperlink r:id="rId92">
+      <w:hyperlink r:id="rId93">
         <w:r>
           <w:rPr>
             <w:rStyle w:val="Hyperlink"/>
@@ -34129,7 +34201,7 @@
       <w:r>
         <w:t xml:space="preserve"> </w:t>
       </w:r>
-      <w:hyperlink r:id="rId90">
+      <w:hyperlink r:id="rId91">
         <w:r>
           <w:rPr>
             <w:rStyle w:val="Hyperlink"/>
@@ -34199,8 +34271,8 @@
         <w:t xml:space="preserve">.</w:t>
       </w:r>
     </w:p>
-    <w:bookmarkEnd w:id="93"/>
-    <w:bookmarkStart w:id="94" w:name="thm-pd-operations"/>
+    <w:bookmarkEnd w:id="94"/>
+    <w:bookmarkStart w:id="95" w:name="thm-pd-operations"/>
     <w:p>
       <w:pPr>
         <w:pStyle w:val="FirstParagraph"/>
@@ -34270,12 +34342,12 @@
       <w:r>
         <w:t xml:space="preserve">positive definite matrix (</w:t>
       </w:r>
-      <w:hyperlink r:id="rId83">
+      <w:hyperlink r:id="rId84">
         <w:r>
           <w:rPr>
             <w:rStyle w:val="Hyperlink"/>
           </w:rPr>
-          <w:t xml:space="preserve">Definition 20 in Special Matrices and Decompositions</w:t>
+          <w:t xml:space="preserve">Definition 22 in Special Matrices and Decompositions</w:t>
         </w:r>
       </w:hyperlink>
       <w:r>
@@ -34629,7 +34701,7 @@
         <w:t xml:space="preserve">is positive definite.</w:t>
       </w:r>
     </w:p>
-    <w:bookmarkEnd w:id="94"/>
+    <w:bookmarkEnd w:id="95"/>
     <w:p>
       <w:pPr>
         <w:pStyle w:val="FirstParagraph"/>
@@ -34904,7 +34976,7 @@
       <w:r>
         <w:t xml:space="preserve">(</w:t>
       </w:r>
-      <w:hyperlink r:id="rId85">
+      <w:hyperlink r:id="rId86">
         <w:r>
           <w:rPr>
             <w:rStyle w:val="Hyperlink"/>
@@ -34935,7 +35007,7 @@
       <w:r>
         <w:t xml:space="preserve"> </w:t>
       </w:r>
-      <w:hyperlink r:id="rId86">
+      <w:hyperlink r:id="rId87">
         <w:r>
           <w:rPr>
             <w:rStyle w:val="Hyperlink"/>
@@ -35067,7 +35139,7 @@
       <w:r>
         <w:t xml:space="preserve">are independent (</w:t>
       </w:r>
-      <w:hyperlink r:id="rId69">
+      <w:hyperlink r:id="rId70">
         <w:r>
           <w:rPr>
             <w:rStyle w:val="Hyperlink"/>
@@ -35081,7 +35153,7 @@
       <w:r>
         <w:t xml:space="preserve"> </w:t>
       </w:r>
-      <w:hyperlink r:id="rId62">
+      <w:hyperlink r:id="rId63">
         <w:r>
           <w:rPr>
             <w:rStyle w:val="Hyperlink"/>
@@ -35653,7 +35725,7 @@
       <w:r>
         <w:t xml:space="preserve">(</w:t>
       </w:r>
-      <w:hyperlink r:id="rId95">
+      <w:hyperlink r:id="rId96">
         <w:r>
           <w:rPr>
             <w:rStyle w:val="Hyperlink"/>
@@ -35667,7 +35739,7 @@
       <w:r>
         <w:t xml:space="preserve"> </w:t>
       </w:r>
-      <w:hyperlink r:id="rId96">
+      <w:hyperlink r:id="rId97">
         <w:r>
           <w:rPr>
             <w:rStyle w:val="Hyperlink"/>
@@ -35681,7 +35753,7 @@
       <w:r>
         <w:t xml:space="preserve"> </w:t>
       </w:r>
-      <w:hyperlink r:id="rId86">
+      <w:hyperlink r:id="rId87">
         <w:r>
           <w:rPr>
             <w:rStyle w:val="Hyperlink"/>
@@ -36256,7 +36328,7 @@
         </m:oMath>
       </m:oMathPara>
     </w:p>
-    <w:bookmarkStart w:id="97" w:name="exm-pd-operations"/>
+    <w:bookmarkStart w:id="98" w:name="exm-pd-operations"/>
     <w:p>
       <w:pPr>
         <w:pStyle w:val="FirstParagraph"/>
@@ -36482,7 +36554,7 @@
       <w:r>
         <w:t xml:space="preserve">(</w:t>
       </w:r>
-      <w:hyperlink r:id="rId90">
+      <w:hyperlink r:id="rId91">
         <w:r>
           <w:rPr>
             <w:rStyle w:val="Hyperlink"/>
@@ -37149,7 +37221,7 @@
       <w:r>
         <w:t xml:space="preserve">(</w:t>
       </w:r>
-      <w:hyperlink r:id="rId28">
+      <w:hyperlink r:id="rId29">
         <w:r>
           <w:rPr>
             <w:rStyle w:val="Hyperlink"/>
@@ -37423,8 +37495,8 @@
         <w:t xml:space="preserve">.</w:t>
       </w:r>
     </w:p>
-    <w:bookmarkEnd w:id="97"/>
-    <w:bookmarkStart w:id="98" w:name="def-block-matrix"/>
+    <w:bookmarkEnd w:id="98"/>
+    <w:bookmarkStart w:id="99" w:name="def-block-matrix"/>
     <w:p>
       <w:pPr>
         <w:pStyle w:val="FirstParagraph"/>
@@ -37434,7 +37506,7 @@
           <w:b/>
           <w:bCs/>
         </w:rPr>
-        <w:t xml:space="preserve">Definition 4 (Block matrix)</w:t>
+        <w:t xml:space="preserve">Definition 5 (Block matrix)</w:t>
       </w:r>
       <w:r>
         <w:t xml:space="preserve"> </w:t>
@@ -38213,8 +38285,8 @@
         <w:t xml:space="preserve">.</w:t>
       </w:r>
     </w:p>
-    <w:bookmarkEnd w:id="98"/>
-    <w:bookmarkStart w:id="99" w:name="exm-block-matrix"/>
+    <w:bookmarkEnd w:id="99"/>
+    <w:bookmarkStart w:id="100" w:name="exm-block-matrix"/>
     <w:p>
       <w:pPr>
         <w:pStyle w:val="BodyText"/>
@@ -39059,8 +39131,8 @@
         <w:t xml:space="preserve">.</w:t>
       </w:r>
     </w:p>
-    <w:bookmarkEnd w:id="99"/>
-    <w:bookmarkStart w:id="100" w:name="def-leading-block"/>
+    <w:bookmarkEnd w:id="100"/>
+    <w:bookmarkStart w:id="101" w:name="def-leading-block"/>
     <w:p>
       <w:pPr>
         <w:pStyle w:val="BodyText"/>
@@ -39070,7 +39142,7 @@
           <w:b/>
           <w:bCs/>
         </w:rPr>
-        <w:t xml:space="preserve">Definition 5 (Leading block (top-left block) of a square matrix)</w:t>
+        <w:t xml:space="preserve">Definition 6 (Leading block (top-left block) of a square matrix)</w:t>
       </w:r>
       <w:r>
         <w:t xml:space="preserve"> </w:t>
@@ -39364,7 +39436,7 @@
           <w:rPr>
             <w:rStyle w:val="Hyperlink"/>
           </w:rPr>
-          <w:t xml:space="preserve">Definition 4</w:t>
+          <w:t xml:space="preserve">Definition 5</w:t>
         </w:r>
       </w:hyperlink>
       <w:r>
@@ -39440,8 +39512,8 @@
         <w:t xml:space="preserve">itself.</w:t>
       </w:r>
     </w:p>
-    <w:bookmarkEnd w:id="100"/>
-    <w:bookmarkStart w:id="101" w:name="thm-pd-submatrix"/>
+    <w:bookmarkEnd w:id="101"/>
+    <w:bookmarkStart w:id="102" w:name="thm-pd-submatrix"/>
     <w:p>
       <w:pPr>
         <w:pStyle w:val="BodyText"/>
@@ -39499,12 +39571,12 @@
       <w:r>
         <w:t xml:space="preserve">positive definite matrix (</w:t>
       </w:r>
-      <w:hyperlink r:id="rId83">
+      <w:hyperlink r:id="rId84">
         <w:r>
           <w:rPr>
             <w:rStyle w:val="Hyperlink"/>
           </w:rPr>
-          <w:t xml:space="preserve">Definition 20 in Special Matrices and Decompositions</w:t>
+          <w:t xml:space="preserve">Definition 22 in Special Matrices and Decompositions</w:t>
         </w:r>
       </w:hyperlink>
       <w:r>
@@ -39602,7 +39674,7 @@
           <w:rPr>
             <w:rStyle w:val="Hyperlink"/>
           </w:rPr>
-          <w:t xml:space="preserve">Definition 4</w:t>
+          <w:t xml:space="preserve">Definition 5</w:t>
         </w:r>
       </w:hyperlink>
       <w:r>
@@ -39708,7 +39780,7 @@
         <w:t xml:space="preserve">Also, every diagonal entry of a positive definite matrix is positive.</w:t>
       </w:r>
     </w:p>
-    <w:bookmarkEnd w:id="101"/>
+    <w:bookmarkEnd w:id="102"/>
     <w:p>
       <w:pPr>
         <w:pStyle w:val="BodyText"/>
@@ -40293,7 +40365,7 @@
                   <m:nor/>
                   <m:sty m:val="p"/>
                 </m:rPr>
-                <m:t>Definition 11 in Matrices</m:t>
+                <m:t>Definition 13 in Matrices</m:t>
               </m:r>
               <m:r>
                 <m:rPr>
@@ -40307,7 +40379,7 @@
                   <m:nor/>
                   <m:sty m:val="p"/>
                 </m:rPr>
-                <m:t>Definition 7 in Vectors</m:t>
+                <m:t>Definition 8 in Vectors</m:t>
               </m:r>
               <m:r>
                 <m:rPr>
@@ -40749,7 +40821,7 @@
                   <m:nor/>
                   <m:sty m:val="p"/>
                 </m:rPr>
-                <m:t>Definition 11 in Matrices</m:t>
+                <m:t>Definition 13 in Matrices</m:t>
               </m:r>
               <m:r>
                 <m:rPr>
@@ -40763,7 +40835,7 @@
                   <m:nor/>
                   <m:sty m:val="p"/>
                 </m:rPr>
-                <m:t>Definition 7 in Vectors</m:t>
+                <m:t>Definition 8 in Vectors</m:t>
               </m:r>
               <m:r>
                 <m:rPr>
@@ -40921,7 +40993,7 @@
           <w:rPr>
             <w:rStyle w:val="Hyperlink"/>
           </w:rPr>
-          <w:t xml:space="preserve">Definition 13 in Vectors</w:t>
+          <w:t xml:space="preserve">Definition 14 in Vectors</w:t>
         </w:r>
       </w:hyperlink>
       <w:r>
@@ -41181,7 +41253,7 @@
                   <m:nor/>
                   <m:sty m:val="p"/>
                 </m:rPr>
-                <m:t>Definition 11 in Matrices</m:t>
+                <m:t>Definition 13 in Matrices</m:t>
               </m:r>
               <m:r>
                 <m:rPr>
@@ -41195,7 +41267,7 @@
                   <m:nor/>
                   <m:sty m:val="p"/>
                 </m:rPr>
-                <m:t>Definition 7 in Vectors</m:t>
+                <m:t>Definition 8 in Vectors</m:t>
               </m:r>
               <m:r>
                 <m:rPr>
@@ -41324,7 +41396,7 @@
         </m:oMath>
       </m:oMathPara>
     </w:p>
-    <w:bookmarkStart w:id="103" w:name="exm-pd-submatrix"/>
+    <w:bookmarkStart w:id="104" w:name="exm-pd-submatrix"/>
     <w:p>
       <w:pPr>
         <w:pStyle w:val="FirstParagraph"/>
@@ -41685,12 +41757,12 @@
       <w:r>
         <w:t xml:space="preserve">(</w:t>
       </w:r>
-      <w:hyperlink r:id="rId102">
+      <w:hyperlink r:id="rId103">
         <w:r>
           <w:rPr>
             <w:rStyle w:val="Hyperlink"/>
           </w:rPr>
-          <w:t xml:space="preserve">Definition 23 in Special Matrices and Decompositions</w:t>
+          <w:t xml:space="preserve">Definition 26 in Special Matrices and Decompositions</w:t>
         </w:r>
       </w:hyperlink>
       <w:r>
@@ -41788,7 +41860,7 @@
       <w:r>
         <w:t xml:space="preserve"> </w:t>
       </w:r>
-      <w:hyperlink r:id="rId90">
+      <w:hyperlink r:id="rId91">
         <w:r>
           <w:rPr>
             <w:rStyle w:val="Hyperlink"/>
@@ -41809,8 +41881,8 @@
         <w:t xml:space="preserve">but is not positive definite.</w:t>
       </w:r>
     </w:p>
-    <w:bookmarkEnd w:id="103"/>
-    <w:bookmarkStart w:id="106" w:name="thm-block-quadratic"/>
+    <w:bookmarkEnd w:id="104"/>
+    <w:bookmarkStart w:id="107" w:name="thm-block-quadratic"/>
     <w:p>
       <w:pPr>
         <w:pStyle w:val="BodyText"/>
@@ -42070,7 +42142,7 @@
           <w:rPr>
             <w:rStyle w:val="Hyperlink"/>
           </w:rPr>
-          <w:t xml:space="preserve">Definition 4</w:t>
+          <w:t xml:space="preserve">Definition 5</w:t>
         </w:r>
       </w:hyperlink>
       <w:r>
@@ -42565,7 +42637,7 @@
       <w:r>
         <w:t xml:space="preserve">is symmetric (</w:t>
       </w:r>
-      <w:hyperlink r:id="rId104">
+      <w:hyperlink r:id="rId105">
         <w:r>
           <w:rPr>
             <w:rStyle w:val="Hyperlink"/>
@@ -42966,7 +43038,7 @@
       <w:pPr>
         <w:pStyle w:val="BodyText"/>
       </w:pPr>
-      <w:bookmarkStart w:id="105" w:name="eq-block-quadratic"/>
+      <w:bookmarkStart w:id="106" w:name="eq-block-quadratic"/>
       <m:oMathPara>
         <m:oMathParaPr>
           <m:jc m:val="center"/>
@@ -43174,7 +43246,7 @@
           </m:r>
         </m:oMath>
       </m:oMathPara>
-      <w:bookmarkEnd w:id="105"/>
+      <w:bookmarkEnd w:id="106"/>
     </w:p>
     <w:p>
       <w:pPr>
@@ -43528,7 +43600,7 @@
         </m:oMath>
       </m:oMathPara>
     </w:p>
-    <w:bookmarkEnd w:id="106"/>
+    <w:bookmarkEnd w:id="107"/>
     <w:p>
       <w:pPr>
         <w:pStyle w:val="FirstParagraph"/>
@@ -43745,7 +43817,7 @@
                   <m:nor/>
                   <m:sty m:val="p"/>
                 </m:rPr>
-                <m:t>Definition 11 in Matrices</m:t>
+                <m:t>Definition 13 in Matrices</m:t>
               </m:r>
               <m:r>
                 <m:rPr>
@@ -44238,7 +44310,7 @@
                   <m:nor/>
                   <m:sty m:val="p"/>
                 </m:rPr>
-                <m:t>Definition 11 in Matrices</m:t>
+                <m:t>Definition 13 in Matrices</m:t>
               </m:r>
               <m:r>
                 <m:rPr>
@@ -44700,7 +44772,7 @@
                   <m:nor/>
                   <m:sty m:val="p"/>
                 </m:rPr>
-                <m:t>Definition 7 in Vectors</m:t>
+                <m:t>Definition 8 in Vectors</m:t>
               </m:r>
               <m:r>
                 <m:rPr>
@@ -45923,7 +45995,7 @@
       <w:r>
         <w:t xml:space="preserve">(</w:t>
       </w:r>
-      <w:hyperlink r:id="rId59">
+      <w:hyperlink r:id="rId60">
         <w:r>
           <w:rPr>
             <w:rStyle w:val="Hyperlink"/>
@@ -45937,7 +46009,7 @@
       <w:r>
         <w:t xml:space="preserve"> </w:t>
       </w:r>
-      <w:hyperlink r:id="rId56">
+      <w:hyperlink r:id="rId57">
         <w:r>
           <w:rPr>
             <w:rStyle w:val="Hyperlink"/>
@@ -45980,7 +46052,7 @@
       <w:r>
         <w:t xml:space="preserve">is symmetric (</w:t>
       </w:r>
-      <w:hyperlink r:id="rId107">
+      <w:hyperlink r:id="rId108">
         <w:r>
           <w:rPr>
             <w:rStyle w:val="Hyperlink"/>
@@ -48296,7 +48368,7 @@
         <w:t xml:space="preserve">.</w:t>
       </w:r>
     </w:p>
-    <w:bookmarkStart w:id="108" w:name="exm-block-quadratic"/>
+    <w:bookmarkStart w:id="109" w:name="exm-block-quadratic"/>
     <w:p>
       <w:pPr>
         <w:pStyle w:val="BodyText"/>
@@ -49184,8 +49256,8 @@
         </m:oMath>
       </m:oMathPara>
     </w:p>
-    <w:bookmarkEnd w:id="108"/>
-    <w:bookmarkStart w:id="109" w:name="def-schur-complement"/>
+    <w:bookmarkEnd w:id="109"/>
+    <w:bookmarkStart w:id="110" w:name="def-schur-complement"/>
     <w:p>
       <w:pPr>
         <w:pStyle w:val="FirstParagraph"/>
@@ -49195,7 +49267,7 @@
           <w:b/>
           <w:bCs/>
         </w:rPr>
-        <w:t xml:space="preserve">Definition 6 (Schur complement)</w:t>
+        <w:t xml:space="preserve">Definition 7 (Schur complement)</w:t>
       </w:r>
       <w:r>
         <w:t xml:space="preserve"> </w:t>
@@ -49512,8 +49584,8 @@
         <w:t xml:space="preserve">.</w:t>
       </w:r>
     </w:p>
-    <w:bookmarkEnd w:id="109"/>
-    <w:bookmarkStart w:id="110" w:name="exm-schur-complement"/>
+    <w:bookmarkEnd w:id="110"/>
+    <w:bookmarkStart w:id="111" w:name="exm-schur-complement"/>
     <w:p>
       <w:pPr>
         <w:pStyle w:val="BodyText"/>
@@ -50230,8 +50302,8 @@
         <w:t xml:space="preserve">so there is no Schur complement of it.</w:t>
       </w:r>
     </w:p>
-    <w:bookmarkEnd w:id="110"/>
-    <w:bookmarkStart w:id="111" w:name="thm-schur-test"/>
+    <w:bookmarkEnd w:id="111"/>
+    <w:bookmarkStart w:id="112" w:name="thm-schur-test"/>
     <w:p>
       <w:pPr>
         <w:pStyle w:val="FirstParagraph"/>
@@ -50387,12 +50459,12 @@
       <w:r>
         <w:t xml:space="preserve">is positive definite (</w:t>
       </w:r>
-      <w:hyperlink r:id="rId83">
+      <w:hyperlink r:id="rId84">
         <w:r>
           <w:rPr>
             <w:rStyle w:val="Hyperlink"/>
           </w:rPr>
-          <w:t xml:space="preserve">Definition 20 in Special Matrices and Decompositions</w:t>
+          <w:t xml:space="preserve">Definition 22 in Special Matrices and Decompositions</w:t>
         </w:r>
       </w:hyperlink>
       <w:r>
@@ -50449,14 +50521,14 @@
           <w:rPr>
             <w:rStyle w:val="Hyperlink"/>
           </w:rPr>
-          <w:t xml:space="preserve">Definition 6</w:t>
+          <w:t xml:space="preserve">Definition 7</w:t>
         </w:r>
       </w:hyperlink>
       <w:r>
         <w:t xml:space="preserve">) is positive definite.</w:t>
       </w:r>
     </w:p>
-    <w:bookmarkEnd w:id="111"/>
+    <w:bookmarkEnd w:id="112"/>
     <w:p>
       <w:pPr>
         <w:pStyle w:val="BodyText"/>
@@ -50495,7 +50567,7 @@
       <w:r>
         <w:t xml:space="preserve">is positive definite, so invertible (</w:t>
       </w:r>
-      <w:hyperlink r:id="rId112">
+      <w:hyperlink r:id="rId113">
         <w:r>
           <w:rPr>
             <w:rStyle w:val="Hyperlink"/>
@@ -51170,7 +51242,7 @@
       <w:r>
         <w:t xml:space="preserve">and invertible (</w:t>
       </w:r>
-      <w:hyperlink r:id="rId112">
+      <w:hyperlink r:id="rId113">
         <w:r>
           <w:rPr>
             <w:rStyle w:val="Hyperlink"/>
@@ -51431,7 +51503,7 @@
       <w:r>
         <w:t xml:space="preserve">(</w:t>
       </w:r>
-      <w:hyperlink r:id="rId85">
+      <w:hyperlink r:id="rId86">
         <w:r>
           <w:rPr>
             <w:rStyle w:val="Hyperlink"/>
@@ -51445,7 +51517,7 @@
       <w:r>
         <w:t xml:space="preserve"> </w:t>
       </w:r>
-      <w:hyperlink r:id="rId86">
+      <w:hyperlink r:id="rId87">
         <w:r>
           <w:rPr>
             <w:rStyle w:val="Hyperlink"/>
@@ -51524,7 +51596,7 @@
       <w:r>
         <w:t xml:space="preserve"> </w:t>
       </w:r>
-      <w:hyperlink r:id="rId107">
+      <w:hyperlink r:id="rId108">
         <w:r>
           <w:rPr>
             <w:rStyle w:val="Hyperlink"/>
@@ -51653,7 +51725,7 @@
       <w:r>
         <w:t xml:space="preserve"> </w:t>
       </w:r>
-      <w:hyperlink r:id="rId86">
+      <w:hyperlink r:id="rId87">
         <w:r>
           <w:rPr>
             <w:rStyle w:val="Hyperlink"/>
@@ -52000,7 +52072,7 @@
         <w:t xml:space="preserve">).</w:t>
       </w:r>
     </w:p>
-    <w:bookmarkStart w:id="113" w:name="exm-schur-test"/>
+    <w:bookmarkStart w:id="114" w:name="exm-schur-test"/>
     <w:p>
       <w:pPr>
         <w:pStyle w:val="BodyText"/>
@@ -52658,7 +52730,7 @@
       <w:r>
         <w:t xml:space="preserve"> </w:t>
       </w:r>
-      <w:hyperlink r:id="rId90">
+      <w:hyperlink r:id="rId91">
         <w:r>
           <w:rPr>
             <w:rStyle w:val="Hyperlink"/>
@@ -52673,8 +52745,8 @@
         <w:t xml:space="preserve">found directly.</w:t>
       </w:r>
     </w:p>
-    <w:bookmarkEnd w:id="113"/>
-    <w:bookmarkStart w:id="114" w:name="thm-cholesky"/>
+    <w:bookmarkEnd w:id="114"/>
+    <w:bookmarkStart w:id="116" w:name="thm-cholesky"/>
     <w:p>
       <w:pPr>
         <w:pStyle w:val="FirstParagraph"/>
@@ -52732,12 +52804,12 @@
       <w:r>
         <w:t xml:space="preserve">is positive definite (</w:t>
       </w:r>
-      <w:hyperlink r:id="rId83">
+      <w:hyperlink r:id="rId84">
         <w:r>
           <w:rPr>
             <w:rStyle w:val="Hyperlink"/>
           </w:rPr>
-          <w:t xml:space="preserve">Definition 20 in Special Matrices and Decompositions</w:t>
+          <w:t xml:space="preserve">Definition 22 in Special Matrices and Decompositions</w:t>
         </w:r>
       </w:hyperlink>
       <w:r>
@@ -52813,12 +52885,12 @@
       <w:r>
         <w:t xml:space="preserve">(</w:t>
       </w:r>
-      <w:hyperlink r:id="rId37">
+      <w:hyperlink r:id="rId115">
         <w:r>
           <w:rPr>
             <w:rStyle w:val="Hyperlink"/>
           </w:rPr>
-          <w:t xml:space="preserve">Definition 7 in Projections and Linear Systems</w:t>
+          <w:t xml:space="preserve">Definition 8 in Projections and Linear Systems</w:t>
         </w:r>
       </w:hyperlink>
       <w:r>
@@ -52901,7 +52973,7 @@
         <w:t xml:space="preserve">.</w:t>
       </w:r>
     </w:p>
-    <w:bookmarkEnd w:id="114"/>
+    <w:bookmarkEnd w:id="116"/>
     <w:p>
       <w:pPr>
         <w:pStyle w:val="BodyText"/>
@@ -52952,7 +53024,7 @@
       <w:r>
         <w:t xml:space="preserve">is upper triangular with positive diagonal (</w:t>
       </w:r>
-      <w:hyperlink r:id="rId86">
+      <w:hyperlink r:id="rId87">
         <w:r>
           <w:rPr>
             <w:rStyle w:val="Hyperlink"/>
@@ -53061,7 +53133,7 @@
       <w:r>
         <w:t xml:space="preserve">(</w:t>
       </w:r>
-      <w:hyperlink r:id="rId41">
+      <w:hyperlink r:id="rId42">
         <w:r>
           <w:rPr>
             <w:rStyle w:val="Hyperlink"/>
@@ -53113,7 +53185,7 @@
       <w:r>
         <w:t xml:space="preserve">(</w:t>
       </w:r>
-      <w:hyperlink r:id="rId69">
+      <w:hyperlink r:id="rId70">
         <w:r>
           <w:rPr>
             <w:rStyle w:val="Hyperlink"/>
@@ -53127,7 +53199,7 @@
       <w:r>
         <w:t xml:space="preserve"> </w:t>
       </w:r>
-      <w:hyperlink r:id="rId62">
+      <w:hyperlink r:id="rId63">
         <w:r>
           <w:rPr>
             <w:rStyle w:val="Hyperlink"/>
@@ -53230,7 +53302,7 @@
       <w:r>
         <w:t xml:space="preserve">(</w:t>
       </w:r>
-      <w:hyperlink r:id="rId86">
+      <w:hyperlink r:id="rId87">
         <w:r>
           <w:rPr>
             <w:rStyle w:val="Hyperlink"/>
@@ -53277,7 +53349,7 @@
         </w:rPr>
         <w:t xml:space="preserve"> </w:t>
       </w:r>
-      <w:hyperlink r:id="rId35">
+      <w:hyperlink r:id="rId36">
         <w:r>
           <w:rPr>
             <w:rStyle w:val="Hyperlink"/>
@@ -54507,7 +54579,7 @@
       <w:r>
         <w:t xml:space="preserve"> </w:t>
       </w:r>
-      <w:hyperlink r:id="rId86">
+      <w:hyperlink r:id="rId87">
         <w:r>
           <w:rPr>
             <w:rStyle w:val="Hyperlink"/>
@@ -54983,7 +55055,7 @@
       <w:r>
         <w:t xml:space="preserve"> </w:t>
       </w:r>
-      <w:hyperlink r:id="rId86">
+      <w:hyperlink r:id="rId87">
         <w:r>
           <w:rPr>
             <w:rStyle w:val="Hyperlink"/>
@@ -57805,7 +57877,7 @@
           <w:rPr>
             <w:rStyle w:val="Hyperlink"/>
           </w:rPr>
-          <w:t xml:space="preserve">Definition 6</w:t>
+          <w:t xml:space="preserve">Definition 7</w:t>
         </w:r>
       </w:hyperlink>
       <w:r>
@@ -58042,7 +58114,7 @@
       <w:r>
         <w:t xml:space="preserve">(</w:t>
       </w:r>
-      <w:hyperlink r:id="rId55">
+      <w:hyperlink r:id="rId56">
         <w:r>
           <w:rPr>
             <w:rStyle w:val="Hyperlink"/>
@@ -58250,7 +58322,7 @@
         <w:t xml:space="preserve">exists and is unique.</w:t>
       </w:r>
     </w:p>
-    <w:bookmarkStart w:id="115" w:name="exm-cholesky"/>
+    <w:bookmarkStart w:id="117" w:name="exm-cholesky"/>
     <w:p>
       <w:pPr>
         <w:pStyle w:val="BodyText"/>
@@ -59397,9 +59469,9 @@
         <w:t xml:space="preserve">).</w:t>
       </w:r>
     </w:p>
-    <w:bookmarkEnd w:id="115"/>
-    <w:bookmarkStart w:id="120" w:name="refs"/>
-    <w:bookmarkStart w:id="117" w:name="ref-zhou2024eig"/>
+    <w:bookmarkEnd w:id="117"/>
+    <w:bookmarkStart w:id="122" w:name="refs"/>
+    <w:bookmarkStart w:id="119" w:name="ref-zhou2024eig"/>
     <w:p>
       <w:pPr>
         <w:pStyle w:val="Bibliography"/>
@@ -59423,7 +59495,7 @@
       <w:r>
         <w:t xml:space="preserve"> </w:t>
       </w:r>
-      <w:hyperlink r:id="rId116">
+      <w:hyperlink r:id="rId118">
         <w:r>
           <w:rPr>
             <w:rStyle w:val="Hyperlink"/>
@@ -59435,8 +59507,8 @@
         <w:t xml:space="preserve">.</w:t>
       </w:r>
     </w:p>
-    <w:bookmarkEnd w:id="117"/>
-    <w:bookmarkStart w:id="119" w:name="ref-zhou2024pd"/>
+    <w:bookmarkEnd w:id="119"/>
+    <w:bookmarkStart w:id="121" w:name="ref-zhou2024pd"/>
     <w:p>
       <w:pPr>
         <w:pStyle w:val="Bibliography"/>
@@ -59460,7 +59532,7 @@
       <w:r>
         <w:t xml:space="preserve"> </w:t>
       </w:r>
-      <w:hyperlink r:id="rId118">
+      <w:hyperlink r:id="rId120">
         <w:r>
           <w:rPr>
             <w:rStyle w:val="Hyperlink"/>
@@ -59472,9 +59544,9 @@
         <w:t xml:space="preserve">.</w:t>
       </w:r>
     </w:p>
-    <w:bookmarkEnd w:id="119"/>
-    <w:bookmarkEnd w:id="120"/>
     <w:bookmarkEnd w:id="121"/>
+    <w:bookmarkEnd w:id="122"/>
+    <w:bookmarkEnd w:id="123"/>
     <w:sectPr>
       <w:footnotePr>
         <w:numRestart w:val="eachSect"/>

--- a/linear-algebra-diagonalization.docx
+++ b/linear-algebra-diagonalization.docx
@@ -15,7 +15,7 @@
         <w:pStyle w:val="Date"/>
       </w:pPr>
       <w:r>
-        <w:t xml:space="preserve">Last modified: 2026-10-15 10:07:44 (PDT)</w:t>
+        <w:t xml:space="preserve">Last modified: 2026-10-15 12:42:30 (PDT)</w:t>
       </w:r>
     </w:p>
     <w:bookmarkStart w:id="79" w:name="sec-diagonalization"/>

--- a/linear-algebra-diagonalization.docx
+++ b/linear-algebra-diagonalization.docx
@@ -15,7 +15,7 @@
         <w:pStyle w:val="Date"/>
       </w:pPr>
       <w:r>
-        <w:t xml:space="preserve">Last modified: 2026-10-15 12:42:30 (PDT)</w:t>
+        <w:t xml:space="preserve">Last modified: 2026-10-15 13:39:21 (PDT)</w:t>
       </w:r>
     </w:p>
     <w:bookmarkStart w:id="79" w:name="sec-diagonalization"/>

--- a/linear-algebra-diagonalization.docx
+++ b/linear-algebra-diagonalization.docx
@@ -15,7 +15,7 @@
         <w:pStyle w:val="Date"/>
       </w:pPr>
       <w:r>
-        <w:t xml:space="preserve">Last modified: 2026-10-15 13:39:21 (PDT)</w:t>
+        <w:t xml:space="preserve">Last modified: 2026-10-15 14:23:59 (PDT)</w:t>
       </w:r>
     </w:p>
     <w:bookmarkStart w:id="79" w:name="sec-diagonalization"/>

--- a/linear-algebra-diagonalization.docx
+++ b/linear-algebra-diagonalization.docx
@@ -15,7 +15,7 @@
         <w:pStyle w:val="Date"/>
       </w:pPr>
       <w:r>
-        <w:t xml:space="preserve">Last modified: 2026-10-15 14:23:59 (PDT)</w:t>
+        <w:t xml:space="preserve">Last modified: 2026-10-15 15:19:18 (PDT)</w:t>
       </w:r>
     </w:p>
     <w:bookmarkStart w:id="79" w:name="sec-diagonalization"/>

--- a/linear-algebra-diagonalization.docx
+++ b/linear-algebra-diagonalization.docx
@@ -15,7 +15,7 @@
         <w:pStyle w:val="Date"/>
       </w:pPr>
       <w:r>
-        <w:t xml:space="preserve">Last modified: 2026-10-15 15:19:18 (PDT)</w:t>
+        <w:t xml:space="preserve">Last modified: 2026-10-15 16:26:25 (PDT)</w:t>
       </w:r>
     </w:p>
     <w:bookmarkStart w:id="79" w:name="sec-diagonalization"/>

--- a/linear-algebra-diagonalization.docx
+++ b/linear-algebra-diagonalization.docx
@@ -15,7 +15,7 @@
         <w:pStyle w:val="Date"/>
       </w:pPr>
       <w:r>
-        <w:t xml:space="preserve">Last modified: 2026-10-15 16:26:25 (PDT)</w:t>
+        <w:t xml:space="preserve">Last modified: 2026-10-15 17:47:31 (PDT)</w:t>
       </w:r>
     </w:p>
     <w:bookmarkStart w:id="79" w:name="sec-diagonalization"/>

--- a/linear-algebra-diagonalization.docx
+++ b/linear-algebra-diagonalization.docx
@@ -15,7 +15,7 @@
         <w:pStyle w:val="Date"/>
       </w:pPr>
       <w:r>
-        <w:t xml:space="preserve">Last modified: 2026-10-15 17:47:31 (PDT)</w:t>
+        <w:t xml:space="preserve">Last modified: 2026-10-15 18:37:38 (PDT)</w:t>
       </w:r>
     </w:p>
     <w:bookmarkStart w:id="79" w:name="sec-diagonalization"/>

--- a/linear-algebra-diagonalization.docx
+++ b/linear-algebra-diagonalization.docx
@@ -15,7 +15,7 @@
         <w:pStyle w:val="Date"/>
       </w:pPr>
       <w:r>
-        <w:t xml:space="preserve">Last modified: 2026-10-15 18:37:38 (PDT)</w:t>
+        <w:t xml:space="preserve">Last modified: 2026-10-15 19:41:40 (PDT)</w:t>
       </w:r>
     </w:p>
     <w:bookmarkStart w:id="79" w:name="sec-diagonalization"/>

--- a/linear-algebra-diagonalization.docx
+++ b/linear-algebra-diagonalization.docx
@@ -15,7 +15,7 @@
         <w:pStyle w:val="Date"/>
       </w:pPr>
       <w:r>
-        <w:t xml:space="preserve">Last modified: 2026-10-15 19:41:40 (PDT)</w:t>
+        <w:t xml:space="preserve">Last modified: 2026-10-15 20:43:22 (PDT)</w:t>
       </w:r>
     </w:p>
     <w:bookmarkStart w:id="79" w:name="sec-diagonalization"/>

--- a/linear-algebra-diagonalization.docx
+++ b/linear-algebra-diagonalization.docx
@@ -15,7 +15,7 @@
         <w:pStyle w:val="Date"/>
       </w:pPr>
       <w:r>
-        <w:t xml:space="preserve">Last modified: 2026-10-15 20:43:22 (PDT)</w:t>
+        <w:t xml:space="preserve">Last modified: 2026-10-15 21:43:14 (PDT)</w:t>
       </w:r>
     </w:p>
     <w:bookmarkStart w:id="79" w:name="sec-diagonalization"/>

--- a/linear-algebra-diagonalization.docx
+++ b/linear-algebra-diagonalization.docx
@@ -15,7 +15,7 @@
         <w:pStyle w:val="Date"/>
       </w:pPr>
       <w:r>
-        <w:t xml:space="preserve">Last modified: 2026-10-15 21:43:14 (PDT)</w:t>
+        <w:t xml:space="preserve">Last modified: 2026-10-15 23:56:47 (PDT)</w:t>
       </w:r>
     </w:p>
     <w:bookmarkStart w:id="79" w:name="sec-diagonalization"/>

--- a/linear-algebra-diagonalization.docx
+++ b/linear-algebra-diagonalization.docx
@@ -15,7 +15,7 @@
         <w:pStyle w:val="Date"/>
       </w:pPr>
       <w:r>
-        <w:t xml:space="preserve">Last modified: 2026-10-15 23:56:47 (PDT)</w:t>
+        <w:t xml:space="preserve">Last modified: 2026-10-16 01:00:03 (PDT)</w:t>
       </w:r>
     </w:p>
     <w:bookmarkStart w:id="79" w:name="sec-diagonalization"/>

--- a/linear-algebra-diagonalization.docx
+++ b/linear-algebra-diagonalization.docx
@@ -15,7 +15,7 @@
         <w:pStyle w:val="Date"/>
       </w:pPr>
       <w:r>
-        <w:t xml:space="preserve">Last modified: 2026-10-16 01:00:03 (PDT)</w:t>
+        <w:t xml:space="preserve">Last modified: 2026-10-16 01:53:21 (PDT)</w:t>
       </w:r>
     </w:p>
     <w:bookmarkStart w:id="79" w:name="sec-diagonalization"/>

--- a/linear-algebra-diagonalization.docx
+++ b/linear-algebra-diagonalization.docx
@@ -15,7 +15,7 @@
         <w:pStyle w:val="Date"/>
       </w:pPr>
       <w:r>
-        <w:t xml:space="preserve">Last modified: 2026-10-16 01:53:21 (PDT)</w:t>
+        <w:t xml:space="preserve">Last modified: 2026-10-16 02:45:37 (PDT)</w:t>
       </w:r>
     </w:p>
     <w:bookmarkStart w:id="79" w:name="sec-diagonalization"/>

--- a/linear-algebra-diagonalization.docx
+++ b/linear-algebra-diagonalization.docx
@@ -15,7 +15,7 @@
         <w:pStyle w:val="Date"/>
       </w:pPr>
       <w:r>
-        <w:t xml:space="preserve">Last modified: 2026-10-16 03:50:53 (PDT)</w:t>
+        <w:t xml:space="preserve">Last modified: 2026-10-16 04:38:30 (PDT)</w:t>
       </w:r>
     </w:p>
     <w:bookmarkStart w:id="79" w:name="sec-diagonalization"/>

--- a/linear-algebra-diagonalization.docx
+++ b/linear-algebra-diagonalization.docx
@@ -15,7 +15,7 @@
         <w:pStyle w:val="Date"/>
       </w:pPr>
       <w:r>
-        <w:t xml:space="preserve">Last modified: 2026-10-16 04:38:30 (PDT)</w:t>
+        <w:t xml:space="preserve">Last modified: 2026-10-16 05:24:53 (PDT)</w:t>
       </w:r>
     </w:p>
     <w:bookmarkStart w:id="79" w:name="sec-diagonalization"/>

--- a/linear-algebra-diagonalization.docx
+++ b/linear-algebra-diagonalization.docx
@@ -15,7 +15,7 @@
         <w:pStyle w:val="Date"/>
       </w:pPr>
       <w:r>
-        <w:t xml:space="preserve">Last modified: 2026-10-16 05:24:53 (PDT)</w:t>
+        <w:t xml:space="preserve">Last modified: 2026-10-16 06:27:40 (PDT)</w:t>
       </w:r>
     </w:p>
     <w:bookmarkStart w:id="79" w:name="sec-diagonalization"/>

--- a/linear-algebra-diagonalization.docx
+++ b/linear-algebra-diagonalization.docx
@@ -15,7 +15,7 @@
         <w:pStyle w:val="Date"/>
       </w:pPr>
       <w:r>
-        <w:t xml:space="preserve">Last modified: 2026-10-16 06:27:40 (PDT)</w:t>
+        <w:t xml:space="preserve">Last modified: 2026-10-16 10:11:43 (PDT)</w:t>
       </w:r>
     </w:p>
     <w:bookmarkStart w:id="79" w:name="sec-diagonalization"/>

--- a/linear-algebra-diagonalization.docx
+++ b/linear-algebra-diagonalization.docx
@@ -15,7 +15,7 @@
         <w:pStyle w:val="Date"/>
       </w:pPr>
       <w:r>
-        <w:t xml:space="preserve">Last modified: 2026-10-16 10:11:43 (PDT)</w:t>
+        <w:t xml:space="preserve">Last modified: 2026-10-16 10:58:47 (PDT)</w:t>
       </w:r>
     </w:p>
     <w:bookmarkStart w:id="79" w:name="sec-diagonalization"/>

--- a/linear-algebra-diagonalization.docx
+++ b/linear-algebra-diagonalization.docx
@@ -15,7 +15,7 @@
         <w:pStyle w:val="Date"/>
       </w:pPr>
       <w:r>
-        <w:t xml:space="preserve">Last modified: 2026-10-16 10:58:47 (PDT)</w:t>
+        <w:t xml:space="preserve">Last modified: 2026-10-16 18:32:13 (PDT)</w:t>
       </w:r>
     </w:p>
     <w:bookmarkStart w:id="79" w:name="sec-diagonalization"/>

--- a/linear-algebra-diagonalization.docx
+++ b/linear-algebra-diagonalization.docx
@@ -15,7 +15,7 @@
         <w:pStyle w:val="Date"/>
       </w:pPr>
       <w:r>
-        <w:t xml:space="preserve">Last modified: 2026-10-16 18:32:13 (PDT)</w:t>
+        <w:t xml:space="preserve">Last modified: 2026-10-16 19:32:00 (PDT)</w:t>
       </w:r>
     </w:p>
     <w:bookmarkStart w:id="79" w:name="sec-diagonalization"/>

--- a/linear-algebra-diagonalization.docx
+++ b/linear-algebra-diagonalization.docx
@@ -15,7 +15,7 @@
         <w:pStyle w:val="Date"/>
       </w:pPr>
       <w:r>
-        <w:t xml:space="preserve">Last modified: 2026-10-16 19:32:00 (PDT)</w:t>
+        <w:t xml:space="preserve">Last modified: 2026-10-17 02:34:23 (PDT)</w:t>
       </w:r>
     </w:p>
     <w:bookmarkStart w:id="79" w:name="sec-diagonalization"/>

--- a/linear-algebra-diagonalization.docx
+++ b/linear-algebra-diagonalization.docx
@@ -15,7 +15,7 @@
         <w:pStyle w:val="Date"/>
       </w:pPr>
       <w:r>
-        <w:t xml:space="preserve">Last modified: 2026-10-17 02:34:23 (PDT)</w:t>
+        <w:t xml:space="preserve">Last modified: 2026-10-17 03:46:15 (PDT)</w:t>
       </w:r>
     </w:p>
     <w:bookmarkStart w:id="79" w:name="sec-diagonalization"/>

--- a/linear-algebra-diagonalization.docx
+++ b/linear-algebra-diagonalization.docx
@@ -15,7 +15,7 @@
         <w:pStyle w:val="Date"/>
       </w:pPr>
       <w:r>
-        <w:t xml:space="preserve">Last modified: 2026-10-17 04:46:25 (PDT)</w:t>
+        <w:t xml:space="preserve">Last modified: 2026-10-17 06:29:34 (PDT)</w:t>
       </w:r>
     </w:p>
     <w:bookmarkStart w:id="79" w:name="sec-diagonalization"/>

--- a/linear-algebra-diagonalization.docx
+++ b/linear-algebra-diagonalization.docx
@@ -15,7 +15,7 @@
         <w:pStyle w:val="Date"/>
       </w:pPr>
       <w:r>
-        <w:t xml:space="preserve">Last modified: 2026-10-17 06:29:34 (PDT)</w:t>
+        <w:t xml:space="preserve">Last modified: 2026-10-17 07:35:34 (PDT)</w:t>
       </w:r>
     </w:p>
     <w:bookmarkStart w:id="79" w:name="sec-diagonalization"/>
@@ -24036,7 +24036,7 @@
     </w:p>
     <w:bookmarkEnd w:id="78"/>
     <w:bookmarkEnd w:id="79"/>
-    <w:bookmarkStart w:id="123" w:name="sec-cholesky"/>
+    <w:bookmarkStart w:id="130" w:name="sec-cholesky"/>
     <w:p>
       <w:pPr>
         <w:pStyle w:val="Heading2"/>
@@ -29546,10 +29546,2229 @@
       </w:r>
     </w:p>
     <w:bookmarkEnd w:id="98"/>
-    <w:bookmarkStart w:id="99" w:name="def-block-matrix"/>
+    <w:bookmarkStart w:id="99" w:name="thm-pd-invertible"/>
     <w:p>
       <w:pPr>
         <w:pStyle w:val="FirstParagraph"/>
+      </w:pPr>
+      <w:r>
+        <w:rPr>
+          <w:b/>
+          <w:bCs/>
+        </w:rPr>
+        <w:t xml:space="preserve">Theorem 12 (A positive definite matrix is invertible)</w:t>
+      </w:r>
+      <w:r>
+        <w:t xml:space="preserve"> </w:t>
+      </w:r>
+      <w:r>
+        <w:t xml:space="preserve">Every positive definite matrix (</w:t>
+      </w:r>
+      <w:hyperlink r:id="rId84">
+        <w:r>
+          <w:rPr>
+            <w:rStyle w:val="Hyperlink"/>
+          </w:rPr>
+          <w:t xml:space="preserve">Definition 22 in Special Matrices and Decompositions</w:t>
+        </w:r>
+      </w:hyperlink>
+      <w:r>
+        <w:t xml:space="preserve">) is invertible (</w:t>
+      </w:r>
+      <w:hyperlink r:id="rId15">
+        <w:r>
+          <w:rPr>
+            <w:rStyle w:val="Hyperlink"/>
+          </w:rPr>
+          <w:t xml:space="preserve">Definition 6 in Special Matrices and Decompositions</w:t>
+        </w:r>
+      </w:hyperlink>
+      <w:r>
+        <w:t xml:space="preserve">).</w:t>
+      </w:r>
+    </w:p>
+    <w:bookmarkEnd w:id="99"/>
+    <w:p>
+      <w:pPr>
+        <w:pStyle w:val="BodyText"/>
+      </w:pPr>
+      <w:r>
+        <w:rPr>
+          <w:i/>
+          <w:iCs/>
+        </w:rPr>
+        <w:t xml:space="preserve">Proof</w:t>
+      </w:r>
+      <w:r>
+        <w:t xml:space="preserve">. </w:t>
+      </w:r>
+      <w:r>
+        <w:t xml:space="preserve">Let</w:t>
+      </w:r>
+      <w:r>
+        <w:t xml:space="preserve"> </w:t>
+      </w:r>
+      <m:oMath>
+        <m:r>
+          <m:rPr>
+            <m:sty m:val="bi"/>
+          </m:rPr>
+          <m:t>A</m:t>
+        </m:r>
+      </m:oMath>
+      <w:r>
+        <w:t xml:space="preserve"> </w:t>
+      </w:r>
+      <w:r>
+        <w:t xml:space="preserve">be a</w:t>
+      </w:r>
+      <w:r>
+        <w:t xml:space="preserve"> </w:t>
+      </w:r>
+      <m:oMath>
+        <m:r>
+          <m:t>p</m:t>
+        </m:r>
+        <m:r>
+          <m:rPr>
+            <m:sty m:val="p"/>
+          </m:rPr>
+          <m:t>×</m:t>
+        </m:r>
+        <m:r>
+          <m:t>p</m:t>
+        </m:r>
+      </m:oMath>
+      <w:r>
+        <w:t xml:space="preserve"> </w:t>
+      </w:r>
+      <w:r>
+        <w:t xml:space="preserve">positive definite matrix,</w:t>
+      </w:r>
+      <w:r>
+        <w:t xml:space="preserve"> </w:t>
+      </w:r>
+      <w:r>
+        <w:t xml:space="preserve">and let</w:t>
+      </w:r>
+      <w:r>
+        <w:t xml:space="preserve"> </w:t>
+      </w:r>
+      <w:r>
+        <w:t xml:space="preserve">$\mathord{\smash[b]{\underset{\raise.3ex\hbox{$\scriptstyle\sim$}}{x}}\vphantom{x}}$</w:t>
+      </w:r>
+      <w:r>
+        <w:t xml:space="preserve"> </w:t>
+      </w:r>
+      <w:r>
+        <w:t xml:space="preserve">be a vector of length</w:t>
+      </w:r>
+      <w:r>
+        <w:t xml:space="preserve"> </w:t>
+      </w:r>
+      <m:oMath>
+        <m:r>
+          <m:t>p</m:t>
+        </m:r>
+      </m:oMath>
+      <w:r>
+        <w:t xml:space="preserve"> </w:t>
+      </w:r>
+      <w:r>
+        <w:t xml:space="preserve">with</w:t>
+      </w:r>
+      <w:r>
+        <w:t xml:space="preserve"> </w:t>
+      </w:r>
+      <w:r>
+        <w:t xml:space="preserve">$\mathbf{A} \mathord{\smash[b]{\underset{\raise.3ex\hbox{$\scriptstyle\sim$}}{x}}\vphantom{x}}= \mathord{\smash[b]{\underset{\raise.3ex\hbox{$\scriptstyle\sim$}}{0}}\vphantom{0}}_p$</w:t>
+      </w:r>
+      <w:r>
+        <w:t xml:space="preserve">.</w:t>
+      </w:r>
+      <w:r>
+        <w:t xml:space="preserve"> </w:t>
+      </w:r>
+      <w:r>
+        <w:t xml:space="preserve">Then</w:t>
+      </w:r>
+    </w:p>
+    <w:p>
+      <w:pPr>
+        <w:pStyle w:val="BodyText"/>
+      </w:pPr>
+      <w:r>
+        <w:t xml:space="preserve">$$
+    \begin{aligned}
+    {\mathord{\smash[b]{\underset{\raise.3ex\hbox{$\scriptstyle\sim$}}{x}}\vphantom{x}}}^{\top} \mathbf{A} \mathord{\smash[b]{\underset{\raise.3ex\hbox{$\scriptstyle\sim$}}{x}}\vphantom{x}}
+    &amp;= {\mathord{\smash[b]{\underset{\raise.3ex\hbox{$\scriptstyle\sim$}}{x}}\vphantom{x}}}^{\top}\,(\mathbf{A} \mathord{\smash[b]{\underset{\raise.3ex\hbox{$\scriptstyle\sim$}}{x}}\vphantom{x}})
+    &amp;&amp; \text{(}\text{Definition~11 in Special Matrices and Decompositions}\text{)}
+    \\
+    &amp;= {\mathord{\smash[b]{\underset{\raise.3ex\hbox{$\scriptstyle\sim$}}{x}}\vphantom{x}}}^{\top}\,\mathord{\smash[b]{\underset{\raise.3ex\hbox{$\scriptstyle\sim$}}{0}}\vphantom{0}}_p
+    &amp;&amp; \text{(} \mathbf{A} \mathord{\smash[b]{\underset{\raise.3ex\hbox{$\scriptstyle\sim$}}{x}}\vphantom{x}}= \mathord{\smash[b]{\underset{\raise.3ex\hbox{$\scriptstyle\sim$}}{0}}\vphantom{0}}_p \text{)}
+    \\
+    &amp;= 0.
+    &amp;&amp; \text{(every term of the inner product is } 0 \text{)}
+    \end{aligned}
+    $$</w:t>
+      </w:r>
+    </w:p>
+    <w:p>
+      <w:pPr>
+        <w:pStyle w:val="FirstParagraph"/>
+      </w:pPr>
+      <w:r>
+        <w:t xml:space="preserve">If</w:t>
+      </w:r>
+      <w:r>
+        <w:t xml:space="preserve"> </w:t>
+      </w:r>
+      <w:r>
+        <w:t xml:space="preserve">$\mathord{\smash[b]{\underset{\raise.3ex\hbox{$\scriptstyle\sim$}}{x}}\vphantom{x}}\ne \mathord{\smash[b]{\underset{\raise.3ex\hbox{$\scriptstyle\sim$}}{0}}\vphantom{0}}_p$</w:t>
+      </w:r>
+      <w:r>
+        <w:t xml:space="preserve">, then</w:t>
+      </w:r>
+      <w:r>
+        <w:t xml:space="preserve"> </w:t>
+      </w:r>
+      <w:r>
+        <w:t xml:space="preserve">${\mathord{\smash[b]{\underset{\raise.3ex\hbox{$\scriptstyle\sim$}}{x}}\vphantom{x}}}^{\top} \mathbf{A} \mathord{\smash[b]{\underset{\raise.3ex\hbox{$\scriptstyle\sim$}}{x}}\vphantom{x}} &gt; 0$</w:t>
+      </w:r>
+      <w:r>
+        <w:t xml:space="preserve"> </w:t>
+      </w:r>
+      <w:r>
+        <w:t xml:space="preserve">because</w:t>
+      </w:r>
+      <w:r>
+        <w:t xml:space="preserve"> </w:t>
+      </w:r>
+      <m:oMath>
+        <m:r>
+          <m:rPr>
+            <m:sty m:val="bi"/>
+          </m:rPr>
+          <m:t>A</m:t>
+        </m:r>
+      </m:oMath>
+      <w:r>
+        <w:t xml:space="preserve"> </w:t>
+      </w:r>
+      <w:r>
+        <w:t xml:space="preserve">is positive definite,</w:t>
+      </w:r>
+      <w:r>
+        <w:t xml:space="preserve"> </w:t>
+      </w:r>
+      <w:r>
+        <w:t xml:space="preserve">which contradicts</w:t>
+      </w:r>
+      <w:r>
+        <w:t xml:space="preserve"> </w:t>
+      </w:r>
+      <w:r>
+        <w:t xml:space="preserve">${\mathord{\smash[b]{\underset{\raise.3ex\hbox{$\scriptstyle\sim$}}{x}}\vphantom{x}}}^{\top} \mathbf{A} \mathord{\smash[b]{\underset{\raise.3ex\hbox{$\scriptstyle\sim$}}{x}}\vphantom{x}} = 0$</w:t>
+      </w:r>
+      <w:r>
+        <w:t xml:space="preserve">.</w:t>
+      </w:r>
+      <w:r>
+        <w:t xml:space="preserve"> </w:t>
+      </w:r>
+      <w:r>
+        <w:t xml:space="preserve">So</w:t>
+      </w:r>
+      <w:r>
+        <w:t xml:space="preserve"> </w:t>
+      </w:r>
+      <w:r>
+        <w:t xml:space="preserve">$\mathord{\smash[b]{\underset{\raise.3ex\hbox{$\scriptstyle\sim$}}{x}}\vphantom{x}}= \mathord{\smash[b]{\underset{\raise.3ex\hbox{$\scriptstyle\sim$}}{0}}\vphantom{0}}_p$</w:t>
+      </w:r>
+      <w:r>
+        <w:t xml:space="preserve">, the null space</w:t>
+      </w:r>
+      <w:r>
+        <w:t xml:space="preserve"> </w:t>
+      </w:r>
+      <m:oMath>
+        <m:r>
+          <m:rPr>
+            <m:scr m:val="script"/>
+            <m:sty m:val="p"/>
+          </m:rPr>
+          <m:t>N</m:t>
+        </m:r>
+        <m:r>
+          <m:rPr>
+            <m:sty m:val="p"/>
+          </m:rPr>
+          <m:t>(</m:t>
+        </m:r>
+        <m:r>
+          <m:rPr>
+            <m:sty m:val="bi"/>
+          </m:rPr>
+          <m:t>A</m:t>
+        </m:r>
+        <m:r>
+          <m:rPr>
+            <m:sty m:val="p"/>
+          </m:rPr>
+          <m:t>)</m:t>
+        </m:r>
+      </m:oMath>
+      <w:r>
+        <w:t xml:space="preserve"> </w:t>
+      </w:r>
+      <w:r>
+        <w:t xml:space="preserve">is</w:t>
+      </w:r>
+      <w:r>
+        <w:t xml:space="preserve"> </w:t>
+      </w:r>
+      <w:r>
+        <w:t xml:space="preserve">$\mathopen{}\left\{\mathord{\smash[b]{\underset{\raise.3ex\hbox{$\scriptstyle\sim$}}{0}}\vphantom{0}}_p\right\}\mathclose{}$</w:t>
+      </w:r>
+      <w:r>
+        <w:t xml:space="preserve">,</w:t>
+      </w:r>
+      <w:r>
+        <w:t xml:space="preserve"> </w:t>
+      </w:r>
+      <w:r>
+        <w:t xml:space="preserve">and</w:t>
+      </w:r>
+      <w:r>
+        <w:t xml:space="preserve"> </w:t>
+      </w:r>
+      <m:oMath>
+        <m:r>
+          <m:rPr>
+            <m:sty m:val="bi"/>
+          </m:rPr>
+          <m:t>A</m:t>
+        </m:r>
+      </m:oMath>
+      <w:r>
+        <w:t xml:space="preserve"> </w:t>
+      </w:r>
+      <w:r>
+        <w:t xml:space="preserve">is invertible by</w:t>
+      </w:r>
+      <w:r>
+        <w:t xml:space="preserve"> </w:t>
+      </w:r>
+      <w:hyperlink w:anchor="thm-invertible-rank">
+        <w:r>
+          <w:rPr>
+            <w:rStyle w:val="Hyperlink"/>
+          </w:rPr>
+          <w:t xml:space="preserve">Theorem 1</w:t>
+        </w:r>
+      </w:hyperlink>
+      <w:r>
+        <w:t xml:space="preserve">.</w:t>
+      </w:r>
+    </w:p>
+    <w:bookmarkStart w:id="100" w:name="exm-pd-invertible"/>
+    <w:p>
+      <w:pPr>
+        <w:pStyle w:val="BodyText"/>
+      </w:pPr>
+      <w:r>
+        <w:rPr>
+          <w:b/>
+          <w:bCs/>
+        </w:rPr>
+        <w:t xml:space="preserve">Example 17 (Positive definite matrices are invertible; the converse fails)</w:t>
+      </w:r>
+      <w:r>
+        <w:t xml:space="preserve"> </w:t>
+      </w:r>
+      <m:oMath>
+        <m:r>
+          <m:rPr>
+            <m:sty m:val="bi"/>
+          </m:rPr>
+          <m:t>A</m:t>
+        </m:r>
+        <m:r>
+          <m:rPr>
+            <m:sty m:val="p"/>
+          </m:rPr>
+          <m:t>=</m:t>
+        </m:r>
+        <m:d>
+          <m:dPr>
+            <m:begChr m:val="["/>
+            <m:sepChr m:val=""/>
+            <m:endChr m:val="]"/>
+            <m:grow/>
+          </m:dPr>
+          <m:e>
+            <m:m>
+              <m:mPr>
+                <m:baseJc m:val="center"/>
+                <m:plcHide m:val="on"/>
+                <m:mcs>
+                  <m:mc>
+                    <m:mcPr>
+                      <m:mcJc m:val="center"/>
+                      <m:count m:val="1"/>
+                    </m:mcPr>
+                  </m:mc>
+                  <m:mc>
+                    <m:mcPr>
+                      <m:mcJc m:val="center"/>
+                      <m:count m:val="1"/>
+                    </m:mcPr>
+                  </m:mc>
+                </m:mcs>
+              </m:mPr>
+              <m:mr>
+                <m:e>
+                  <m:r>
+                    <m:t>2</m:t>
+                  </m:r>
+                </m:e>
+                <m:e>
+                  <m:r>
+                    <m:t>1</m:t>
+                  </m:r>
+                </m:e>
+              </m:mr>
+              <m:mr>
+                <m:e>
+                  <m:r>
+                    <m:t>1</m:t>
+                  </m:r>
+                </m:e>
+                <m:e>
+                  <m:r>
+                    <m:t>2</m:t>
+                  </m:r>
+                </m:e>
+              </m:mr>
+            </m:m>
+          </m:e>
+        </m:d>
+      </m:oMath>
+      <w:r>
+        <w:t xml:space="preserve"> </w:t>
+      </w:r>
+      <w:r>
+        <w:t xml:space="preserve">is positive definite, since</w:t>
+      </w:r>
+    </w:p>
+    <w:p>
+      <w:pPr>
+        <w:pStyle w:val="BodyText"/>
+      </w:pPr>
+      <w:r>
+        <w:t xml:space="preserve">$$
+    \begin{aligned}
+    {\mathord{\smash[b]{\underset{\raise.3ex\hbox{$\scriptstyle\sim$}}{x}}\vphantom{x}}}^{\top} \mathbf{A} \mathord{\smash[b]{\underset{\raise.3ex\hbox{$\scriptstyle\sim$}}{x}}\vphantom{x}}
+    &amp;= 2 x_1^2 + 2 x_1 x_2 + 2 x_2^2
+    &amp;&amp; \text{(multiply out)}
+    \\
+    &amp;= x_1^2 + x_2^2 + (x_1 + x_2)^2,
+    &amp;&amp; \text{(expand the square)}
+    \end{aligned}
+    $$</w:t>
+      </w:r>
+    </w:p>
+    <w:p>
+      <w:pPr>
+        <w:pStyle w:val="FirstParagraph"/>
+      </w:pPr>
+      <w:r>
+        <w:t xml:space="preserve">which is</w:t>
+      </w:r>
+      <w:r>
+        <w:t xml:space="preserve"> </w:t>
+      </w:r>
+      <m:oMath>
+        <m:r>
+          <m:t>0</m:t>
+        </m:r>
+      </m:oMath>
+      <w:r>
+        <w:t xml:space="preserve"> </w:t>
+      </w:r>
+      <w:r>
+        <w:t xml:space="preserve">only when</w:t>
+      </w:r>
+      <w:r>
+        <w:t xml:space="preserve"> </w:t>
+      </w:r>
+      <m:oMath>
+        <m:sSub>
+          <m:e>
+            <m:r>
+              <m:t>x</m:t>
+            </m:r>
+          </m:e>
+          <m:sub>
+            <m:r>
+              <m:t>1</m:t>
+            </m:r>
+          </m:sub>
+        </m:sSub>
+        <m:r>
+          <m:rPr>
+            <m:sty m:val="p"/>
+          </m:rPr>
+          <m:t>=</m:t>
+        </m:r>
+        <m:sSub>
+          <m:e>
+            <m:r>
+              <m:t>x</m:t>
+            </m:r>
+          </m:e>
+          <m:sub>
+            <m:r>
+              <m:t>2</m:t>
+            </m:r>
+          </m:sub>
+        </m:sSub>
+        <m:r>
+          <m:rPr>
+            <m:sty m:val="p"/>
+          </m:rPr>
+          <m:t>=</m:t>
+        </m:r>
+        <m:r>
+          <m:t>0</m:t>
+        </m:r>
+      </m:oMath>
+      <w:r>
+        <w:t xml:space="preserve">.</w:t>
+      </w:r>
+      <w:r>
+        <w:t xml:space="preserve"> </w:t>
+      </w:r>
+      <w:r>
+        <w:t xml:space="preserve">It is invertible, with</w:t>
+      </w:r>
+      <w:r>
+        <w:t xml:space="preserve"> </w:t>
+      </w:r>
+      <m:oMath>
+        <m:sSup>
+          <m:e>
+            <m:r>
+              <m:t>​</m:t>
+            </m:r>
+            <m:d>
+              <m:dPr>
+                <m:begChr m:val="("/>
+                <m:sepChr m:val=""/>
+                <m:endChr m:val=")"/>
+                <m:grow/>
+              </m:dPr>
+              <m:e>
+                <m:r>
+                  <m:rPr>
+                    <m:sty m:val="bi"/>
+                  </m:rPr>
+                  <m:t>A</m:t>
+                </m:r>
+              </m:e>
+            </m:d>
+            <m:r>
+              <m:t>​</m:t>
+            </m:r>
+          </m:e>
+          <m:sup>
+            <m:r>
+              <m:rPr>
+                <m:sty m:val="p"/>
+              </m:rPr>
+              <m:t>−</m:t>
+            </m:r>
+            <m:r>
+              <m:t>1</m:t>
+            </m:r>
+          </m:sup>
+        </m:sSup>
+        <m:r>
+          <m:rPr>
+            <m:sty m:val="p"/>
+          </m:rPr>
+          <m:t>=</m:t>
+        </m:r>
+        <m:f>
+          <m:fPr>
+            <m:type m:val="bar"/>
+          </m:fPr>
+          <m:num>
+            <m:r>
+              <m:t>1</m:t>
+            </m:r>
+          </m:num>
+          <m:den>
+            <m:r>
+              <m:t>3</m:t>
+            </m:r>
+          </m:den>
+        </m:f>
+        <m:d>
+          <m:dPr>
+            <m:begChr m:val="["/>
+            <m:sepChr m:val=""/>
+            <m:endChr m:val="]"/>
+            <m:grow/>
+          </m:dPr>
+          <m:e>
+            <m:m>
+              <m:mPr>
+                <m:baseJc m:val="center"/>
+                <m:plcHide m:val="on"/>
+                <m:mcs>
+                  <m:mc>
+                    <m:mcPr>
+                      <m:mcJc m:val="center"/>
+                      <m:count m:val="1"/>
+                    </m:mcPr>
+                  </m:mc>
+                  <m:mc>
+                    <m:mcPr>
+                      <m:mcJc m:val="center"/>
+                      <m:count m:val="1"/>
+                    </m:mcPr>
+                  </m:mc>
+                </m:mcs>
+              </m:mPr>
+              <m:mr>
+                <m:e>
+                  <m:r>
+                    <m:t>2</m:t>
+                  </m:r>
+                </m:e>
+                <m:e>
+                  <m:r>
+                    <m:rPr>
+                      <m:sty m:val="p"/>
+                    </m:rPr>
+                    <m:t>−</m:t>
+                  </m:r>
+                  <m:r>
+                    <m:t>1</m:t>
+                  </m:r>
+                </m:e>
+              </m:mr>
+              <m:mr>
+                <m:e>
+                  <m:r>
+                    <m:rPr>
+                      <m:sty m:val="p"/>
+                    </m:rPr>
+                    <m:t>−</m:t>
+                  </m:r>
+                  <m:r>
+                    <m:t>1</m:t>
+                  </m:r>
+                </m:e>
+                <m:e>
+                  <m:r>
+                    <m:t>2</m:t>
+                  </m:r>
+                </m:e>
+              </m:mr>
+            </m:m>
+          </m:e>
+        </m:d>
+      </m:oMath>
+      <w:r>
+        <w:t xml:space="preserve">.</w:t>
+      </w:r>
+    </w:p>
+    <w:p>
+      <w:pPr>
+        <w:pStyle w:val="BodyText"/>
+      </w:pPr>
+      <w:r>
+        <w:t xml:space="preserve">The converse fails.</w:t>
+      </w:r>
+      <w:r>
+        <w:t xml:space="preserve"> </w:t>
+      </w:r>
+      <m:oMath>
+        <m:r>
+          <m:rPr>
+            <m:sty m:val="bi"/>
+          </m:rPr>
+          <m:t>D</m:t>
+        </m:r>
+        <m:r>
+          <m:rPr>
+            <m:sty m:val="p"/>
+          </m:rPr>
+          <m:t>=</m:t>
+        </m:r>
+        <m:d>
+          <m:dPr>
+            <m:begChr m:val="["/>
+            <m:sepChr m:val=""/>
+            <m:endChr m:val="]"/>
+            <m:grow/>
+          </m:dPr>
+          <m:e>
+            <m:m>
+              <m:mPr>
+                <m:baseJc m:val="center"/>
+                <m:plcHide m:val="on"/>
+                <m:mcs>
+                  <m:mc>
+                    <m:mcPr>
+                      <m:mcJc m:val="center"/>
+                      <m:count m:val="1"/>
+                    </m:mcPr>
+                  </m:mc>
+                  <m:mc>
+                    <m:mcPr>
+                      <m:mcJc m:val="center"/>
+                      <m:count m:val="1"/>
+                    </m:mcPr>
+                  </m:mc>
+                </m:mcs>
+              </m:mPr>
+              <m:mr>
+                <m:e>
+                  <m:r>
+                    <m:t>1</m:t>
+                  </m:r>
+                </m:e>
+                <m:e>
+                  <m:r>
+                    <m:t>2</m:t>
+                  </m:r>
+                </m:e>
+              </m:mr>
+              <m:mr>
+                <m:e>
+                  <m:r>
+                    <m:t>2</m:t>
+                  </m:r>
+                </m:e>
+                <m:e>
+                  <m:r>
+                    <m:t>1</m:t>
+                  </m:r>
+                </m:e>
+              </m:mr>
+            </m:m>
+          </m:e>
+        </m:d>
+      </m:oMath>
+      <w:r>
+        <w:t xml:space="preserve"> </w:t>
+      </w:r>
+      <w:r>
+        <w:t xml:space="preserve">of</w:t>
+      </w:r>
+      <w:r>
+        <w:t xml:space="preserve"> </w:t>
+      </w:r>
+      <w:hyperlink r:id="rId91">
+        <w:r>
+          <w:rPr>
+            <w:rStyle w:val="Hyperlink"/>
+          </w:rPr>
+          <w:t xml:space="preserve">Example 30 in Special Matrices and Decompositions</w:t>
+        </w:r>
+      </w:hyperlink>
+      <w:r>
+        <w:t xml:space="preserve"> </w:t>
+      </w:r>
+      <w:r>
+        <w:t xml:space="preserve">is not positive definite,</w:t>
+      </w:r>
+      <w:r>
+        <w:t xml:space="preserve"> </w:t>
+      </w:r>
+      <w:r>
+        <w:t xml:space="preserve">yet it is invertible:</w:t>
+      </w:r>
+      <w:r>
+        <w:t xml:space="preserve"> </w:t>
+      </w:r>
+      <m:oMath>
+        <m:sSup>
+          <m:e>
+            <m:r>
+              <m:t>​</m:t>
+            </m:r>
+            <m:d>
+              <m:dPr>
+                <m:begChr m:val="("/>
+                <m:sepChr m:val=""/>
+                <m:endChr m:val=")"/>
+                <m:grow/>
+              </m:dPr>
+              <m:e>
+                <m:r>
+                  <m:rPr>
+                    <m:sty m:val="bi"/>
+                  </m:rPr>
+                  <m:t>D</m:t>
+                </m:r>
+              </m:e>
+            </m:d>
+            <m:r>
+              <m:t>​</m:t>
+            </m:r>
+          </m:e>
+          <m:sup>
+            <m:r>
+              <m:rPr>
+                <m:sty m:val="p"/>
+              </m:rPr>
+              <m:t>−</m:t>
+            </m:r>
+            <m:r>
+              <m:t>1</m:t>
+            </m:r>
+          </m:sup>
+        </m:sSup>
+        <m:r>
+          <m:rPr>
+            <m:sty m:val="p"/>
+          </m:rPr>
+          <m:t>=</m:t>
+        </m:r>
+        <m:f>
+          <m:fPr>
+            <m:type m:val="bar"/>
+          </m:fPr>
+          <m:num>
+            <m:r>
+              <m:t>1</m:t>
+            </m:r>
+          </m:num>
+          <m:den>
+            <m:r>
+              <m:t>3</m:t>
+            </m:r>
+          </m:den>
+        </m:f>
+        <m:d>
+          <m:dPr>
+            <m:begChr m:val="["/>
+            <m:sepChr m:val=""/>
+            <m:endChr m:val="]"/>
+            <m:grow/>
+          </m:dPr>
+          <m:e>
+            <m:m>
+              <m:mPr>
+                <m:baseJc m:val="center"/>
+                <m:plcHide m:val="on"/>
+                <m:mcs>
+                  <m:mc>
+                    <m:mcPr>
+                      <m:mcJc m:val="center"/>
+                      <m:count m:val="1"/>
+                    </m:mcPr>
+                  </m:mc>
+                  <m:mc>
+                    <m:mcPr>
+                      <m:mcJc m:val="center"/>
+                      <m:count m:val="1"/>
+                    </m:mcPr>
+                  </m:mc>
+                </m:mcs>
+              </m:mPr>
+              <m:mr>
+                <m:e>
+                  <m:r>
+                    <m:rPr>
+                      <m:sty m:val="p"/>
+                    </m:rPr>
+                    <m:t>−</m:t>
+                  </m:r>
+                  <m:r>
+                    <m:t>1</m:t>
+                  </m:r>
+                </m:e>
+                <m:e>
+                  <m:r>
+                    <m:t>2</m:t>
+                  </m:r>
+                </m:e>
+              </m:mr>
+              <m:mr>
+                <m:e>
+                  <m:r>
+                    <m:t>2</m:t>
+                  </m:r>
+                </m:e>
+                <m:e>
+                  <m:r>
+                    <m:rPr>
+                      <m:sty m:val="p"/>
+                    </m:rPr>
+                    <m:t>−</m:t>
+                  </m:r>
+                  <m:r>
+                    <m:t>1</m:t>
+                  </m:r>
+                </m:e>
+              </m:mr>
+            </m:m>
+          </m:e>
+        </m:d>
+      </m:oMath>
+      <w:r>
+        <w:t xml:space="preserve">.</w:t>
+      </w:r>
+    </w:p>
+    <w:bookmarkEnd w:id="100"/>
+    <w:bookmarkStart w:id="101" w:name="thm-psd-plus-multiple-identity"/>
+    <w:p>
+      <w:pPr>
+        <w:pStyle w:val="BodyText"/>
+      </w:pPr>
+      <w:r>
+        <w:rPr>
+          <w:b/>
+          <w:bCs/>
+        </w:rPr>
+        <w:t xml:space="preserve">Theorem 13 (Adding a positive multiple of the identity makes a matrix positive definite)</w:t>
+      </w:r>
+      <w:r>
+        <w:t xml:space="preserve"> </w:t>
+      </w:r>
+      <w:r>
+        <w:t xml:space="preserve">Let</w:t>
+      </w:r>
+      <w:r>
+        <w:t xml:space="preserve"> </w:t>
+      </w:r>
+      <m:oMath>
+        <m:r>
+          <m:rPr>
+            <m:sty m:val="bi"/>
+          </m:rPr>
+          <m:t>A</m:t>
+        </m:r>
+      </m:oMath>
+      <w:r>
+        <w:t xml:space="preserve"> </w:t>
+      </w:r>
+      <w:r>
+        <w:t xml:space="preserve">be a</w:t>
+      </w:r>
+      <w:r>
+        <w:t xml:space="preserve"> </w:t>
+      </w:r>
+      <m:oMath>
+        <m:r>
+          <m:t>p</m:t>
+        </m:r>
+        <m:r>
+          <m:rPr>
+            <m:sty m:val="p"/>
+          </m:rPr>
+          <m:t>×</m:t>
+        </m:r>
+        <m:r>
+          <m:t>p</m:t>
+        </m:r>
+      </m:oMath>
+      <w:r>
+        <w:t xml:space="preserve"> </w:t>
+      </w:r>
+      <w:r>
+        <w:t xml:space="preserve">positive semidefinite matrix (</w:t>
+      </w:r>
+      <w:hyperlink r:id="rId83">
+        <w:r>
+          <w:rPr>
+            <w:rStyle w:val="Hyperlink"/>
+          </w:rPr>
+          <w:t xml:space="preserve">Definition 21 in Special Matrices and Decompositions</w:t>
+        </w:r>
+      </w:hyperlink>
+      <w:r>
+        <w:t xml:space="preserve">)</w:t>
+      </w:r>
+      <w:r>
+        <w:t xml:space="preserve"> </w:t>
+      </w:r>
+      <w:r>
+        <w:t xml:space="preserve">and let</w:t>
+      </w:r>
+      <w:r>
+        <w:t xml:space="preserve"> </w:t>
+      </w:r>
+      <m:oMath>
+        <m:r>
+          <m:t>α</m:t>
+        </m:r>
+        <m:r>
+          <m:rPr>
+            <m:sty m:val="p"/>
+          </m:rPr>
+          <m:t>&gt;</m:t>
+        </m:r>
+        <m:r>
+          <m:t>0</m:t>
+        </m:r>
+      </m:oMath>
+      <w:r>
+        <w:t xml:space="preserve">.</w:t>
+      </w:r>
+      <w:r>
+        <w:t xml:space="preserve"> </w:t>
+      </w:r>
+      <w:r>
+        <w:t xml:space="preserve">Then</w:t>
+      </w:r>
+      <w:r>
+        <w:t xml:space="preserve"> </w:t>
+      </w:r>
+      <m:oMath>
+        <m:r>
+          <m:rPr>
+            <m:sty m:val="bi"/>
+          </m:rPr>
+          <m:t>A</m:t>
+        </m:r>
+        <m:r>
+          <m:rPr>
+            <m:sty m:val="p"/>
+          </m:rPr>
+          <m:t>+</m:t>
+        </m:r>
+        <m:r>
+          <m:t>α</m:t>
+        </m:r>
+        <m:sSub>
+          <m:e>
+            <m:r>
+              <m:rPr>
+                <m:sty m:val="bi"/>
+              </m:rPr>
+              <m:t>I</m:t>
+            </m:r>
+          </m:e>
+          <m:sub>
+            <m:r>
+              <m:t>p</m:t>
+            </m:r>
+          </m:sub>
+        </m:sSub>
+      </m:oMath>
+      <w:r>
+        <w:t xml:space="preserve"> </w:t>
+      </w:r>
+      <w:r>
+        <w:t xml:space="preserve">is positive definite (</w:t>
+      </w:r>
+      <w:hyperlink r:id="rId84">
+        <w:r>
+          <w:rPr>
+            <w:rStyle w:val="Hyperlink"/>
+          </w:rPr>
+          <w:t xml:space="preserve">Definition 22 in Special Matrices and Decompositions</w:t>
+        </w:r>
+      </w:hyperlink>
+      <w:r>
+        <w:t xml:space="preserve">),</w:t>
+      </w:r>
+      <w:r>
+        <w:t xml:space="preserve"> </w:t>
+      </w:r>
+      <w:r>
+        <w:t xml:space="preserve">so it is invertible (</w:t>
+      </w:r>
+      <w:hyperlink w:anchor="thm-pd-invertible">
+        <w:r>
+          <w:rPr>
+            <w:rStyle w:val="Hyperlink"/>
+          </w:rPr>
+          <w:t xml:space="preserve">Theorem 12</w:t>
+        </w:r>
+      </w:hyperlink>
+      <w:r>
+        <w:t xml:space="preserve">).</w:t>
+      </w:r>
+    </w:p>
+    <w:bookmarkEnd w:id="101"/>
+    <w:p>
+      <w:pPr>
+        <w:pStyle w:val="BodyText"/>
+      </w:pPr>
+      <w:r>
+        <w:rPr>
+          <w:i/>
+          <w:iCs/>
+        </w:rPr>
+        <w:t xml:space="preserve">Proof</w:t>
+      </w:r>
+      <w:r>
+        <w:t xml:space="preserve">. </w:t>
+      </w:r>
+      <m:oMath>
+        <m:r>
+          <m:rPr>
+            <m:sty m:val="bi"/>
+          </m:rPr>
+          <m:t>A</m:t>
+        </m:r>
+        <m:r>
+          <m:rPr>
+            <m:sty m:val="p"/>
+          </m:rPr>
+          <m:t>+</m:t>
+        </m:r>
+        <m:r>
+          <m:t>α</m:t>
+        </m:r>
+        <m:sSub>
+          <m:e>
+            <m:r>
+              <m:rPr>
+                <m:sty m:val="bi"/>
+              </m:rPr>
+              <m:t>I</m:t>
+            </m:r>
+          </m:e>
+          <m:sub>
+            <m:r>
+              <m:t>p</m:t>
+            </m:r>
+          </m:sub>
+        </m:sSub>
+      </m:oMath>
+      <w:r>
+        <w:t xml:space="preserve"> </w:t>
+      </w:r>
+      <w:r>
+        <w:t xml:space="preserve">is symmetric:</w:t>
+      </w:r>
+      <w:r>
+        <w:t xml:space="preserve"> </w:t>
+      </w:r>
+      <w:r>
+        <w:t xml:space="preserve">its transpose is</w:t>
+      </w:r>
+      <w:r>
+        <w:t xml:space="preserve"> </w:t>
+      </w:r>
+      <m:oMath>
+        <m:sSup>
+          <m:e>
+            <m:r>
+              <m:rPr>
+                <m:sty m:val="bi"/>
+              </m:rPr>
+              <m:t>A</m:t>
+            </m:r>
+          </m:e>
+          <m:sup>
+            <m:r>
+              <m:rPr>
+                <m:sty m:val="p"/>
+              </m:rPr>
+              <m:t>⊤</m:t>
+            </m:r>
+          </m:sup>
+        </m:sSup>
+        <m:r>
+          <m:rPr>
+            <m:sty m:val="p"/>
+          </m:rPr>
+          <m:t>+</m:t>
+        </m:r>
+        <m:r>
+          <m:t>α</m:t>
+        </m:r>
+        <m:sSub>
+          <m:e>
+            <m:r>
+              <m:rPr>
+                <m:sty m:val="bi"/>
+              </m:rPr>
+              <m:t>I</m:t>
+            </m:r>
+          </m:e>
+          <m:sub>
+            <m:r>
+              <m:t>p</m:t>
+            </m:r>
+          </m:sub>
+        </m:sSub>
+        <m:r>
+          <m:rPr>
+            <m:sty m:val="p"/>
+          </m:rPr>
+          <m:t>=</m:t>
+        </m:r>
+        <m:r>
+          <m:rPr>
+            <m:sty m:val="bi"/>
+          </m:rPr>
+          <m:t>A</m:t>
+        </m:r>
+        <m:r>
+          <m:rPr>
+            <m:sty m:val="p"/>
+          </m:rPr>
+          <m:t>+</m:t>
+        </m:r>
+        <m:r>
+          <m:t>α</m:t>
+        </m:r>
+        <m:sSub>
+          <m:e>
+            <m:r>
+              <m:rPr>
+                <m:sty m:val="bi"/>
+              </m:rPr>
+              <m:t>I</m:t>
+            </m:r>
+          </m:e>
+          <m:sub>
+            <m:r>
+              <m:t>p</m:t>
+            </m:r>
+          </m:sub>
+        </m:sSub>
+      </m:oMath>
+      <w:r>
+        <w:t xml:space="preserve"> </w:t>
+      </w:r>
+      <w:r>
+        <w:t xml:space="preserve">(</w:t>
+      </w:r>
+      <w:hyperlink r:id="rId96">
+        <w:r>
+          <w:rPr>
+            <w:rStyle w:val="Hyperlink"/>
+          </w:rPr>
+          <w:t xml:space="preserve">Theorem 15 in Matrices</w:t>
+        </w:r>
+      </w:hyperlink>
+      <w:r>
+        <w:t xml:space="preserve">,</w:t>
+      </w:r>
+      <w:r>
+        <w:t xml:space="preserve"> </w:t>
+      </w:r>
+      <w:hyperlink r:id="rId97">
+        <w:r>
+          <w:rPr>
+            <w:rStyle w:val="Hyperlink"/>
+          </w:rPr>
+          <w:t xml:space="preserve">Definition 6 in Matrices</w:t>
+        </w:r>
+      </w:hyperlink>
+      <w:r>
+        <w:t xml:space="preserve">,</w:t>
+      </w:r>
+      <w:r>
+        <w:t xml:space="preserve"> </w:t>
+      </w:r>
+      <w:hyperlink r:id="rId87">
+        <w:r>
+          <w:rPr>
+            <w:rStyle w:val="Hyperlink"/>
+          </w:rPr>
+          <w:t xml:space="preserve">Definition 3 in Matrices</w:t>
+        </w:r>
+      </w:hyperlink>
+      <w:r>
+        <w:t xml:space="preserve">).</w:t>
+      </w:r>
+      <w:r>
+        <w:t xml:space="preserve"> </w:t>
+      </w:r>
+      <w:r>
+        <w:t xml:space="preserve">For</w:t>
+      </w:r>
+      <w:r>
+        <w:t xml:space="preserve"> </w:t>
+      </w:r>
+      <w:r>
+        <w:t xml:space="preserve">$\mathord{\smash[b]{\underset{\raise.3ex\hbox{$\scriptstyle\sim$}}{x}}\vphantom{x}}\ne \mathord{\smash[b]{\underset{\raise.3ex\hbox{$\scriptstyle\sim$}}{0}}\vphantom{0}}_p$</w:t>
+      </w:r>
+      <w:r>
+        <w:t xml:space="preserve">,</w:t>
+      </w:r>
+    </w:p>
+    <w:p>
+      <w:pPr>
+        <w:pStyle w:val="BodyText"/>
+      </w:pPr>
+      <w:r>
+        <w:t xml:space="preserve">$$
+    \begin{aligned}
+    {\mathord{\smash[b]{\underset{\raise.3ex\hbox{$\scriptstyle\sim$}}{x}}\vphantom{x}}}^{\top}\,(\mathbf{A} + \alpha\mathbf{I}_p)\,\mathord{\smash[b]{\underset{\raise.3ex\hbox{$\scriptstyle\sim$}}{x}}\vphantom{x}}
+    &amp;= {\mathord{\smash[b]{\underset{\raise.3ex\hbox{$\scriptstyle\sim$}}{x}}\vphantom{x}}}^{\top} \mathbf{A} \mathord{\smash[b]{\underset{\raise.3ex\hbox{$\scriptstyle\sim$}}{x}}\vphantom{x}} + \alpha\,{\mathord{\smash[b]{\underset{\raise.3ex\hbox{$\scriptstyle\sim$}}{x}}\vphantom{x}}}^{\top}\,\mathbf{I}_p\,\mathord{\smash[b]{\underset{\raise.3ex\hbox{$\scriptstyle\sim$}}{x}}\vphantom{x}}
+    &amp;&amp; \text{(}\text{Theorem~6 in Matrices}\text{, }\text{Theorem~7 in Projections and Linear Systems}\text{)}
+    \\
+    &amp;= {\mathord{\smash[b]{\underset{\raise.3ex\hbox{$\scriptstyle\sim$}}{x}}\vphantom{x}}}^{\top} \mathbf{A} \mathord{\smash[b]{\underset{\raise.3ex\hbox{$\scriptstyle\sim$}}{x}}\vphantom{x}} + \alpha\,\mathopen{}\left\lVert\mathord{\smash[b]{\underset{\raise.3ex\hbox{$\scriptstyle\sim$}}{x}}\vphantom{x}}\right\rVert\mathclose{}^2
+    &amp;&amp; \text{(}\text{Theorem~7 in Matrices}\text{, }\text{Equation~2 in Vectors}\text{, squared)}
+    \\
+    &amp;&gt; 0.
+    &amp;&amp; \text{(} {\mathord{\smash[b]{\underset{\raise.3ex\hbox{$\scriptstyle\sim$}}{x}}\vphantom{x}}}^{\top} \mathbf{A} \mathord{\smash[b]{\underset{\raise.3ex\hbox{$\scriptstyle\sim$}}{x}}\vphantom{x}} \ge 0, \; \alpha&gt; 0, \; \mathord{\smash[b]{\underset{\raise.3ex\hbox{$\scriptstyle\sim$}}{x}}\vphantom{x}}\ne \mathord{\smash[b]{\underset{\raise.3ex\hbox{$\scriptstyle\sim$}}{0}}\vphantom{0}}_p \text{)}
+    \end{aligned}
+    $$</w:t>
+      </w:r>
+    </w:p>
+    <w:bookmarkStart w:id="102" w:name="exm-psd-plus-multiple-identity"/>
+    <w:p>
+      <w:pPr>
+        <w:pStyle w:val="FirstParagraph"/>
+      </w:pPr>
+      <w:r>
+        <w:rPr>
+          <w:b/>
+          <w:bCs/>
+        </w:rPr>
+        <w:t xml:space="preserve">Example 18 (Repairing a singular matrix)</w:t>
+      </w:r>
+      <w:r>
+        <w:t xml:space="preserve"> </w:t>
+      </w:r>
+      <m:oMath>
+        <m:r>
+          <m:rPr>
+            <m:sty m:val="bi"/>
+          </m:rPr>
+          <m:t>B</m:t>
+        </m:r>
+        <m:r>
+          <m:rPr>
+            <m:sty m:val="p"/>
+          </m:rPr>
+          <m:t>=</m:t>
+        </m:r>
+        <m:d>
+          <m:dPr>
+            <m:begChr m:val="["/>
+            <m:sepChr m:val=""/>
+            <m:endChr m:val="]"/>
+            <m:grow/>
+          </m:dPr>
+          <m:e>
+            <m:m>
+              <m:mPr>
+                <m:baseJc m:val="center"/>
+                <m:plcHide m:val="on"/>
+                <m:mcs>
+                  <m:mc>
+                    <m:mcPr>
+                      <m:mcJc m:val="center"/>
+                      <m:count m:val="1"/>
+                    </m:mcPr>
+                  </m:mc>
+                  <m:mc>
+                    <m:mcPr>
+                      <m:mcJc m:val="center"/>
+                      <m:count m:val="1"/>
+                    </m:mcPr>
+                  </m:mc>
+                </m:mcs>
+              </m:mPr>
+              <m:mr>
+                <m:e>
+                  <m:r>
+                    <m:t>1</m:t>
+                  </m:r>
+                </m:e>
+                <m:e>
+                  <m:r>
+                    <m:t>1</m:t>
+                  </m:r>
+                </m:e>
+              </m:mr>
+              <m:mr>
+                <m:e>
+                  <m:r>
+                    <m:t>1</m:t>
+                  </m:r>
+                </m:e>
+                <m:e>
+                  <m:r>
+                    <m:t>1</m:t>
+                  </m:r>
+                </m:e>
+              </m:mr>
+            </m:m>
+          </m:e>
+        </m:d>
+      </m:oMath>
+      <w:r>
+        <w:t xml:space="preserve"> </w:t>
+      </w:r>
+      <w:r>
+        <w:t xml:space="preserve">of</w:t>
+      </w:r>
+      <w:r>
+        <w:t xml:space="preserve"> </w:t>
+      </w:r>
+      <w:hyperlink r:id="rId90">
+        <w:r>
+          <w:rPr>
+            <w:rStyle w:val="Hyperlink"/>
+          </w:rPr>
+          <w:t xml:space="preserve">Example 29 in Special Matrices and Decompositions</w:t>
+        </w:r>
+      </w:hyperlink>
+      <w:r>
+        <w:t xml:space="preserve"> </w:t>
+      </w:r>
+      <w:r>
+        <w:t xml:space="preserve">is positive semidefinite and singular:</w:t>
+      </w:r>
+      <w:r>
+        <w:t xml:space="preserve"> </w:t>
+      </w:r>
+      <w:r>
+        <w:t xml:space="preserve">$\mathbf{B} (1, -1) = \mathord{\smash[b]{\underset{\raise.3ex\hbox{$\scriptstyle\sim$}}{0}}\vphantom{0}}_2$</w:t>
+      </w:r>
+      <w:r>
+        <w:t xml:space="preserve">.</w:t>
+      </w:r>
+      <w:r>
+        <w:t xml:space="preserve"> </w:t>
+      </w:r>
+      <w:r>
+        <w:t xml:space="preserve">With</w:t>
+      </w:r>
+      <w:r>
+        <w:t xml:space="preserve"> </w:t>
+      </w:r>
+      <m:oMath>
+        <m:r>
+          <m:t>α</m:t>
+        </m:r>
+        <m:r>
+          <m:rPr>
+            <m:sty m:val="p"/>
+          </m:rPr>
+          <m:t>=</m:t>
+        </m:r>
+        <m:r>
+          <m:t>1</m:t>
+        </m:r>
+      </m:oMath>
+      <w:r>
+        <w:t xml:space="preserve">,</w:t>
+      </w:r>
+    </w:p>
+    <w:p>
+      <w:pPr>
+        <w:pStyle w:val="BodyText"/>
+      </w:pPr>
+      <m:oMathPara>
+        <m:oMathParaPr>
+          <m:jc m:val="center"/>
+        </m:oMathParaPr>
+        <m:oMath>
+          <m:r>
+            <m:rPr>
+              <m:sty m:val="bi"/>
+            </m:rPr>
+            <m:t>B</m:t>
+          </m:r>
+          <m:r>
+            <m:rPr>
+              <m:sty m:val="p"/>
+            </m:rPr>
+            <m:t>+</m:t>
+          </m:r>
+          <m:sSub>
+            <m:e>
+              <m:r>
+                <m:rPr>
+                  <m:sty m:val="bi"/>
+                </m:rPr>
+                <m:t>I</m:t>
+              </m:r>
+            </m:e>
+            <m:sub>
+              <m:r>
+                <m:t>2</m:t>
+              </m:r>
+            </m:sub>
+          </m:sSub>
+          <m:r>
+            <m:rPr>
+              <m:sty m:val="p"/>
+            </m:rPr>
+            <m:t>=</m:t>
+          </m:r>
+          <m:d>
+            <m:dPr>
+              <m:begChr m:val="["/>
+              <m:sepChr m:val=""/>
+              <m:endChr m:val="]"/>
+              <m:grow/>
+            </m:dPr>
+            <m:e>
+              <m:m>
+                <m:mPr>
+                  <m:baseJc m:val="center"/>
+                  <m:plcHide m:val="on"/>
+                  <m:mcs>
+                    <m:mc>
+                      <m:mcPr>
+                        <m:mcJc m:val="center"/>
+                        <m:count m:val="1"/>
+                      </m:mcPr>
+                    </m:mc>
+                    <m:mc>
+                      <m:mcPr>
+                        <m:mcJc m:val="center"/>
+                        <m:count m:val="1"/>
+                      </m:mcPr>
+                    </m:mc>
+                  </m:mcs>
+                </m:mPr>
+                <m:mr>
+                  <m:e>
+                    <m:r>
+                      <m:t>2</m:t>
+                    </m:r>
+                  </m:e>
+                  <m:e>
+                    <m:r>
+                      <m:t>1</m:t>
+                    </m:r>
+                  </m:e>
+                </m:mr>
+                <m:mr>
+                  <m:e>
+                    <m:r>
+                      <m:t>1</m:t>
+                    </m:r>
+                  </m:e>
+                  <m:e>
+                    <m:r>
+                      <m:t>2</m:t>
+                    </m:r>
+                  </m:e>
+                </m:mr>
+              </m:m>
+            </m:e>
+          </m:d>
+          <m:r>
+            <m:rPr>
+              <m:sty m:val="p"/>
+            </m:rPr>
+            <m:t>,</m:t>
+          </m:r>
+        </m:oMath>
+      </m:oMathPara>
+    </w:p>
+    <w:p>
+      <w:pPr>
+        <w:pStyle w:val="FirstParagraph"/>
+      </w:pPr>
+      <w:r>
+        <w:t xml:space="preserve">which is positive definite and invertible by</w:t>
+      </w:r>
+      <w:r>
+        <w:t xml:space="preserve"> </w:t>
+      </w:r>
+      <w:hyperlink w:anchor="exm-pd-invertible">
+        <w:r>
+          <w:rPr>
+            <w:rStyle w:val="Hyperlink"/>
+          </w:rPr>
+          <w:t xml:space="preserve">Example 17</w:t>
+        </w:r>
+      </w:hyperlink>
+      <w:r>
+        <w:t xml:space="preserve">.</w:t>
+      </w:r>
+    </w:p>
+    <w:bookmarkEnd w:id="102"/>
+    <w:bookmarkStart w:id="103" w:name="cor-gram-invertible-iff"/>
+    <w:p>
+      <w:pPr>
+        <w:pStyle w:val="BodyText"/>
+      </w:pPr>
+      <w:r>
+        <w:rPr>
+          <w:b/>
+          <w:bCs/>
+        </w:rPr>
+        <w:t xml:space="preserve">Corollary 2 (</w:t>
+      </w:r>
+      <m:oMath>
+        <m:sSup>
+          <m:e>
+            <m:r>
+              <m:rPr>
+                <m:sty m:val="bi"/>
+              </m:rPr>
+              <m:t>X</m:t>
+            </m:r>
+          </m:e>
+          <m:sup>
+            <m:r>
+              <m:rPr>
+                <m:sty m:val="p"/>
+              </m:rPr>
+              <m:t>⊤</m:t>
+            </m:r>
+          </m:sup>
+        </m:sSup>
+        <m:r>
+          <m:rPr>
+            <m:sty m:val="bi"/>
+          </m:rPr>
+          <m:t>X</m:t>
+        </m:r>
+      </m:oMath>
+      <w:r>
+        <w:rPr>
+          <w:b/>
+          <w:bCs/>
+        </w:rPr>
+        <w:t xml:space="preserve"> </w:t>
+      </w:r>
+      <w:r>
+        <w:rPr>
+          <w:b/>
+          <w:bCs/>
+        </w:rPr>
+        <w:t xml:space="preserve">is invertible exactly when</w:t>
+      </w:r>
+      <w:r>
+        <w:rPr>
+          <w:b/>
+          <w:bCs/>
+        </w:rPr>
+        <w:t xml:space="preserve"> </w:t>
+      </w:r>
+      <m:oMath>
+        <m:r>
+          <m:rPr>
+            <m:sty m:val="bi"/>
+          </m:rPr>
+          <m:t>X</m:t>
+        </m:r>
+      </m:oMath>
+      <w:r>
+        <w:rPr>
+          <w:b/>
+          <w:bCs/>
+        </w:rPr>
+        <w:t xml:space="preserve"> </w:t>
+      </w:r>
+      <w:r>
+        <w:rPr>
+          <w:b/>
+          <w:bCs/>
+        </w:rPr>
+        <w:t xml:space="preserve">has full column rank)</w:t>
+      </w:r>
+      <w:r>
+        <w:t xml:space="preserve"> </w:t>
+      </w:r>
+      <w:r>
+        <w:t xml:space="preserve">For an</w:t>
+      </w:r>
+      <w:r>
+        <w:t xml:space="preserve"> </w:t>
+      </w:r>
+      <m:oMath>
+        <m:r>
+          <m:t>n</m:t>
+        </m:r>
+        <m:r>
+          <m:rPr>
+            <m:sty m:val="p"/>
+          </m:rPr>
+          <m:t>×</m:t>
+        </m:r>
+        <m:r>
+          <m:t>p</m:t>
+        </m:r>
+      </m:oMath>
+      <w:r>
+        <w:t xml:space="preserve"> </w:t>
+      </w:r>
+      <w:r>
+        <w:t xml:space="preserve">matrix</w:t>
+      </w:r>
+      <w:r>
+        <w:t xml:space="preserve"> </w:t>
+      </w:r>
+      <m:oMath>
+        <m:r>
+          <m:rPr>
+            <m:sty m:val="bi"/>
+          </m:rPr>
+          <m:t>X</m:t>
+        </m:r>
+      </m:oMath>
+      <w:r>
+        <w:t xml:space="preserve">, the</w:t>
+      </w:r>
+      <w:r>
+        <w:t xml:space="preserve"> </w:t>
+      </w:r>
+      <m:oMath>
+        <m:r>
+          <m:t>p</m:t>
+        </m:r>
+        <m:r>
+          <m:rPr>
+            <m:sty m:val="p"/>
+          </m:rPr>
+          <m:t>×</m:t>
+        </m:r>
+        <m:r>
+          <m:t>p</m:t>
+        </m:r>
+      </m:oMath>
+      <w:r>
+        <w:t xml:space="preserve"> </w:t>
+      </w:r>
+      <w:r>
+        <w:t xml:space="preserve">matrix</w:t>
+      </w:r>
+      <w:r>
+        <w:t xml:space="preserve"> </w:t>
+      </w:r>
+      <m:oMath>
+        <m:sSup>
+          <m:e>
+            <m:r>
+              <m:rPr>
+                <m:sty m:val="bi"/>
+              </m:rPr>
+              <m:t>X</m:t>
+            </m:r>
+          </m:e>
+          <m:sup>
+            <m:r>
+              <m:rPr>
+                <m:sty m:val="p"/>
+              </m:rPr>
+              <m:t>⊤</m:t>
+            </m:r>
+          </m:sup>
+        </m:sSup>
+        <m:r>
+          <m:rPr>
+            <m:sty m:val="bi"/>
+          </m:rPr>
+          <m:t>X</m:t>
+        </m:r>
+      </m:oMath>
+      <w:r>
+        <w:t xml:space="preserve"> </w:t>
+      </w:r>
+      <w:r>
+        <w:t xml:space="preserve">is invertible (</w:t>
+      </w:r>
+      <w:hyperlink r:id="rId15">
+        <w:r>
+          <w:rPr>
+            <w:rStyle w:val="Hyperlink"/>
+          </w:rPr>
+          <w:t xml:space="preserve">Definition 6 in Special Matrices and Decompositions</w:t>
+        </w:r>
+      </w:hyperlink>
+      <w:r>
+        <w:t xml:space="preserve">)</w:t>
+      </w:r>
+      <w:r>
+        <w:t xml:space="preserve"> </w:t>
+      </w:r>
+      <w:r>
+        <w:t xml:space="preserve">exactly when</w:t>
+      </w:r>
+      <w:r>
+        <w:t xml:space="preserve"> </w:t>
+      </w:r>
+      <m:oMath>
+        <m:r>
+          <m:rPr>
+            <m:sty m:val="p"/>
+          </m:rPr>
+          <m:t>rank</m:t>
+        </m:r>
+        <m:r>
+          <m:rPr>
+            <m:sty m:val="p"/>
+          </m:rPr>
+          <m:t>(</m:t>
+        </m:r>
+        <m:r>
+          <m:rPr>
+            <m:sty m:val="bi"/>
+          </m:rPr>
+          <m:t>X</m:t>
+        </m:r>
+        <m:r>
+          <m:rPr>
+            <m:sty m:val="p"/>
+          </m:rPr>
+          <m:t>)</m:t>
+        </m:r>
+        <m:r>
+          <m:rPr>
+            <m:sty m:val="p"/>
+          </m:rPr>
+          <m:t>=</m:t>
+        </m:r>
+        <m:r>
+          <m:t>p</m:t>
+        </m:r>
+      </m:oMath>
+      <w:r>
+        <w:t xml:space="preserve"> </w:t>
+      </w:r>
+      <w:r>
+        <w:t xml:space="preserve">(</w:t>
+      </w:r>
+      <w:hyperlink r:id="rId16">
+        <w:r>
+          <w:rPr>
+            <w:rStyle w:val="Hyperlink"/>
+          </w:rPr>
+          <w:t xml:space="preserve">Definition 3 in Subspaces and Rank</w:t>
+        </w:r>
+      </w:hyperlink>
+      <w:r>
+        <w:t xml:space="preserve">).</w:t>
+      </w:r>
+    </w:p>
+    <w:bookmarkEnd w:id="103"/>
+    <w:p>
+      <w:pPr>
+        <w:pStyle w:val="BodyText"/>
+      </w:pPr>
+      <w:r>
+        <w:rPr>
+          <w:i/>
+          <w:iCs/>
+        </w:rPr>
+        <w:t xml:space="preserve">Proof</w:t>
+      </w:r>
+      <w:r>
+        <w:t xml:space="preserve">. </w:t>
+      </w:r>
+      <w:r>
+        <w:t xml:space="preserve">The following statements are equivalent:</w:t>
+      </w:r>
+    </w:p>
+    <w:p>
+      <w:pPr>
+        <w:pStyle w:val="BodyText"/>
+      </w:pPr>
+      <w:r>
+        <w:t xml:space="preserve">$$
+    \begin{aligned}
+    {\mathbf{X}}^{\top}\mathbf{X}\text{ is invertible}
+    &amp;\iff \mathcal{N}({\mathbf{X}}^{\top}\mathbf{X}) = \mathopen{}\left\{\mathord{\smash[b]{\underset{\raise.3ex\hbox{$\scriptstyle\sim$}}{0}}\vphantom{0}}_p\right\}\mathclose{}
+    &amp;&amp; \text{(}\text{Theorem~1}\text{)}
+    \\
+    &amp;\iff \mathcal{N}(\mathbf{X}) = \mathopen{}\left\{\mathord{\smash[b]{\underset{\raise.3ex\hbox{$\scriptstyle\sim$}}{0}}\vphantom{0}}_p\right\}\mathclose{}
+    &amp;&amp; \text{(}\text{Theorem~6 in Column Space, Null Space and Rank-Nullity}\text{)}
+    \\
+    &amp;\iff \mathbf{X}\text{ has full column rank.}
+    &amp;&amp; \text{(}\text{Theorem~3 in Column Space, Null Space and Rank-Nullity}\text{)}
+    \end{aligned}
+    $$</w:t>
+      </w:r>
+    </w:p>
+    <w:bookmarkStart w:id="105" w:name="exm-gram-invertible-iff"/>
+    <w:p>
+      <w:pPr>
+        <w:pStyle w:val="FirstParagraph"/>
+      </w:pPr>
+      <w:r>
+        <w:rPr>
+          <w:b/>
+          <w:bCs/>
+        </w:rPr>
+        <w:t xml:space="preserve">Example 19 (A design matrix with a repeated column)</w:t>
+      </w:r>
+      <w:r>
+        <w:t xml:space="preserve"> </w:t>
+      </w:r>
+      <m:oMath>
+        <m:r>
+          <m:rPr>
+            <m:sty m:val="bi"/>
+          </m:rPr>
+          <m:t>X</m:t>
+        </m:r>
+        <m:r>
+          <m:rPr>
+            <m:sty m:val="p"/>
+          </m:rPr>
+          <m:t>=</m:t>
+        </m:r>
+        <m:d>
+          <m:dPr>
+            <m:begChr m:val="["/>
+            <m:sepChr m:val=""/>
+            <m:endChr m:val="]"/>
+            <m:grow/>
+          </m:dPr>
+          <m:e>
+            <m:m>
+              <m:mPr>
+                <m:baseJc m:val="center"/>
+                <m:plcHide m:val="on"/>
+                <m:mcs>
+                  <m:mc>
+                    <m:mcPr>
+                      <m:mcJc m:val="center"/>
+                      <m:count m:val="1"/>
+                    </m:mcPr>
+                  </m:mc>
+                  <m:mc>
+                    <m:mcPr>
+                      <m:mcJc m:val="center"/>
+                      <m:count m:val="1"/>
+                    </m:mcPr>
+                  </m:mc>
+                </m:mcs>
+              </m:mPr>
+              <m:mr>
+                <m:e>
+                  <m:r>
+                    <m:t>1</m:t>
+                  </m:r>
+                </m:e>
+                <m:e>
+                  <m:r>
+                    <m:t>2</m:t>
+                  </m:r>
+                </m:e>
+              </m:mr>
+              <m:mr>
+                <m:e>
+                  <m:r>
+                    <m:t>1</m:t>
+                  </m:r>
+                </m:e>
+                <m:e>
+                  <m:r>
+                    <m:t>2</m:t>
+                  </m:r>
+                </m:e>
+              </m:mr>
+              <m:mr>
+                <m:e>
+                  <m:r>
+                    <m:t>1</m:t>
+                  </m:r>
+                </m:e>
+                <m:e>
+                  <m:r>
+                    <m:t>2</m:t>
+                  </m:r>
+                </m:e>
+              </m:mr>
+            </m:m>
+          </m:e>
+        </m:d>
+      </m:oMath>
+      <w:r>
+        <w:t xml:space="preserve"> </w:t>
+      </w:r>
+      <w:r>
+        <w:t xml:space="preserve">of</w:t>
+      </w:r>
+      <w:r>
+        <w:t xml:space="preserve"> </w:t>
+      </w:r>
+      <w:hyperlink r:id="rId92">
+        <w:r>
+          <w:rPr>
+            <w:rStyle w:val="Hyperlink"/>
+          </w:rPr>
+          <w:t xml:space="preserve">Example 2 in Subspaces and Rank</w:t>
+        </w:r>
+      </w:hyperlink>
+      <w:r>
+        <w:t xml:space="preserve"> </w:t>
+      </w:r>
+      <w:r>
+        <w:t xml:space="preserve">has rank</w:t>
+      </w:r>
+      <w:r>
+        <w:t xml:space="preserve"> </w:t>
+      </w:r>
+      <m:oMath>
+        <m:r>
+          <m:t>1</m:t>
+        </m:r>
+        <m:r>
+          <m:rPr>
+            <m:sty m:val="p"/>
+          </m:rPr>
+          <m:t>&lt;</m:t>
+        </m:r>
+        <m:r>
+          <m:t>2</m:t>
+        </m:r>
+      </m:oMath>
+      <w:r>
+        <w:t xml:space="preserve">.</w:t>
+      </w:r>
+      <w:r>
+        <w:t xml:space="preserve"> </w:t>
+      </w:r>
+      <w:r>
+        <w:t xml:space="preserve">Its cross-product matrix is</w:t>
+      </w:r>
+    </w:p>
+    <w:p>
+      <w:pPr>
+        <w:pStyle w:val="BodyText"/>
+      </w:pPr>
+      <m:oMathPara>
+        <m:oMathParaPr>
+          <m:jc m:val="center"/>
+        </m:oMathParaPr>
+        <m:oMath>
+          <m:sSup>
+            <m:e>
+              <m:r>
+                <m:rPr>
+                  <m:sty m:val="bi"/>
+                </m:rPr>
+                <m:t>X</m:t>
+              </m:r>
+            </m:e>
+            <m:sup>
+              <m:r>
+                <m:rPr>
+                  <m:sty m:val="p"/>
+                </m:rPr>
+                <m:t>⊤</m:t>
+              </m:r>
+            </m:sup>
+          </m:sSup>
+          <m:r>
+            <m:rPr>
+              <m:sty m:val="bi"/>
+            </m:rPr>
+            <m:t>X</m:t>
+          </m:r>
+          <m:r>
+            <m:rPr>
+              <m:sty m:val="p"/>
+            </m:rPr>
+            <m:t>=</m:t>
+          </m:r>
+          <m:d>
+            <m:dPr>
+              <m:begChr m:val="["/>
+              <m:sepChr m:val=""/>
+              <m:endChr m:val="]"/>
+              <m:grow/>
+            </m:dPr>
+            <m:e>
+              <m:m>
+                <m:mPr>
+                  <m:baseJc m:val="center"/>
+                  <m:plcHide m:val="on"/>
+                  <m:mcs>
+                    <m:mc>
+                      <m:mcPr>
+                        <m:mcJc m:val="center"/>
+                        <m:count m:val="1"/>
+                      </m:mcPr>
+                    </m:mc>
+                    <m:mc>
+                      <m:mcPr>
+                        <m:mcJc m:val="center"/>
+                        <m:count m:val="1"/>
+                      </m:mcPr>
+                    </m:mc>
+                  </m:mcs>
+                </m:mPr>
+                <m:mr>
+                  <m:e>
+                    <m:r>
+                      <m:t>3</m:t>
+                    </m:r>
+                  </m:e>
+                  <m:e>
+                    <m:r>
+                      <m:t>6</m:t>
+                    </m:r>
+                  </m:e>
+                </m:mr>
+                <m:mr>
+                  <m:e>
+                    <m:r>
+                      <m:t>6</m:t>
+                    </m:r>
+                  </m:e>
+                  <m:e>
+                    <m:r>
+                      <m:t>12</m:t>
+                    </m:r>
+                  </m:e>
+                </m:mr>
+              </m:m>
+            </m:e>
+          </m:d>
+          <m:r>
+            <m:rPr>
+              <m:sty m:val="p"/>
+            </m:rPr>
+            <m:t>,</m:t>
+          </m:r>
+        </m:oMath>
+      </m:oMathPara>
+    </w:p>
+    <w:p>
+      <w:pPr>
+        <w:pStyle w:val="FirstParagraph"/>
+      </w:pPr>
+      <w:r>
+        <w:t xml:space="preserve">which is singular:</w:t>
+      </w:r>
+      <w:r>
+        <w:t xml:space="preserve"> </w:t>
+      </w:r>
+      <m:oMath>
+        <m:r>
+          <m:rPr>
+            <m:sty m:val="p"/>
+          </m:rPr>
+          <m:t>(</m:t>
+        </m:r>
+        <m:r>
+          <m:t>2</m:t>
+        </m:r>
+        <m:r>
+          <m:rPr>
+            <m:sty m:val="p"/>
+          </m:rPr>
+          <m:t>,</m:t>
+        </m:r>
+        <m:r>
+          <m:rPr>
+            <m:sty m:val="p"/>
+          </m:rPr>
+          <m:t>−</m:t>
+        </m:r>
+        <m:r>
+          <m:t>1</m:t>
+        </m:r>
+        <m:r>
+          <m:rPr>
+            <m:sty m:val="p"/>
+          </m:rPr>
+          <m:t>)</m:t>
+        </m:r>
+      </m:oMath>
+      <w:r>
+        <w:t xml:space="preserve"> </w:t>
+      </w:r>
+      <w:r>
+        <w:t xml:space="preserve">is in its null space,</w:t>
+      </w:r>
+      <w:r>
+        <w:t xml:space="preserve"> </w:t>
+      </w:r>
+      <w:r>
+        <w:t xml:space="preserve">because</w:t>
+      </w:r>
+      <w:r>
+        <w:t xml:space="preserve"> </w:t>
+      </w:r>
+      <w:r>
+        <w:t xml:space="preserve">$\mathbf{X}(2, -1) = \mathord{\smash[b]{\underset{\raise.3ex\hbox{$\scriptstyle\sim$}}{0}}\vphantom{0}}_3$</w:t>
+      </w:r>
+      <w:r>
+        <w:t xml:space="preserve"> </w:t>
+      </w:r>
+      <w:r>
+        <w:t xml:space="preserve">(</w:t>
+      </w:r>
+      <w:hyperlink r:id="rId104">
+        <w:r>
+          <w:rPr>
+            <w:rStyle w:val="Hyperlink"/>
+          </w:rPr>
+          <w:t xml:space="preserve">Example 5 in Column Space, Null Space and Rank-Nullity</w:t>
+        </w:r>
+      </w:hyperlink>
+      <w:r>
+        <w:t xml:space="preserve">).</w:t>
+      </w:r>
+      <w:r>
+        <w:t xml:space="preserve"> </w:t>
+      </w:r>
+      <w:r>
+        <w:t xml:space="preserve">For the full-column-rank matrix of</w:t>
+      </w:r>
+      <w:r>
+        <w:t xml:space="preserve"> </w:t>
+      </w:r>
+      <w:hyperlink r:id="rId93">
+        <w:r>
+          <w:rPr>
+            <w:rStyle w:val="Hyperlink"/>
+          </w:rPr>
+          <w:t xml:space="preserve">Example 1 in Projections and Linear Systems</w:t>
+        </w:r>
+      </w:hyperlink>
+      <w:r>
+        <w:t xml:space="preserve">,</w:t>
+      </w:r>
+      <w:r>
+        <w:t xml:space="preserve"> </w:t>
+      </w:r>
+      <m:oMath>
+        <m:sSup>
+          <m:e>
+            <m:r>
+              <m:rPr>
+                <m:sty m:val="bi"/>
+              </m:rPr>
+              <m:t>X</m:t>
+            </m:r>
+          </m:e>
+          <m:sup>
+            <m:r>
+              <m:rPr>
+                <m:sty m:val="p"/>
+              </m:rPr>
+              <m:t>⊤</m:t>
+            </m:r>
+          </m:sup>
+        </m:sSup>
+        <m:r>
+          <m:rPr>
+            <m:sty m:val="bi"/>
+          </m:rPr>
+          <m:t>X</m:t>
+        </m:r>
+      </m:oMath>
+      <w:r>
+        <w:t xml:space="preserve"> </w:t>
+      </w:r>
+      <w:r>
+        <w:t xml:space="preserve">is invertible.</w:t>
+      </w:r>
+    </w:p>
+    <w:bookmarkEnd w:id="105"/>
+    <w:bookmarkStart w:id="106" w:name="def-block-matrix"/>
+    <w:p>
+      <w:pPr>
+        <w:pStyle w:val="BodyText"/>
       </w:pPr>
       <w:r>
         <w:rPr>
@@ -30335,8 +32554,8 @@
         <w:t xml:space="preserve">.</w:t>
       </w:r>
     </w:p>
-    <w:bookmarkEnd w:id="99"/>
-    <w:bookmarkStart w:id="100" w:name="exm-block-matrix"/>
+    <w:bookmarkEnd w:id="106"/>
+    <w:bookmarkStart w:id="107" w:name="exm-block-matrix"/>
     <w:p>
       <w:pPr>
         <w:pStyle w:val="BodyText"/>
@@ -30346,7 +32565,7 @@
           <w:b/>
           <w:bCs/>
         </w:rPr>
-        <w:t xml:space="preserve">Example 17 (Cutting a</w:t>
+        <w:t xml:space="preserve">Example 20 (Cutting a</w:t>
       </w:r>
       <w:r>
         <w:rPr>
@@ -31181,8 +33400,8 @@
         <w:t xml:space="preserve">.</w:t>
       </w:r>
     </w:p>
-    <w:bookmarkEnd w:id="100"/>
-    <w:bookmarkStart w:id="101" w:name="def-leading-block"/>
+    <w:bookmarkEnd w:id="107"/>
+    <w:bookmarkStart w:id="108" w:name="def-leading-block"/>
     <w:p>
       <w:pPr>
         <w:pStyle w:val="BodyText"/>
@@ -31562,8 +33781,8 @@
         <w:t xml:space="preserve">itself.</w:t>
       </w:r>
     </w:p>
-    <w:bookmarkEnd w:id="101"/>
-    <w:bookmarkStart w:id="102" w:name="thm-pd-submatrix"/>
+    <w:bookmarkEnd w:id="108"/>
+    <w:bookmarkStart w:id="109" w:name="thm-pd-submatrix"/>
     <w:p>
       <w:pPr>
         <w:pStyle w:val="BodyText"/>
@@ -31573,7 +33792,7 @@
           <w:b/>
           <w:bCs/>
         </w:rPr>
-        <w:t xml:space="preserve">Theorem 12 (Leading blocks of a positive definite matrix are positive definite)</w:t>
+        <w:t xml:space="preserve">Theorem 14 (Leading blocks of a positive definite matrix are positive definite)</w:t>
       </w:r>
       <w:r>
         <w:t xml:space="preserve"> </w:t>
@@ -31830,7 +34049,7 @@
         <w:t xml:space="preserve">Also, every diagonal entry of a positive definite matrix is positive.</w:t>
       </w:r>
     </w:p>
-    <w:bookmarkEnd w:id="102"/>
+    <w:bookmarkEnd w:id="109"/>
     <w:p>
       <w:pPr>
         <w:pStyle w:val="BodyText"/>
@@ -32150,7 +34369,7 @@
     $$</w:t>
       </w:r>
     </w:p>
-    <w:bookmarkStart w:id="104" w:name="exm-pd-submatrix"/>
+    <w:bookmarkStart w:id="111" w:name="exm-pd-submatrix"/>
     <w:p>
       <w:pPr>
         <w:pStyle w:val="FirstParagraph"/>
@@ -32160,7 +34379,7 @@
           <w:b/>
           <w:bCs/>
         </w:rPr>
-        <w:t xml:space="preserve">Example 18 (A quick necessary test)</w:t>
+        <w:t xml:space="preserve">Example 21 (A quick necessary test)</w:t>
       </w:r>
       <w:r>
         <w:t xml:space="preserve"> </w:t>
@@ -32511,7 +34730,7 @@
       <w:r>
         <w:t xml:space="preserve">(</w:t>
       </w:r>
-      <w:hyperlink r:id="rId103">
+      <w:hyperlink r:id="rId110">
         <w:r>
           <w:rPr>
             <w:rStyle w:val="Hyperlink"/>
@@ -32635,8 +34854,8 @@
         <w:t xml:space="preserve">but is not positive definite.</w:t>
       </w:r>
     </w:p>
-    <w:bookmarkEnd w:id="104"/>
-    <w:bookmarkStart w:id="107" w:name="thm-block-quadratic"/>
+    <w:bookmarkEnd w:id="111"/>
+    <w:bookmarkStart w:id="114" w:name="thm-block-quadratic"/>
     <w:p>
       <w:pPr>
         <w:pStyle w:val="BodyText"/>
@@ -32646,7 +34865,7 @@
           <w:b/>
           <w:bCs/>
         </w:rPr>
-        <w:t xml:space="preserve">Theorem 13 (The quadratic form of a block matrix)</w:t>
+        <w:t xml:space="preserve">Theorem 15 (The quadratic form of a block matrix)</w:t>
       </w:r>
       <w:r>
         <w:t xml:space="preserve"> </w:t>
@@ -33391,7 +35610,7 @@
       <w:r>
         <w:t xml:space="preserve">is symmetric (</w:t>
       </w:r>
-      <w:hyperlink r:id="rId105">
+      <w:hyperlink r:id="rId112">
         <w:r>
           <w:rPr>
             <w:rStyle w:val="Hyperlink"/>
@@ -33637,14 +35856,14 @@
       <w:pPr>
         <w:pStyle w:val="BodyText"/>
       </w:pPr>
-      <w:bookmarkStart w:id="106" w:name="eq-block-quadratic"/>
+      <w:bookmarkStart w:id="113" w:name="eq-block-quadratic"/>
       <w:r>
         <w:t xml:space="preserve">$$
     {\mathord{\smash[b]{\underset{\raise.3ex\hbox{$\scriptstyle\sim$}}{v}}\vphantom{v}}}^{\top} \mathbf{X} \mathord{\smash[b]{\underset{\raise.3ex\hbox{$\scriptstyle\sim$}}{v}}\vphantom{v}}
     = {\mathord{\smash[b]{\underset{\raise.3ex\hbox{$\scriptstyle\sim$}}{u}}\vphantom{u}}}^{\top} \mathbf{A} \mathord{\smash[b]{\underset{\raise.3ex\hbox{$\scriptstyle\sim$}}{u}}\vphantom{u}} + 2\,{\mathord{\smash[b]{\underset{\raise.3ex\hbox{$\scriptstyle\sim$}}{u}}\vphantom{u}}}^{\top} \mathbf{B} \mathord{\smash[b]{\underset{\raise.3ex\hbox{$\scriptstyle\sim$}}{w}}\vphantom{w}} + {\mathord{\smash[b]{\underset{\raise.3ex\hbox{$\scriptstyle\sim$}}{w}}\vphantom{w}}}^{\top} \mathbf{C} \mathord{\smash[b]{\underset{\raise.3ex\hbox{$\scriptstyle\sim$}}{w}}\vphantom{w}},
      \qquad(2)$$</w:t>
       </w:r>
-      <w:bookmarkEnd w:id="106"/>
+      <w:bookmarkEnd w:id="113"/>
     </w:p>
     <w:p>
       <w:pPr>
@@ -33783,7 +36002,7 @@
     $$</w:t>
       </w:r>
     </w:p>
-    <w:bookmarkEnd w:id="107"/>
+    <w:bookmarkEnd w:id="114"/>
     <w:p>
       <w:pPr>
         <w:pStyle w:val="FirstParagraph"/>
@@ -34054,7 +36273,7 @@
       <w:r>
         <w:t xml:space="preserve">is symmetric (</w:t>
       </w:r>
-      <w:hyperlink r:id="rId108">
+      <w:hyperlink r:id="rId115">
         <w:r>
           <w:rPr>
             <w:rStyle w:val="Hyperlink"/>
@@ -34187,7 +36406,7 @@
         <w:t xml:space="preserve">.</w:t>
       </w:r>
     </w:p>
-    <w:bookmarkStart w:id="109" w:name="exm-block-quadratic"/>
+    <w:bookmarkStart w:id="116" w:name="exm-block-quadratic"/>
     <w:p>
       <w:pPr>
         <w:pStyle w:val="BodyText"/>
@@ -34197,7 +36416,7 @@
           <w:b/>
           <w:bCs/>
         </w:rPr>
-        <w:t xml:space="preserve">Example 19 (The</w:t>
+        <w:t xml:space="preserve">Example 22 (The</w:t>
       </w:r>
       <w:r>
         <w:rPr>
@@ -35036,8 +37255,8 @@
         </m:oMath>
       </m:oMathPara>
     </w:p>
-    <w:bookmarkEnd w:id="109"/>
-    <w:bookmarkStart w:id="110" w:name="def-schur-complement"/>
+    <w:bookmarkEnd w:id="116"/>
+    <w:bookmarkStart w:id="117" w:name="def-schur-complement"/>
     <w:p>
       <w:pPr>
         <w:pStyle w:val="FirstParagraph"/>
@@ -35164,7 +37383,7 @@
           <w:rPr>
             <w:rStyle w:val="Hyperlink"/>
           </w:rPr>
-          <w:t xml:space="preserve">Theorem 13</w:t>
+          <w:t xml:space="preserve">Theorem 15</w:t>
         </w:r>
       </w:hyperlink>
       <w:r>
@@ -35357,15 +37576,15 @@
           <w:rPr>
             <w:rStyle w:val="Hyperlink"/>
           </w:rPr>
-          <w:t xml:space="preserve">Theorem 13</w:t>
+          <w:t xml:space="preserve">Theorem 15</w:t>
         </w:r>
       </w:hyperlink>
       <w:r>
         <w:t xml:space="preserve">.</w:t>
       </w:r>
     </w:p>
-    <w:bookmarkEnd w:id="110"/>
-    <w:bookmarkStart w:id="111" w:name="exm-schur-complement"/>
+    <w:bookmarkEnd w:id="117"/>
+    <w:bookmarkStart w:id="118" w:name="exm-schur-complement"/>
     <w:p>
       <w:pPr>
         <w:pStyle w:val="BodyText"/>
@@ -35375,7 +37594,7 @@
           <w:b/>
           <w:bCs/>
         </w:rPr>
-        <w:t xml:space="preserve">Example 20 (Schur complements of</w:t>
+        <w:t xml:space="preserve">Example 23 (Schur complements of</w:t>
       </w:r>
       <w:r>
         <w:rPr>
@@ -36082,8 +38301,8 @@
         <w:t xml:space="preserve">so there is no Schur complement of it.</w:t>
       </w:r>
     </w:p>
-    <w:bookmarkEnd w:id="111"/>
-    <w:bookmarkStart w:id="112" w:name="thm-schur-test"/>
+    <w:bookmarkEnd w:id="118"/>
+    <w:bookmarkStart w:id="119" w:name="thm-schur-test"/>
     <w:p>
       <w:pPr>
         <w:pStyle w:val="FirstParagraph"/>
@@ -36093,7 +38312,7 @@
           <w:b/>
           <w:bCs/>
         </w:rPr>
-        <w:t xml:space="preserve">Theorem 14 (Schur complement test)</w:t>
+        <w:t xml:space="preserve">Theorem 16 (Schur complement test)</w:t>
       </w:r>
       <w:r>
         <w:t xml:space="preserve"> </w:t>
@@ -36210,7 +38429,7 @@
           <w:rPr>
             <w:rStyle w:val="Hyperlink"/>
           </w:rPr>
-          <w:t xml:space="preserve">Theorem 13</w:t>
+          <w:t xml:space="preserve">Theorem 15</w:t>
         </w:r>
       </w:hyperlink>
       <w:r>
@@ -36308,7 +38527,7 @@
         <w:t xml:space="preserve">) is positive definite.</w:t>
       </w:r>
     </w:p>
-    <w:bookmarkEnd w:id="112"/>
+    <w:bookmarkEnd w:id="119"/>
     <w:p>
       <w:pPr>
         <w:pStyle w:val="BodyText"/>
@@ -36347,7 +38566,7 @@
       <w:r>
         <w:t xml:space="preserve">is positive definite, so invertible (</w:t>
       </w:r>
-      <w:hyperlink r:id="rId113">
+      <w:hyperlink r:id="rId120">
         <w:r>
           <w:rPr>
             <w:rStyle w:val="Hyperlink"/>
@@ -36433,7 +38652,7 @@
           <w:rPr>
             <w:rStyle w:val="Hyperlink"/>
           </w:rPr>
-          <w:t xml:space="preserve">Theorem 13</w:t>
+          <w:t xml:space="preserve">Theorem 15</w:t>
         </w:r>
       </w:hyperlink>
       <w:r>
@@ -36602,7 +38821,7 @@
           <w:rPr>
             <w:rStyle w:val="Hyperlink"/>
           </w:rPr>
-          <w:t xml:space="preserve">Theorem 12</w:t>
+          <w:t xml:space="preserve">Theorem 14</w:t>
         </w:r>
       </w:hyperlink>
       <w:r>
@@ -36614,7 +38833,7 @@
       <w:r>
         <w:t xml:space="preserve">and invertible (</w:t>
       </w:r>
-      <w:hyperlink r:id="rId113">
+      <w:hyperlink r:id="rId120">
         <w:r>
           <w:rPr>
             <w:rStyle w:val="Hyperlink"/>
@@ -36968,7 +39187,7 @@
       <w:r>
         <w:t xml:space="preserve"> </w:t>
       </w:r>
-      <w:hyperlink r:id="rId108">
+      <w:hyperlink r:id="rId115">
         <w:r>
           <w:rPr>
             <w:rStyle w:val="Hyperlink"/>
@@ -37170,14 +39389,14 @@
           <w:rPr>
             <w:rStyle w:val="Hyperlink"/>
           </w:rPr>
-          <w:t xml:space="preserve">Theorem 13</w:t>
+          <w:t xml:space="preserve">Theorem 15</w:t>
         </w:r>
       </w:hyperlink>
       <w:r>
         <w:t xml:space="preserve">).</w:t>
       </w:r>
     </w:p>
-    <w:bookmarkStart w:id="114" w:name="exm-schur-test"/>
+    <w:bookmarkStart w:id="121" w:name="exm-schur-test"/>
     <w:p>
       <w:pPr>
         <w:pStyle w:val="BodyText"/>
@@ -37187,7 +39406,7 @@
           <w:b/>
           <w:bCs/>
         </w:rPr>
-        <w:t xml:space="preserve">Example 21 (Testing</w:t>
+        <w:t xml:space="preserve">Example 24 (Testing</w:t>
       </w:r>
       <w:r>
         <w:rPr>
@@ -37682,7 +39901,7 @@
           <w:rPr>
             <w:rStyle w:val="Hyperlink"/>
           </w:rPr>
-          <w:t xml:space="preserve">Example 20</w:t>
+          <w:t xml:space="preserve">Example 23</w:t>
         </w:r>
       </w:hyperlink>
       <w:r>
@@ -37850,8 +40069,8 @@
         <w:t xml:space="preserve">found directly.</w:t>
       </w:r>
     </w:p>
-    <w:bookmarkEnd w:id="114"/>
-    <w:bookmarkStart w:id="116" w:name="thm-cholesky"/>
+    <w:bookmarkEnd w:id="121"/>
+    <w:bookmarkStart w:id="123" w:name="thm-cholesky"/>
     <w:p>
       <w:pPr>
         <w:pStyle w:val="FirstParagraph"/>
@@ -37861,7 +40080,7 @@
           <w:b/>
           <w:bCs/>
         </w:rPr>
-        <w:t xml:space="preserve">Theorem 15 (Cholesky factorization)</w:t>
+        <w:t xml:space="preserve">Theorem 17 (Cholesky factorization)</w:t>
       </w:r>
       <w:r>
         <w:t xml:space="preserve"> </w:t>
@@ -37990,7 +40209,7 @@
       <w:r>
         <w:t xml:space="preserve">(</w:t>
       </w:r>
-      <w:hyperlink r:id="rId115">
+      <w:hyperlink r:id="rId122">
         <w:r>
           <w:rPr>
             <w:rStyle w:val="Hyperlink"/>
@@ -38078,7 +40297,7 @@
         <w:t xml:space="preserve">.</w:t>
       </w:r>
     </w:p>
-    <w:bookmarkEnd w:id="116"/>
+    <w:bookmarkEnd w:id="123"/>
     <w:p>
       <w:pPr>
         <w:pStyle w:val="BodyText"/>
@@ -38521,7 +40740,7 @@
           <w:rPr>
             <w:rStyle w:val="Hyperlink"/>
           </w:rPr>
-          <w:t xml:space="preserve">Theorem 12</w:t>
+          <w:t xml:space="preserve">Theorem 14</w:t>
         </w:r>
       </w:hyperlink>
       <w:r>
@@ -40261,7 +42480,7 @@
           <w:rPr>
             <w:rStyle w:val="Hyperlink"/>
           </w:rPr>
-          <w:t xml:space="preserve">Theorem 12</w:t>
+          <w:t xml:space="preserve">Theorem 14</w:t>
         </w:r>
       </w:hyperlink>
       <w:r>
@@ -40606,7 +42825,7 @@
           <w:rPr>
             <w:rStyle w:val="Hyperlink"/>
           </w:rPr>
-          <w:t xml:space="preserve">Theorem 14</w:t>
+          <w:t xml:space="preserve">Theorem 16</w:t>
         </w:r>
       </w:hyperlink>
       <w:r>
@@ -40734,7 +42953,7 @@
         <w:t xml:space="preserve">exists and is unique.</w:t>
       </w:r>
     </w:p>
-    <w:bookmarkStart w:id="117" w:name="exm-cholesky"/>
+    <w:bookmarkStart w:id="124" w:name="exm-cholesky"/>
     <w:p>
       <w:pPr>
         <w:pStyle w:val="BodyText"/>
@@ -40744,7 +42963,7 @@
           <w:b/>
           <w:bCs/>
         </w:rPr>
-        <w:t xml:space="preserve">Example 22 (Two Cholesky factors)</w:t>
+        <w:t xml:space="preserve">Example 25 (Two Cholesky factors)</w:t>
       </w:r>
       <w:r>
         <w:t xml:space="preserve"> </w:t>
@@ -41629,7 +43848,7 @@
           <w:rPr>
             <w:rStyle w:val="Hyperlink"/>
           </w:rPr>
-          <w:t xml:space="preserve">Example 20</w:t>
+          <w:t xml:space="preserve">Example 23</w:t>
         </w:r>
       </w:hyperlink>
       <w:r>
@@ -41874,16 +44093,16 @@
           <w:rPr>
             <w:rStyle w:val="Hyperlink"/>
           </w:rPr>
-          <w:t xml:space="preserve">Example 21</w:t>
+          <w:t xml:space="preserve">Example 24</w:t>
         </w:r>
       </w:hyperlink>
       <w:r>
         <w:t xml:space="preserve">).</w:t>
       </w:r>
     </w:p>
-    <w:bookmarkEnd w:id="117"/>
-    <w:bookmarkStart w:id="122" w:name="refs"/>
-    <w:bookmarkStart w:id="119" w:name="ref-zhou2024eig"/>
+    <w:bookmarkEnd w:id="124"/>
+    <w:bookmarkStart w:id="129" w:name="refs"/>
+    <w:bookmarkStart w:id="126" w:name="ref-zhou2024eig"/>
     <w:p>
       <w:pPr>
         <w:pStyle w:val="Bibliography"/>
@@ -41907,7 +44126,7 @@
       <w:r>
         <w:t xml:space="preserve"> </w:t>
       </w:r>
-      <w:hyperlink r:id="rId118">
+      <w:hyperlink r:id="rId125">
         <w:r>
           <w:rPr>
             <w:rStyle w:val="Hyperlink"/>
@@ -41919,8 +44138,8 @@
         <w:t xml:space="preserve">.</w:t>
       </w:r>
     </w:p>
-    <w:bookmarkEnd w:id="119"/>
-    <w:bookmarkStart w:id="121" w:name="ref-zhou2024pd"/>
+    <w:bookmarkEnd w:id="126"/>
+    <w:bookmarkStart w:id="128" w:name="ref-zhou2024pd"/>
     <w:p>
       <w:pPr>
         <w:pStyle w:val="Bibliography"/>
@@ -41944,7 +44163,7 @@
       <w:r>
         <w:t xml:space="preserve"> </w:t>
       </w:r>
-      <w:hyperlink r:id="rId120">
+      <w:hyperlink r:id="rId127">
         <w:r>
           <w:rPr>
             <w:rStyle w:val="Hyperlink"/>
@@ -41956,9 +44175,9 @@
         <w:t xml:space="preserve">.</w:t>
       </w:r>
     </w:p>
-    <w:bookmarkEnd w:id="121"/>
-    <w:bookmarkEnd w:id="122"/>
-    <w:bookmarkEnd w:id="123"/>
+    <w:bookmarkEnd w:id="128"/>
+    <w:bookmarkEnd w:id="129"/>
+    <w:bookmarkEnd w:id="130"/>
     <w:sectPr>
       <w:footnotePr>
         <w:numRestart w:val="eachSect"/>

--- a/linear-algebra-diagonalization.docx
+++ b/linear-algebra-diagonalization.docx
@@ -15,7 +15,7 @@
         <w:pStyle w:val="Date"/>
       </w:pPr>
       <w:r>
-        <w:t xml:space="preserve">Last modified: 2026-10-17 15:54:57 (PDT)</w:t>
+        <w:t xml:space="preserve">Last modified: 2026-10-17 22:01:17 (PDT)</w:t>
       </w:r>
     </w:p>
     <w:bookmarkStart w:id="79" w:name="sec-diagonalization"/>

--- a/linear-algebra-diagonalization.docx
+++ b/linear-algebra-diagonalization.docx
@@ -15,7 +15,7 @@
         <w:pStyle w:val="Date"/>
       </w:pPr>
       <w:r>
-        <w:t xml:space="preserve">Last modified: 2026-10-17 22:01:17 (PDT)</w:t>
+        <w:t xml:space="preserve">Last modified: 2026-10-18 11:27:44 (PDT)</w:t>
       </w:r>
     </w:p>
     <w:bookmarkStart w:id="79" w:name="sec-diagonalization"/>
@@ -142,7 +142,7 @@
               <w:t xml:space="preserve"> </w:t>
             </w:r>
             <w:r>
-              <w:t xml:space="preserve">Zhou (2024a)</w:t>
+              <w:t xml:space="preserve">Zhou [1]</w:t>
             </w:r>
             <w:r>
               <w:t xml:space="preserve">,</w:t>
@@ -2178,7 +2178,7 @@
         <w:t xml:space="preserve"> </w:t>
       </w:r>
       <w:r>
-        <w:t xml:space="preserve">(Wikipedia contributors 2026d)</w:t>
+        <w:t xml:space="preserve">[2]</w:t>
       </w:r>
       <w:r>
         <w:t xml:space="preserve"> </w:t>
@@ -11228,7 +11228,7 @@
         <w:t xml:space="preserve"> </w:t>
       </w:r>
       <w:r>
-        <w:t xml:space="preserve">(Wikipedia contributors 2026e)</w:t>
+        <w:t xml:space="preserve">[3]</w:t>
       </w:r>
       <w:r>
         <w:t xml:space="preserve"> </w:t>
@@ -17026,7 +17026,7 @@
         <w:t xml:space="preserve"> </w:t>
       </w:r>
       <w:r>
-        <w:t xml:space="preserve">(Wikipedia contributors 2026c)</w:t>
+        <w:t xml:space="preserve">[4]</w:t>
       </w:r>
       <w:r>
         <w:t xml:space="preserve"> </w:t>
@@ -24178,7 +24178,7 @@
               <w:t xml:space="preserve"> </w:t>
             </w:r>
             <w:r>
-              <w:t xml:space="preserve">Zhou (2024b)</w:t>
+              <w:t xml:space="preserve">Zhou [5]</w:t>
             </w:r>
             <w:r>
               <w:t xml:space="preserve">,</w:t>
@@ -32572,7 +32572,7 @@
         <w:t xml:space="preserve"> </w:t>
       </w:r>
       <w:r>
-        <w:t xml:space="preserve">(Wikipedia contributors 2026a)</w:t>
+        <w:t xml:space="preserve">[6]</w:t>
       </w:r>
       <w:r>
         <w:t xml:space="preserve">.</w:t>
@@ -37453,7 +37453,7 @@
         <w:t xml:space="preserve"> </w:t>
       </w:r>
       <w:r>
-        <w:t xml:space="preserve">(Wikipedia contributors 2026f)</w:t>
+        <w:t xml:space="preserve">[7]</w:t>
       </w:r>
       <w:r>
         <w:t xml:space="preserve"> </w:t>
@@ -40310,7 +40310,7 @@
         <w:t xml:space="preserve"> </w:t>
       </w:r>
       <w:r>
-        <w:t xml:space="preserve">(Wikipedia contributors 2026b)</w:t>
+        <w:t xml:space="preserve">[8]</w:t>
       </w:r>
       <w:r>
         <w:t xml:space="preserve"> </w:t>
@@ -44155,7 +44155,7 @@
         </w:numPr>
       </w:pPr>
       <w:r>
-        <w:t xml:space="preserve">Wikipedia contributors (2026d)</w:t>
+        <w:t xml:space="preserve">Wikipedia contributors [2]</w:t>
       </w:r>
       <w:r>
         <w:t xml:space="preserve"> </w:t>
@@ -44172,7 +44172,7 @@
         </w:numPr>
       </w:pPr>
       <w:r>
-        <w:t xml:space="preserve">Wikipedia contributors (2026e)</w:t>
+        <w:t xml:space="preserve">Wikipedia contributors [3]</w:t>
       </w:r>
       <w:r>
         <w:t xml:space="preserve"> </w:t>
@@ -44189,7 +44189,7 @@
         </w:numPr>
       </w:pPr>
       <w:r>
-        <w:t xml:space="preserve">Wikipedia contributors (2026c)</w:t>
+        <w:t xml:space="preserve">Wikipedia contributors [4]</w:t>
       </w:r>
       <w:r>
         <w:t xml:space="preserve"> </w:t>
@@ -44206,7 +44206,7 @@
         </w:numPr>
       </w:pPr>
       <w:r>
-        <w:t xml:space="preserve">Wikipedia contributors (2026a)</w:t>
+        <w:t xml:space="preserve">Wikipedia contributors [6]</w:t>
       </w:r>
       <w:r>
         <w:t xml:space="preserve"> </w:t>
@@ -44223,7 +44223,7 @@
         </w:numPr>
       </w:pPr>
       <w:r>
-        <w:t xml:space="preserve">Wikipedia contributors (2026f)</w:t>
+        <w:t xml:space="preserve">Wikipedia contributors [7]</w:t>
       </w:r>
       <w:r>
         <w:t xml:space="preserve"> </w:t>
@@ -44240,7 +44240,7 @@
         </w:numPr>
       </w:pPr>
       <w:r>
-        <w:t xml:space="preserve">Wikipedia contributors (2026b)</w:t>
+        <w:t xml:space="preserve">Wikipedia contributors [8]</w:t>
       </w:r>
       <w:r>
         <w:t xml:space="preserve"> </w:t>
@@ -44250,66 +44250,309 @@
       </w:r>
     </w:p>
     <w:bookmarkStart w:id="142" w:name="refs"/>
-    <w:bookmarkStart w:id="127" w:name="ref-wikipedia_block_matrix"/>
+    <w:bookmarkStart w:id="127" w:name="ref-zhou2024eig"/>
     <w:p>
       <w:pPr>
         <w:pStyle w:val="Bibliography"/>
       </w:pPr>
       <w:r>
-        <w:t xml:space="preserve">Wikipedia contributors. 2026a.</w:t>
-      </w:r>
-      <w:r>
-        <w:t xml:space="preserve"> </w:t>
-      </w:r>
-      <w:r>
-        <w:rPr>
-          <w:i/>
-          <w:iCs/>
-        </w:rPr>
-        <w:t xml:space="preserve">Block Matrix —</w:t>
-      </w:r>
-      <w:r>
-        <w:rPr>
-          <w:i/>
-          <w:iCs/>
-        </w:rPr>
-        <w:t xml:space="preserve"> </w:t>
-      </w:r>
-      <w:r>
-        <w:rPr>
-          <w:i/>
-          <w:iCs/>
-        </w:rPr>
+        <w:t xml:space="preserve">[1]</w:t>
+      </w:r>
+      <w:r>
+        <w:t xml:space="preserve"> </w:t>
+      </w:r>
+      <w:r>
+        <w:t xml:space="preserve">	</w:t>
+      </w:r>
+      <w:r>
+        <w:t xml:space="preserve">H. Zhou,</w:t>
+      </w:r>
+      <w:r>
+        <w:t xml:space="preserve"> </w:t>
+      </w:r>
+      <w:r>
+        <w:t xml:space="preserve">“Eigen-decomposition.”</w:t>
+      </w:r>
+      <w:r>
+        <w:t xml:space="preserve"> </w:t>
+      </w:r>
+      <w:r>
+        <w:t xml:space="preserve">Lecture notes for Biostat 216, Mathematical Methods for Biostatistics, University of California, Los Angeles, 2024. Accessed: Oct. 05, 2026. [Online]. Available:</w:t>
+      </w:r>
+      <w:r>
+        <w:t xml:space="preserve"> </w:t>
+      </w:r>
+      <w:hyperlink r:id="rId126">
+        <w:r>
+          <w:rPr>
+            <w:rStyle w:val="Hyperlink"/>
+          </w:rPr>
+          <w:t xml:space="preserve">https://ucla-biostat-216.github.io/2024fall/slides/10-eig/10-eig.html</w:t>
+        </w:r>
+      </w:hyperlink>
+    </w:p>
+    <w:bookmarkEnd w:id="127"/>
+    <w:bookmarkStart w:id="129" w:name="X43312e3e9ce0f6584f41a7e988a70af3618ea26"/>
+    <w:p>
+      <w:pPr>
+        <w:pStyle w:val="Bibliography"/>
+      </w:pPr>
+      <w:r>
+        <w:t xml:space="preserve">[2]</w:t>
+      </w:r>
+      <w:r>
+        <w:t xml:space="preserve"> </w:t>
+      </w:r>
+      <w:r>
+        <w:t xml:space="preserve">	</w:t>
+      </w:r>
+      <w:r>
+        <w:t xml:space="preserve">Wikipedia contributors,</w:t>
+      </w:r>
+      <w:r>
+        <w:t xml:space="preserve"> </w:t>
+      </w:r>
+      <w:r>
+        <w:t xml:space="preserve">“Eigenvalues and eigenvectors —</w:t>
+      </w:r>
+      <w:r>
+        <w:t xml:space="preserve"> </w:t>
+      </w:r>
+      <w:r>
         <w:t xml:space="preserve">Wikipedia</w:t>
       </w:r>
       <w:r>
-        <w:rPr>
-          <w:i/>
-          <w:iCs/>
-        </w:rPr>
         <w:t xml:space="preserve">,</w:t>
       </w:r>
       <w:r>
-        <w:rPr>
-          <w:i/>
-          <w:iCs/>
-        </w:rPr>
-        <w:t xml:space="preserve"> </w:t>
-      </w:r>
-      <w:r>
-        <w:rPr>
-          <w:i/>
-          <w:iCs/>
-        </w:rPr>
-        <w:t xml:space="preserve">the Free Encyclopedia</w:t>
-      </w:r>
-      <w:r>
-        <w:t xml:space="preserve">.</w:t>
-      </w:r>
-      <w:r>
-        <w:t xml:space="preserve"> </w:t>
-      </w:r>
-      <w:hyperlink r:id="rId126">
+        <w:t xml:space="preserve"> </w:t>
+      </w:r>
+      <w:r>
+        <w:t xml:space="preserve">the free encyclopedia.”</w:t>
+      </w:r>
+      <w:r>
+        <w:t xml:space="preserve"> </w:t>
+      </w:r>
+      <w:r>
+        <w:t xml:space="preserve">2026. Available:</w:t>
+      </w:r>
+      <w:r>
+        <w:t xml:space="preserve"> </w:t>
+      </w:r>
+      <w:hyperlink r:id="rId128">
+        <w:r>
+          <w:rPr>
+            <w:rStyle w:val="Hyperlink"/>
+          </w:rPr>
+          <w:t xml:space="preserve">https://en.wikipedia.org/wiki/Eigenvalues_and_eigenvectors</w:t>
+        </w:r>
+      </w:hyperlink>
+    </w:p>
+    <w:bookmarkEnd w:id="129"/>
+    <w:bookmarkStart w:id="131" w:name="ref-wikipedia_matrix_similarity"/>
+    <w:p>
+      <w:pPr>
+        <w:pStyle w:val="Bibliography"/>
+      </w:pPr>
+      <w:r>
+        <w:t xml:space="preserve">[3]</w:t>
+      </w:r>
+      <w:r>
+        <w:t xml:space="preserve"> </w:t>
+      </w:r>
+      <w:r>
+        <w:t xml:space="preserve">	</w:t>
+      </w:r>
+      <w:r>
+        <w:t xml:space="preserve">Wikipedia contributors,</w:t>
+      </w:r>
+      <w:r>
+        <w:t xml:space="preserve"> </w:t>
+      </w:r>
+      <w:r>
+        <w:t xml:space="preserve">“Matrix similarity —</w:t>
+      </w:r>
+      <w:r>
+        <w:t xml:space="preserve"> </w:t>
+      </w:r>
+      <w:r>
+        <w:t xml:space="preserve">Wikipedia</w:t>
+      </w:r>
+      <w:r>
+        <w:t xml:space="preserve">,</w:t>
+      </w:r>
+      <w:r>
+        <w:t xml:space="preserve"> </w:t>
+      </w:r>
+      <w:r>
+        <w:t xml:space="preserve">the free encyclopedia.”</w:t>
+      </w:r>
+      <w:r>
+        <w:t xml:space="preserve"> </w:t>
+      </w:r>
+      <w:r>
+        <w:t xml:space="preserve">2026. Available:</w:t>
+      </w:r>
+      <w:r>
+        <w:t xml:space="preserve"> </w:t>
+      </w:r>
+      <w:hyperlink r:id="rId130">
+        <w:r>
+          <w:rPr>
+            <w:rStyle w:val="Hyperlink"/>
+          </w:rPr>
+          <w:t xml:space="preserve">https://en.wikipedia.org/wiki/Matrix_similarity</w:t>
+        </w:r>
+      </w:hyperlink>
+    </w:p>
+    <w:bookmarkEnd w:id="131"/>
+    <w:bookmarkStart w:id="133" w:name="ref-wikipedia_diagonalizable_matrix"/>
+    <w:p>
+      <w:pPr>
+        <w:pStyle w:val="Bibliography"/>
+      </w:pPr>
+      <w:r>
+        <w:t xml:space="preserve">[4]</w:t>
+      </w:r>
+      <w:r>
+        <w:t xml:space="preserve"> </w:t>
+      </w:r>
+      <w:r>
+        <w:t xml:space="preserve">	</w:t>
+      </w:r>
+      <w:r>
+        <w:t xml:space="preserve">Wikipedia contributors,</w:t>
+      </w:r>
+      <w:r>
+        <w:t xml:space="preserve"> </w:t>
+      </w:r>
+      <w:r>
+        <w:t xml:space="preserve">“Diagonalizable matrix —</w:t>
+      </w:r>
+      <w:r>
+        <w:t xml:space="preserve"> </w:t>
+      </w:r>
+      <w:r>
+        <w:t xml:space="preserve">Wikipedia</w:t>
+      </w:r>
+      <w:r>
+        <w:t xml:space="preserve">,</w:t>
+      </w:r>
+      <w:r>
+        <w:t xml:space="preserve"> </w:t>
+      </w:r>
+      <w:r>
+        <w:t xml:space="preserve">the free encyclopedia.”</w:t>
+      </w:r>
+      <w:r>
+        <w:t xml:space="preserve"> </w:t>
+      </w:r>
+      <w:r>
+        <w:t xml:space="preserve">2026. Available:</w:t>
+      </w:r>
+      <w:r>
+        <w:t xml:space="preserve"> </w:t>
+      </w:r>
+      <w:hyperlink r:id="rId132">
+        <w:r>
+          <w:rPr>
+            <w:rStyle w:val="Hyperlink"/>
+          </w:rPr>
+          <w:t xml:space="preserve">https://en.wikipedia.org/wiki/Diagonalizable_matrix</w:t>
+        </w:r>
+      </w:hyperlink>
+    </w:p>
+    <w:bookmarkEnd w:id="133"/>
+    <w:bookmarkStart w:id="135" w:name="ref-zhou2024pd"/>
+    <w:p>
+      <w:pPr>
+        <w:pStyle w:val="Bibliography"/>
+      </w:pPr>
+      <w:r>
+        <w:t xml:space="preserve">[5]</w:t>
+      </w:r>
+      <w:r>
+        <w:t xml:space="preserve"> </w:t>
+      </w:r>
+      <w:r>
+        <w:t xml:space="preserve">	</w:t>
+      </w:r>
+      <w:r>
+        <w:t xml:space="preserve">H. Zhou,</w:t>
+      </w:r>
+      <w:r>
+        <w:t xml:space="preserve"> </w:t>
+      </w:r>
+      <w:r>
+        <w:t xml:space="preserve">“Symmetric positive definite matrices.”</w:t>
+      </w:r>
+      <w:r>
+        <w:t xml:space="preserve"> </w:t>
+      </w:r>
+      <w:r>
+        <w:t xml:space="preserve">Lecture notes for Biostat 216, Mathematical Methods for Biostatistics, University of California, Los Angeles, 2024. Accessed: Oct. 05, 2026. [Online]. Available:</w:t>
+      </w:r>
+      <w:r>
+        <w:t xml:space="preserve"> </w:t>
+      </w:r>
+      <w:hyperlink r:id="rId134">
+        <w:r>
+          <w:rPr>
+            <w:rStyle w:val="Hyperlink"/>
+          </w:rPr>
+          <w:t xml:space="preserve">https://ucla-biostat-216.github.io/2024fall/slides/11-pd/11-pd.html</w:t>
+        </w:r>
+      </w:hyperlink>
+    </w:p>
+    <w:bookmarkEnd w:id="135"/>
+    <w:bookmarkStart w:id="137" w:name="ref-wikipedia_block_matrix"/>
+    <w:p>
+      <w:pPr>
+        <w:pStyle w:val="Bibliography"/>
+      </w:pPr>
+      <w:r>
+        <w:t xml:space="preserve">[6]</w:t>
+      </w:r>
+      <w:r>
+        <w:t xml:space="preserve"> </w:t>
+      </w:r>
+      <w:r>
+        <w:t xml:space="preserve">	</w:t>
+      </w:r>
+      <w:r>
+        <w:t xml:space="preserve">Wikipedia contributors,</w:t>
+      </w:r>
+      <w:r>
+        <w:t xml:space="preserve"> </w:t>
+      </w:r>
+      <w:r>
+        <w:t xml:space="preserve">“Block matrix —</w:t>
+      </w:r>
+      <w:r>
+        <w:t xml:space="preserve"> </w:t>
+      </w:r>
+      <w:r>
+        <w:t xml:space="preserve">Wikipedia</w:t>
+      </w:r>
+      <w:r>
+        <w:t xml:space="preserve">,</w:t>
+      </w:r>
+      <w:r>
+        <w:t xml:space="preserve"> </w:t>
+      </w:r>
+      <w:r>
+        <w:t xml:space="preserve">the free encyclopedia.”</w:t>
+      </w:r>
+      <w:r>
+        <w:t xml:space="preserve"> </w:t>
+      </w:r>
+      <w:r>
+        <w:t xml:space="preserve">2026. Available:</w:t>
+      </w:r>
+      <w:r>
+        <w:t xml:space="preserve"> </w:t>
+      </w:r>
+      <w:hyperlink r:id="rId136">
         <w:r>
           <w:rPr>
             <w:rStyle w:val="Hyperlink"/>
@@ -44317,71 +44560,113 @@
           <w:t xml:space="preserve">https://en.wikipedia.org/wiki/Block_matrix</w:t>
         </w:r>
       </w:hyperlink>
-      <w:r>
-        <w:t xml:space="preserve">.</w:t>
-      </w:r>
     </w:p>
-    <w:bookmarkEnd w:id="127"/>
-    <w:bookmarkStart w:id="129" w:name="ref-wikipedia_cholesky_decomposition"/>
+    <w:bookmarkEnd w:id="137"/>
+    <w:bookmarkStart w:id="139" w:name="ref-wikipedia_schur_complement"/>
     <w:p>
       <w:pPr>
         <w:pStyle w:val="Bibliography"/>
       </w:pPr>
       <w:r>
-        <w:t xml:space="preserve">Wikipedia contributors. 2026b.</w:t>
-      </w:r>
-      <w:r>
-        <w:t xml:space="preserve"> </w:t>
-      </w:r>
-      <w:r>
-        <w:rPr>
-          <w:i/>
-          <w:iCs/>
-        </w:rPr>
-        <w:t xml:space="preserve">Cholesky Decomposition —</w:t>
-      </w:r>
-      <w:r>
-        <w:rPr>
-          <w:i/>
-          <w:iCs/>
-        </w:rPr>
-        <w:t xml:space="preserve"> </w:t>
-      </w:r>
-      <w:r>
-        <w:rPr>
-          <w:i/>
-          <w:iCs/>
-        </w:rPr>
+        <w:t xml:space="preserve">[7]</w:t>
+      </w:r>
+      <w:r>
+        <w:t xml:space="preserve"> </w:t>
+      </w:r>
+      <w:r>
+        <w:t xml:space="preserve">	</w:t>
+      </w:r>
+      <w:r>
+        <w:t xml:space="preserve">Wikipedia contributors,</w:t>
+      </w:r>
+      <w:r>
+        <w:t xml:space="preserve"> </w:t>
+      </w:r>
+      <w:r>
+        <w:t xml:space="preserve">“Schur complement —</w:t>
+      </w:r>
+      <w:r>
+        <w:t xml:space="preserve"> </w:t>
+      </w:r>
+      <w:r>
         <w:t xml:space="preserve">Wikipedia</w:t>
       </w:r>
       <w:r>
-        <w:rPr>
-          <w:i/>
-          <w:iCs/>
-        </w:rPr>
         <w:t xml:space="preserve">,</w:t>
       </w:r>
       <w:r>
-        <w:rPr>
-          <w:i/>
-          <w:iCs/>
-        </w:rPr>
-        <w:t xml:space="preserve"> </w:t>
-      </w:r>
-      <w:r>
-        <w:rPr>
-          <w:i/>
-          <w:iCs/>
-        </w:rPr>
-        <w:t xml:space="preserve">the Free Encyclopedia</w:t>
-      </w:r>
-      <w:r>
-        <w:t xml:space="preserve">.</w:t>
-      </w:r>
-      <w:r>
-        <w:t xml:space="preserve"> </w:t>
-      </w:r>
-      <w:hyperlink r:id="rId128">
+        <w:t xml:space="preserve"> </w:t>
+      </w:r>
+      <w:r>
+        <w:t xml:space="preserve">the free encyclopedia.”</w:t>
+      </w:r>
+      <w:r>
+        <w:t xml:space="preserve"> </w:t>
+      </w:r>
+      <w:r>
+        <w:t xml:space="preserve">2026. Available:</w:t>
+      </w:r>
+      <w:r>
+        <w:t xml:space="preserve"> </w:t>
+      </w:r>
+      <w:hyperlink r:id="rId138">
+        <w:r>
+          <w:rPr>
+            <w:rStyle w:val="Hyperlink"/>
+          </w:rPr>
+          <w:t xml:space="preserve">https://en.wikipedia.org/wiki/Schur_complement</w:t>
+        </w:r>
+      </w:hyperlink>
+    </w:p>
+    <w:bookmarkEnd w:id="139"/>
+    <w:bookmarkStart w:id="141" w:name="ref-wikipedia_cholesky_decomposition"/>
+    <w:p>
+      <w:pPr>
+        <w:pStyle w:val="Bibliography"/>
+      </w:pPr>
+      <w:r>
+        <w:t xml:space="preserve">[8]</w:t>
+      </w:r>
+      <w:r>
+        <w:t xml:space="preserve"> </w:t>
+      </w:r>
+      <w:r>
+        <w:t xml:space="preserve">	</w:t>
+      </w:r>
+      <w:r>
+        <w:t xml:space="preserve">Wikipedia contributors,</w:t>
+      </w:r>
+      <w:r>
+        <w:t xml:space="preserve"> </w:t>
+      </w:r>
+      <w:r>
+        <w:t xml:space="preserve">“Cholesky decomposition —</w:t>
+      </w:r>
+      <w:r>
+        <w:t xml:space="preserve"> </w:t>
+      </w:r>
+      <w:r>
+        <w:t xml:space="preserve">Wikipedia</w:t>
+      </w:r>
+      <w:r>
+        <w:t xml:space="preserve">,</w:t>
+      </w:r>
+      <w:r>
+        <w:t xml:space="preserve"> </w:t>
+      </w:r>
+      <w:r>
+        <w:t xml:space="preserve">the free encyclopedia.”</w:t>
+      </w:r>
+      <w:r>
+        <w:t xml:space="preserve"> </w:t>
+      </w:r>
+      <w:r>
+        <w:t xml:space="preserve">2026. Available:</w:t>
+      </w:r>
+      <w:r>
+        <w:t xml:space="preserve"> </w:t>
+      </w:r>
+      <w:hyperlink r:id="rId140">
         <w:r>
           <w:rPr>
             <w:rStyle w:val="Hyperlink"/>
@@ -44389,371 +44674,6 @@
           <w:t xml:space="preserve">https://en.wikipedia.org/wiki/Cholesky_decomposition</w:t>
         </w:r>
       </w:hyperlink>
-      <w:r>
-        <w:t xml:space="preserve">.</w:t>
-      </w:r>
-    </w:p>
-    <w:bookmarkEnd w:id="129"/>
-    <w:bookmarkStart w:id="131" w:name="ref-wikipedia_diagonalizable_matrix"/>
-    <w:p>
-      <w:pPr>
-        <w:pStyle w:val="Bibliography"/>
-      </w:pPr>
-      <w:r>
-        <w:t xml:space="preserve">Wikipedia contributors. 2026c.</w:t>
-      </w:r>
-      <w:r>
-        <w:t xml:space="preserve"> </w:t>
-      </w:r>
-      <w:r>
-        <w:rPr>
-          <w:i/>
-          <w:iCs/>
-        </w:rPr>
-        <w:t xml:space="preserve">Diagonalizable Matrix —</w:t>
-      </w:r>
-      <w:r>
-        <w:rPr>
-          <w:i/>
-          <w:iCs/>
-        </w:rPr>
-        <w:t xml:space="preserve"> </w:t>
-      </w:r>
-      <w:r>
-        <w:rPr>
-          <w:i/>
-          <w:iCs/>
-        </w:rPr>
-        <w:t xml:space="preserve">Wikipedia</w:t>
-      </w:r>
-      <w:r>
-        <w:rPr>
-          <w:i/>
-          <w:iCs/>
-        </w:rPr>
-        <w:t xml:space="preserve">,</w:t>
-      </w:r>
-      <w:r>
-        <w:rPr>
-          <w:i/>
-          <w:iCs/>
-        </w:rPr>
-        <w:t xml:space="preserve"> </w:t>
-      </w:r>
-      <w:r>
-        <w:rPr>
-          <w:i/>
-          <w:iCs/>
-        </w:rPr>
-        <w:t xml:space="preserve">the Free Encyclopedia</w:t>
-      </w:r>
-      <w:r>
-        <w:t xml:space="preserve">.</w:t>
-      </w:r>
-      <w:r>
-        <w:t xml:space="preserve"> </w:t>
-      </w:r>
-      <w:hyperlink r:id="rId130">
-        <w:r>
-          <w:rPr>
-            <w:rStyle w:val="Hyperlink"/>
-          </w:rPr>
-          <w:t xml:space="preserve">https://en.wikipedia.org/wiki/Diagonalizable_matrix</w:t>
-        </w:r>
-      </w:hyperlink>
-      <w:r>
-        <w:t xml:space="preserve">.</w:t>
-      </w:r>
-    </w:p>
-    <w:bookmarkEnd w:id="131"/>
-    <w:bookmarkStart w:id="133" w:name="X43312e3e9ce0f6584f41a7e988a70af3618ea26"/>
-    <w:p>
-      <w:pPr>
-        <w:pStyle w:val="Bibliography"/>
-      </w:pPr>
-      <w:r>
-        <w:t xml:space="preserve">Wikipedia contributors. 2026d.</w:t>
-      </w:r>
-      <w:r>
-        <w:t xml:space="preserve"> </w:t>
-      </w:r>
-      <w:r>
-        <w:rPr>
-          <w:i/>
-          <w:iCs/>
-        </w:rPr>
-        <w:t xml:space="preserve">Eigenvalues and Eigenvectors —</w:t>
-      </w:r>
-      <w:r>
-        <w:rPr>
-          <w:i/>
-          <w:iCs/>
-        </w:rPr>
-        <w:t xml:space="preserve"> </w:t>
-      </w:r>
-      <w:r>
-        <w:rPr>
-          <w:i/>
-          <w:iCs/>
-        </w:rPr>
-        <w:t xml:space="preserve">Wikipedia</w:t>
-      </w:r>
-      <w:r>
-        <w:rPr>
-          <w:i/>
-          <w:iCs/>
-        </w:rPr>
-        <w:t xml:space="preserve">,</w:t>
-      </w:r>
-      <w:r>
-        <w:rPr>
-          <w:i/>
-          <w:iCs/>
-        </w:rPr>
-        <w:t xml:space="preserve"> </w:t>
-      </w:r>
-      <w:r>
-        <w:rPr>
-          <w:i/>
-          <w:iCs/>
-        </w:rPr>
-        <w:t xml:space="preserve">the Free Encyclopedia</w:t>
-      </w:r>
-      <w:r>
-        <w:t xml:space="preserve">.</w:t>
-      </w:r>
-      <w:r>
-        <w:t xml:space="preserve"> </w:t>
-      </w:r>
-      <w:hyperlink r:id="rId132">
-        <w:r>
-          <w:rPr>
-            <w:rStyle w:val="Hyperlink"/>
-          </w:rPr>
-          <w:t xml:space="preserve">https://en.wikipedia.org/wiki/Eigenvalues_and_eigenvectors</w:t>
-        </w:r>
-      </w:hyperlink>
-      <w:r>
-        <w:t xml:space="preserve">.</w:t>
-      </w:r>
-    </w:p>
-    <w:bookmarkEnd w:id="133"/>
-    <w:bookmarkStart w:id="135" w:name="ref-wikipedia_matrix_similarity"/>
-    <w:p>
-      <w:pPr>
-        <w:pStyle w:val="Bibliography"/>
-      </w:pPr>
-      <w:r>
-        <w:t xml:space="preserve">Wikipedia contributors. 2026e.</w:t>
-      </w:r>
-      <w:r>
-        <w:t xml:space="preserve"> </w:t>
-      </w:r>
-      <w:r>
-        <w:rPr>
-          <w:i/>
-          <w:iCs/>
-        </w:rPr>
-        <w:t xml:space="preserve">Matrix Similarity —</w:t>
-      </w:r>
-      <w:r>
-        <w:rPr>
-          <w:i/>
-          <w:iCs/>
-        </w:rPr>
-        <w:t xml:space="preserve"> </w:t>
-      </w:r>
-      <w:r>
-        <w:rPr>
-          <w:i/>
-          <w:iCs/>
-        </w:rPr>
-        <w:t xml:space="preserve">Wikipedia</w:t>
-      </w:r>
-      <w:r>
-        <w:rPr>
-          <w:i/>
-          <w:iCs/>
-        </w:rPr>
-        <w:t xml:space="preserve">,</w:t>
-      </w:r>
-      <w:r>
-        <w:rPr>
-          <w:i/>
-          <w:iCs/>
-        </w:rPr>
-        <w:t xml:space="preserve"> </w:t>
-      </w:r>
-      <w:r>
-        <w:rPr>
-          <w:i/>
-          <w:iCs/>
-        </w:rPr>
-        <w:t xml:space="preserve">the Free Encyclopedia</w:t>
-      </w:r>
-      <w:r>
-        <w:t xml:space="preserve">.</w:t>
-      </w:r>
-      <w:r>
-        <w:t xml:space="preserve"> </w:t>
-      </w:r>
-      <w:hyperlink r:id="rId134">
-        <w:r>
-          <w:rPr>
-            <w:rStyle w:val="Hyperlink"/>
-          </w:rPr>
-          <w:t xml:space="preserve">https://en.wikipedia.org/wiki/Matrix_similarity</w:t>
-        </w:r>
-      </w:hyperlink>
-      <w:r>
-        <w:t xml:space="preserve">.</w:t>
-      </w:r>
-    </w:p>
-    <w:bookmarkEnd w:id="135"/>
-    <w:bookmarkStart w:id="137" w:name="ref-wikipedia_schur_complement"/>
-    <w:p>
-      <w:pPr>
-        <w:pStyle w:val="Bibliography"/>
-      </w:pPr>
-      <w:r>
-        <w:t xml:space="preserve">Wikipedia contributors. 2026f.</w:t>
-      </w:r>
-      <w:r>
-        <w:t xml:space="preserve"> </w:t>
-      </w:r>
-      <w:r>
-        <w:rPr>
-          <w:i/>
-          <w:iCs/>
-        </w:rPr>
-        <w:t xml:space="preserve">Schur Complement —</w:t>
-      </w:r>
-      <w:r>
-        <w:rPr>
-          <w:i/>
-          <w:iCs/>
-        </w:rPr>
-        <w:t xml:space="preserve"> </w:t>
-      </w:r>
-      <w:r>
-        <w:rPr>
-          <w:i/>
-          <w:iCs/>
-        </w:rPr>
-        <w:t xml:space="preserve">Wikipedia</w:t>
-      </w:r>
-      <w:r>
-        <w:rPr>
-          <w:i/>
-          <w:iCs/>
-        </w:rPr>
-        <w:t xml:space="preserve">,</w:t>
-      </w:r>
-      <w:r>
-        <w:rPr>
-          <w:i/>
-          <w:iCs/>
-        </w:rPr>
-        <w:t xml:space="preserve"> </w:t>
-      </w:r>
-      <w:r>
-        <w:rPr>
-          <w:i/>
-          <w:iCs/>
-        </w:rPr>
-        <w:t xml:space="preserve">the Free Encyclopedia</w:t>
-      </w:r>
-      <w:r>
-        <w:t xml:space="preserve">.</w:t>
-      </w:r>
-      <w:r>
-        <w:t xml:space="preserve"> </w:t>
-      </w:r>
-      <w:hyperlink r:id="rId136">
-        <w:r>
-          <w:rPr>
-            <w:rStyle w:val="Hyperlink"/>
-          </w:rPr>
-          <w:t xml:space="preserve">https://en.wikipedia.org/wiki/Schur_complement</w:t>
-        </w:r>
-      </w:hyperlink>
-      <w:r>
-        <w:t xml:space="preserve">.</w:t>
-      </w:r>
-    </w:p>
-    <w:bookmarkEnd w:id="137"/>
-    <w:bookmarkStart w:id="139" w:name="ref-zhou2024eig"/>
-    <w:p>
-      <w:pPr>
-        <w:pStyle w:val="Bibliography"/>
-      </w:pPr>
-      <w:r>
-        <w:t xml:space="preserve">Zhou, Hua. 2024a.</w:t>
-      </w:r>
-      <w:r>
-        <w:t xml:space="preserve"> </w:t>
-      </w:r>
-      <w:r>
-        <w:rPr>
-          <w:i/>
-          <w:iCs/>
-        </w:rPr>
-        <w:t xml:space="preserve">Eigen-Decomposition</w:t>
-      </w:r>
-      <w:r>
-        <w:t xml:space="preserve">. Lecture notes for Biostat 216, Mathematical Methods for Biostatistics, University of California, Los Angeles.</w:t>
-      </w:r>
-      <w:r>
-        <w:t xml:space="preserve"> </w:t>
-      </w:r>
-      <w:hyperlink r:id="rId138">
-        <w:r>
-          <w:rPr>
-            <w:rStyle w:val="Hyperlink"/>
-          </w:rPr>
-          <w:t xml:space="preserve">https://ucla-biostat-216.github.io/2024fall/slides/10-eig/10-eig.html</w:t>
-        </w:r>
-      </w:hyperlink>
-      <w:r>
-        <w:t xml:space="preserve">.</w:t>
-      </w:r>
-    </w:p>
-    <w:bookmarkEnd w:id="139"/>
-    <w:bookmarkStart w:id="141" w:name="ref-zhou2024pd"/>
-    <w:p>
-      <w:pPr>
-        <w:pStyle w:val="Bibliography"/>
-      </w:pPr>
-      <w:r>
-        <w:t xml:space="preserve">Zhou, Hua. 2024b.</w:t>
-      </w:r>
-      <w:r>
-        <w:t xml:space="preserve"> </w:t>
-      </w:r>
-      <w:r>
-        <w:rPr>
-          <w:i/>
-          <w:iCs/>
-        </w:rPr>
-        <w:t xml:space="preserve">Symmetric Positive Definite Matrices</w:t>
-      </w:r>
-      <w:r>
-        <w:t xml:space="preserve">. Lecture notes for Biostat 216, Mathematical Methods for Biostatistics, University of California, Los Angeles.</w:t>
-      </w:r>
-      <w:r>
-        <w:t xml:space="preserve"> </w:t>
-      </w:r>
-      <w:hyperlink r:id="rId140">
-        <w:r>
-          <w:rPr>
-            <w:rStyle w:val="Hyperlink"/>
-          </w:rPr>
-          <w:t xml:space="preserve">https://ucla-biostat-216.github.io/2024fall/slides/11-pd/11-pd.html</w:t>
-        </w:r>
-      </w:hyperlink>
-      <w:r>
-        <w:t xml:space="preserve">.</w:t>
-      </w:r>
     </w:p>
     <w:bookmarkEnd w:id="141"/>
     <w:bookmarkEnd w:id="142"/>

--- a/linear-algebra-diagonalization.docx
+++ b/linear-algebra-diagonalization.docx
@@ -15,7 +15,7 @@
         <w:pStyle w:val="Date"/>
       </w:pPr>
       <w:r>
-        <w:t xml:space="preserve">Last modified: 2026-10-18 11:27:44 (PDT)</w:t>
+        <w:t xml:space="preserve">Last modified: 2026-10-18 13:21:32 (PDT)</w:t>
       </w:r>
     </w:p>
     <w:bookmarkStart w:id="79" w:name="sec-diagonalization"/>
@@ -24054,7 +24054,7 @@
     </w:p>
     <w:bookmarkEnd w:id="78"/>
     <w:bookmarkEnd w:id="79"/>
-    <w:bookmarkStart w:id="125" w:name="sec-cholesky"/>
+    <w:bookmarkStart w:id="142" w:name="sec-cholesky"/>
     <w:p>
       <w:pPr>
         <w:pStyle w:val="Heading2"/>
@@ -44137,120 +44137,8 @@
       </w:r>
     </w:p>
     <w:bookmarkEnd w:id="124"/>
-    <w:bookmarkEnd w:id="125"/>
-    <w:bookmarkStart w:id="143" w:name="further-reading"/>
-    <w:p>
-      <w:pPr>
-        <w:pStyle w:val="Heading2"/>
-      </w:pPr>
-      <w:r>
-        <w:t xml:space="preserve">Further reading</w:t>
-      </w:r>
-    </w:p>
-    <w:p>
-      <w:pPr>
-        <w:numPr>
-          <w:ilvl w:val="0"/>
-          <w:numId w:val="1018"/>
-        </w:numPr>
-      </w:pPr>
-      <w:r>
-        <w:t xml:space="preserve">Wikipedia contributors [2]</w:t>
-      </w:r>
-      <w:r>
-        <w:t xml:space="preserve"> </w:t>
-      </w:r>
-      <w:r>
-        <w:t xml:space="preserve">— eigenvalues, eigenvectors and eigenspaces, with examples</w:t>
-      </w:r>
-    </w:p>
-    <w:p>
-      <w:pPr>
-        <w:numPr>
-          <w:ilvl w:val="0"/>
-          <w:numId w:val="1018"/>
-        </w:numPr>
-      </w:pPr>
-      <w:r>
-        <w:t xml:space="preserve">Wikipedia contributors [3]</w:t>
-      </w:r>
-      <w:r>
-        <w:t xml:space="preserve"> </w:t>
-      </w:r>
-      <w:r>
-        <w:t xml:space="preserve">— similar matrices and what they share</w:t>
-      </w:r>
-    </w:p>
-    <w:p>
-      <w:pPr>
-        <w:numPr>
-          <w:ilvl w:val="0"/>
-          <w:numId w:val="1018"/>
-        </w:numPr>
-      </w:pPr>
-      <w:r>
-        <w:t xml:space="preserve">Wikipedia contributors [4]</w:t>
-      </w:r>
-      <w:r>
-        <w:t xml:space="preserve"> </w:t>
-      </w:r>
-      <w:r>
-        <w:t xml:space="preserve">— when a matrix is diagonalizable, and how to diagonalize it</w:t>
-      </w:r>
-    </w:p>
-    <w:p>
-      <w:pPr>
-        <w:numPr>
-          <w:ilvl w:val="0"/>
-          <w:numId w:val="1018"/>
-        </w:numPr>
-      </w:pPr>
-      <w:r>
-        <w:t xml:space="preserve">Wikipedia contributors [6]</w:t>
-      </w:r>
-      <w:r>
-        <w:t xml:space="preserve"> </w:t>
-      </w:r>
-      <w:r>
-        <w:t xml:space="preserve">— block matrices and block operations</w:t>
-      </w:r>
-    </w:p>
-    <w:p>
-      <w:pPr>
-        <w:numPr>
-          <w:ilvl w:val="0"/>
-          <w:numId w:val="1018"/>
-        </w:numPr>
-      </w:pPr>
-      <w:r>
-        <w:t xml:space="preserve">Wikipedia contributors [7]</w:t>
-      </w:r>
-      <w:r>
-        <w:t xml:space="preserve"> </w:t>
-      </w:r>
-      <w:r>
-        <w:t xml:space="preserve">— the Schur complement and its uses</w:t>
-      </w:r>
-    </w:p>
-    <w:p>
-      <w:pPr>
-        <w:numPr>
-          <w:ilvl w:val="0"/>
-          <w:numId w:val="1018"/>
-        </w:numPr>
-      </w:pPr>
-      <w:r>
-        <w:t xml:space="preserve">Wikipedia contributors [8]</w:t>
-      </w:r>
-      <w:r>
-        <w:t xml:space="preserve"> </w:t>
-      </w:r>
-      <w:r>
-        <w:t xml:space="preserve">— the Cholesky decomposition and how to compute it</w:t>
-      </w:r>
-    </w:p>
-    <w:bookmarkStart w:id="142" w:name="refs"/>
-    <w:bookmarkStart w:id="127" w:name="ref-zhou2024eig"/>
+    <w:bookmarkStart w:id="141" w:name="refs"/>
+    <w:bookmarkStart w:id="126" w:name="ref-zhou2024eig"/>
     <w:p>
       <w:pPr>
         <w:pStyle w:val="Bibliography"/>
@@ -44282,7 +44170,7 @@
       <w:r>
         <w:t xml:space="preserve"> </w:t>
       </w:r>
-      <w:hyperlink r:id="rId126">
+      <w:hyperlink r:id="rId125">
         <w:r>
           <w:rPr>
             <w:rStyle w:val="Hyperlink"/>
@@ -44291,8 +44179,8 @@
         </w:r>
       </w:hyperlink>
     </w:p>
-    <w:bookmarkEnd w:id="127"/>
-    <w:bookmarkStart w:id="129" w:name="X43312e3e9ce0f6584f41a7e988a70af3618ea26"/>
+    <w:bookmarkEnd w:id="126"/>
+    <w:bookmarkStart w:id="128" w:name="X43312e3e9ce0f6584f41a7e988a70af3618ea26"/>
     <w:p>
       <w:pPr>
         <w:pStyle w:val="Bibliography"/>
@@ -44339,7 +44227,7 @@
       <w:r>
         <w:t xml:space="preserve"> </w:t>
       </w:r>
-      <w:hyperlink r:id="rId128">
+      <w:hyperlink r:id="rId127">
         <w:r>
           <w:rPr>
             <w:rStyle w:val="Hyperlink"/>
@@ -44348,8 +44236,8 @@
         </w:r>
       </w:hyperlink>
     </w:p>
-    <w:bookmarkEnd w:id="129"/>
-    <w:bookmarkStart w:id="131" w:name="ref-wikipedia_matrix_similarity"/>
+    <w:bookmarkEnd w:id="128"/>
+    <w:bookmarkStart w:id="130" w:name="ref-wikipedia_matrix_similarity"/>
     <w:p>
       <w:pPr>
         <w:pStyle w:val="Bibliography"/>
@@ -44396,7 +44284,7 @@
       <w:r>
         <w:t xml:space="preserve"> </w:t>
       </w:r>
-      <w:hyperlink r:id="rId130">
+      <w:hyperlink r:id="rId129">
         <w:r>
           <w:rPr>
             <w:rStyle w:val="Hyperlink"/>
@@ -44405,8 +44293,8 @@
         </w:r>
       </w:hyperlink>
     </w:p>
-    <w:bookmarkEnd w:id="131"/>
-    <w:bookmarkStart w:id="133" w:name="ref-wikipedia_diagonalizable_matrix"/>
+    <w:bookmarkEnd w:id="130"/>
+    <w:bookmarkStart w:id="132" w:name="ref-wikipedia_diagonalizable_matrix"/>
     <w:p>
       <w:pPr>
         <w:pStyle w:val="Bibliography"/>
@@ -44453,7 +44341,7 @@
       <w:r>
         <w:t xml:space="preserve"> </w:t>
       </w:r>
-      <w:hyperlink r:id="rId132">
+      <w:hyperlink r:id="rId131">
         <w:r>
           <w:rPr>
             <w:rStyle w:val="Hyperlink"/>
@@ -44462,8 +44350,8 @@
         </w:r>
       </w:hyperlink>
     </w:p>
-    <w:bookmarkEnd w:id="133"/>
-    <w:bookmarkStart w:id="135" w:name="ref-zhou2024pd"/>
+    <w:bookmarkEnd w:id="132"/>
+    <w:bookmarkStart w:id="134" w:name="ref-zhou2024pd"/>
     <w:p>
       <w:pPr>
         <w:pStyle w:val="Bibliography"/>
@@ -44495,7 +44383,7 @@
       <w:r>
         <w:t xml:space="preserve"> </w:t>
       </w:r>
-      <w:hyperlink r:id="rId134">
+      <w:hyperlink r:id="rId133">
         <w:r>
           <w:rPr>
             <w:rStyle w:val="Hyperlink"/>
@@ -44504,8 +44392,8 @@
         </w:r>
       </w:hyperlink>
     </w:p>
-    <w:bookmarkEnd w:id="135"/>
-    <w:bookmarkStart w:id="137" w:name="ref-wikipedia_block_matrix"/>
+    <w:bookmarkEnd w:id="134"/>
+    <w:bookmarkStart w:id="136" w:name="ref-wikipedia_block_matrix"/>
     <w:p>
       <w:pPr>
         <w:pStyle w:val="Bibliography"/>
@@ -44552,7 +44440,7 @@
       <w:r>
         <w:t xml:space="preserve"> </w:t>
       </w:r>
-      <w:hyperlink r:id="rId136">
+      <w:hyperlink r:id="rId135">
         <w:r>
           <w:rPr>
             <w:rStyle w:val="Hyperlink"/>
@@ -44561,8 +44449,8 @@
         </w:r>
       </w:hyperlink>
     </w:p>
-    <w:bookmarkEnd w:id="137"/>
-    <w:bookmarkStart w:id="139" w:name="ref-wikipedia_schur_complement"/>
+    <w:bookmarkEnd w:id="136"/>
+    <w:bookmarkStart w:id="138" w:name="ref-wikipedia_schur_complement"/>
     <w:p>
       <w:pPr>
         <w:pStyle w:val="Bibliography"/>
@@ -44609,7 +44497,7 @@
       <w:r>
         <w:t xml:space="preserve"> </w:t>
       </w:r>
-      <w:hyperlink r:id="rId138">
+      <w:hyperlink r:id="rId137">
         <w:r>
           <w:rPr>
             <w:rStyle w:val="Hyperlink"/>
@@ -44618,8 +44506,8 @@
         </w:r>
       </w:hyperlink>
     </w:p>
-    <w:bookmarkEnd w:id="139"/>
-    <w:bookmarkStart w:id="141" w:name="ref-wikipedia_cholesky_decomposition"/>
+    <w:bookmarkEnd w:id="138"/>
+    <w:bookmarkStart w:id="140" w:name="ref-wikipedia_cholesky_decomposition"/>
     <w:p>
       <w:pPr>
         <w:pStyle w:val="Bibliography"/>
@@ -44666,7 +44554,7 @@
       <w:r>
         <w:t xml:space="preserve"> </w:t>
       </w:r>
-      <w:hyperlink r:id="rId140">
+      <w:hyperlink r:id="rId139">
         <w:r>
           <w:rPr>
             <w:rStyle w:val="Hyperlink"/>
@@ -44675,9 +44563,9 @@
         </w:r>
       </w:hyperlink>
     </w:p>
+    <w:bookmarkEnd w:id="140"/>
     <w:bookmarkEnd w:id="141"/>
     <w:bookmarkEnd w:id="142"/>
-    <w:bookmarkEnd w:id="143"/>
     <w:sectPr>
       <w:footnotePr>
         <w:numRestart w:val="eachSect"/>
@@ -45248,9 +45136,6 @@
     <w:abstractNumId w:val="991"/>
   </w:num>
   <w:num w:numId="1017">
-    <w:abstractNumId w:val="991"/>
-  </w:num>
-  <w:num w:numId="1018">
     <w:abstractNumId w:val="991"/>
   </w:num>
 </w:numbering>

--- a/linear-algebra-diagonalization.docx
+++ b/linear-algebra-diagonalization.docx
@@ -15,7 +15,7 @@
         <w:pStyle w:val="Date"/>
       </w:pPr>
       <w:r>
-        <w:t xml:space="preserve">Last modified: 2026-10-18 13:21:32 (PDT)</w:t>
+        <w:t xml:space="preserve">Last modified: 2026-10-18 16:43:42 (PDT)</w:t>
       </w:r>
     </w:p>
     <w:bookmarkStart w:id="79" w:name="sec-diagonalization"/>
@@ -515,7 +515,7 @@
     \begin{aligned}
     \mathord{\smash[b]{\underset{\raise.3ex\hbox{$\scriptstyle\sim$}}{x}}\vphantom{x}}
     &amp;= \mathbf{I}_n \mathord{\smash[b]{\underset{\raise.3ex\hbox{$\scriptstyle\sim$}}{x}}\vphantom{x}}
-    &amp;&amp; \text{(}\text{Theorem~7 in Matrices}\text{)}
+    &amp;&amp; \text{(}\text{Theorem~8 in Matrices}\text{)}
     \\
     &amp;= (\mathbf{A}^{-1} \mathbf{A})\,\mathord{\smash[b]{\underset{\raise.3ex\hbox{$\scriptstyle\sim$}}{x}}\vphantom{x}}
     &amp;&amp; \text{(}\text{Definition~5 in Special Matrices and Decompositions}\text{)}
@@ -1214,7 +1214,7 @@
                   <m:nor/>
                   <m:sty m:val="p"/>
                 </m:rPr>
-                <m:t>Theorem 7 in Matrices</m:t>
+                <m:t>Theorem 8 in Matrices</m:t>
               </m:r>
               <m:r>
                 <m:rPr>
@@ -4485,7 +4485,7 @@
     &amp;&amp; \text{(}\text{Theorem~7 in Projections and Linear Systems}\text{, the scalar factor)}
     \\
     &amp;= \mathbf{A} \mathord{\smash[b]{\underset{\raise.3ex\hbox{$\scriptstyle\sim$}}{v}}\vphantom{v}} - \lambda\mathord{\smash[b]{\underset{\raise.3ex\hbox{$\scriptstyle\sim$}}{v}}\vphantom{v}},
-    &amp;&amp; \text{(}\text{Theorem~7 in Matrices}\text{)}
+    &amp;&amp; \text{(}\text{Theorem~8 in Matrices}\text{)}
     \end{aligned}
     $$</w:t>
       </w:r>
@@ -5834,7 +5834,7 @@
     &amp;&amp; \text{(eigenvector)}
     \\
     &amp;= \lambda\mathord{\smash[b]{\underset{\raise.3ex\hbox{$\scriptstyle\sim$}}{v}}\vphantom{v}} + s \mathord{\smash[b]{\underset{\raise.3ex\hbox{$\scriptstyle\sim$}}{v}}\vphantom{v}}
-    &amp;&amp; \text{(}\text{Theorem~7 in Matrices}\text{)}
+    &amp;&amp; \text{(}\text{Theorem~8 in Matrices}\text{)}
     \\
     &amp;= (\lambda+ s)\,\mathord{\smash[b]{\underset{\raise.3ex\hbox{$\scriptstyle\sim$}}{v}}\vphantom{v}}.
     &amp;&amp; \text{(add entrywise)}
@@ -12092,7 +12092,7 @@
                   <m:nor/>
                   <m:sty m:val="p"/>
                 </m:rPr>
-                <m:t>Theorem 7 in Matrices</m:t>
+                <m:t>Theorem 8 in Matrices</m:t>
               </m:r>
               <m:r>
                 <m:rPr>
@@ -14340,7 +14340,7 @@
           <w:rPr>
             <w:rStyle w:val="Hyperlink"/>
           </w:rPr>
-          <w:t xml:space="preserve">Theorem 7 in Matrices</w:t>
+          <w:t xml:space="preserve">Theorem 8 in Matrices</w:t>
         </w:r>
       </w:hyperlink>
       <w:r>
@@ -14691,7 +14691,7 @@
     &amp;&amp; \text{(}\text{Definition~5 in Special Matrices and Decompositions}\text{)}
     \\
     &amp;= \mathbf{P}^{-1} \mathbf{A} \mathord{\smash[b]{\underset{\raise.3ex\hbox{$\scriptstyle\sim$}}{v}}\vphantom{v}}
-    &amp;&amp; \text{(}\text{Theorem~7 in Matrices}\text{)}
+    &amp;&amp; \text{(}\text{Theorem~8 in Matrices}\text{)}
     \\
     &amp;= \mathbf{P}^{-1}\,(\mathbf{A} \mathord{\smash[b]{\underset{\raise.3ex\hbox{$\scriptstyle\sim$}}{v}}\vphantom{v}})
     &amp;&amp; \text{(}\text{Theorem~5 in Matrices}\text{)}
@@ -14758,7 +14758,7 @@
           <w:rPr>
             <w:rStyle w:val="Hyperlink"/>
           </w:rPr>
-          <w:t xml:space="preserve">Theorem 7 in Matrices</w:t>
+          <w:t xml:space="preserve">Theorem 8 in Matrices</w:t>
         </w:r>
       </w:hyperlink>
       <w:r>
@@ -15269,7 +15269,7 @@
           <w:rPr>
             <w:rStyle w:val="Hyperlink"/>
           </w:rPr>
-          <w:t xml:space="preserve">Theorem 7 in Matrices</w:t>
+          <w:t xml:space="preserve">Theorem 8 in Matrices</w:t>
         </w:r>
       </w:hyperlink>
       <w:r>
@@ -18809,7 +18809,7 @@
                   <m:nor/>
                   <m:sty m:val="p"/>
                 </m:rPr>
-                <m:t>Theorem 7 in Matrices</m:t>
+                <m:t>Theorem 8 in Matrices</m:t>
               </m:r>
               <m:r>
                 <m:rPr>
@@ -19485,7 +19485,7 @@
                   <m:nor/>
                   <m:sty m:val="p"/>
                 </m:rPr>
-                <m:t>Theorem 7 in Matrices</m:t>
+                <m:t>Theorem 8 in Matrices</m:t>
               </m:r>
               <m:r>
                 <m:rPr>
@@ -22710,7 +22710,7 @@
                   <m:nor/>
                   <m:sty m:val="p"/>
                 </m:rPr>
-                <m:t>Theorem 7 in Matrices</m:t>
+                <m:t>Theorem 8 in Matrices</m:t>
               </m:r>
               <m:r>
                 <m:rPr>
@@ -24914,7 +24914,7 @@
           <w:rPr>
             <w:rStyle w:val="Hyperlink"/>
           </w:rPr>
-          <w:t xml:space="preserve">Theorem 16 in Matrices</w:t>
+          <w:t xml:space="preserve">Theorem 17 in Matrices</w:t>
         </w:r>
       </w:hyperlink>
       <w:r>
@@ -24956,7 +24956,7 @@
     &amp;&amp; \text{(substitute } \mathbf{A} \text{)}
     \\
     &amp;= {(\mathbf{B} \mathord{\smash[b]{\underset{\raise.3ex\hbox{$\scriptstyle\sim$}}{x}}\vphantom{x}})}^{\top}\,(\mathbf{B} \mathord{\smash[b]{\underset{\raise.3ex\hbox{$\scriptstyle\sim$}}{x}}\vphantom{x}})
-    &amp;&amp; \text{(}\text{Theorem~16 in Matrices}\text{, }\text{Theorem~5 in Matrices}\text{)}
+    &amp;&amp; \text{(}\text{Theorem~17 in Matrices}\text{, }\text{Theorem~5 in Matrices}\text{)}
     \\
     &amp;= \mathopen{}\left\lVert\mathbf{B} \mathord{\smash[b]{\underset{\raise.3ex\hbox{$\scriptstyle\sim$}}{x}}\vphantom{x}}\right\rVert\mathclose{}^2
     &amp;&amp; \text{(}\text{Equation~2 in Vectors}\text{, squared)}
@@ -25791,7 +25791,7 @@
                   <m:nor/>
                   <m:sty m:val="p"/>
                 </m:rPr>
-                <m:t>Theorem 16 in Matrices</m:t>
+                <m:t>Theorem 17 in Matrices</m:t>
               </m:r>
               <m:r>
                 <m:rPr>
@@ -27970,7 +27970,7 @@
           <w:rPr>
             <w:rStyle w:val="Hyperlink"/>
           </w:rPr>
-          <w:t xml:space="preserve">Theorem 16 in Matrices</w:t>
+          <w:t xml:space="preserve">Theorem 17 in Matrices</w:t>
         </w:r>
       </w:hyperlink>
       <w:r>
@@ -28089,7 +28089,7 @@
     \begin{aligned}
     {\mathord{\smash[b]{\underset{\raise.3ex\hbox{$\scriptstyle\sim$}}{x}}\vphantom{x}}}^{\top}\,({\mathbf{A}}^{\top} \mathbf{C} \mathbf{A})\,\mathord{\smash[b]{\underset{\raise.3ex\hbox{$\scriptstyle\sim$}}{x}}\vphantom{x}}
     &amp;= {(\mathbf{A} \mathord{\smash[b]{\underset{\raise.3ex\hbox{$\scriptstyle\sim$}}{x}}\vphantom{x}})}^{\top}\,\mathbf{C}\,(\mathbf{A} \mathord{\smash[b]{\underset{\raise.3ex\hbox{$\scriptstyle\sim$}}{x}}\vphantom{x}})
-    &amp;&amp; \text{(}\text{Theorem~16 in Matrices}\text{, }\text{Theorem~5 in Matrices}\text{)}
+    &amp;&amp; \text{(}\text{Theorem~17 in Matrices}\text{, }\text{Theorem~5 in Matrices}\text{)}
     \\
     &amp;&gt; 0.
     &amp;&amp; \text{(} \mathbf{C} \text{ positive definite, } \mathbf{A} \mathord{\smash[b]{\underset{\raise.3ex\hbox{$\scriptstyle\sim$}}{x}}\vphantom{x}}\ne \mathord{\smash[b]{\underset{\raise.3ex\hbox{$\scriptstyle\sim$}}{0}}\vphantom{0}}\text{)}
@@ -28351,7 +28351,7 @@
           <w:rPr>
             <w:rStyle w:val="Hyperlink"/>
           </w:rPr>
-          <w:t xml:space="preserve">Theorem 15 in Matrices</w:t>
+          <w:t xml:space="preserve">Theorem 16 in Matrices</w:t>
         </w:r>
       </w:hyperlink>
       <w:r>
@@ -30768,7 +30768,7 @@
           <w:rPr>
             <w:rStyle w:val="Hyperlink"/>
           </w:rPr>
-          <w:t xml:space="preserve">Theorem 15 in Matrices</w:t>
+          <w:t xml:space="preserve">Theorem 16 in Matrices</w:t>
         </w:r>
       </w:hyperlink>
       <w:r>
@@ -30830,7 +30830,7 @@
     &amp;&amp; \text{(}\text{Theorem~6 in Matrices}\text{, }\text{Theorem~7 in Projections and Linear Systems}\text{)}
     \\
     &amp;= {\mathord{\smash[b]{\underset{\raise.3ex\hbox{$\scriptstyle\sim$}}{x}}\vphantom{x}}}^{\top} \mathbf{A} \mathord{\smash[b]{\underset{\raise.3ex\hbox{$\scriptstyle\sim$}}{x}}\vphantom{x}} + \alpha\,\mathopen{}\left\lVert\mathord{\smash[b]{\underset{\raise.3ex\hbox{$\scriptstyle\sim$}}{x}}\vphantom{x}}\right\rVert\mathclose{}^2
-    &amp;&amp; \text{(}\text{Theorem~7 in Matrices}\text{, }\text{Equation~2 in Vectors}\text{, squared)}
+    &amp;&amp; \text{(}\text{Theorem~8 in Matrices}\text{, }\text{Equation~2 in Vectors}\text{, squared)}
     \\
     &amp;&gt; 0.
     &amp;&amp; \text{(} {\mathord{\smash[b]{\underset{\raise.3ex\hbox{$\scriptstyle\sim$}}{x}}\vphantom{x}}}^{\top} \mathbf{A} \mathord{\smash[b]{\underset{\raise.3ex\hbox{$\scriptstyle\sim$}}{x}}\vphantom{x}} \ge 0, \; \alpha&gt; 0, \; \mathord{\smash[b]{\underset{\raise.3ex\hbox{$\scriptstyle\sim$}}{x}}\vphantom{x}}\ne \mathord{\smash[b]{\underset{\raise.3ex\hbox{$\scriptstyle\sim$}}{0}}\vphantom{0}}_p \text{)}
@@ -36182,7 +36182,7 @@
     &amp;&amp; \text{(}\text{Theorem~5 in Direct Sums and Orthogonal Complements}\text{)}
     \\
     &amp;= {\mathord{\smash[b]{\underset{\raise.3ex\hbox{$\scriptstyle\sim$}}{u}}\vphantom{u}}}^{\top} \mathbf{A} \mathord{\smash[b]{\underset{\raise.3ex\hbox{$\scriptstyle\sim$}}{u}}\vphantom{u}} + {\mathord{\smash[b]{\underset{\raise.3ex\hbox{$\scriptstyle\sim$}}{u}}\vphantom{u}}}^{\top} \mathbf{B} \mathord{\smash[b]{\underset{\raise.3ex\hbox{$\scriptstyle\sim$}}{w}}\vphantom{w}} + {\mathord{\smash[b]{\underset{\raise.3ex\hbox{$\scriptstyle\sim$}}{u}}\vphantom{u}}}^{\top} \mathbf{B} \mathord{\smash[b]{\underset{\raise.3ex\hbox{$\scriptstyle\sim$}}{w}}\vphantom{w}} + {\mathord{\smash[b]{\underset{\raise.3ex\hbox{$\scriptstyle\sim$}}{w}}\vphantom{w}}}^{\top} \mathbf{C} \mathord{\smash[b]{\underset{\raise.3ex\hbox{$\scriptstyle\sim$}}{w}}\vphantom{w}}
-    &amp;&amp; \text{(} {\mathord{\smash[b]{\underset{\raise.3ex\hbox{$\scriptstyle\sim$}}{w}}\vphantom{w}}}^{\top} {\mathbf{B}}^{\top} \mathord{\smash[b]{\underset{\raise.3ex\hbox{$\scriptstyle\sim$}}{u}}\vphantom{u}} = {\mathopen{}\left({\mathord{\smash[b]{\underset{\raise.3ex\hbox{$\scriptstyle\sim$}}{w}}\vphantom{w}}}^{\top} {\mathbf{B}}^{\top} \mathord{\smash[b]{\underset{\raise.3ex\hbox{$\scriptstyle\sim$}}{u}}\vphantom{u}}\right)\mathclose{}}^{\top} \text{, which equals } {\mathord{\smash[b]{\underset{\raise.3ex\hbox{$\scriptstyle\sim$}}{u}}\vphantom{u}}}^{\top} \mathbf{B} \mathord{\smash[b]{\underset{\raise.3ex\hbox{$\scriptstyle\sim$}}{w}}\vphantom{w}} \text{; } 1 \times 1 \text{, }\text{Definition~3 in Matrices}\text{, }\text{Theorem~16 in Matrices}\text{)}
+    &amp;&amp; \text{(} {\mathord{\smash[b]{\underset{\raise.3ex\hbox{$\scriptstyle\sim$}}{w}}\vphantom{w}}}^{\top} {\mathbf{B}}^{\top} \mathord{\smash[b]{\underset{\raise.3ex\hbox{$\scriptstyle\sim$}}{u}}\vphantom{u}} = {\mathopen{}\left({\mathord{\smash[b]{\underset{\raise.3ex\hbox{$\scriptstyle\sim$}}{w}}\vphantom{w}}}^{\top} {\mathbf{B}}^{\top} \mathord{\smash[b]{\underset{\raise.3ex\hbox{$\scriptstyle\sim$}}{u}}\vphantom{u}}\right)\mathclose{}}^{\top} \text{, which equals } {\mathord{\smash[b]{\underset{\raise.3ex\hbox{$\scriptstyle\sim$}}{u}}\vphantom{u}}}^{\top} \mathbf{B} \mathord{\smash[b]{\underset{\raise.3ex\hbox{$\scriptstyle\sim$}}{w}}\vphantom{w}} \text{; } 1 \times 1 \text{, }\text{Definition~3 in Matrices}\text{, }\text{Theorem~17 in Matrices}\text{)}
     \\
     &amp;= {\mathord{\smash[b]{\underset{\raise.3ex\hbox{$\scriptstyle\sim$}}{u}}\vphantom{u}}}^{\top} \mathbf{A} \mathord{\smash[b]{\underset{\raise.3ex\hbox{$\scriptstyle\sim$}}{u}}\vphantom{u}} + 2\,{\mathord{\smash[b]{\underset{\raise.3ex\hbox{$\scriptstyle\sim$}}{u}}\vphantom{u}}}^{\top} \mathbf{B} \mathord{\smash[b]{\underset{\raise.3ex\hbox{$\scriptstyle\sim$}}{w}}\vphantom{w}} + {\mathord{\smash[b]{\underset{\raise.3ex\hbox{$\scriptstyle\sim$}}{w}}\vphantom{w}}}^{\top} \mathbf{C} \mathord{\smash[b]{\underset{\raise.3ex\hbox{$\scriptstyle\sim$}}{w}}\vphantom{w}}.
     &amp;&amp; \text{(combine like terms)}
@@ -36259,7 +36259,7 @@
           <w:rPr>
             <w:rStyle w:val="Hyperlink"/>
           </w:rPr>
-          <w:t xml:space="preserve">Theorem 7 in Matrices</w:t>
+          <w:t xml:space="preserve">Theorem 8 in Matrices</w:t>
         </w:r>
       </w:hyperlink>
       <w:r>
@@ -36336,7 +36336,7 @@
     &amp;&amp; \text{(} \mathbf{A} \mathord{\smash[b]{\underset{\raise.3ex\hbox{$\scriptstyle\sim$}}{d}}\vphantom{d}} = \mathbf{B} \mathord{\smash[b]{\underset{\raise.3ex\hbox{$\scriptstyle\sim$}}{w}}\vphantom{w}} \text{, twice)}
     \\
     &amp;= {\mathord{\smash[b]{\underset{\raise.3ex\hbox{$\scriptstyle\sim$}}{u}}\vphantom{u}}}^{\top} \mathbf{A} \mathord{\smash[b]{\underset{\raise.3ex\hbox{$\scriptstyle\sim$}}{u}}\vphantom{u}} + 2\,{\mathord{\smash[b]{\underset{\raise.3ex\hbox{$\scriptstyle\sim$}}{u}}\vphantom{u}}}^{\top} \mathbf{B} \mathord{\smash[b]{\underset{\raise.3ex\hbox{$\scriptstyle\sim$}}{w}}\vphantom{w}} + {\mathord{\smash[b]{\underset{\raise.3ex\hbox{$\scriptstyle\sim$}}{w}}\vphantom{w}}}^{\top}\,{\mathbf{B}}^{\top} \mathbf{A}^{-1} \mathbf{B} \mathord{\smash[b]{\underset{\raise.3ex\hbox{$\scriptstyle\sim$}}{w}}\vphantom{w}},
-    &amp;&amp; \text{(} {\mathord{\smash[b]{\underset{\raise.3ex\hbox{$\scriptstyle\sim$}}{d}}\vphantom{d}}}^{\top} = {\mathord{\smash[b]{\underset{\raise.3ex\hbox{$\scriptstyle\sim$}}{w}}\vphantom{w}}}^{\top} {\mathbf{B}}^{\top} \mathbf{A}^{-1} \text{, }\text{Theorem~16 in Matrices}\text{, }\text{Corollary~1 in Special Matrices and Decompositions}\text{)}
+    &amp;&amp; \text{(} {\mathord{\smash[b]{\underset{\raise.3ex\hbox{$\scriptstyle\sim$}}{d}}\vphantom{d}}}^{\top} = {\mathord{\smash[b]{\underset{\raise.3ex\hbox{$\scriptstyle\sim$}}{w}}\vphantom{w}}}^{\top} {\mathbf{B}}^{\top} \mathbf{A}^{-1} \text{, }\text{Theorem~17 in Matrices}\text{, }\text{Corollary~1 in Special Matrices and Decompositions}\text{)}
     \end{aligned}
     $$</w:t>
       </w:r>
@@ -39129,7 +39129,7 @@
           <w:rPr>
             <w:rStyle w:val="Hyperlink"/>
           </w:rPr>
-          <w:t xml:space="preserve">Theorem 16 in Matrices</w:t>
+          <w:t xml:space="preserve">Theorem 17 in Matrices</w:t>
         </w:r>
       </w:hyperlink>
       <w:r>

--- a/linear-algebra-diagonalization.docx
+++ b/linear-algebra-diagonalization.docx
@@ -15,7 +15,7 @@
         <w:pStyle w:val="Date"/>
       </w:pPr>
       <w:r>
-        <w:t xml:space="preserve">Last modified: 2026-10-18 16:43:42 (PDT)</w:t>
+        <w:t xml:space="preserve">Last modified: 2026-10-19 00:47:50 (PDT)</w:t>
       </w:r>
     </w:p>
     <w:bookmarkStart w:id="79" w:name="sec-diagonalization"/>

--- a/linear-algebra-diagonalization.docx
+++ b/linear-algebra-diagonalization.docx
@@ -15,7 +15,7 @@
         <w:pStyle w:val="Date"/>
       </w:pPr>
       <w:r>
-        <w:t xml:space="preserve">Last modified: 2026-10-19 00:47:50 (PDT)</w:t>
+        <w:t xml:space="preserve">Last modified: 2026-10-19 02:15:55 (PDT)</w:t>
       </w:r>
     </w:p>
     <w:bookmarkStart w:id="79" w:name="sec-diagonalization"/>

--- a/linear-algebra-diagonalization.docx
+++ b/linear-algebra-diagonalization.docx
@@ -15,7 +15,7 @@
         <w:pStyle w:val="Date"/>
       </w:pPr>
       <w:r>
-        <w:t xml:space="preserve">Last modified: 2026-10-19 02:15:55 (PDT)</w:t>
+        <w:t xml:space="preserve">Last modified: 2026-10-19 03:23:43 (PDT)</w:t>
       </w:r>
     </w:p>
     <w:bookmarkStart w:id="79" w:name="sec-diagonalization"/>

--- a/linear-algebra-diagonalization.docx
+++ b/linear-algebra-diagonalization.docx
@@ -15,7 +15,7 @@
         <w:pStyle w:val="Date"/>
       </w:pPr>
       <w:r>
-        <w:t xml:space="preserve">Last modified: 2026-10-19 03:23:43 (PDT)</w:t>
+        <w:t xml:space="preserve">Last modified: 2026-10-19 04:41:29 (PDT)</w:t>
       </w:r>
     </w:p>
     <w:bookmarkStart w:id="79" w:name="sec-diagonalization"/>

--- a/linear-algebra-diagonalization.docx
+++ b/linear-algebra-diagonalization.docx
@@ -15,7 +15,7 @@
         <w:pStyle w:val="Date"/>
       </w:pPr>
       <w:r>
-        <w:t xml:space="preserve">Last modified: 2026-10-19 04:41:29 (PDT)</w:t>
+        <w:t xml:space="preserve">Last modified: 2026-10-19 05:58:02 (PDT)</w:t>
       </w:r>
     </w:p>
     <w:bookmarkStart w:id="79" w:name="sec-diagonalization"/>

--- a/linear-algebra-diagonalization.docx
+++ b/linear-algebra-diagonalization.docx
@@ -15,7 +15,7 @@
         <w:pStyle w:val="Date"/>
       </w:pPr>
       <w:r>
-        <w:t xml:space="preserve">Last modified: 2026-10-19 05:58:02 (PDT)</w:t>
+        <w:t xml:space="preserve">Last modified: 2026-10-19 09:38:56 (PDT)</w:t>
       </w:r>
     </w:p>
     <w:bookmarkStart w:id="79" w:name="sec-diagonalization"/>

--- a/linear-algebra-diagonalization.docx
+++ b/linear-algebra-diagonalization.docx
@@ -15,7 +15,7 @@
         <w:pStyle w:val="Date"/>
       </w:pPr>
       <w:r>
-        <w:t xml:space="preserve">Last modified: 2026-10-19 09:38:56 (PDT)</w:t>
+        <w:t xml:space="preserve">Last modified: 2026-10-19 11:02:25 (PDT)</w:t>
       </w:r>
     </w:p>
     <w:bookmarkStart w:id="79" w:name="sec-diagonalization"/>

--- a/linear-algebra-diagonalization.docx
+++ b/linear-algebra-diagonalization.docx
@@ -15,7 +15,7 @@
         <w:pStyle w:val="Date"/>
       </w:pPr>
       <w:r>
-        <w:t xml:space="preserve">Last modified: 2026-10-19 11:02:25 (PDT)</w:t>
+        <w:t xml:space="preserve">Last modified: 2026-10-19 12:33:15 (PDT)</w:t>
       </w:r>
     </w:p>
     <w:bookmarkStart w:id="79" w:name="sec-diagonalization"/>

--- a/linear-algebra-diagonalization.docx
+++ b/linear-algebra-diagonalization.docx
@@ -15,7 +15,7 @@
         <w:pStyle w:val="Date"/>
       </w:pPr>
       <w:r>
-        <w:t xml:space="preserve">Last modified: 2026-10-19 12:33:15 (PDT)</w:t>
+        <w:t xml:space="preserve">Last modified: 2026-10-19 23:31:34 (PDT)</w:t>
       </w:r>
     </w:p>
     <w:bookmarkStart w:id="79" w:name="sec-diagonalization"/>

--- a/linear-algebra-diagonalization.docx
+++ b/linear-algebra-diagonalization.docx
@@ -15,10 +15,10 @@
         <w:pStyle w:val="Date"/>
       </w:pPr>
       <w:r>
-        <w:t xml:space="preserve">Last modified: 2026-10-19 23:31:34 (PDT)</w:t>
+        <w:t xml:space="preserve">Last modified: 2026-10-20 00:42:48 (PDT)</w:t>
       </w:r>
     </w:p>
-    <w:bookmarkStart w:id="79" w:name="sec-diagonalization"/>
+    <w:bookmarkStart w:id="80" w:name="sec-diagonalization"/>
     <w:p>
       <w:pPr>
         <w:pStyle w:val="Heading2"/>
@@ -133,7 +133,7 @@
               <w:pStyle w:val="BodyText"/>
             </w:pPr>
             <w:pPr>
-              <w:spacing w:before="16" w:after="16"/>
+              <w:spacing w:before="16"/>
             </w:pPr>
             <w:r>
               <w:t xml:space="preserve">This section is adapted from</w:t>
@@ -230,7 +230,13 @@
               <w:t xml:space="preserve"> </w:t>
             </w:r>
             <w:r>
-              <w:t xml:space="preserve">and its section on symmetric matrices (covered by</w:t>
+              <w:t xml:space="preserve">and the part of its section on symmetric matrices that builds bases of the column space and null space from eigenvectors are left out.</w:t>
+            </w:r>
+            <w:r>
+              <w:t xml:space="preserve"> </w:t>
+            </w:r>
+            <w:r>
+              <w:t xml:space="preserve">The rest of that section is covered by</w:t>
             </w:r>
             <w:r>
               <w:t xml:space="preserve"> </w:t>
@@ -244,13 +250,30 @@
               </w:r>
             </w:hyperlink>
             <w:r>
-              <w:t xml:space="preserve">) are left out,</w:t>
+              <w:t xml:space="preserve"> </w:t>
+            </w:r>
+            <w:r>
+              <w:t xml:space="preserve">and</w:t>
+            </w:r>
+            <w:r>
+              <w:t xml:space="preserve"> </w:t>
+            </w:r>
+            <w:hyperlink r:id="rId15">
+              <w:r>
+                <w:rPr>
+                  <w:rStyle w:val="Hyperlink"/>
+                </w:rPr>
+                <w:t xml:space="preserve">Theorem 13 in Special Matrices and Decompositions</w:t>
+              </w:r>
+            </w:hyperlink>
+            <w:r>
+              <w:t xml:space="preserve">.</w:t>
             </w:r>
             <w:r>
               <w:t xml:space="preserve"> </w:t>
             </w:r>
             <w:r>
-              <w:t xml:space="preserve">and its result that eigenvalues of orthogonal matrices have modulus</w:t>
+              <w:t xml:space="preserve">Its result that eigenvalues of orthogonal matrices have modulus</w:t>
             </w:r>
             <w:r>
               <w:t xml:space="preserve"> </w:t>
@@ -282,6 +305,82 @@
             </m:oMath>
             <w:r>
               <w:t xml:space="preserve">.</w:t>
+            </w:r>
+            <w:r>
+              <w:t xml:space="preserve"> </w:t>
+            </w:r>
+            <w:r>
+              <w:t xml:space="preserve">Three other parts of the source are not part of this section:</w:t>
+            </w:r>
+          </w:p>
+          <w:p>
+            <w:pPr>
+              <w:pStyle w:val="Compact"/>
+              <w:numPr>
+                <w:ilvl w:val="0"/>
+                <w:numId w:val="1001"/>
+              </w:numPr>
+            </w:pPr>
+            <w:r>
+              <w:t xml:space="preserve">its statement that the eigenvalues of a lower triangular matrix are also its diagonal entries (</w:t>
+            </w:r>
+            <w:hyperlink w:anchor="thm-eigen-triangular">
+              <w:r>
+                <w:rPr>
+                  <w:rStyle w:val="Hyperlink"/>
+                </w:rPr>
+                <w:t xml:space="preserve">Theorem 4</w:t>
+              </w:r>
+            </w:hyperlink>
+            <w:r>
+              <w:t xml:space="preserve"> </w:t>
+            </w:r>
+            <w:r>
+              <w:t xml:space="preserve">states the upper triangular case)</w:t>
+            </w:r>
+          </w:p>
+          <w:p>
+            <w:pPr>
+              <w:pStyle w:val="Compact"/>
+              <w:numPr>
+                <w:ilvl w:val="0"/>
+                <w:numId w:val="1001"/>
+              </w:numPr>
+            </w:pPr>
+            <w:r>
+              <w:t xml:space="preserve">its three further examples of matrices with geometric multiplicity smaller than algebraic multiplicity</w:t>
+            </w:r>
+            <w:r>
+              <w:t xml:space="preserve"> </w:t>
+            </w:r>
+            <w:r>
+              <w:t xml:space="preserve">(</w:t>
+            </w:r>
+            <w:hyperlink w:anchor="exm-eigenspace">
+              <w:r>
+                <w:rPr>
+                  <w:rStyle w:val="Hyperlink"/>
+                </w:rPr>
+                <w:t xml:space="preserve">Example 2</w:t>
+              </w:r>
+            </w:hyperlink>
+            <w:r>
+              <w:t xml:space="preserve"> </w:t>
+            </w:r>
+            <w:r>
+              <w:t xml:space="preserve">gives one nilpotent example)</w:t>
+            </w:r>
+          </w:p>
+          <w:p>
+            <w:pPr>
+              <w:pStyle w:val="Compact"/>
+              <w:numPr>
+                <w:ilvl w:val="0"/>
+                <w:numId w:val="1001"/>
+              </w:numPr>
+            </w:pPr>
+            <w:r>
+              <w:t xml:space="preserve">its code cells</w:t>
             </w:r>
             <w:r>
               <w:t xml:space="preserve"> </w:t>
@@ -300,10 +399,10 @@
         </w:tc>
       </w:tr>
     </w:tbl>
-    <w:bookmarkStart w:id="17" w:name="thm-invertible-rank"/>
+    <w:bookmarkStart w:id="18" w:name="thm-invertible-rank"/>
     <w:p>
       <w:pPr>
-        <w:pStyle w:val="BodyText"/>
+        <w:pStyle w:val="FirstParagraph"/>
       </w:pPr>
       <w:r>
         <w:rPr>
@@ -358,7 +457,7 @@
       <w:r>
         <w:t xml:space="preserve">is invertible (</w:t>
       </w:r>
-      <w:hyperlink r:id="rId15">
+      <w:hyperlink r:id="rId16">
         <w:r>
           <w:rPr>
             <w:rStyle w:val="Hyperlink"/>
@@ -422,7 +521,7 @@
       <w:r>
         <w:t xml:space="preserve"> </w:t>
       </w:r>
-      <w:hyperlink r:id="rId16">
+      <w:hyperlink r:id="rId17">
         <w:r>
           <w:rPr>
             <w:rStyle w:val="Hyperlink"/>
@@ -449,7 +548,7 @@
         <w:t xml:space="preserve">.</w:t>
       </w:r>
     </w:p>
-    <w:bookmarkEnd w:id="17"/>
+    <w:bookmarkEnd w:id="18"/>
     <w:p>
       <w:pPr>
         <w:pStyle w:val="BodyText"/>
@@ -609,12 +708,12 @@
       <w:r>
         <w:t xml:space="preserve">(</w:t>
       </w:r>
-      <w:hyperlink r:id="rId18">
+      <w:hyperlink r:id="rId19">
         <w:r>
           <w:rPr>
             <w:rStyle w:val="Hyperlink"/>
           </w:rPr>
-          <w:t xml:space="preserve">Theorem 8 in Column Space, Null Space and Rank-Nullity</w:t>
+          <w:t xml:space="preserve">Theorem 7 in Column Space, Null Space and Rank-Nullity</w:t>
         </w:r>
       </w:hyperlink>
       <w:r>
@@ -682,7 +781,7 @@
       <w:r>
         <w:t xml:space="preserve">(</w:t>
       </w:r>
-      <w:hyperlink r:id="rId19">
+      <w:hyperlink r:id="rId20">
         <w:r>
           <w:rPr>
             <w:rStyle w:val="Hyperlink"/>
@@ -743,7 +842,7 @@
       <w:r>
         <w:t xml:space="preserve">(</w:t>
       </w:r>
-      <w:hyperlink r:id="rId20">
+      <w:hyperlink r:id="rId21">
         <w:r>
           <w:rPr>
             <w:rStyle w:val="Hyperlink"/>
@@ -1418,7 +1517,7 @@
       <w:r>
         <w:t xml:space="preserve"> </w:t>
       </w:r>
-      <w:hyperlink r:id="rId15">
+      <w:hyperlink r:id="rId16">
         <w:r>
           <w:rPr>
             <w:rStyle w:val="Hyperlink"/>
@@ -1438,12 +1537,12 @@
       <w:r>
         <w:t xml:space="preserve"> </w:t>
       </w:r>
-      <w:hyperlink r:id="rId18">
+      <w:hyperlink r:id="rId19">
         <w:r>
           <w:rPr>
             <w:rStyle w:val="Hyperlink"/>
           </w:rPr>
-          <w:t xml:space="preserve">Theorem 8 in Column Space, Null Space and Rank-Nullity</w:t>
+          <w:t xml:space="preserve">Theorem 7 in Column Space, Null Space and Rank-Nullity</w:t>
         </w:r>
       </w:hyperlink>
       <w:r>
@@ -1510,7 +1609,7 @@
       <w:r>
         <w:t xml:space="preserve">(</w:t>
       </w:r>
-      <w:hyperlink r:id="rId21">
+      <w:hyperlink r:id="rId22">
         <w:r>
           <w:rPr>
             <w:rStyle w:val="Hyperlink"/>
@@ -1524,7 +1623,7 @@
       <w:r>
         <w:t xml:space="preserve"> </w:t>
       </w:r>
-      <w:hyperlink r:id="rId22">
+      <w:hyperlink r:id="rId23">
         <w:r>
           <w:rPr>
             <w:rStyle w:val="Hyperlink"/>
@@ -1561,7 +1660,7 @@
       <w:r>
         <w:t xml:space="preserve">(</w:t>
       </w:r>
-      <w:hyperlink r:id="rId23">
+      <w:hyperlink r:id="rId24">
         <w:r>
           <w:rPr>
             <w:rStyle w:val="Hyperlink"/>
@@ -1573,7 +1672,7 @@
         <w:t xml:space="preserve">).</w:t>
       </w:r>
     </w:p>
-    <w:bookmarkStart w:id="25" w:name="exm-invertible-rank"/>
+    <w:bookmarkStart w:id="26" w:name="exm-invertible-rank"/>
     <w:p>
       <w:pPr>
         <w:pStyle w:val="BodyText"/>
@@ -1597,7 +1696,7 @@
         <w:pStyle w:val="Compact"/>
         <w:numPr>
           <w:ilvl w:val="0"/>
-          <w:numId w:val="1001"/>
+          <w:numId w:val="1002"/>
         </w:numPr>
       </w:pPr>
       <m:oMath>
@@ -1665,7 +1764,7 @@
       <w:r>
         <w:t xml:space="preserve"> </w:t>
       </w:r>
-      <w:hyperlink r:id="rId24">
+      <w:hyperlink r:id="rId25">
         <w:r>
           <w:rPr>
             <w:rStyle w:val="Hyperlink"/>
@@ -1933,7 +2032,7 @@
         <w:pStyle w:val="Compact"/>
         <w:numPr>
           <w:ilvl w:val="0"/>
-          <w:numId w:val="1001"/>
+          <w:numId w:val="1002"/>
         </w:numPr>
       </w:pPr>
       <m:oMath>
@@ -2059,7 +2158,7 @@
       <w:r>
         <w:t xml:space="preserve"> </w:t>
       </w:r>
-      <w:hyperlink r:id="rId24">
+      <w:hyperlink r:id="rId25">
         <w:r>
           <w:rPr>
             <w:rStyle w:val="Hyperlink"/>
@@ -2074,8 +2173,8 @@
         <w:t xml:space="preserve">found.</w:t>
       </w:r>
     </w:p>
-    <w:bookmarkEnd w:id="25"/>
-    <w:bookmarkStart w:id="27" w:name="def-eigenspace"/>
+    <w:bookmarkEnd w:id="26"/>
+    <w:bookmarkStart w:id="28" w:name="def-eigenspace"/>
     <w:p>
       <w:pPr>
         <w:pStyle w:val="FirstParagraph"/>
@@ -2328,7 +2427,7 @@
       <w:r>
         <w:t xml:space="preserve">(</w:t>
       </w:r>
-      <w:hyperlink r:id="rId26">
+      <w:hyperlink r:id="rId27">
         <w:r>
           <w:rPr>
             <w:rStyle w:val="Hyperlink"/>
@@ -2340,8 +2439,8 @@
         <w:t xml:space="preserve">).</w:t>
       </w:r>
     </w:p>
-    <w:bookmarkEnd w:id="27"/>
-    <w:bookmarkStart w:id="28" w:name="def-geometric-multiplicity"/>
+    <w:bookmarkEnd w:id="28"/>
+    <w:bookmarkStart w:id="29" w:name="def-geometric-multiplicity"/>
     <w:p>
       <w:pPr>
         <w:pStyle w:val="BodyText"/>
@@ -2359,7 +2458,7 @@
       <w:r>
         <w:t xml:space="preserve">The dimension (</w:t>
       </w:r>
-      <w:hyperlink r:id="rId21">
+      <w:hyperlink r:id="rId22">
         <w:r>
           <w:rPr>
             <w:rStyle w:val="Hyperlink"/>
@@ -2456,8 +2555,8 @@
         <w:t xml:space="preserve">.</w:t>
       </w:r>
     </w:p>
-    <w:bookmarkEnd w:id="28"/>
-    <w:bookmarkStart w:id="30" w:name="exm-eigenspace"/>
+    <w:bookmarkEnd w:id="29"/>
+    <w:bookmarkStart w:id="31" w:name="exm-eigenspace"/>
     <w:p>
       <w:pPr>
         <w:pStyle w:val="BodyText"/>
@@ -2480,7 +2579,7 @@
       <w:pPr>
         <w:numPr>
           <w:ilvl w:val="0"/>
-          <w:numId w:val="1002"/>
+          <w:numId w:val="1003"/>
         </w:numPr>
       </w:pPr>
       <w:r>
@@ -2566,7 +2665,7 @@
       <w:r>
         <w:t xml:space="preserve"> </w:t>
       </w:r>
-      <w:hyperlink r:id="rId29">
+      <w:hyperlink r:id="rId30">
         <w:r>
           <w:rPr>
             <w:rStyle w:val="Hyperlink"/>
@@ -2886,7 +2985,7 @@
       <w:pPr>
         <w:numPr>
           <w:ilvl w:val="0"/>
-          <w:numId w:val="1002"/>
+          <w:numId w:val="1003"/>
         </w:numPr>
       </w:pPr>
       <w:r>
@@ -3475,8 +3574,8 @@
         <w:t xml:space="preserve">.</w:t>
       </w:r>
     </w:p>
-    <w:bookmarkEnd w:id="30"/>
-    <w:bookmarkStart w:id="31" w:name="exm-not-eigenspace"/>
+    <w:bookmarkEnd w:id="31"/>
+    <w:bookmarkStart w:id="32" w:name="exm-not-eigenspace"/>
     <w:p>
       <w:pPr>
         <w:pStyle w:val="FirstParagraph"/>
@@ -4084,8 +4183,8 @@
         <w:t xml:space="preserve">.</w:t>
       </w:r>
     </w:p>
-    <w:bookmarkEnd w:id="31"/>
-    <w:bookmarkStart w:id="32" w:name="thm-eigenvalue-singular"/>
+    <w:bookmarkEnd w:id="32"/>
+    <w:bookmarkStart w:id="33" w:name="thm-eigenvalue-singular"/>
     <w:p>
       <w:pPr>
         <w:pStyle w:val="BodyText"/>
@@ -4299,7 +4398,7 @@
       <w:r>
         <w:t xml:space="preserve">is singular (</w:t>
       </w:r>
-      <w:hyperlink r:id="rId15">
+      <w:hyperlink r:id="rId16">
         <w:r>
           <w:rPr>
             <w:rStyle w:val="Hyperlink"/>
@@ -4442,7 +4541,7 @@
         <w:t xml:space="preserve">.</w:t>
       </w:r>
     </w:p>
-    <w:bookmarkEnd w:id="32"/>
+    <w:bookmarkEnd w:id="33"/>
     <w:p>
       <w:pPr>
         <w:pStyle w:val="BodyText"/>
@@ -4719,7 +4818,7 @@
       <w:r>
         <w:t xml:space="preserve">An eigenspace is a null space, so it is a subspace (</w:t>
       </w:r>
-      <w:hyperlink r:id="rId26">
+      <w:hyperlink r:id="rId27">
         <w:r>
           <w:rPr>
             <w:rStyle w:val="Hyperlink"/>
@@ -4731,7 +4830,7 @@
         <w:t xml:space="preserve">).</w:t>
       </w:r>
     </w:p>
-    <w:bookmarkStart w:id="33" w:name="exm-eigenvalue-singular"/>
+    <w:bookmarkStart w:id="34" w:name="exm-eigenvalue-singular"/>
     <w:p>
       <w:pPr>
         <w:pStyle w:val="BodyText"/>
@@ -4979,7 +5078,7 @@
       <w:r>
         <w:t xml:space="preserve"> </w:t>
       </w:r>
-      <w:hyperlink r:id="rId29">
+      <w:hyperlink r:id="rId30">
         <w:r>
           <w:rPr>
             <w:rStyle w:val="Hyperlink"/>
@@ -5511,8 +5610,8 @@
         <w:t xml:space="preserve">.</w:t>
       </w:r>
     </w:p>
-    <w:bookmarkEnd w:id="33"/>
-    <w:bookmarkStart w:id="35" w:name="thm-eigen-shift-power"/>
+    <w:bookmarkEnd w:id="34"/>
+    <w:bookmarkStart w:id="36" w:name="thm-eigen-shift-power"/>
     <w:p>
       <w:pPr>
         <w:pStyle w:val="BodyText"/>
@@ -5613,7 +5712,7 @@
         <w:pStyle w:val="Compact"/>
         <w:numPr>
           <w:ilvl w:val="0"/>
-          <w:numId w:val="1003"/>
+          <w:numId w:val="1004"/>
         </w:numPr>
       </w:pPr>
       <w:r>
@@ -5706,7 +5805,7 @@
         <w:pStyle w:val="Compact"/>
         <w:numPr>
           <w:ilvl w:val="0"/>
-          <w:numId w:val="1003"/>
+          <w:numId w:val="1004"/>
         </w:numPr>
       </w:pPr>
       <w:r>
@@ -5744,7 +5843,7 @@
       <w:r>
         <w:t xml:space="preserve">(</w:t>
       </w:r>
-      <w:hyperlink r:id="rId34">
+      <w:hyperlink r:id="rId35">
         <w:r>
           <w:rPr>
             <w:rStyle w:val="Hyperlink"/>
@@ -5793,7 +5892,7 @@
         <w:t xml:space="preserve">.</w:t>
       </w:r>
     </w:p>
-    <w:bookmarkEnd w:id="35"/>
+    <w:bookmarkEnd w:id="36"/>
     <w:p>
       <w:pPr>
         <w:pStyle w:val="FirstParagraph"/>
@@ -5860,7 +5959,7 @@
         </w:rPr>
         <w:t xml:space="preserve"> </w:t>
       </w:r>
-      <w:hyperlink r:id="rId36">
+      <w:hyperlink r:id="rId37">
         <w:r>
           <w:rPr>
             <w:rStyle w:val="Hyperlink"/>
@@ -6003,7 +6102,7 @@
         <w:t xml:space="preserve">is an eigenvector.</w:t>
       </w:r>
     </w:p>
-    <w:bookmarkStart w:id="37" w:name="exm-eigen-shift-power"/>
+    <w:bookmarkStart w:id="38" w:name="exm-eigen-shift-power"/>
     <w:p>
       <w:pPr>
         <w:pStyle w:val="BodyText"/>
@@ -6147,7 +6246,7 @@
       <w:r>
         <w:t xml:space="preserve">(</w:t>
       </w:r>
-      <w:hyperlink r:id="rId29">
+      <w:hyperlink r:id="rId30">
         <w:r>
           <w:rPr>
             <w:rStyle w:val="Hyperlink"/>
@@ -6163,7 +6262,7 @@
       <w:pPr>
         <w:numPr>
           <w:ilvl w:val="0"/>
-          <w:numId w:val="1004"/>
+          <w:numId w:val="1005"/>
         </w:numPr>
       </w:pPr>
       <m:oMath>
@@ -6664,7 +6763,7 @@
         <w:pStyle w:val="Compact"/>
         <w:numPr>
           <w:ilvl w:val="1"/>
-          <w:numId w:val="1005"/>
+          <w:numId w:val="1006"/>
         </w:numPr>
       </w:pPr>
       <w:r>
@@ -6783,8 +6882,8 @@
         <w:t xml:space="preserve">.</w:t>
       </w:r>
     </w:p>
-    <w:bookmarkEnd w:id="37"/>
-    <w:bookmarkStart w:id="39" w:name="thm-eigen-triangular"/>
+    <w:bookmarkEnd w:id="38"/>
+    <w:bookmarkStart w:id="40" w:name="thm-eigen-triangular"/>
     <w:p>
       <w:pPr>
         <w:pStyle w:val="FirstParagraph"/>
@@ -6853,7 +6952,7 @@
       <w:r>
         <w:t xml:space="preserve">(</w:t>
       </w:r>
-      <w:hyperlink r:id="rId38">
+      <w:hyperlink r:id="rId39">
         <w:r>
           <w:rPr>
             <w:rStyle w:val="Hyperlink"/>
@@ -6918,7 +7017,7 @@
         <w:t xml:space="preserve">.</w:t>
       </w:r>
     </w:p>
-    <w:bookmarkEnd w:id="39"/>
+    <w:bookmarkEnd w:id="40"/>
     <w:p>
       <w:pPr>
         <w:pStyle w:val="BodyText"/>
@@ -7015,7 +7114,7 @@
       <w:r>
         <w:t xml:space="preserve">(</w:t>
       </w:r>
-      <w:hyperlink r:id="rId40">
+      <w:hyperlink r:id="rId41">
         <w:r>
           <w:rPr>
             <w:rStyle w:val="Hyperlink"/>
@@ -7029,7 +7128,7 @@
       <w:r>
         <w:t xml:space="preserve"> </w:t>
       </w:r>
-      <w:hyperlink r:id="rId41">
+      <w:hyperlink r:id="rId42">
         <w:r>
           <w:rPr>
             <w:rStyle w:val="Hyperlink"/>
@@ -7149,12 +7248,12 @@
       <w:r>
         <w:t xml:space="preserve">(</w:t>
       </w:r>
-      <w:hyperlink r:id="rId42">
+      <w:hyperlink r:id="rId43">
         <w:r>
           <w:rPr>
             <w:rStyle w:val="Hyperlink"/>
           </w:rPr>
-          <w:t xml:space="preserve">Theorem 16 in Projections and Linear Systems</w:t>
+          <w:t xml:space="preserve">Theorem 17 in Projections and Linear Systems</w:t>
         </w:r>
       </w:hyperlink>
       <w:r>
@@ -7951,7 +8050,7 @@
         <w:pStyle w:val="Compact"/>
         <w:numPr>
           <w:ilvl w:val="0"/>
-          <w:numId w:val="1006"/>
+          <w:numId w:val="1007"/>
         </w:numPr>
       </w:pPr>
       <w:r>
@@ -8011,7 +8110,7 @@
         <w:pStyle w:val="Compact"/>
         <w:numPr>
           <w:ilvl w:val="0"/>
-          <w:numId w:val="1006"/>
+          <w:numId w:val="1007"/>
         </w:numPr>
       </w:pPr>
       <w:r>
@@ -8093,7 +8192,7 @@
         <w:pStyle w:val="Compact"/>
         <w:numPr>
           <w:ilvl w:val="0"/>
-          <w:numId w:val="1006"/>
+          <w:numId w:val="1007"/>
         </w:numPr>
       </w:pPr>
       <w:r>
@@ -8334,12 +8433,12 @@
       <w:r>
         <w:t xml:space="preserve"> </w:t>
       </w:r>
-      <w:hyperlink r:id="rId42">
+      <w:hyperlink r:id="rId43">
         <w:r>
           <w:rPr>
             <w:rStyle w:val="Hyperlink"/>
           </w:rPr>
-          <w:t xml:space="preserve">Theorem 16 in Projections and Linear Systems</w:t>
+          <w:t xml:space="preserve">Theorem 17 in Projections and Linear Systems</w:t>
         </w:r>
       </w:hyperlink>
       <w:r>
@@ -8424,7 +8523,7 @@
         <w:t xml:space="preserve">is an eigenvalue.</w:t>
       </w:r>
     </w:p>
-    <w:bookmarkStart w:id="44" w:name="exm-eigen-triangular"/>
+    <w:bookmarkStart w:id="45" w:name="exm-eigen-triangular"/>
     <w:p>
       <w:pPr>
         <w:pStyle w:val="BodyText"/>
@@ -8585,12 +8684,12 @@
       <w:r>
         <w:t xml:space="preserve"> </w:t>
       </w:r>
-      <w:hyperlink r:id="rId43">
+      <w:hyperlink r:id="rId44">
         <w:r>
           <w:rPr>
             <w:rStyle w:val="Hyperlink"/>
           </w:rPr>
-          <w:t xml:space="preserve">Example 23 in Projections and Linear Systems</w:t>
+          <w:t xml:space="preserve">Example 24 in Projections and Linear Systems</w:t>
         </w:r>
       </w:hyperlink>
       <w:r>
@@ -9216,8 +9315,8 @@
         <w:t xml:space="preserve">is its only eigenvalue.</w:t>
       </w:r>
     </w:p>
-    <w:bookmarkEnd w:id="44"/>
-    <w:bookmarkStart w:id="47" w:name="thm-eigen-idempotent-orthogonal"/>
+    <w:bookmarkEnd w:id="45"/>
+    <w:bookmarkStart w:id="48" w:name="thm-eigen-idempotent-orthogonal"/>
     <w:p>
       <w:pPr>
         <w:pStyle w:val="BodyText"/>
@@ -9241,13 +9340,13 @@
         <w:pStyle w:val="Compact"/>
         <w:numPr>
           <w:ilvl w:val="0"/>
-          <w:numId w:val="1007"/>
+          <w:numId w:val="1008"/>
         </w:numPr>
       </w:pPr>
       <w:r>
         <w:t xml:space="preserve">Every eigenvalue of an idempotent matrix (</w:t>
       </w:r>
-      <w:hyperlink r:id="rId45">
+      <w:hyperlink r:id="rId46">
         <w:r>
           <w:rPr>
             <w:rStyle w:val="Hyperlink"/>
@@ -9289,13 +9388,13 @@
         <w:pStyle w:val="Compact"/>
         <w:numPr>
           <w:ilvl w:val="0"/>
-          <w:numId w:val="1007"/>
+          <w:numId w:val="1008"/>
         </w:numPr>
       </w:pPr>
       <w:r>
         <w:t xml:space="preserve">Every eigenvalue of an orthogonal matrix (</w:t>
       </w:r>
-      <w:hyperlink r:id="rId46">
+      <w:hyperlink r:id="rId47">
         <w:r>
           <w:rPr>
             <w:rStyle w:val="Hyperlink"/>
@@ -9338,7 +9437,7 @@
         <w:t xml:space="preserve">.</w:t>
       </w:r>
     </w:p>
-    <w:bookmarkEnd w:id="47"/>
+    <w:bookmarkEnd w:id="48"/>
     <w:p>
       <w:pPr>
         <w:pStyle w:val="FirstParagraph"/>
@@ -9733,7 +9832,7 @@
       <w:r>
         <w:t xml:space="preserve">(</w:t>
       </w:r>
-      <w:hyperlink r:id="rId48">
+      <w:hyperlink r:id="rId49">
         <w:r>
           <w:rPr>
             <w:rStyle w:val="Hyperlink"/>
@@ -9879,7 +9978,7 @@
         <w:t xml:space="preserve">.</w:t>
       </w:r>
     </w:p>
-    <w:bookmarkStart w:id="52" w:name="exm-eigen-idempotent-orthogonal"/>
+    <w:bookmarkStart w:id="53" w:name="exm-eigen-idempotent-orthogonal"/>
     <w:p>
       <w:pPr>
         <w:pStyle w:val="BodyText"/>
@@ -9902,7 +10001,7 @@
       <w:pPr>
         <w:numPr>
           <w:ilvl w:val="0"/>
-          <w:numId w:val="1008"/>
+          <w:numId w:val="1009"/>
         </w:numPr>
       </w:pPr>
       <w:r>
@@ -9976,7 +10075,7 @@
       <w:r>
         <w:t xml:space="preserve"> </w:t>
       </w:r>
-      <w:hyperlink r:id="rId49">
+      <w:hyperlink r:id="rId50">
         <w:r>
           <w:rPr>
             <w:rStyle w:val="Hyperlink"/>
@@ -10163,7 +10262,7 @@
       <w:pPr>
         <w:numPr>
           <w:ilvl w:val="0"/>
-          <w:numId w:val="1008"/>
+          <w:numId w:val="1009"/>
         </w:numPr>
       </w:pPr>
       <w:r>
@@ -10307,7 +10406,7 @@
       <w:r>
         <w:t xml:space="preserve">are orthonormal (</w:t>
       </w:r>
-      <w:hyperlink r:id="rId50">
+      <w:hyperlink r:id="rId51">
         <w:r>
           <w:rPr>
             <w:rStyle w:val="Hyperlink"/>
@@ -10515,7 +10614,7 @@
       <w:pPr>
         <w:numPr>
           <w:ilvl w:val="0"/>
-          <w:numId w:val="1008"/>
+          <w:numId w:val="1009"/>
         </w:numPr>
       </w:pPr>
       <w:r>
@@ -10541,7 +10640,7 @@
       <w:r>
         <w:t xml:space="preserve"> </w:t>
       </w:r>
-      <w:hyperlink r:id="rId51">
+      <w:hyperlink r:id="rId52">
         <w:r>
           <w:rPr>
             <w:rStyle w:val="Hyperlink"/>
@@ -11138,8 +11237,8 @@
         <w:t xml:space="preserve">again.</w:t>
       </w:r>
     </w:p>
-    <w:bookmarkEnd w:id="52"/>
-    <w:bookmarkStart w:id="53" w:name="def-similar"/>
+    <w:bookmarkEnd w:id="53"/>
+    <w:bookmarkStart w:id="54" w:name="def-similar"/>
     <w:p>
       <w:pPr>
         <w:pStyle w:val="FirstParagraph"/>
@@ -11332,7 +11431,7 @@
       <w:r>
         <w:t xml:space="preserve">(</w:t>
       </w:r>
-      <w:hyperlink r:id="rId15">
+      <w:hyperlink r:id="rId16">
         <w:r>
           <w:rPr>
             <w:rStyle w:val="Hyperlink"/>
@@ -11344,8 +11443,8 @@
         <w:t xml:space="preserve">).</w:t>
       </w:r>
     </w:p>
-    <w:bookmarkEnd w:id="53"/>
-    <w:bookmarkStart w:id="55" w:name="rem-similar-both-ways"/>
+    <w:bookmarkEnd w:id="54"/>
+    <w:bookmarkStart w:id="56" w:name="rem-similar-both-ways"/>
     <w:p>
       <w:pPr>
         <w:pStyle w:val="BodyText"/>
@@ -11537,7 +11636,7 @@
         <w:pStyle w:val="Compact"/>
         <w:numPr>
           <w:ilvl w:val="0"/>
-          <w:numId w:val="1005"/>
+          <w:numId w:val="1006"/>
         </w:numPr>
       </w:pPr>
       <w:r>
@@ -11546,7 +11645,7 @@
       <w:r>
         <w:t xml:space="preserve"> </w:t>
       </w:r>
-      <w:hyperlink r:id="rId15">
+      <w:hyperlink r:id="rId16">
         <w:r>
           <w:rPr>
             <w:rStyle w:val="Hyperlink"/>
@@ -11615,7 +11714,7 @@
       <w:r>
         <w:t xml:space="preserve">and that factor is unique (</w:t>
       </w:r>
-      <w:hyperlink r:id="rId54">
+      <w:hyperlink r:id="rId55">
         <w:r>
           <w:rPr>
             <w:rStyle w:val="Hyperlink"/>
@@ -12470,8 +12569,8 @@
         <w:t xml:space="preserve">.</w:t>
       </w:r>
     </w:p>
-    <w:bookmarkEnd w:id="55"/>
-    <w:bookmarkStart w:id="58" w:name="exm-similar"/>
+    <w:bookmarkEnd w:id="56"/>
+    <w:bookmarkStart w:id="59" w:name="exm-similar"/>
     <w:p>
       <w:pPr>
         <w:pStyle w:val="BodyText"/>
@@ -13326,7 +13425,7 @@
       <w:r>
         <w:t xml:space="preserve">(</w:t>
       </w:r>
-      <w:hyperlink r:id="rId56">
+      <w:hyperlink r:id="rId57">
         <w:r>
           <w:rPr>
             <w:rStyle w:val="Hyperlink"/>
@@ -14335,7 +14434,7 @@
       <w:r>
         <w:t xml:space="preserve">(</w:t>
       </w:r>
-      <w:hyperlink r:id="rId57">
+      <w:hyperlink r:id="rId58">
         <w:r>
           <w:rPr>
             <w:rStyle w:val="Hyperlink"/>
@@ -14347,8 +14446,8 @@
         <w:t xml:space="preserve">, 2).</w:t>
       </w:r>
     </w:p>
-    <w:bookmarkEnd w:id="58"/>
-    <w:bookmarkStart w:id="59" w:name="thm-similar-eigenvalues"/>
+    <w:bookmarkEnd w:id="59"/>
+    <w:bookmarkStart w:id="60" w:name="thm-similar-eigenvalues"/>
     <w:p>
       <w:pPr>
         <w:pStyle w:val="BodyText"/>
@@ -14563,7 +14662,7 @@
         <w:t xml:space="preserve">have the same eigenvalues.</w:t>
       </w:r>
     </w:p>
-    <w:bookmarkEnd w:id="59"/>
+    <w:bookmarkEnd w:id="60"/>
     <w:p>
       <w:pPr>
         <w:pStyle w:val="BodyText"/>
@@ -14753,7 +14852,7 @@
       <w:r>
         <w:t xml:space="preserve">(</w:t>
       </w:r>
-      <w:hyperlink r:id="rId57">
+      <w:hyperlink r:id="rId58">
         <w:r>
           <w:rPr>
             <w:rStyle w:val="Hyperlink"/>
@@ -14767,7 +14866,7 @@
       <w:r>
         <w:t xml:space="preserve"> </w:t>
       </w:r>
-      <w:hyperlink r:id="rId60">
+      <w:hyperlink r:id="rId61">
         <w:r>
           <w:rPr>
             <w:rStyle w:val="Hyperlink"/>
@@ -14781,7 +14880,7 @@
       <w:r>
         <w:t xml:space="preserve"> </w:t>
       </w:r>
-      <w:hyperlink r:id="rId61">
+      <w:hyperlink r:id="rId62">
         <w:r>
           <w:rPr>
             <w:rStyle w:val="Hyperlink"/>
@@ -15250,7 +15349,7 @@
       <w:r>
         <w:t xml:space="preserve">(</w:t>
       </w:r>
-      <w:hyperlink r:id="rId60">
+      <w:hyperlink r:id="rId61">
         <w:r>
           <w:rPr>
             <w:rStyle w:val="Hyperlink"/>
@@ -15264,7 +15363,7 @@
       <w:r>
         <w:t xml:space="preserve"> </w:t>
       </w:r>
-      <w:hyperlink r:id="rId57">
+      <w:hyperlink r:id="rId58">
         <w:r>
           <w:rPr>
             <w:rStyle w:val="Hyperlink"/>
@@ -15276,7 +15375,7 @@
         <w:t xml:space="preserve">).</w:t>
       </w:r>
     </w:p>
-    <w:bookmarkStart w:id="62" w:name="exm-similar-eigenvalues"/>
+    <w:bookmarkStart w:id="63" w:name="exm-similar-eigenvalues"/>
     <w:p>
       <w:pPr>
         <w:pStyle w:val="BodyText"/>
@@ -15851,7 +15950,7 @@
       <w:r>
         <w:t xml:space="preserve"> </w:t>
       </w:r>
-      <w:hyperlink r:id="rId29">
+      <w:hyperlink r:id="rId30">
         <w:r>
           <w:rPr>
             <w:rStyle w:val="Hyperlink"/>
@@ -15863,8 +15962,8 @@
         <w:t xml:space="preserve">.</w:t>
       </w:r>
     </w:p>
-    <w:bookmarkEnd w:id="62"/>
-    <w:bookmarkStart w:id="64" w:name="thm-eigenvectors-independent"/>
+    <w:bookmarkEnd w:id="63"/>
+    <w:bookmarkStart w:id="65" w:name="thm-eigenvectors-independent"/>
     <w:p>
       <w:pPr>
         <w:pStyle w:val="BodyText"/>
@@ -16005,7 +16104,7 @@
       <w:r>
         <w:t xml:space="preserve">are linearly independent (</w:t>
       </w:r>
-      <w:hyperlink r:id="rId63">
+      <w:hyperlink r:id="rId64">
         <w:r>
           <w:rPr>
             <w:rStyle w:val="Hyperlink"/>
@@ -16017,7 +16116,7 @@
         <w:t xml:space="preserve">).</w:t>
       </w:r>
     </w:p>
-    <w:bookmarkEnd w:id="64"/>
+    <w:bookmarkEnd w:id="65"/>
     <w:p>
       <w:pPr>
         <w:pStyle w:val="BodyText"/>
@@ -16038,7 +16137,7 @@
       <w:r>
         <w:t xml:space="preserve"> </w:t>
       </w:r>
-      <w:hyperlink r:id="rId36">
+      <w:hyperlink r:id="rId37">
         <w:r>
           <w:rPr>
             <w:rStyle w:val="Hyperlink"/>
@@ -16447,7 +16546,7 @@
         <w:t xml:space="preserve">too.</w:t>
       </w:r>
     </w:p>
-    <w:bookmarkStart w:id="65" w:name="exm-eigenvectors-independent"/>
+    <w:bookmarkStart w:id="66" w:name="exm-eigenvectors-independent"/>
     <w:p>
       <w:pPr>
         <w:pStyle w:val="BodyText"/>
@@ -16572,7 +16671,7 @@
       <w:r>
         <w:t xml:space="preserve"> </w:t>
       </w:r>
-      <w:hyperlink r:id="rId29">
+      <w:hyperlink r:id="rId30">
         <w:r>
           <w:rPr>
             <w:rStyle w:val="Hyperlink"/>
@@ -16953,8 +17052,8 @@
         <w:t xml:space="preserve">.</w:t>
       </w:r>
     </w:p>
-    <w:bookmarkEnd w:id="65"/>
-    <w:bookmarkStart w:id="67" w:name="def-diagonalizable"/>
+    <w:bookmarkEnd w:id="66"/>
+    <w:bookmarkStart w:id="68" w:name="def-diagonalizable"/>
     <w:p>
       <w:pPr>
         <w:pStyle w:val="BodyText"/>
@@ -17170,7 +17269,7 @@
       <w:r>
         <w:t xml:space="preserve">(</w:t>
       </w:r>
-      <w:hyperlink r:id="rId66">
+      <w:hyperlink r:id="rId67">
         <w:r>
           <w:rPr>
             <w:rStyle w:val="Hyperlink"/>
@@ -17272,8 +17371,8 @@
         <w:t xml:space="preserve">).</w:t>
       </w:r>
     </w:p>
-    <w:bookmarkEnd w:id="67"/>
-    <w:bookmarkStart w:id="68" w:name="exm-diagonalizable"/>
+    <w:bookmarkEnd w:id="68"/>
+    <w:bookmarkStart w:id="69" w:name="exm-diagonalizable"/>
     <w:p>
       <w:pPr>
         <w:pStyle w:val="BodyText"/>
@@ -17296,7 +17395,7 @@
       <w:pPr>
         <w:numPr>
           <w:ilvl w:val="0"/>
-          <w:numId w:val="1009"/>
+          <w:numId w:val="1010"/>
         </w:numPr>
       </w:pPr>
       <m:oMath>
@@ -17492,7 +17591,7 @@
       <w:pPr>
         <w:numPr>
           <w:ilvl w:val="0"/>
-          <w:numId w:val="1009"/>
+          <w:numId w:val="1010"/>
         </w:numPr>
       </w:pPr>
       <m:oMath>
@@ -18003,8 +18102,8 @@
         <w:t xml:space="preserve">which it is not.</w:t>
       </w:r>
     </w:p>
-    <w:bookmarkEnd w:id="68"/>
-    <w:bookmarkStart w:id="69" w:name="thm-diagonalizable"/>
+    <w:bookmarkEnd w:id="69"/>
+    <w:bookmarkStart w:id="70" w:name="thm-diagonalizable"/>
     <w:p>
       <w:pPr>
         <w:pStyle w:val="FirstParagraph"/>
@@ -18187,7 +18286,7 @@
         <w:t xml:space="preserve">.</w:t>
       </w:r>
     </w:p>
-    <w:bookmarkEnd w:id="69"/>
+    <w:bookmarkEnd w:id="70"/>
     <w:p>
       <w:pPr>
         <w:pStyle w:val="BodyText"/>
@@ -18484,7 +18583,7 @@
       <w:r>
         <w:t xml:space="preserve">(</w:t>
       </w:r>
-      <w:hyperlink r:id="rId56">
+      <w:hyperlink r:id="rId57">
         <w:r>
           <w:rPr>
             <w:rStyle w:val="Hyperlink"/>
@@ -18498,7 +18597,7 @@
       <w:r>
         <w:t xml:space="preserve"> </w:t>
       </w:r>
-      <w:hyperlink r:id="rId70">
+      <w:hyperlink r:id="rId71">
         <w:r>
           <w:rPr>
             <w:rStyle w:val="Hyperlink"/>
@@ -18520,14 +18619,14 @@
       <w:pPr>
         <w:pStyle w:val="BodyText"/>
       </w:pPr>
-      <w:bookmarkStart w:id="71" w:name="eq-ax-xlambda"/>
+      <w:bookmarkStart w:id="72" w:name="eq-ax-xlambda"/>
       <w:r>
         <w:t xml:space="preserve">$$
     \mathbf{A} \mathbf{X} = \mathbf{X} \mathbf{\Lambda}
     \iff \mathbf{A} \mathord{\smash[b]{\underset{\raise.3ex\hbox{$\scriptstyle\sim$}}{x}}\vphantom{x}}_j = \lambda_j \mathord{\smash[b]{\underset{\raise.3ex\hbox{$\scriptstyle\sim$}}{x}}\vphantom{x}}_j \text{ for every } j.
      \qquad(1)$$</w:t>
       </w:r>
-      <w:bookmarkEnd w:id="71"/>
+      <w:bookmarkEnd w:id="72"/>
     </w:p>
     <w:p>
       <w:pPr>
@@ -18581,7 +18680,7 @@
       <w:r>
         <w:t xml:space="preserve">columns are linearly independent (</w:t>
       </w:r>
-      <w:hyperlink r:id="rId72">
+      <w:hyperlink r:id="rId73">
         <w:r>
           <w:rPr>
             <w:rStyle w:val="Hyperlink"/>
@@ -19573,7 +19672,7 @@
         <w:t xml:space="preserve">linearly independent eigenvectors.</w:t>
       </w:r>
     </w:p>
-    <w:bookmarkStart w:id="74" w:name="exm-thm-diagonalizable"/>
+    <w:bookmarkStart w:id="75" w:name="exm-thm-diagonalizable"/>
     <w:p>
       <w:pPr>
         <w:pStyle w:val="BodyText"/>
@@ -20056,7 +20155,7 @@
       <w:r>
         <w:t xml:space="preserve">(</w:t>
       </w:r>
-      <w:hyperlink r:id="rId73">
+      <w:hyperlink r:id="rId74">
         <w:r>
           <w:rPr>
             <w:rStyle w:val="Hyperlink"/>
@@ -20220,8 +20319,8 @@
         <w:t xml:space="preserve">another way to see that it is not diagonalizable.</w:t>
       </w:r>
     </w:p>
-    <w:bookmarkEnd w:id="74"/>
-    <w:bookmarkStart w:id="75" w:name="cor-distinct-diagonalizable"/>
+    <w:bookmarkEnd w:id="75"/>
+    <w:bookmarkStart w:id="76" w:name="cor-distinct-diagonalizable"/>
     <w:p>
       <w:pPr>
         <w:pStyle w:val="BodyText"/>
@@ -20277,7 +20376,7 @@
         <w:t xml:space="preserve">different eigenvalues is diagonalizable.</w:t>
       </w:r>
     </w:p>
-    <w:bookmarkEnd w:id="75"/>
+    <w:bookmarkEnd w:id="76"/>
     <w:p>
       <w:pPr>
         <w:pStyle w:val="BodyText"/>
@@ -20344,7 +20443,7 @@
         <w:t xml:space="preserve">).</w:t>
       </w:r>
     </w:p>
-    <w:bookmarkStart w:id="76" w:name="exm-distinct-diagonalizable"/>
+    <w:bookmarkStart w:id="77" w:name="exm-distinct-diagonalizable"/>
     <w:p>
       <w:pPr>
         <w:pStyle w:val="BodyText"/>
@@ -20625,8 +20724,8 @@
         <w:t xml:space="preserve">.</w:t>
       </w:r>
     </w:p>
-    <w:bookmarkEnd w:id="76"/>
-    <w:bookmarkStart w:id="77" w:name="thm-diagonalizable-powers"/>
+    <w:bookmarkEnd w:id="77"/>
+    <w:bookmarkStart w:id="78" w:name="thm-diagonalizable-powers"/>
     <w:p>
       <w:pPr>
         <w:pStyle w:val="BodyText"/>
@@ -20988,7 +21087,7 @@
         <w:t xml:space="preserve">.</w:t>
       </w:r>
     </w:p>
-    <w:bookmarkEnd w:id="77"/>
+    <w:bookmarkEnd w:id="78"/>
     <w:p>
       <w:pPr>
         <w:pStyle w:val="BodyText"/>
@@ -21843,7 +21942,7 @@
       <w:r>
         <w:t xml:space="preserve"> </w:t>
       </w:r>
-      <w:hyperlink r:id="rId36">
+      <w:hyperlink r:id="rId37">
         <w:r>
           <w:rPr>
             <w:rStyle w:val="Hyperlink"/>
@@ -22810,7 +22909,7 @@
         </m:oMath>
       </m:oMathPara>
     </w:p>
-    <w:bookmarkStart w:id="78" w:name="exm-diagonalizable-powers"/>
+    <w:bookmarkStart w:id="79" w:name="exm-diagonalizable-powers"/>
     <w:p>
       <w:pPr>
         <w:pStyle w:val="FirstParagraph"/>
@@ -24052,9 +24151,9 @@
         <w:t xml:space="preserve">.</w:t>
       </w:r>
     </w:p>
-    <w:bookmarkEnd w:id="78"/>
     <w:bookmarkEnd w:id="79"/>
-    <w:bookmarkStart w:id="142" w:name="sec-cholesky"/>
+    <w:bookmarkEnd w:id="80"/>
+    <w:bookmarkStart w:id="143" w:name="sec-cholesky"/>
     <w:p>
       <w:pPr>
         <w:pStyle w:val="Heading2"/>
@@ -24104,12 +24203,12 @@
                 <wp:inline>
                   <wp:extent cx="152400" cy="152400"/>
                   <wp:effectExtent b="0" l="0" r="0" t="0"/>
-                  <wp:docPr descr="" title="" id="80" name="Picture"/>
+                  <wp:docPr descr="" title="" id="81" name="Picture"/>
                   <a:graphic>
                     <a:graphicData uri="http://schemas.openxmlformats.org/drawingml/2006/picture">
                       <pic:pic>
                         <pic:nvPicPr>
-                          <pic:cNvPr descr="/opt/quarto/share/formats/docx/note.png" id="81" name="Picture"/>
+                          <pic:cNvPr descr="/opt/quarto/share/formats/docx/note.png" id="82" name="Picture"/>
                           <pic:cNvPicPr>
                             <a:picLocks noChangeArrowheads="1" noChangeAspect="1"/>
                           </pic:cNvPicPr>
@@ -24221,12 +24320,12 @@
             <w:r>
               <w:t xml:space="preserve">are covered in these notes already (</w:t>
             </w:r>
-            <w:hyperlink r:id="rId82">
+            <w:hyperlink r:id="rId83">
               <w:r>
                 <w:rPr>
                   <w:rStyle w:val="Hyperlink"/>
                 </w:rPr>
-                <w:t xml:space="preserve">Theorem 15 in Special Matrices and Decompositions</w:t>
+                <w:t xml:space="preserve">Theorem 17 in Special Matrices and Decompositions</w:t>
               </w:r>
             </w:hyperlink>
             <w:r>
@@ -24244,7 +24343,7 @@
               <w:pStyle w:val="Compact"/>
               <w:numPr>
                 <w:ilvl w:val="0"/>
-                <w:numId w:val="1010"/>
+                <w:numId w:val="1011"/>
               </w:numPr>
             </w:pPr>
             <w:r>
@@ -24256,7 +24355,7 @@
               <w:pStyle w:val="Compact"/>
               <w:numPr>
                 <w:ilvl w:val="0"/>
-                <w:numId w:val="1010"/>
+                <w:numId w:val="1011"/>
               </w:numPr>
             </w:pPr>
             <w:r>
@@ -24268,7 +24367,7 @@
               <w:pStyle w:val="Compact"/>
               <w:numPr>
                 <w:ilvl w:val="0"/>
-                <w:numId w:val="1010"/>
+                <w:numId w:val="1011"/>
               </w:numPr>
             </w:pPr>
             <w:r>
@@ -24280,7 +24379,7 @@
               <w:pStyle w:val="Compact"/>
               <w:numPr>
                 <w:ilvl w:val="0"/>
-                <w:numId w:val="1010"/>
+                <w:numId w:val="1011"/>
               </w:numPr>
             </w:pPr>
             <w:r>
@@ -24292,7 +24391,7 @@
               <w:pStyle w:val="Compact"/>
               <w:numPr>
                 <w:ilvl w:val="0"/>
-                <w:numId w:val="1010"/>
+                <w:numId w:val="1011"/>
               </w:numPr>
             </w:pPr>
             <w:r>
@@ -24310,11 +24409,138 @@
               <w:pStyle w:val="Compact"/>
               <w:numPr>
                 <w:ilvl w:val="0"/>
-                <w:numId w:val="1010"/>
+                <w:numId w:val="1011"/>
               </w:numPr>
             </w:pPr>
             <w:r>
               <w:t xml:space="preserve">its notes on the LU factorization and computational cost</w:t>
+            </w:r>
+          </w:p>
+          <w:p>
+            <w:pPr>
+              <w:pStyle w:val="Compact"/>
+              <w:numPr>
+                <w:ilvl w:val="0"/>
+                <w:numId w:val="1011"/>
+              </w:numPr>
+            </w:pPr>
+            <w:r>
+              <w:t xml:space="preserve">its statement that a nonnegative combination of positive semidefinite matrices is positive semidefinite</w:t>
+            </w:r>
+            <w:r>
+              <w:t xml:space="preserve"> </w:t>
+            </w:r>
+            <w:r>
+              <w:t xml:space="preserve">(</w:t>
+            </w:r>
+            <w:hyperlink w:anchor="thm-pd-operations">
+              <w:r>
+                <w:rPr>
+                  <w:rStyle w:val="Hyperlink"/>
+                </w:rPr>
+                <w:t xml:space="preserve">Theorem 11</w:t>
+              </w:r>
+            </w:hyperlink>
+            <w:r>
+              <w:t xml:space="preserve"> </w:t>
+            </w:r>
+            <w:r>
+              <w:t xml:space="preserve">states the positive definite version)</w:t>
+            </w:r>
+          </w:p>
+          <w:p>
+            <w:pPr>
+              <w:pStyle w:val="Compact"/>
+              <w:numPr>
+                <w:ilvl w:val="0"/>
+                <w:numId w:val="1011"/>
+              </w:numPr>
+            </w:pPr>
+            <w:r>
+              <w:t xml:space="preserve">its section on the ellipse</w:t>
+            </w:r>
+            <w:r>
+              <w:t xml:space="preserve"> </w:t>
+            </w:r>
+            <m:oMath>
+              <m:r>
+                <m:t>a</m:t>
+              </m:r>
+              <m:sSup>
+                <m:e>
+                  <m:r>
+                    <m:t>x</m:t>
+                  </m:r>
+                </m:e>
+                <m:sup>
+                  <m:r>
+                    <m:t>2</m:t>
+                  </m:r>
+                </m:sup>
+              </m:sSup>
+              <m:r>
+                <m:rPr>
+                  <m:sty m:val="p"/>
+                </m:rPr>
+                <m:t>+</m:t>
+              </m:r>
+              <m:r>
+                <m:t>2</m:t>
+              </m:r>
+              <m:r>
+                <m:t>b</m:t>
+              </m:r>
+              <m:r>
+                <m:t>x</m:t>
+              </m:r>
+              <m:r>
+                <m:t>y</m:t>
+              </m:r>
+              <m:r>
+                <m:rPr>
+                  <m:sty m:val="p"/>
+                </m:rPr>
+                <m:t>+</m:t>
+              </m:r>
+              <m:r>
+                <m:t>c</m:t>
+              </m:r>
+              <m:sSup>
+                <m:e>
+                  <m:r>
+                    <m:t>y</m:t>
+                  </m:r>
+                </m:e>
+                <m:sup>
+                  <m:r>
+                    <m:t>2</m:t>
+                  </m:r>
+                </m:sup>
+              </m:sSup>
+              <m:r>
+                <m:rPr>
+                  <m:sty m:val="p"/>
+                </m:rPr>
+                <m:t>=</m:t>
+              </m:r>
+              <m:r>
+                <m:t>1</m:t>
+              </m:r>
+            </m:oMath>
+            <w:r>
+              <w:t xml:space="preserve">, with its worked example of a positive definite and an indefinite matrix</w:t>
+            </w:r>
+          </w:p>
+          <w:p>
+            <w:pPr>
+              <w:pStyle w:val="Compact"/>
+              <w:numPr>
+                <w:ilvl w:val="0"/>
+                <w:numId w:val="1011"/>
+              </w:numPr>
+            </w:pPr>
+            <w:r>
+              <w:t xml:space="preserve">its numerical example of the Cholesky factorization</w:t>
             </w:r>
           </w:p>
           <w:p>
@@ -24344,7 +24570,7 @@
         </w:tc>
       </w:tr>
     </w:tbl>
-    <w:bookmarkStart w:id="85" w:name="thm-pd-gram"/>
+    <w:bookmarkStart w:id="86" w:name="thm-pd-gram"/>
     <w:p>
       <w:pPr>
         <w:pStyle w:val="BodyText"/>
@@ -24408,7 +24634,7 @@
         <w:pStyle w:val="Compact"/>
         <w:numPr>
           <w:ilvl w:val="0"/>
-          <w:numId w:val="1011"/>
+          <w:numId w:val="1012"/>
         </w:numPr>
       </w:pPr>
       <m:oMath>
@@ -24425,7 +24651,7 @@
       <w:r>
         <w:t xml:space="preserve">is positive semidefinite (</w:t>
       </w:r>
-      <w:hyperlink r:id="rId83">
+      <w:hyperlink r:id="rId84">
         <w:r>
           <w:rPr>
             <w:rStyle w:val="Hyperlink"/>
@@ -24526,7 +24752,7 @@
         <w:pStyle w:val="Compact"/>
         <w:numPr>
           <w:ilvl w:val="0"/>
-          <w:numId w:val="1011"/>
+          <w:numId w:val="1012"/>
         </w:numPr>
       </w:pPr>
       <m:oMath>
@@ -24543,7 +24769,7 @@
       <w:r>
         <w:t xml:space="preserve">is positive definite (</w:t>
       </w:r>
-      <w:hyperlink r:id="rId84">
+      <w:hyperlink r:id="rId85">
         <w:r>
           <w:rPr>
             <w:rStyle w:val="Hyperlink"/>
@@ -24639,7 +24865,7 @@
         <w:t xml:space="preserve">linearly independent columns.</w:t>
       </w:r>
     </w:p>
-    <w:bookmarkEnd w:id="85"/>
+    <w:bookmarkEnd w:id="86"/>
     <w:p>
       <w:pPr>
         <w:pStyle w:val="FirstParagraph"/>
@@ -24909,7 +25135,7 @@
       <w:r>
         <w:t xml:space="preserve">(</w:t>
       </w:r>
-      <w:hyperlink r:id="rId86">
+      <w:hyperlink r:id="rId87">
         <w:r>
           <w:rPr>
             <w:rStyle w:val="Hyperlink"/>
@@ -24923,7 +25149,7 @@
       <w:r>
         <w:t xml:space="preserve"> </w:t>
       </w:r>
-      <w:hyperlink r:id="rId87">
+      <w:hyperlink r:id="rId88">
         <w:r>
           <w:rPr>
             <w:rStyle w:val="Hyperlink"/>
@@ -25041,7 +25267,7 @@
       <w:r>
         <w:t xml:space="preserve"> </w:t>
       </w:r>
-      <w:hyperlink r:id="rId70">
+      <w:hyperlink r:id="rId71">
         <w:r>
           <w:rPr>
             <w:rStyle w:val="Hyperlink"/>
@@ -25070,7 +25296,7 @@
       <w:r>
         <w:t xml:space="preserve"> </w:t>
       </w:r>
-      <w:hyperlink r:id="rId63">
+      <w:hyperlink r:id="rId64">
         <w:r>
           <w:rPr>
             <w:rStyle w:val="Hyperlink"/>
@@ -25120,7 +25346,7 @@
       <w:r>
         <w:t xml:space="preserve">(</w:t>
       </w:r>
-      <w:hyperlink r:id="rId48">
+      <w:hyperlink r:id="rId49">
         <w:r>
           <w:rPr>
             <w:rStyle w:val="Hyperlink"/>
@@ -25274,12 +25500,12 @@
       <w:r>
         <w:t xml:space="preserve">(</w:t>
       </w:r>
-      <w:hyperlink r:id="rId82">
+      <w:hyperlink r:id="rId83">
         <w:r>
           <w:rPr>
             <w:rStyle w:val="Hyperlink"/>
           </w:rPr>
-          <w:t xml:space="preserve">Theorem 15 in Special Matrices and Decompositions</w:t>
+          <w:t xml:space="preserve">Theorem 17 in Special Matrices and Decompositions</w:t>
         </w:r>
       </w:hyperlink>
       <w:r>
@@ -26147,7 +26373,7 @@
       <w:r>
         <w:t xml:space="preserve">is positive definite, it is positive semidefinite (</w:t>
       </w:r>
-      <w:hyperlink r:id="rId88">
+      <w:hyperlink r:id="rId89">
         <w:r>
           <w:rPr>
             <w:rStyle w:val="Hyperlink"/>
@@ -26257,12 +26483,12 @@
       <w:r>
         <w:t xml:space="preserve">(</w:t>
       </w:r>
-      <w:hyperlink r:id="rId82">
+      <w:hyperlink r:id="rId83">
         <w:r>
           <w:rPr>
             <w:rStyle w:val="Hyperlink"/>
           </w:rPr>
-          <w:t xml:space="preserve">Theorem 15 in Special Matrices and Decompositions</w:t>
+          <w:t xml:space="preserve">Theorem 17 in Special Matrices and Decompositions</w:t>
         </w:r>
       </w:hyperlink>
       <w:r>
@@ -26463,7 +26689,7 @@
       <w:r>
         <w:t xml:space="preserve">(</w:t>
       </w:r>
-      <w:hyperlink r:id="rId50">
+      <w:hyperlink r:id="rId51">
         <w:r>
           <w:rPr>
             <w:rStyle w:val="Hyperlink"/>
@@ -26497,7 +26723,7 @@
       <w:r>
         <w:t xml:space="preserve">is invertible (</w:t>
       </w:r>
-      <w:hyperlink r:id="rId89">
+      <w:hyperlink r:id="rId90">
         <w:r>
           <w:rPr>
             <w:rStyle w:val="Hyperlink"/>
@@ -26542,7 +26768,7 @@
       <w:r>
         <w:t xml:space="preserve"> </w:t>
       </w:r>
-      <w:hyperlink r:id="rId72">
+      <w:hyperlink r:id="rId73">
         <w:r>
           <w:rPr>
             <w:rStyle w:val="Hyperlink"/>
@@ -26554,7 +26780,7 @@
         <w:t xml:space="preserve">).</w:t>
       </w:r>
     </w:p>
-    <w:bookmarkStart w:id="94" w:name="exm-pd-gram"/>
+    <w:bookmarkStart w:id="95" w:name="exm-pd-gram"/>
     <w:p>
       <w:pPr>
         <w:pStyle w:val="BodyText"/>
@@ -26578,7 +26804,7 @@
         <w:pStyle w:val="Compact"/>
         <w:numPr>
           <w:ilvl w:val="0"/>
-          <w:numId w:val="1012"/>
+          <w:numId w:val="1013"/>
         </w:numPr>
       </w:pPr>
       <w:r>
@@ -26767,111 +26993,6 @@
       <w:r>
         <w:t xml:space="preserve"> </w:t>
       </w:r>
-      <w:hyperlink r:id="rId90">
-        <w:r>
-          <w:rPr>
-            <w:rStyle w:val="Hyperlink"/>
-          </w:rPr>
-          <w:t xml:space="preserve">Example 29 in Special Matrices and Decompositions</w:t>
-        </w:r>
-      </w:hyperlink>
-      <w:r>
-        <w:t xml:space="preserve">;</w:t>
-      </w:r>
-      <w:r>
-        <w:t xml:space="preserve"> </w:t>
-      </w:r>
-      <w:r>
-        <w:t xml:space="preserve">the two columns of</w:t>
-      </w:r>
-      <w:r>
-        <w:t xml:space="preserve"> </w:t>
-      </w:r>
-      <m:oMath>
-        <m:r>
-          <m:rPr>
-            <m:sty m:val="bi"/>
-          </m:rPr>
-          <m:t>R</m:t>
-        </m:r>
-      </m:oMath>
-      <w:r>
-        <w:t xml:space="preserve">,</w:t>
-      </w:r>
-      <w:r>
-        <w:t xml:space="preserve"> </w:t>
-      </w:r>
-      <m:oMath>
-        <m:r>
-          <m:t>1</m:t>
-        </m:r>
-      </m:oMath>
-      <w:r>
-        <w:t xml:space="preserve"> </w:t>
-      </w:r>
-      <w:r>
-        <w:t xml:space="preserve">and</w:t>
-      </w:r>
-      <w:r>
-        <w:t xml:space="preserve"> </w:t>
-      </w:r>
-      <m:oMath>
-        <m:r>
-          <m:t>1</m:t>
-        </m:r>
-      </m:oMath>
-      <w:r>
-        <w:t xml:space="preserve">, are dependent, so part 2 does not apply to</w:t>
-      </w:r>
-      <w:r>
-        <w:t xml:space="preserve"> </w:t>
-      </w:r>
-      <m:oMath>
-        <m:r>
-          <m:rPr>
-            <m:sty m:val="bi"/>
-          </m:rPr>
-          <m:t>R</m:t>
-        </m:r>
-      </m:oMath>
-      <w:r>
-        <w:t xml:space="preserve">;</w:t>
-      </w:r>
-      <w:r>
-        <w:t xml:space="preserve"> </w:t>
-      </w:r>
-      <m:oMath>
-        <m:sSup>
-          <m:e>
-            <m:r>
-              <m:rPr>
-                <m:sty m:val="bi"/>
-              </m:rPr>
-              <m:t>R</m:t>
-            </m:r>
-          </m:e>
-          <m:sup>
-            <m:r>
-              <m:rPr>
-                <m:sty m:val="p"/>
-              </m:rPr>
-              <m:t>⊤</m:t>
-            </m:r>
-          </m:sup>
-        </m:sSup>
-        <m:r>
-          <m:rPr>
-            <m:sty m:val="bi"/>
-          </m:rPr>
-          <m:t>R</m:t>
-        </m:r>
-      </m:oMath>
-      <w:r>
-        <w:t xml:space="preserve"> </w:t>
-      </w:r>
-      <w:r>
-        <w:t xml:space="preserve">is in fact not positive definite (</w:t>
-      </w:r>
       <w:hyperlink r:id="rId91">
         <w:r>
           <w:rPr>
@@ -26881,6 +27002,111 @@
         </w:r>
       </w:hyperlink>
       <w:r>
+        <w:t xml:space="preserve">;</w:t>
+      </w:r>
+      <w:r>
+        <w:t xml:space="preserve"> </w:t>
+      </w:r>
+      <w:r>
+        <w:t xml:space="preserve">the two columns of</w:t>
+      </w:r>
+      <w:r>
+        <w:t xml:space="preserve"> </w:t>
+      </w:r>
+      <m:oMath>
+        <m:r>
+          <m:rPr>
+            <m:sty m:val="bi"/>
+          </m:rPr>
+          <m:t>R</m:t>
+        </m:r>
+      </m:oMath>
+      <w:r>
+        <w:t xml:space="preserve">,</w:t>
+      </w:r>
+      <w:r>
+        <w:t xml:space="preserve"> </w:t>
+      </w:r>
+      <m:oMath>
+        <m:r>
+          <m:t>1</m:t>
+        </m:r>
+      </m:oMath>
+      <w:r>
+        <w:t xml:space="preserve"> </w:t>
+      </w:r>
+      <w:r>
+        <w:t xml:space="preserve">and</w:t>
+      </w:r>
+      <w:r>
+        <w:t xml:space="preserve"> </w:t>
+      </w:r>
+      <m:oMath>
+        <m:r>
+          <m:t>1</m:t>
+        </m:r>
+      </m:oMath>
+      <w:r>
+        <w:t xml:space="preserve">, are dependent, so part 2 does not apply to</w:t>
+      </w:r>
+      <w:r>
+        <w:t xml:space="preserve"> </w:t>
+      </w:r>
+      <m:oMath>
+        <m:r>
+          <m:rPr>
+            <m:sty m:val="bi"/>
+          </m:rPr>
+          <m:t>R</m:t>
+        </m:r>
+      </m:oMath>
+      <w:r>
+        <w:t xml:space="preserve">;</w:t>
+      </w:r>
+      <w:r>
+        <w:t xml:space="preserve"> </w:t>
+      </w:r>
+      <m:oMath>
+        <m:sSup>
+          <m:e>
+            <m:r>
+              <m:rPr>
+                <m:sty m:val="bi"/>
+              </m:rPr>
+              <m:t>R</m:t>
+            </m:r>
+          </m:e>
+          <m:sup>
+            <m:r>
+              <m:rPr>
+                <m:sty m:val="p"/>
+              </m:rPr>
+              <m:t>⊤</m:t>
+            </m:r>
+          </m:sup>
+        </m:sSup>
+        <m:r>
+          <m:rPr>
+            <m:sty m:val="bi"/>
+          </m:rPr>
+          <m:t>R</m:t>
+        </m:r>
+      </m:oMath>
+      <w:r>
+        <w:t xml:space="preserve"> </w:t>
+      </w:r>
+      <w:r>
+        <w:t xml:space="preserve">is in fact not positive definite (</w:t>
+      </w:r>
+      <w:hyperlink r:id="rId92">
+        <w:r>
+          <w:rPr>
+            <w:rStyle w:val="Hyperlink"/>
+          </w:rPr>
+          <w:t xml:space="preserve">Example 32 in Special Matrices and Decompositions</w:t>
+        </w:r>
+      </w:hyperlink>
+      <w:r>
         <w:t xml:space="preserve">).</w:t>
       </w:r>
     </w:p>
@@ -26889,7 +27115,7 @@
         <w:pStyle w:val="Compact"/>
         <w:numPr>
           <w:ilvl w:val="0"/>
-          <w:numId w:val="1012"/>
+          <w:numId w:val="1013"/>
         </w:numPr>
       </w:pPr>
       <w:r>
@@ -26981,7 +27207,7 @@
       <w:r>
         <w:t xml:space="preserve">, whose columns are independent (</w:t>
       </w:r>
-      <w:hyperlink r:id="rId92">
+      <w:hyperlink r:id="rId93">
         <w:r>
           <w:rPr>
             <w:rStyle w:val="Hyperlink"/>
@@ -27087,7 +27313,7 @@
       <w:r>
         <w:t xml:space="preserve">(</w:t>
       </w:r>
-      <w:hyperlink r:id="rId93">
+      <w:hyperlink r:id="rId94">
         <w:r>
           <w:rPr>
             <w:rStyle w:val="Hyperlink"/>
@@ -27110,7 +27336,7 @@
         <w:pStyle w:val="Compact"/>
         <w:numPr>
           <w:ilvl w:val="0"/>
-          <w:numId w:val="1012"/>
+          <w:numId w:val="1013"/>
         </w:numPr>
       </w:pPr>
       <m:oMath>
@@ -27190,12 +27416,12 @@
       <w:r>
         <w:t xml:space="preserve"> </w:t>
       </w:r>
-      <w:hyperlink r:id="rId91">
+      <w:hyperlink r:id="rId92">
         <w:r>
           <w:rPr>
             <w:rStyle w:val="Hyperlink"/>
           </w:rPr>
-          <w:t xml:space="preserve">Example 30 in Special Matrices and Decompositions</w:t>
+          <w:t xml:space="preserve">Example 32 in Special Matrices and Decompositions</w:t>
         </w:r>
       </w:hyperlink>
       <w:r>
@@ -27260,8 +27486,8 @@
         <w:t xml:space="preserve">.</w:t>
       </w:r>
     </w:p>
-    <w:bookmarkEnd w:id="94"/>
-    <w:bookmarkStart w:id="95" w:name="thm-pd-operations"/>
+    <w:bookmarkEnd w:id="95"/>
+    <w:bookmarkStart w:id="96" w:name="thm-pd-operations"/>
     <w:p>
       <w:pPr>
         <w:pStyle w:val="FirstParagraph"/>
@@ -27285,7 +27511,7 @@
         <w:pStyle w:val="Compact"/>
         <w:numPr>
           <w:ilvl w:val="0"/>
-          <w:numId w:val="1013"/>
+          <w:numId w:val="1014"/>
         </w:numPr>
       </w:pPr>
       <w:r>
@@ -27331,7 +27557,7 @@
       <w:r>
         <w:t xml:space="preserve">positive definite matrix (</w:t>
       </w:r>
-      <w:hyperlink r:id="rId84">
+      <w:hyperlink r:id="rId85">
         <w:r>
           <w:rPr>
             <w:rStyle w:val="Hyperlink"/>
@@ -27478,7 +27704,7 @@
         <w:pStyle w:val="Compact"/>
         <w:numPr>
           <w:ilvl w:val="0"/>
-          <w:numId w:val="1013"/>
+          <w:numId w:val="1014"/>
         </w:numPr>
       </w:pPr>
       <w:r>
@@ -27690,7 +27916,7 @@
         <w:t xml:space="preserve">is positive definite.</w:t>
       </w:r>
     </w:p>
-    <w:bookmarkEnd w:id="95"/>
+    <w:bookmarkEnd w:id="96"/>
     <w:p>
       <w:pPr>
         <w:pStyle w:val="FirstParagraph"/>
@@ -27965,7 +28191,7 @@
       <w:r>
         <w:t xml:space="preserve">(</w:t>
       </w:r>
-      <w:hyperlink r:id="rId86">
+      <w:hyperlink r:id="rId87">
         <w:r>
           <w:rPr>
             <w:rStyle w:val="Hyperlink"/>
@@ -27996,7 +28222,7 @@
       <w:r>
         <w:t xml:space="preserve"> </w:t>
       </w:r>
-      <w:hyperlink r:id="rId87">
+      <w:hyperlink r:id="rId88">
         <w:r>
           <w:rPr>
             <w:rStyle w:val="Hyperlink"/>
@@ -28054,7 +28280,7 @@
       <w:r>
         <w:t xml:space="preserve">are independent (</w:t>
       </w:r>
-      <w:hyperlink r:id="rId70">
+      <w:hyperlink r:id="rId71">
         <w:r>
           <w:rPr>
             <w:rStyle w:val="Hyperlink"/>
@@ -28068,7 +28294,7 @@
       <w:r>
         <w:t xml:space="preserve"> </w:t>
       </w:r>
-      <w:hyperlink r:id="rId63">
+      <w:hyperlink r:id="rId64">
         <w:r>
           <w:rPr>
             <w:rStyle w:val="Hyperlink"/>
@@ -28346,7 +28572,7 @@
       <w:r>
         <w:t xml:space="preserve">(</w:t>
       </w:r>
-      <w:hyperlink r:id="rId96">
+      <w:hyperlink r:id="rId97">
         <w:r>
           <w:rPr>
             <w:rStyle w:val="Hyperlink"/>
@@ -28360,7 +28586,7 @@
       <w:r>
         <w:t xml:space="preserve"> </w:t>
       </w:r>
-      <w:hyperlink r:id="rId97">
+      <w:hyperlink r:id="rId98">
         <w:r>
           <w:rPr>
             <w:rStyle w:val="Hyperlink"/>
@@ -28374,7 +28600,7 @@
       <w:r>
         <w:t xml:space="preserve"> </w:t>
       </w:r>
-      <w:hyperlink r:id="rId87">
+      <w:hyperlink r:id="rId88">
         <w:r>
           <w:rPr>
             <w:rStyle w:val="Hyperlink"/>
@@ -28421,7 +28647,7 @@
     $$</w:t>
       </w:r>
     </w:p>
-    <w:bookmarkStart w:id="98" w:name="exm-pd-operations"/>
+    <w:bookmarkStart w:id="99" w:name="exm-pd-operations"/>
     <w:p>
       <w:pPr>
         <w:pStyle w:val="FirstParagraph"/>
@@ -28444,7 +28670,7 @@
       <w:pPr>
         <w:numPr>
           <w:ilvl w:val="0"/>
-          <w:numId w:val="1014"/>
+          <w:numId w:val="1015"/>
         </w:numPr>
       </w:pPr>
       <w:r>
@@ -28565,7 +28791,7 @@
       <w:pPr>
         <w:numPr>
           <w:ilvl w:val="0"/>
-          <w:numId w:val="1014"/>
+          <w:numId w:val="1015"/>
         </w:numPr>
       </w:pPr>
       <w:r>
@@ -28647,12 +28873,12 @@
       <w:r>
         <w:t xml:space="preserve">(</w:t>
       </w:r>
-      <w:hyperlink r:id="rId91">
+      <w:hyperlink r:id="rId92">
         <w:r>
           <w:rPr>
             <w:rStyle w:val="Hyperlink"/>
           </w:rPr>
-          <w:t xml:space="preserve">Example 30 in Special Matrices and Decompositions</w:t>
+          <w:t xml:space="preserve">Example 32 in Special Matrices and Decompositions</w:t>
         </w:r>
       </w:hyperlink>
       <w:r>
@@ -28971,7 +29197,7 @@
       <w:pPr>
         <w:numPr>
           <w:ilvl w:val="0"/>
-          <w:numId w:val="1014"/>
+          <w:numId w:val="1015"/>
         </w:numPr>
       </w:pPr>
       <w:r>
@@ -29289,7 +29515,7 @@
       <w:r>
         <w:t xml:space="preserve">(</w:t>
       </w:r>
-      <w:hyperlink r:id="rId29">
+      <w:hyperlink r:id="rId30">
         <w:r>
           <w:rPr>
             <w:rStyle w:val="Hyperlink"/>
@@ -29305,7 +29531,7 @@
       <w:pPr>
         <w:numPr>
           <w:ilvl w:val="0"/>
-          <w:numId w:val="1014"/>
+          <w:numId w:val="1015"/>
         </w:numPr>
       </w:pPr>
       <w:r>
@@ -29563,8 +29789,8 @@
         <w:t xml:space="preserve">.</w:t>
       </w:r>
     </w:p>
-    <w:bookmarkEnd w:id="98"/>
-    <w:bookmarkStart w:id="99" w:name="thm-pd-invertible"/>
+    <w:bookmarkEnd w:id="99"/>
+    <w:bookmarkStart w:id="100" w:name="thm-pd-invertible"/>
     <w:p>
       <w:pPr>
         <w:pStyle w:val="FirstParagraph"/>
@@ -29582,7 +29808,7 @@
       <w:r>
         <w:t xml:space="preserve">Every positive definite matrix (</w:t>
       </w:r>
-      <w:hyperlink r:id="rId84">
+      <w:hyperlink r:id="rId85">
         <w:r>
           <w:rPr>
             <w:rStyle w:val="Hyperlink"/>
@@ -29593,7 +29819,7 @@
       <w:r>
         <w:t xml:space="preserve">) is invertible (</w:t>
       </w:r>
-      <w:hyperlink r:id="rId15">
+      <w:hyperlink r:id="rId16">
         <w:r>
           <w:rPr>
             <w:rStyle w:val="Hyperlink"/>
@@ -29605,7 +29831,7 @@
         <w:t xml:space="preserve">).</w:t>
       </w:r>
     </w:p>
-    <w:bookmarkEnd w:id="99"/>
+    <w:bookmarkEnd w:id="100"/>
     <w:p>
       <w:pPr>
         <w:pStyle w:val="BodyText"/>
@@ -29889,7 +30115,7 @@
         <w:t xml:space="preserve">.</w:t>
       </w:r>
     </w:p>
-    <w:bookmarkStart w:id="100" w:name="exm-pd-invertible"/>
+    <w:bookmarkStart w:id="101" w:name="exm-pd-invertible"/>
     <w:p>
       <w:pPr>
         <w:pStyle w:val="BodyText"/>
@@ -30290,12 +30516,12 @@
       <w:r>
         <w:t xml:space="preserve"> </w:t>
       </w:r>
-      <w:hyperlink r:id="rId91">
+      <w:hyperlink r:id="rId92">
         <w:r>
           <w:rPr>
             <w:rStyle w:val="Hyperlink"/>
           </w:rPr>
-          <w:t xml:space="preserve">Example 30 in Special Matrices and Decompositions</w:t>
+          <w:t xml:space="preserve">Example 32 in Special Matrices and Decompositions</w:t>
         </w:r>
       </w:hyperlink>
       <w:r>
@@ -30443,8 +30669,8 @@
         <w:t xml:space="preserve">.</w:t>
       </w:r>
     </w:p>
-    <w:bookmarkEnd w:id="100"/>
-    <w:bookmarkStart w:id="101" w:name="thm-psd-plus-multiple-identity"/>
+    <w:bookmarkEnd w:id="101"/>
+    <w:bookmarkStart w:id="102" w:name="thm-psd-plus-multiple-identity"/>
     <w:p>
       <w:pPr>
         <w:pStyle w:val="BodyText"/>
@@ -30502,7 +30728,7 @@
       <w:r>
         <w:t xml:space="preserve">positive semidefinite matrix (</w:t>
       </w:r>
-      <w:hyperlink r:id="rId83">
+      <w:hyperlink r:id="rId84">
         <w:r>
           <w:rPr>
             <w:rStyle w:val="Hyperlink"/>
@@ -30586,7 +30812,7 @@
       <w:r>
         <w:t xml:space="preserve">is positive definite (</w:t>
       </w:r>
-      <w:hyperlink r:id="rId84">
+      <w:hyperlink r:id="rId85">
         <w:r>
           <w:rPr>
             <w:rStyle w:val="Hyperlink"/>
@@ -30615,7 +30841,7 @@
         <w:t xml:space="preserve">).</w:t>
       </w:r>
     </w:p>
-    <w:bookmarkEnd w:id="101"/>
+    <w:bookmarkEnd w:id="102"/>
     <w:p>
       <w:pPr>
         <w:pStyle w:val="BodyText"/>
@@ -30763,7 +30989,7 @@
       <w:r>
         <w:t xml:space="preserve">(</w:t>
       </w:r>
-      <w:hyperlink r:id="rId96">
+      <w:hyperlink r:id="rId97">
         <w:r>
           <w:rPr>
             <w:rStyle w:val="Hyperlink"/>
@@ -30777,7 +31003,7 @@
       <w:r>
         <w:t xml:space="preserve"> </w:t>
       </w:r>
-      <w:hyperlink r:id="rId97">
+      <w:hyperlink r:id="rId98">
         <w:r>
           <w:rPr>
             <w:rStyle w:val="Hyperlink"/>
@@ -30791,7 +31017,7 @@
       <w:r>
         <w:t xml:space="preserve"> </w:t>
       </w:r>
-      <w:hyperlink r:id="rId87">
+      <w:hyperlink r:id="rId88">
         <w:r>
           <w:rPr>
             <w:rStyle w:val="Hyperlink"/>
@@ -30838,7 +31064,7 @@
     $$</w:t>
       </w:r>
     </w:p>
-    <w:bookmarkStart w:id="102" w:name="exm-psd-plus-multiple-identity"/>
+    <w:bookmarkStart w:id="103" w:name="exm-psd-plus-multiple-identity"/>
     <w:p>
       <w:pPr>
         <w:pStyle w:val="FirstParagraph"/>
@@ -30930,12 +31156,12 @@
       <w:r>
         <w:t xml:space="preserve"> </w:t>
       </w:r>
-      <w:hyperlink r:id="rId90">
+      <w:hyperlink r:id="rId91">
         <w:r>
           <w:rPr>
             <w:rStyle w:val="Hyperlink"/>
           </w:rPr>
-          <w:t xml:space="preserve">Example 29 in Special Matrices and Decompositions</w:t>
+          <w:t xml:space="preserve">Example 30 in Special Matrices and Decompositions</w:t>
         </w:r>
       </w:hyperlink>
       <w:r>
@@ -31107,8 +31333,8 @@
         <w:t xml:space="preserve">.</w:t>
       </w:r>
     </w:p>
-    <w:bookmarkEnd w:id="102"/>
-    <w:bookmarkStart w:id="103" w:name="cor-gram-invertible-iff"/>
+    <w:bookmarkEnd w:id="103"/>
+    <w:bookmarkStart w:id="104" w:name="cor-gram-invertible-iff"/>
     <w:p>
       <w:pPr>
         <w:pStyle w:val="BodyText"/>
@@ -31290,7 +31516,7 @@
       <w:r>
         <w:t xml:space="preserve">is invertible (</w:t>
       </w:r>
-      <w:hyperlink r:id="rId15">
+      <w:hyperlink r:id="rId16">
         <w:r>
           <w:rPr>
             <w:rStyle w:val="Hyperlink"/>
@@ -31351,7 +31577,7 @@
       <w:r>
         <w:t xml:space="preserve">(</w:t>
       </w:r>
-      <w:hyperlink r:id="rId16">
+      <w:hyperlink r:id="rId17">
         <w:r>
           <w:rPr>
             <w:rStyle w:val="Hyperlink"/>
@@ -31363,7 +31589,7 @@
         <w:t xml:space="preserve">).</w:t>
       </w:r>
     </w:p>
-    <w:bookmarkEnd w:id="103"/>
+    <w:bookmarkEnd w:id="104"/>
     <w:p>
       <w:pPr>
         <w:pStyle w:val="BodyText"/>
@@ -31394,7 +31620,7 @@
     &amp;&amp; \text{(}\text{Theorem~1}\text{)}
     \\
     &amp;\iff \mathcal{N}(\mathbf{X}) = \mathopen{}\left\{\mathord{\smash[b]{\underset{\raise.3ex\hbox{$\scriptstyle\sim$}}{0}}\vphantom{0}}_p\right\}\mathclose{}
-    &amp;&amp; \text{(}\text{Theorem~6 in Column Space, Null Space and Rank-Nullity}\text{)}
+    &amp;&amp; \text{(}\text{Theorem~5 in Column Space, Null Space and Rank-Nullity}\text{)}
     \\
     &amp;\iff \mathbf{X}\text{ has full column rank.}
     &amp;&amp; \text{(}\text{Theorem~3 in Column Space, Null Space and Rank-Nullity}\text{)}
@@ -31402,7 +31628,7 @@
     $$</w:t>
       </w:r>
     </w:p>
-    <w:bookmarkStart w:id="105" w:name="exm-gram-invertible-iff"/>
+    <w:bookmarkStart w:id="106" w:name="exm-gram-invertible-iff"/>
     <w:p>
       <w:pPr>
         <w:pStyle w:val="FirstParagraph"/>
@@ -31506,7 +31732,7 @@
       <w:r>
         <w:t xml:space="preserve"> </w:t>
       </w:r>
-      <w:hyperlink r:id="rId92">
+      <w:hyperlink r:id="rId93">
         <w:r>
           <w:rPr>
             <w:rStyle w:val="Hyperlink"/>
@@ -31715,7 +31941,7 @@
       <w:r>
         <w:t xml:space="preserve">(</w:t>
       </w:r>
-      <w:hyperlink r:id="rId104">
+      <w:hyperlink r:id="rId105">
         <w:r>
           <w:rPr>
             <w:rStyle w:val="Hyperlink"/>
@@ -31735,7 +31961,7 @@
       <w:r>
         <w:t xml:space="preserve"> </w:t>
       </w:r>
-      <w:hyperlink r:id="rId93">
+      <w:hyperlink r:id="rId94">
         <w:r>
           <w:rPr>
             <w:rStyle w:val="Hyperlink"/>
@@ -31782,8 +32008,8 @@
         <w:t xml:space="preserve">is invertible.</w:t>
       </w:r>
     </w:p>
-    <w:bookmarkEnd w:id="105"/>
-    <w:bookmarkStart w:id="106" w:name="def-block-matrix"/>
+    <w:bookmarkEnd w:id="106"/>
+    <w:bookmarkStart w:id="107" w:name="def-block-matrix"/>
     <w:p>
       <w:pPr>
         <w:pStyle w:val="BodyText"/>
@@ -32578,8 +32804,8 @@
         <w:t xml:space="preserve">.</w:t>
       </w:r>
     </w:p>
-    <w:bookmarkEnd w:id="106"/>
-    <w:bookmarkStart w:id="107" w:name="exm-block-matrix"/>
+    <w:bookmarkEnd w:id="107"/>
+    <w:bookmarkStart w:id="108" w:name="exm-block-matrix"/>
     <w:p>
       <w:pPr>
         <w:pStyle w:val="BodyText"/>
@@ -33424,8 +33650,8 @@
         <w:t xml:space="preserve">.</w:t>
       </w:r>
     </w:p>
-    <w:bookmarkEnd w:id="107"/>
-    <w:bookmarkStart w:id="108" w:name="def-leading-block"/>
+    <w:bookmarkEnd w:id="108"/>
+    <w:bookmarkStart w:id="109" w:name="def-leading-block"/>
     <w:p>
       <w:pPr>
         <w:pStyle w:val="BodyText"/>
@@ -33805,8 +34031,8 @@
         <w:t xml:space="preserve">itself.</w:t>
       </w:r>
     </w:p>
-    <w:bookmarkEnd w:id="108"/>
-    <w:bookmarkStart w:id="109" w:name="thm-pd-submatrix"/>
+    <w:bookmarkEnd w:id="109"/>
+    <w:bookmarkStart w:id="110" w:name="thm-pd-submatrix"/>
     <w:p>
       <w:pPr>
         <w:pStyle w:val="BodyText"/>
@@ -33864,7 +34090,7 @@
       <w:r>
         <w:t xml:space="preserve">positive definite matrix (</w:t>
       </w:r>
-      <w:hyperlink r:id="rId84">
+      <w:hyperlink r:id="rId85">
         <w:r>
           <w:rPr>
             <w:rStyle w:val="Hyperlink"/>
@@ -34073,7 +34299,7 @@
         <w:t xml:space="preserve">Also, every diagonal entry of a positive definite matrix is positive.</w:t>
       </w:r>
     </w:p>
-    <w:bookmarkEnd w:id="109"/>
+    <w:bookmarkEnd w:id="110"/>
     <w:p>
       <w:pPr>
         <w:pStyle w:val="BodyText"/>
@@ -34361,7 +34587,7 @@
       <w:r>
         <w:t xml:space="preserve">(</w:t>
       </w:r>
-      <w:hyperlink r:id="rId20">
+      <w:hyperlink r:id="rId21">
         <w:r>
           <w:rPr>
             <w:rStyle w:val="Hyperlink"/>
@@ -34393,7 +34619,7 @@
     $$</w:t>
       </w:r>
     </w:p>
-    <w:bookmarkStart w:id="111" w:name="exm-pd-submatrix"/>
+    <w:bookmarkStart w:id="112" w:name="exm-pd-submatrix"/>
     <w:p>
       <w:pPr>
         <w:pStyle w:val="FirstParagraph"/>
@@ -34754,7 +34980,7 @@
       <w:r>
         <w:t xml:space="preserve">(</w:t>
       </w:r>
-      <w:hyperlink r:id="rId110">
+      <w:hyperlink r:id="rId111">
         <w:r>
           <w:rPr>
             <w:rStyle w:val="Hyperlink"/>
@@ -34857,12 +35083,12 @@
       <w:r>
         <w:t xml:space="preserve"> </w:t>
       </w:r>
-      <w:hyperlink r:id="rId91">
+      <w:hyperlink r:id="rId92">
         <w:r>
           <w:rPr>
             <w:rStyle w:val="Hyperlink"/>
           </w:rPr>
-          <w:t xml:space="preserve">Example 30 in Special Matrices and Decompositions</w:t>
+          <w:t xml:space="preserve">Example 32 in Special Matrices and Decompositions</w:t>
         </w:r>
       </w:hyperlink>
       <w:r>
@@ -34878,8 +35104,8 @@
         <w:t xml:space="preserve">but is not positive definite.</w:t>
       </w:r>
     </w:p>
-    <w:bookmarkEnd w:id="111"/>
-    <w:bookmarkStart w:id="114" w:name="thm-block-quadratic"/>
+    <w:bookmarkEnd w:id="112"/>
+    <w:bookmarkStart w:id="115" w:name="thm-block-quadratic"/>
     <w:p>
       <w:pPr>
         <w:pStyle w:val="BodyText"/>
@@ -35634,7 +35860,7 @@
       <w:r>
         <w:t xml:space="preserve">is symmetric (</w:t>
       </w:r>
-      <w:hyperlink r:id="rId112">
+      <w:hyperlink r:id="rId113">
         <w:r>
           <w:rPr>
             <w:rStyle w:val="Hyperlink"/>
@@ -35880,14 +36106,14 @@
       <w:pPr>
         <w:pStyle w:val="BodyText"/>
       </w:pPr>
-      <w:bookmarkStart w:id="113" w:name="eq-block-quadratic"/>
+      <w:bookmarkStart w:id="114" w:name="eq-block-quadratic"/>
       <w:r>
         <w:t xml:space="preserve">$$
     {\mathord{\smash[b]{\underset{\raise.3ex\hbox{$\scriptstyle\sim$}}{v}}\vphantom{v}}}^{\top} \mathbf{X} \mathord{\smash[b]{\underset{\raise.3ex\hbox{$\scriptstyle\sim$}}{v}}\vphantom{v}}
     = {\mathord{\smash[b]{\underset{\raise.3ex\hbox{$\scriptstyle\sim$}}{u}}\vphantom{u}}}^{\top} \mathbf{A} \mathord{\smash[b]{\underset{\raise.3ex\hbox{$\scriptstyle\sim$}}{u}}\vphantom{u}} + 2\,{\mathord{\smash[b]{\underset{\raise.3ex\hbox{$\scriptstyle\sim$}}{u}}\vphantom{u}}}^{\top} \mathbf{B} \mathord{\smash[b]{\underset{\raise.3ex\hbox{$\scriptstyle\sim$}}{w}}\vphantom{w}} + {\mathord{\smash[b]{\underset{\raise.3ex\hbox{$\scriptstyle\sim$}}{w}}\vphantom{w}}}^{\top} \mathbf{C} \mathord{\smash[b]{\underset{\raise.3ex\hbox{$\scriptstyle\sim$}}{w}}\vphantom{w}},
      \qquad(2)$$</w:t>
       </w:r>
-      <w:bookmarkEnd w:id="113"/>
+      <w:bookmarkEnd w:id="114"/>
     </w:p>
     <w:p>
       <w:pPr>
@@ -36026,7 +36252,7 @@
     $$</w:t>
       </w:r>
     </w:p>
-    <w:bookmarkEnd w:id="114"/>
+    <w:bookmarkEnd w:id="115"/>
     <w:p>
       <w:pPr>
         <w:pStyle w:val="FirstParagraph"/>
@@ -36240,7 +36466,7 @@
       <w:r>
         <w:t xml:space="preserve">(</w:t>
       </w:r>
-      <w:hyperlink r:id="rId60">
+      <w:hyperlink r:id="rId61">
         <w:r>
           <w:rPr>
             <w:rStyle w:val="Hyperlink"/>
@@ -36254,7 +36480,7 @@
       <w:r>
         <w:t xml:space="preserve"> </w:t>
       </w:r>
-      <w:hyperlink r:id="rId57">
+      <w:hyperlink r:id="rId58">
         <w:r>
           <w:rPr>
             <w:rStyle w:val="Hyperlink"/>
@@ -36297,7 +36523,7 @@
       <w:r>
         <w:t xml:space="preserve">is symmetric (</w:t>
       </w:r>
-      <w:hyperlink r:id="rId115">
+      <w:hyperlink r:id="rId116">
         <w:r>
           <w:rPr>
             <w:rStyle w:val="Hyperlink"/>
@@ -36430,7 +36656,7 @@
         <w:t xml:space="preserve">.</w:t>
       </w:r>
     </w:p>
-    <w:bookmarkStart w:id="116" w:name="exm-block-quadratic"/>
+    <w:bookmarkStart w:id="117" w:name="exm-block-quadratic"/>
     <w:p>
       <w:pPr>
         <w:pStyle w:val="BodyText"/>
@@ -37279,8 +37505,8 @@
         </m:oMath>
       </m:oMathPara>
     </w:p>
-    <w:bookmarkEnd w:id="116"/>
-    <w:bookmarkStart w:id="117" w:name="def-schur-complement"/>
+    <w:bookmarkEnd w:id="117"/>
+    <w:bookmarkStart w:id="118" w:name="def-schur-complement"/>
     <w:p>
       <w:pPr>
         <w:pStyle w:val="FirstParagraph"/>
@@ -37613,8 +37839,8 @@
         <w:t xml:space="preserve">.</w:t>
       </w:r>
     </w:p>
-    <w:bookmarkEnd w:id="117"/>
-    <w:bookmarkStart w:id="118" w:name="exm-schur-complement"/>
+    <w:bookmarkEnd w:id="118"/>
+    <w:bookmarkStart w:id="119" w:name="exm-schur-complement"/>
     <w:p>
       <w:pPr>
         <w:pStyle w:val="BodyText"/>
@@ -37672,7 +37898,7 @@
       <w:pPr>
         <w:numPr>
           <w:ilvl w:val="0"/>
-          <w:numId w:val="1015"/>
+          <w:numId w:val="1016"/>
         </w:numPr>
       </w:pPr>
       <w:r>
@@ -37993,7 +38219,7 @@
       <w:pPr>
         <w:numPr>
           <w:ilvl w:val="0"/>
-          <w:numId w:val="1015"/>
+          <w:numId w:val="1016"/>
         </w:numPr>
       </w:pPr>
       <w:r>
@@ -38227,7 +38453,7 @@
       <w:pPr>
         <w:numPr>
           <w:ilvl w:val="0"/>
-          <w:numId w:val="1015"/>
+          <w:numId w:val="1016"/>
         </w:numPr>
       </w:pPr>
       <w:r>
@@ -38331,8 +38557,8 @@
         <w:t xml:space="preserve">so there is no Schur complement of it.</w:t>
       </w:r>
     </w:p>
-    <w:bookmarkEnd w:id="118"/>
-    <w:bookmarkStart w:id="119" w:name="thm-schur-test"/>
+    <w:bookmarkEnd w:id="119"/>
+    <w:bookmarkStart w:id="120" w:name="thm-schur-test"/>
     <w:p>
       <w:pPr>
         <w:pStyle w:val="FirstParagraph"/>
@@ -38488,7 +38714,7 @@
       <w:r>
         <w:t xml:space="preserve">is positive definite (</w:t>
       </w:r>
-      <w:hyperlink r:id="rId84">
+      <w:hyperlink r:id="rId85">
         <w:r>
           <w:rPr>
             <w:rStyle w:val="Hyperlink"/>
@@ -38557,7 +38783,7 @@
         <w:t xml:space="preserve">) is positive definite.</w:t>
       </w:r>
     </w:p>
-    <w:bookmarkEnd w:id="119"/>
+    <w:bookmarkEnd w:id="120"/>
     <w:p>
       <w:pPr>
         <w:pStyle w:val="BodyText"/>
@@ -38596,12 +38822,12 @@
       <w:r>
         <w:t xml:space="preserve">is positive definite, so invertible (</w:t>
       </w:r>
-      <w:hyperlink r:id="rId120">
+      <w:hyperlink r:id="rId121">
         <w:r>
           <w:rPr>
             <w:rStyle w:val="Hyperlink"/>
           </w:rPr>
-          <w:t xml:space="preserve">Theorem 16 in Special Matrices and Decompositions</w:t>
+          <w:t xml:space="preserve">Theorem 18 in Special Matrices and Decompositions</w:t>
         </w:r>
       </w:hyperlink>
       <w:r>
@@ -38863,12 +39089,12 @@
       <w:r>
         <w:t xml:space="preserve">and invertible (</w:t>
       </w:r>
-      <w:hyperlink r:id="rId120">
+      <w:hyperlink r:id="rId121">
         <w:r>
           <w:rPr>
             <w:rStyle w:val="Hyperlink"/>
           </w:rPr>
-          <w:t xml:space="preserve">Theorem 16 in Special Matrices and Decompositions</w:t>
+          <w:t xml:space="preserve">Theorem 18 in Special Matrices and Decompositions</w:t>
         </w:r>
       </w:hyperlink>
       <w:r>
@@ -39124,7 +39350,7 @@
       <w:r>
         <w:t xml:space="preserve">(</w:t>
       </w:r>
-      <w:hyperlink r:id="rId86">
+      <w:hyperlink r:id="rId87">
         <w:r>
           <w:rPr>
             <w:rStyle w:val="Hyperlink"/>
@@ -39138,7 +39364,7 @@
       <w:r>
         <w:t xml:space="preserve"> </w:t>
       </w:r>
-      <w:hyperlink r:id="rId87">
+      <w:hyperlink r:id="rId88">
         <w:r>
           <w:rPr>
             <w:rStyle w:val="Hyperlink"/>
@@ -39217,7 +39443,7 @@
       <w:r>
         <w:t xml:space="preserve"> </w:t>
       </w:r>
-      <w:hyperlink r:id="rId115">
+      <w:hyperlink r:id="rId116">
         <w:r>
           <w:rPr>
             <w:rStyle w:val="Hyperlink"/>
@@ -39346,7 +39572,7 @@
       <w:r>
         <w:t xml:space="preserve"> </w:t>
       </w:r>
-      <w:hyperlink r:id="rId87">
+      <w:hyperlink r:id="rId88">
         <w:r>
           <w:rPr>
             <w:rStyle w:val="Hyperlink"/>
@@ -39426,7 +39652,7 @@
         <w:t xml:space="preserve">).</w:t>
       </w:r>
     </w:p>
-    <w:bookmarkStart w:id="121" w:name="exm-schur-test"/>
+    <w:bookmarkStart w:id="122" w:name="exm-schur-test"/>
     <w:p>
       <w:pPr>
         <w:pStyle w:val="BodyText"/>
@@ -39806,7 +40032,7 @@
         <w:pStyle w:val="Compact"/>
         <w:numPr>
           <w:ilvl w:val="0"/>
-          <w:numId w:val="1016"/>
+          <w:numId w:val="1017"/>
         </w:numPr>
       </w:pPr>
       <m:oMath>
@@ -39949,7 +40175,7 @@
         <w:pStyle w:val="Compact"/>
         <w:numPr>
           <w:ilvl w:val="0"/>
-          <w:numId w:val="1016"/>
+          <w:numId w:val="1017"/>
         </w:numPr>
       </w:pPr>
       <m:oMath>
@@ -40084,12 +40310,12 @@
       <w:r>
         <w:t xml:space="preserve"> </w:t>
       </w:r>
-      <w:hyperlink r:id="rId91">
+      <w:hyperlink r:id="rId92">
         <w:r>
           <w:rPr>
             <w:rStyle w:val="Hyperlink"/>
           </w:rPr>
-          <w:t xml:space="preserve">Example 30 in Special Matrices and Decompositions</w:t>
+          <w:t xml:space="preserve">Example 32 in Special Matrices and Decompositions</w:t>
         </w:r>
       </w:hyperlink>
       <w:r>
@@ -40099,8 +40325,8 @@
         <w:t xml:space="preserve">found directly.</w:t>
       </w:r>
     </w:p>
-    <w:bookmarkEnd w:id="121"/>
-    <w:bookmarkStart w:id="123" w:name="thm-cholesky"/>
+    <w:bookmarkEnd w:id="122"/>
+    <w:bookmarkStart w:id="124" w:name="thm-cholesky"/>
     <w:p>
       <w:pPr>
         <w:pStyle w:val="FirstParagraph"/>
@@ -40158,7 +40384,7 @@
       <w:r>
         <w:t xml:space="preserve">is positive definite (</w:t>
       </w:r>
-      <w:hyperlink r:id="rId84">
+      <w:hyperlink r:id="rId85">
         <w:r>
           <w:rPr>
             <w:rStyle w:val="Hyperlink"/>
@@ -40239,7 +40465,7 @@
       <w:r>
         <w:t xml:space="preserve">(</w:t>
       </w:r>
-      <w:hyperlink r:id="rId122">
+      <w:hyperlink r:id="rId123">
         <w:r>
           <w:rPr>
             <w:rStyle w:val="Hyperlink"/>
@@ -40333,7 +40559,7 @@
         <w:t xml:space="preserve">.</w:t>
       </w:r>
     </w:p>
-    <w:bookmarkEnd w:id="123"/>
+    <w:bookmarkEnd w:id="124"/>
     <w:p>
       <w:pPr>
         <w:pStyle w:val="BodyText"/>
@@ -40384,7 +40610,7 @@
       <w:r>
         <w:t xml:space="preserve">is upper triangular with positive diagonal (</w:t>
       </w:r>
-      <w:hyperlink r:id="rId87">
+      <w:hyperlink r:id="rId88">
         <w:r>
           <w:rPr>
             <w:rStyle w:val="Hyperlink"/>
@@ -40425,12 +40651,12 @@
       <w:r>
         <w:t xml:space="preserve">(</w:t>
       </w:r>
-      <w:hyperlink r:id="rId42">
+      <w:hyperlink r:id="rId43">
         <w:r>
           <w:rPr>
             <w:rStyle w:val="Hyperlink"/>
           </w:rPr>
-          <w:t xml:space="preserve">Theorem 16 in Projections and Linear Systems</w:t>
+          <w:t xml:space="preserve">Theorem 17 in Projections and Linear Systems</w:t>
         </w:r>
       </w:hyperlink>
       <w:r>
@@ -40477,7 +40703,7 @@
       <w:r>
         <w:t xml:space="preserve">(</w:t>
       </w:r>
-      <w:hyperlink r:id="rId70">
+      <w:hyperlink r:id="rId71">
         <w:r>
           <w:rPr>
             <w:rStyle w:val="Hyperlink"/>
@@ -40491,7 +40717,7 @@
       <w:r>
         <w:t xml:space="preserve"> </w:t>
       </w:r>
-      <w:hyperlink r:id="rId63">
+      <w:hyperlink r:id="rId64">
         <w:r>
           <w:rPr>
             <w:rStyle w:val="Hyperlink"/>
@@ -40594,7 +40820,7 @@
       <w:r>
         <w:t xml:space="preserve">(</w:t>
       </w:r>
-      <w:hyperlink r:id="rId87">
+      <w:hyperlink r:id="rId88">
         <w:r>
           <w:rPr>
             <w:rStyle w:val="Hyperlink"/>
@@ -40641,7 +40867,7 @@
         </w:rPr>
         <w:t xml:space="preserve"> </w:t>
       </w:r>
-      <w:hyperlink r:id="rId36">
+      <w:hyperlink r:id="rId37">
         <w:r>
           <w:rPr>
             <w:rStyle w:val="Hyperlink"/>
@@ -41364,7 +41590,7 @@
       <w:r>
         <w:t xml:space="preserve"> </w:t>
       </w:r>
-      <w:hyperlink r:id="rId87">
+      <w:hyperlink r:id="rId88">
         <w:r>
           <w:rPr>
             <w:rStyle w:val="Hyperlink"/>
@@ -41822,7 +42048,7 @@
       <w:r>
         <w:t xml:space="preserve"> </w:t>
       </w:r>
-      <w:hyperlink r:id="rId87">
+      <w:hyperlink r:id="rId88">
         <w:r>
           <w:rPr>
             <w:rStyle w:val="Hyperlink"/>
@@ -42781,7 +43007,7 @@
       <w:r>
         <w:t xml:space="preserve">(</w:t>
       </w:r>
-      <w:hyperlink r:id="rId56">
+      <w:hyperlink r:id="rId57">
         <w:r>
           <w:rPr>
             <w:rStyle w:val="Hyperlink"/>
@@ -42989,7 +43215,7 @@
         <w:t xml:space="preserve">exists and is unique.</w:t>
       </w:r>
     </w:p>
-    <w:bookmarkStart w:id="124" w:name="exm-cholesky"/>
+    <w:bookmarkStart w:id="125" w:name="exm-cholesky"/>
     <w:p>
       <w:pPr>
         <w:pStyle w:val="BodyText"/>
@@ -43012,7 +43238,7 @@
       <w:pPr>
         <w:numPr>
           <w:ilvl w:val="0"/>
-          <w:numId w:val="1017"/>
+          <w:numId w:val="1018"/>
         </w:numPr>
       </w:pPr>
       <m:oMath>
@@ -43616,7 +43842,7 @@
       <w:pPr>
         <w:numPr>
           <w:ilvl w:val="0"/>
-          <w:numId w:val="1017"/>
+          <w:numId w:val="1018"/>
         </w:numPr>
       </w:pPr>
       <m:oMath>
@@ -43950,7 +44176,7 @@
       <w:pPr>
         <w:numPr>
           <w:ilvl w:val="0"/>
-          <w:numId w:val="1017"/>
+          <w:numId w:val="1018"/>
         </w:numPr>
       </w:pPr>
       <w:r>
@@ -44136,9 +44362,9 @@
         <w:t xml:space="preserve">).</w:t>
       </w:r>
     </w:p>
-    <w:bookmarkEnd w:id="124"/>
-    <w:bookmarkStart w:id="141" w:name="refs"/>
-    <w:bookmarkStart w:id="126" w:name="ref-zhou2024eig"/>
+    <w:bookmarkEnd w:id="125"/>
+    <w:bookmarkStart w:id="142" w:name="refs"/>
+    <w:bookmarkStart w:id="127" w:name="ref-zhou2024eig"/>
     <w:p>
       <w:pPr>
         <w:pStyle w:val="Bibliography"/>
@@ -44170,7 +44396,7 @@
       <w:r>
         <w:t xml:space="preserve"> </w:t>
       </w:r>
-      <w:hyperlink r:id="rId125">
+      <w:hyperlink r:id="rId126">
         <w:r>
           <w:rPr>
             <w:rStyle w:val="Hyperlink"/>
@@ -44179,8 +44405,8 @@
         </w:r>
       </w:hyperlink>
     </w:p>
-    <w:bookmarkEnd w:id="126"/>
-    <w:bookmarkStart w:id="128" w:name="X43312e3e9ce0f6584f41a7e988a70af3618ea26"/>
+    <w:bookmarkEnd w:id="127"/>
+    <w:bookmarkStart w:id="129" w:name="X43312e3e9ce0f6584f41a7e988a70af3618ea26"/>
     <w:p>
       <w:pPr>
         <w:pStyle w:val="Bibliography"/>
@@ -44227,7 +44453,7 @@
       <w:r>
         <w:t xml:space="preserve"> </w:t>
       </w:r>
-      <w:hyperlink r:id="rId127">
+      <w:hyperlink r:id="rId128">
         <w:r>
           <w:rPr>
             <w:rStyle w:val="Hyperlink"/>
@@ -44236,8 +44462,8 @@
         </w:r>
       </w:hyperlink>
     </w:p>
-    <w:bookmarkEnd w:id="128"/>
-    <w:bookmarkStart w:id="130" w:name="ref-wikipedia_matrix_similarity"/>
+    <w:bookmarkEnd w:id="129"/>
+    <w:bookmarkStart w:id="131" w:name="ref-wikipedia_matrix_similarity"/>
     <w:p>
       <w:pPr>
         <w:pStyle w:val="Bibliography"/>
@@ -44284,7 +44510,7 @@
       <w:r>
         <w:t xml:space="preserve"> </w:t>
       </w:r>
-      <w:hyperlink r:id="rId129">
+      <w:hyperlink r:id="rId130">
         <w:r>
           <w:rPr>
             <w:rStyle w:val="Hyperlink"/>
@@ -44293,8 +44519,8 @@
         </w:r>
       </w:hyperlink>
     </w:p>
-    <w:bookmarkEnd w:id="130"/>
-    <w:bookmarkStart w:id="132" w:name="ref-wikipedia_diagonalizable_matrix"/>
+    <w:bookmarkEnd w:id="131"/>
+    <w:bookmarkStart w:id="133" w:name="ref-wikipedia_diagonalizable_matrix"/>
     <w:p>
       <w:pPr>
         <w:pStyle w:val="Bibliography"/>
@@ -44341,7 +44567,7 @@
       <w:r>
         <w:t xml:space="preserve"> </w:t>
       </w:r>
-      <w:hyperlink r:id="rId131">
+      <w:hyperlink r:id="rId132">
         <w:r>
           <w:rPr>
             <w:rStyle w:val="Hyperlink"/>
@@ -44350,8 +44576,8 @@
         </w:r>
       </w:hyperlink>
     </w:p>
-    <w:bookmarkEnd w:id="132"/>
-    <w:bookmarkStart w:id="134" w:name="ref-zhou2024pd"/>
+    <w:bookmarkEnd w:id="133"/>
+    <w:bookmarkStart w:id="135" w:name="ref-zhou2024pd"/>
     <w:p>
       <w:pPr>
         <w:pStyle w:val="Bibliography"/>
@@ -44383,7 +44609,7 @@
       <w:r>
         <w:t xml:space="preserve"> </w:t>
       </w:r>
-      <w:hyperlink r:id="rId133">
+      <w:hyperlink r:id="rId134">
         <w:r>
           <w:rPr>
             <w:rStyle w:val="Hyperlink"/>
@@ -44392,8 +44618,8 @@
         </w:r>
       </w:hyperlink>
     </w:p>
-    <w:bookmarkEnd w:id="134"/>
-    <w:bookmarkStart w:id="136" w:name="ref-wikipedia_block_matrix"/>
+    <w:bookmarkEnd w:id="135"/>
+    <w:bookmarkStart w:id="137" w:name="ref-wikipedia_block_matrix"/>
     <w:p>
       <w:pPr>
         <w:pStyle w:val="Bibliography"/>
@@ -44440,7 +44666,7 @@
       <w:r>
         <w:t xml:space="preserve"> </w:t>
       </w:r>
-      <w:hyperlink r:id="rId135">
+      <w:hyperlink r:id="rId136">
         <w:r>
           <w:rPr>
             <w:rStyle w:val="Hyperlink"/>
@@ -44449,8 +44675,8 @@
         </w:r>
       </w:hyperlink>
     </w:p>
-    <w:bookmarkEnd w:id="136"/>
-    <w:bookmarkStart w:id="138" w:name="ref-wikipedia_schur_complement"/>
+    <w:bookmarkEnd w:id="137"/>
+    <w:bookmarkStart w:id="139" w:name="ref-wikipedia_schur_complement"/>
     <w:p>
       <w:pPr>
         <w:pStyle w:val="Bibliography"/>
@@ -44497,7 +44723,7 @@
       <w:r>
         <w:t xml:space="preserve"> </w:t>
       </w:r>
-      <w:hyperlink r:id="rId137">
+      <w:hyperlink r:id="rId138">
         <w:r>
           <w:rPr>
             <w:rStyle w:val="Hyperlink"/>
@@ -44506,8 +44732,8 @@
         </w:r>
       </w:hyperlink>
     </w:p>
-    <w:bookmarkEnd w:id="138"/>
-    <w:bookmarkStart w:id="140" w:name="ref-wikipedia_cholesky_decomposition"/>
+    <w:bookmarkEnd w:id="139"/>
+    <w:bookmarkStart w:id="141" w:name="ref-wikipedia_cholesky_decomposition"/>
     <w:p>
       <w:pPr>
         <w:pStyle w:val="Bibliography"/>
@@ -44554,7 +44780,7 @@
       <w:r>
         <w:t xml:space="preserve"> </w:t>
       </w:r>
-      <w:hyperlink r:id="rId139">
+      <w:hyperlink r:id="rId140">
         <w:r>
           <w:rPr>
             <w:rStyle w:val="Hyperlink"/>
@@ -44563,9 +44789,9 @@
         </w:r>
       </w:hyperlink>
     </w:p>
-    <w:bookmarkEnd w:id="140"/>
     <w:bookmarkEnd w:id="141"/>
     <w:bookmarkEnd w:id="142"/>
+    <w:bookmarkEnd w:id="143"/>
     <w:sectPr>
       <w:footnotePr>
         <w:numRestart w:val="eachSect"/>
@@ -44959,6 +45185,9 @@
     <w:abstractNumId w:val="991"/>
   </w:num>
   <w:num w:numId="1003">
+    <w:abstractNumId w:val="991"/>
+  </w:num>
+  <w:num w:numId="1004">
     <w:abstractNumId w:val="99411"/>
     <w:lvlOverride w:ilvl="0">
       <w:startOverride w:val="1"/>
@@ -44988,10 +45217,10 @@
       <w:startOverride w:val="1"/>
     </w:lvlOverride>
   </w:num>
-  <w:num w:numId="1004">
+  <w:num w:numId="1005">
     <w:abstractNumId w:val="991"/>
   </w:num>
-  <w:num w:numId="1005">
+  <w:num w:numId="1006">
     <w:abstractNumId w:val="99331"/>
     <w:lvlOverride w:ilvl="0">
       <w:startOverride w:val="1"/>
@@ -45021,10 +45250,10 @@
       <w:startOverride w:val="1"/>
     </w:lvlOverride>
   </w:num>
-  <w:num w:numId="1006">
+  <w:num w:numId="1007">
     <w:abstractNumId w:val="991"/>
   </w:num>
-  <w:num w:numId="1007">
+  <w:num w:numId="1008">
     <w:abstractNumId w:val="99411"/>
     <w:lvlOverride w:ilvl="0">
       <w:startOverride w:val="1"/>
@@ -45054,9 +45283,6 @@
       <w:startOverride w:val="1"/>
     </w:lvlOverride>
   </w:num>
-  <w:num w:numId="1008">
-    <w:abstractNumId w:val="991"/>
-  </w:num>
   <w:num w:numId="1009">
     <w:abstractNumId w:val="991"/>
   </w:num>
@@ -45064,6 +45290,9 @@
     <w:abstractNumId w:val="991"/>
   </w:num>
   <w:num w:numId="1011">
+    <w:abstractNumId w:val="991"/>
+  </w:num>
+  <w:num w:numId="1012">
     <w:abstractNumId w:val="99411"/>
     <w:lvlOverride w:ilvl="0">
       <w:startOverride w:val="1"/>
@@ -45093,10 +45322,10 @@
       <w:startOverride w:val="1"/>
     </w:lvlOverride>
   </w:num>
-  <w:num w:numId="1012">
+  <w:num w:numId="1013">
     <w:abstractNumId w:val="991"/>
   </w:num>
-  <w:num w:numId="1013">
+  <w:num w:numId="1014">
     <w:abstractNumId w:val="99411"/>
     <w:lvlOverride w:ilvl="0">
       <w:startOverride w:val="1"/>
@@ -45126,9 +45355,6 @@
       <w:startOverride w:val="1"/>
     </w:lvlOverride>
   </w:num>
-  <w:num w:numId="1014">
-    <w:abstractNumId w:val="991"/>
-  </w:num>
   <w:num w:numId="1015">
     <w:abstractNumId w:val="991"/>
   </w:num>
@@ -45136,6 +45362,9 @@
     <w:abstractNumId w:val="991"/>
   </w:num>
   <w:num w:numId="1017">
+    <w:abstractNumId w:val="991"/>
+  </w:num>
+  <w:num w:numId="1018">
     <w:abstractNumId w:val="991"/>
   </w:num>
 </w:numbering>

--- a/linear-algebra-diagonalization.docx
+++ b/linear-algebra-diagonalization.docx
@@ -15,7 +15,7 @@
         <w:pStyle w:val="Date"/>
       </w:pPr>
       <w:r>
-        <w:t xml:space="preserve">Last modified: 2026-10-20 00:42:48 (PDT)</w:t>
+        <w:t xml:space="preserve">Last modified: 2026-10-21 13:11:08 (PDT)</w:t>
       </w:r>
     </w:p>
     <w:bookmarkStart w:id="80" w:name="sec-diagonalization"/>

--- a/linear-algebra-diagonalization.docx
+++ b/linear-algebra-diagonalization.docx
@@ -15,7 +15,7 @@
         <w:pStyle w:val="Date"/>
       </w:pPr>
       <w:r>
-        <w:t xml:space="preserve">Last modified: 2026-10-21 13:11:08 (PDT)</w:t>
+        <w:t xml:space="preserve">Last modified: 2026-10-21 14:24:09 (PDT)</w:t>
       </w:r>
     </w:p>
     <w:bookmarkStart w:id="80" w:name="sec-diagonalization"/>

--- a/linear-algebra-diagonalization.docx
+++ b/linear-algebra-diagonalization.docx
@@ -15,7 +15,7 @@
         <w:pStyle w:val="Date"/>
       </w:pPr>
       <w:r>
-        <w:t xml:space="preserve">Last modified: 2026-10-21 14:24:09 (PDT)</w:t>
+        <w:t xml:space="preserve">Last modified: 2026-10-22 00:50:13 (PDT)</w:t>
       </w:r>
     </w:p>
     <w:bookmarkStart w:id="80" w:name="sec-diagonalization"/>

--- a/linear-algebra-diagonalization.docx
+++ b/linear-algebra-diagonalization.docx
@@ -15,7 +15,7 @@
         <w:pStyle w:val="Date"/>
       </w:pPr>
       <w:r>
-        <w:t xml:space="preserve">Last modified: 2026-10-22 00:50:13 (PDT)</w:t>
+        <w:t xml:space="preserve">Last modified: 2026-10-22 08:26:35 (PDT)</w:t>
       </w:r>
     </w:p>
     <w:bookmarkStart w:id="80" w:name="sec-diagonalization"/>

--- a/linear-algebra-diagonalization.docx
+++ b/linear-algebra-diagonalization.docx
@@ -15,7 +15,7 @@
         <w:pStyle w:val="Date"/>
       </w:pPr>
       <w:r>
-        <w:t xml:space="preserve">Last modified: 2026-10-22 08:26:35 (PDT)</w:t>
+        <w:t xml:space="preserve">Last modified: 2026-10-22 09:50:17 (PDT)</w:t>
       </w:r>
     </w:p>
     <w:bookmarkStart w:id="80" w:name="sec-diagonalization"/>

--- a/linear-algebra-diagonalization.docx
+++ b/linear-algebra-diagonalization.docx
@@ -15,7 +15,7 @@
         <w:pStyle w:val="Date"/>
       </w:pPr>
       <w:r>
-        <w:t xml:space="preserve">Last modified: 2026-10-22 09:50:17 (PDT)</w:t>
+        <w:t xml:space="preserve">Last modified: 2026-10-22 11:05:55 (PDT)</w:t>
       </w:r>
     </w:p>
     <w:bookmarkStart w:id="80" w:name="sec-diagonalization"/>

--- a/linear-algebra-diagonalization.docx
+++ b/linear-algebra-diagonalization.docx
@@ -15,7 +15,7 @@
         <w:pStyle w:val="Date"/>
       </w:pPr>
       <w:r>
-        <w:t xml:space="preserve">Last modified: 2026-10-24 15:35:26 (PDT)</w:t>
+        <w:t xml:space="preserve">Last modified: 2026-10-24 20:19:00 (PDT)</w:t>
       </w:r>
     </w:p>
     <w:bookmarkStart w:id="80" w:name="sec-diagonalization"/>

--- a/linear-algebra-diagonalization.docx
+++ b/linear-algebra-diagonalization.docx
@@ -15,7 +15,7 @@
         <w:pStyle w:val="Date"/>
       </w:pPr>
       <w:r>
-        <w:t xml:space="preserve">Last modified: 2026-10-24 20:19:00 (PDT)</w:t>
+        <w:t xml:space="preserve">Last modified: 2026-10-25 16:46:34 (PDT)</w:t>
       </w:r>
     </w:p>
     <w:bookmarkStart w:id="80" w:name="sec-diagonalization"/>

--- a/linear-algebra-diagonalization.docx
+++ b/linear-algebra-diagonalization.docx
@@ -15,7 +15,7 @@
         <w:pStyle w:val="Date"/>
       </w:pPr>
       <w:r>
-        <w:t xml:space="preserve">Last modified: 2026-10-25 16:46:34 (PDT)</w:t>
+        <w:t xml:space="preserve">Last modified: 2026-10-25 18:01:14 (PDT)</w:t>
       </w:r>
     </w:p>
     <w:bookmarkStart w:id="80" w:name="sec-diagonalization"/>

--- a/linear-algebra-diagonalization.docx
+++ b/linear-algebra-diagonalization.docx
@@ -15,7 +15,7 @@
         <w:pStyle w:val="Date"/>
       </w:pPr>
       <w:r>
-        <w:t xml:space="preserve">Last modified: 2026-10-25 18:01:14 (PDT)</w:t>
+        <w:t xml:space="preserve">Last modified: 2026-10-26 02:21:32 (PDT)</w:t>
       </w:r>
     </w:p>
     <w:bookmarkStart w:id="80" w:name="sec-diagonalization"/>

--- a/linear-algebra-diagonalization.docx
+++ b/linear-algebra-diagonalization.docx
@@ -15,7 +15,7 @@
         <w:pStyle w:val="Date"/>
       </w:pPr>
       <w:r>
-        <w:t xml:space="preserve">Last modified: 2026-10-26 02:21:32 (PDT)</w:t>
+        <w:t xml:space="preserve">Last modified: 2026-10-26 03:33:07 (PDT)</w:t>
       </w:r>
     </w:p>
     <w:bookmarkStart w:id="80" w:name="sec-diagonalization"/>

--- a/linear-algebra-diagonalization.docx
+++ b/linear-algebra-diagonalization.docx
@@ -15,7 +15,7 @@
         <w:pStyle w:val="Date"/>
       </w:pPr>
       <w:r>
-        <w:t xml:space="preserve">Last modified: 2026-10-26 03:33:07 (PDT)</w:t>
+        <w:t xml:space="preserve">Last modified: 2026-10-26 10:13:13 (PDT)</w:t>
       </w:r>
     </w:p>
     <w:bookmarkStart w:id="80" w:name="sec-diagonalization"/>

--- a/linear-algebra-diagonalization.docx
+++ b/linear-algebra-diagonalization.docx
@@ -15,7 +15,7 @@
         <w:pStyle w:val="Date"/>
       </w:pPr>
       <w:r>
-        <w:t xml:space="preserve">Last modified: 2026-10-26 10:13:13 (PDT)</w:t>
+        <w:t xml:space="preserve">Last modified: 2026-10-26 12:55:55 (PDT)</w:t>
       </w:r>
     </w:p>
     <w:bookmarkStart w:id="80" w:name="sec-diagonalization"/>

--- a/linear-algebra-diagonalization.docx
+++ b/linear-algebra-diagonalization.docx
@@ -15,7 +15,7 @@
         <w:pStyle w:val="Date"/>
       </w:pPr>
       <w:r>
-        <w:t xml:space="preserve">Last modified: 2026-10-26 12:55:55 (PDT)</w:t>
+        <w:t xml:space="preserve">Last modified: 2026-10-26 14:36:46 (PDT)</w:t>
       </w:r>
     </w:p>
     <w:bookmarkStart w:id="80" w:name="sec-diagonalization"/>

--- a/linear-algebra-diagonalization.docx
+++ b/linear-algebra-diagonalization.docx
@@ -15,7 +15,7 @@
         <w:pStyle w:val="Date"/>
       </w:pPr>
       <w:r>
-        <w:t xml:space="preserve">Last modified: 2026-10-26 14:36:46 (PDT)</w:t>
+        <w:t xml:space="preserve">Last modified: 2026-10-26 20:57:05 (PDT)</w:t>
       </w:r>
     </w:p>
     <w:bookmarkStart w:id="80" w:name="sec-diagonalization"/>

--- a/linear-algebra-diagonalization.docx
+++ b/linear-algebra-diagonalization.docx
@@ -15,7 +15,7 @@
         <w:pStyle w:val="Date"/>
       </w:pPr>
       <w:r>
-        <w:t xml:space="preserve">Last modified: 2026-10-26 20:57:05 (PDT)</w:t>
+        <w:t xml:space="preserve">Last modified: 2026-10-26 23:10:47 (PDT)</w:t>
       </w:r>
     </w:p>
     <w:bookmarkStart w:id="80" w:name="sec-diagonalization"/>

--- a/linear-algebra-diagonalization.docx
+++ b/linear-algebra-diagonalization.docx
@@ -15,7 +15,7 @@
         <w:pStyle w:val="Date"/>
       </w:pPr>
       <w:r>
-        <w:t xml:space="preserve">Last modified: 2026-10-26 23:10:47 (PDT)</w:t>
+        <w:t xml:space="preserve">Last modified: 2026-10-27 00:23:12 (PDT)</w:t>
       </w:r>
     </w:p>
     <w:bookmarkStart w:id="80" w:name="sec-diagonalization"/>

--- a/linear-algebra-diagonalization.docx
+++ b/linear-algebra-diagonalization.docx
@@ -15,7 +15,7 @@
         <w:pStyle w:val="Date"/>
       </w:pPr>
       <w:r>
-        <w:t xml:space="preserve">Last modified: 2026-10-27 00:23:12 (PDT)</w:t>
+        <w:t xml:space="preserve">Last modified: 2026-10-27 01:34:30 (PDT)</w:t>
       </w:r>
     </w:p>
     <w:bookmarkStart w:id="80" w:name="sec-diagonalization"/>

--- a/linear-algebra-diagonalization.docx
+++ b/linear-algebra-diagonalization.docx
@@ -15,7 +15,7 @@
         <w:pStyle w:val="Date"/>
       </w:pPr>
       <w:r>
-        <w:t xml:space="preserve">Last modified: 2026-10-27 01:34:30 (PDT)</w:t>
+        <w:t xml:space="preserve">Last modified: 2026-10-27 09:35:20 (PDT)</w:t>
       </w:r>
     </w:p>
     <w:bookmarkStart w:id="80" w:name="sec-diagonalization"/>

--- a/linear-algebra-diagonalization.docx
+++ b/linear-algebra-diagonalization.docx
@@ -15,7 +15,7 @@
         <w:pStyle w:val="Date"/>
       </w:pPr>
       <w:r>
-        <w:t xml:space="preserve">Last modified: 2026-10-27 09:35:20 (PDT)</w:t>
+        <w:t xml:space="preserve">Last modified: 2026-10-27 11:01:31 (PDT)</w:t>
       </w:r>
     </w:p>
     <w:bookmarkStart w:id="80" w:name="sec-diagonalization"/>

--- a/linear-algebra-diagonalization.docx
+++ b/linear-algebra-diagonalization.docx
@@ -15,7 +15,7 @@
         <w:pStyle w:val="Date"/>
       </w:pPr>
       <w:r>
-        <w:t xml:space="preserve">Last modified: 2026-10-27 11:01:31 (PDT)</w:t>
+        <w:t xml:space="preserve">Last modified: 2026-10-27 17:38:18 (PDT)</w:t>
       </w:r>
     </w:p>
     <w:bookmarkStart w:id="80" w:name="sec-diagonalization"/>

--- a/linear-algebra-diagonalization.docx
+++ b/linear-algebra-diagonalization.docx
@@ -15,7 +15,7 @@
         <w:pStyle w:val="Date"/>
       </w:pPr>
       <w:r>
-        <w:t xml:space="preserve">Last modified: 2026-10-27 17:38:18 (PDT)</w:t>
+        <w:t xml:space="preserve">Last modified: 2026-10-27 20:53:54 (PDT)</w:t>
       </w:r>
     </w:p>
     <w:bookmarkStart w:id="80" w:name="sec-diagonalization"/>

--- a/linear-algebra-diagonalization.docx
+++ b/linear-algebra-diagonalization.docx
@@ -15,7 +15,7 @@
         <w:pStyle w:val="Date"/>
       </w:pPr>
       <w:r>
-        <w:t xml:space="preserve">Last modified: 2026-10-27 20:53:54 (PDT)</w:t>
+        <w:t xml:space="preserve">Last modified: 2026-10-28 13:13:09 (PDT)</w:t>
       </w:r>
     </w:p>
     <w:bookmarkStart w:id="80" w:name="sec-diagonalization"/>

--- a/linear-algebra-diagonalization.docx
+++ b/linear-algebra-diagonalization.docx
@@ -15,7 +15,7 @@
         <w:pStyle w:val="Date"/>
       </w:pPr>
       <w:r>
-        <w:t xml:space="preserve">Last modified: 2026-10-28 13:13:09 (PDT)</w:t>
+        <w:t xml:space="preserve">Last modified: 2026-10-28 16:00:43 (PDT)</w:t>
       </w:r>
     </w:p>
     <w:bookmarkStart w:id="80" w:name="sec-diagonalization"/>

--- a/linear-algebra-diagonalization.docx
+++ b/linear-algebra-diagonalization.docx
@@ -15,7 +15,7 @@
         <w:pStyle w:val="Date"/>
       </w:pPr>
       <w:r>
-        <w:t xml:space="preserve">Last modified: 2026-10-28 16:00:43 (PDT)</w:t>
+        <w:t xml:space="preserve">Last modified: 2026-10-28 17:04:35 (PDT)</w:t>
       </w:r>
     </w:p>
     <w:bookmarkStart w:id="80" w:name="sec-diagonalization"/>

--- a/linear-algebra-diagonalization.docx
+++ b/linear-algebra-diagonalization.docx
@@ -15,7 +15,7 @@
         <w:pStyle w:val="Date"/>
       </w:pPr>
       <w:r>
-        <w:t xml:space="preserve">Last modified: 2026-10-28 17:04:35 (PDT)</w:t>
+        <w:t xml:space="preserve">Last modified: 2026-10-28 18:32:18 (PDT)</w:t>
       </w:r>
     </w:p>
     <w:bookmarkStart w:id="80" w:name="sec-diagonalization"/>

--- a/linear-algebra-diagonalization.docx
+++ b/linear-algebra-diagonalization.docx
@@ -15,7 +15,7 @@
         <w:pStyle w:val="Date"/>
       </w:pPr>
       <w:r>
-        <w:t xml:space="preserve">Last modified: 2026-10-28 18:32:18 (PDT)</w:t>
+        <w:t xml:space="preserve">Last modified: 2026-10-28 20:07:26 (PDT)</w:t>
       </w:r>
     </w:p>
     <w:bookmarkStart w:id="80" w:name="sec-diagonalization"/>

--- a/linear-algebra-diagonalization.docx
+++ b/linear-algebra-diagonalization.docx
@@ -15,7 +15,7 @@
         <w:pStyle w:val="Date"/>
       </w:pPr>
       <w:r>
-        <w:t xml:space="preserve">Last modified: 2026-10-28 20:07:26 (PDT)</w:t>
+        <w:t xml:space="preserve">Last modified: 2026-10-28 21:37:44 (PDT)</w:t>
       </w:r>
     </w:p>
     <w:bookmarkStart w:id="80" w:name="sec-diagonalization"/>

--- a/linear-algebra-diagonalization.docx
+++ b/linear-algebra-diagonalization.docx
@@ -15,7 +15,7 @@
         <w:pStyle w:val="Date"/>
       </w:pPr>
       <w:r>
-        <w:t xml:space="preserve">Last modified: 2026-10-28 21:37:44 (PDT)</w:t>
+        <w:t xml:space="preserve">Last modified: 2026-10-28 23:05:07 (PDT)</w:t>
       </w:r>
     </w:p>
     <w:bookmarkStart w:id="80" w:name="sec-diagonalization"/>

--- a/linear-algebra-diagonalization.docx
+++ b/linear-algebra-diagonalization.docx
@@ -15,7 +15,7 @@
         <w:pStyle w:val="Date"/>
       </w:pPr>
       <w:r>
-        <w:t xml:space="preserve">Last modified: 2026-10-28 23:05:07 (PDT)</w:t>
+        <w:t xml:space="preserve">Last modified: 2026-10-29 00:14:30 (PDT)</w:t>
       </w:r>
     </w:p>
     <w:bookmarkStart w:id="80" w:name="sec-diagonalization"/>

--- a/linear-algebra-diagonalization.docx
+++ b/linear-algebra-diagonalization.docx
@@ -15,7 +15,7 @@
         <w:pStyle w:val="Date"/>
       </w:pPr>
       <w:r>
-        <w:t xml:space="preserve">Last modified: 2026-10-29 00:14:30 (PDT)</w:t>
+        <w:t xml:space="preserve">Last modified: 2026-10-29 01:38:31 (PDT)</w:t>
       </w:r>
     </w:p>
     <w:bookmarkStart w:id="80" w:name="sec-diagonalization"/>
@@ -34985,7 +34985,7 @@
           <w:rPr>
             <w:rStyle w:val="Hyperlink"/>
           </w:rPr>
-          <w:t xml:space="preserve">Definition 26 in Special Matrices and Decompositions</w:t>
+          <w:t xml:space="preserve">Definition 27 in Special Matrices and Decompositions</w:t>
         </w:r>
       </w:hyperlink>
       <w:r>

--- a/linear-algebra-diagonalization.docx
+++ b/linear-algebra-diagonalization.docx
@@ -15,7 +15,7 @@
         <w:pStyle w:val="Date"/>
       </w:pPr>
       <w:r>
-        <w:t xml:space="preserve">Last modified: 2026-10-29 01:38:31 (PDT)</w:t>
+        <w:t xml:space="preserve">Last modified: 2026-10-29 07:45:31 (PDT)</w:t>
       </w:r>
     </w:p>
     <w:bookmarkStart w:id="80" w:name="sec-diagonalization"/>

--- a/linear-algebra-diagonalization.docx
+++ b/linear-algebra-diagonalization.docx
@@ -15,7 +15,7 @@
         <w:pStyle w:val="Date"/>
       </w:pPr>
       <w:r>
-        <w:t xml:space="preserve">Last modified: 2026-10-29 07:45:31 (PDT)</w:t>
+        <w:t xml:space="preserve">Last modified: 2026-10-29 09:12:46 (PDT)</w:t>
       </w:r>
     </w:p>
     <w:bookmarkStart w:id="80" w:name="sec-diagonalization"/>

--- a/linear-algebra-diagonalization.docx
+++ b/linear-algebra-diagonalization.docx
@@ -15,7 +15,7 @@
         <w:pStyle w:val="Date"/>
       </w:pPr>
       <w:r>
-        <w:t xml:space="preserve">Last modified: 2026-10-29 09:12:46 (PDT)</w:t>
+        <w:t xml:space="preserve">Last modified: 2026-10-29 10:33:15 (PDT)</w:t>
       </w:r>
     </w:p>
     <w:bookmarkStart w:id="80" w:name="sec-diagonalization"/>
@@ -34985,7 +34985,7 @@
           <w:rPr>
             <w:rStyle w:val="Hyperlink"/>
           </w:rPr>
-          <w:t xml:space="preserve">Definition 27 in Special Matrices and Decompositions</w:t>
+          <w:t xml:space="preserve">Definition 30 in Special Matrices and Decompositions</w:t>
         </w:r>
       </w:hyperlink>
       <w:r>
@@ -38827,7 +38827,7 @@
           <w:rPr>
             <w:rStyle w:val="Hyperlink"/>
           </w:rPr>
-          <w:t xml:space="preserve">Theorem 18 in Special Matrices and Decompositions</w:t>
+          <w:t xml:space="preserve">Theorem 19 in Special Matrices and Decompositions</w:t>
         </w:r>
       </w:hyperlink>
       <w:r>
@@ -39094,7 +39094,7 @@
           <w:rPr>
             <w:rStyle w:val="Hyperlink"/>
           </w:rPr>
-          <w:t xml:space="preserve">Theorem 18 in Special Matrices and Decompositions</w:t>
+          <w:t xml:space="preserve">Theorem 19 in Special Matrices and Decompositions</w:t>
         </w:r>
       </w:hyperlink>
       <w:r>

--- a/linear-algebra-diagonalization.docx
+++ b/linear-algebra-diagonalization.docx
@@ -15,7 +15,7 @@
         <w:pStyle w:val="Date"/>
       </w:pPr>
       <w:r>
-        <w:t xml:space="preserve">Last modified: 2026-10-29 10:33:15 (PDT)</w:t>
+        <w:t xml:space="preserve">Last modified: 2026-10-29 11:51:41 (PDT)</w:t>
       </w:r>
     </w:p>
     <w:bookmarkStart w:id="80" w:name="sec-diagonalization"/>
@@ -246,7 +246,7 @@
                 <w:rPr>
                   <w:rStyle w:val="Hyperlink"/>
                 </w:rPr>
-                <w:t xml:space="preserve">Theorem 12 in Special Matrices and Decompositions</w:t>
+                <w:t xml:space="preserve">Theorem 13 in Special Matrices and Decompositions</w:t>
               </w:r>
             </w:hyperlink>
             <w:r>
@@ -263,7 +263,7 @@
                 <w:rPr>
                   <w:rStyle w:val="Hyperlink"/>
                 </w:rPr>
-                <w:t xml:space="preserve">Theorem 13 in Special Matrices and Decompositions</w:t>
+                <w:t xml:space="preserve">Theorem 14 in Special Matrices and Decompositions</w:t>
               </w:r>
             </w:hyperlink>
             <w:r>
@@ -2670,7 +2670,7 @@
           <w:rPr>
             <w:rStyle w:val="Hyperlink"/>
           </w:rPr>
-          <w:t xml:space="preserve">Example 24 in Special Matrices and Decompositions</w:t>
+          <w:t xml:space="preserve">Example 25 in Special Matrices and Decompositions</w:t>
         </w:r>
       </w:hyperlink>
       <w:r>
@@ -5083,7 +5083,7 @@
           <w:rPr>
             <w:rStyle w:val="Hyperlink"/>
           </w:rPr>
-          <w:t xml:space="preserve">Example 24 in Special Matrices and Decompositions</w:t>
+          <w:t xml:space="preserve">Example 25 in Special Matrices and Decompositions</w:t>
         </w:r>
       </w:hyperlink>
       <w:r>
@@ -6251,7 +6251,7 @@
           <w:rPr>
             <w:rStyle w:val="Hyperlink"/>
           </w:rPr>
-          <w:t xml:space="preserve">Example 24 in Special Matrices and Decompositions</w:t>
+          <w:t xml:space="preserve">Example 25 in Special Matrices and Decompositions</w:t>
         </w:r>
       </w:hyperlink>
       <w:r>
@@ -9802,7 +9802,7 @@
     \begin{aligned}
     \mathopen{}\left\lVert\mathord{\smash[b]{\underset{\raise.3ex\hbox{$\scriptstyle\sim$}}{v}}\vphantom{v}}\right\rVert\mathclose{}
     &amp;= \mathopen{}\left\lVert\mathbf{A} \mathord{\smash[b]{\underset{\raise.3ex\hbox{$\scriptstyle\sim$}}{v}}\vphantom{v}}\right\rVert\mathclose{}
-    &amp;&amp; \text{(}\text{Theorem~6 in Special Matrices and Decompositions}\text{)}
+    &amp;&amp; \text{(}\text{Theorem~7 in Special Matrices and Decompositions}\text{)}
     \\
     &amp;= \mathopen{}\left\lVert\lambda\mathord{\smash[b]{\underset{\raise.3ex\hbox{$\scriptstyle\sim$}}{v}}\vphantom{v}}\right\rVert\mathclose{}
     &amp;&amp; \text{(eigenvector)}
@@ -10645,7 +10645,7 @@
           <w:rPr>
             <w:rStyle w:val="Hyperlink"/>
           </w:rPr>
-          <w:t xml:space="preserve">Example 13 in Special Matrices and Decompositions</w:t>
+          <w:t xml:space="preserve">Example 14 in Special Matrices and Decompositions</w:t>
         </w:r>
       </w:hyperlink>
       <w:r>
@@ -15955,7 +15955,7 @@
           <w:rPr>
             <w:rStyle w:val="Hyperlink"/>
           </w:rPr>
-          <w:t xml:space="preserve">Example 24 in Special Matrices and Decompositions</w:t>
+          <w:t xml:space="preserve">Example 25 in Special Matrices and Decompositions</w:t>
         </w:r>
       </w:hyperlink>
       <w:r>
@@ -16676,7 +16676,7 @@
           <w:rPr>
             <w:rStyle w:val="Hyperlink"/>
           </w:rPr>
-          <w:t xml:space="preserve">Example 24 in Special Matrices and Decompositions</w:t>
+          <w:t xml:space="preserve">Example 25 in Special Matrices and Decompositions</w:t>
         </w:r>
       </w:hyperlink>
       <w:r>
@@ -20140,7 +20140,7 @@
           <w:rPr>
             <w:rStyle w:val="Hyperlink"/>
           </w:rPr>
-          <w:t xml:space="preserve">Theorem 12 in Special Matrices and Decompositions</w:t>
+          <w:t xml:space="preserve">Theorem 13 in Special Matrices and Decompositions</w:t>
         </w:r>
       </w:hyperlink>
       <w:r>
@@ -20571,7 +20571,7 @@
           <w:rPr>
             <w:rStyle w:val="Hyperlink"/>
           </w:rPr>
-          <w:t xml:space="preserve">Theorem 12 in Special Matrices and Decompositions</w:t>
+          <w:t xml:space="preserve">Theorem 13 in Special Matrices and Decompositions</w:t>
         </w:r>
       </w:hyperlink>
       <w:r>
@@ -24325,7 +24325,7 @@
                 <w:rPr>
                   <w:rStyle w:val="Hyperlink"/>
                 </w:rPr>
-                <w:t xml:space="preserve">Theorem 17 in Special Matrices and Decompositions</w:t>
+                <w:t xml:space="preserve">Theorem 18 in Special Matrices and Decompositions</w:t>
               </w:r>
             </w:hyperlink>
             <w:r>
@@ -25456,7 +25456,7 @@
           <w:rPr>
             <w:rStyle w:val="Hyperlink"/>
           </w:rPr>
-          <w:t xml:space="preserve">Theorem 12 in Special Matrices and Decompositions</w:t>
+          <w:t xml:space="preserve">Theorem 13 in Special Matrices and Decompositions</w:t>
         </w:r>
       </w:hyperlink>
       <w:r>
@@ -25505,7 +25505,7 @@
           <w:rPr>
             <w:rStyle w:val="Hyperlink"/>
           </w:rPr>
-          <w:t xml:space="preserve">Theorem 17 in Special Matrices and Decompositions</w:t>
+          <w:t xml:space="preserve">Theorem 18 in Special Matrices and Decompositions</w:t>
         </w:r>
       </w:hyperlink>
       <w:r>
@@ -26335,7 +26335,7 @@
                   <m:nor/>
                   <m:sty m:val="p"/>
                 </m:rPr>
-                <m:t>Theorem 12 in Special Matrices and Decompositions</m:t>
+                <m:t>Theorem 13 in Special Matrices and Decompositions</m:t>
               </m:r>
               <m:r>
                 <m:rPr>
@@ -26488,7 +26488,7 @@
           <w:rPr>
             <w:rStyle w:val="Hyperlink"/>
           </w:rPr>
-          <w:t xml:space="preserve">Theorem 17 in Special Matrices and Decompositions</w:t>
+          <w:t xml:space="preserve">Theorem 18 in Special Matrices and Decompositions</w:t>
         </w:r>
       </w:hyperlink>
       <w:r>
@@ -26998,7 +26998,7 @@
           <w:rPr>
             <w:rStyle w:val="Hyperlink"/>
           </w:rPr>
-          <w:t xml:space="preserve">Example 30 in Special Matrices and Decompositions</w:t>
+          <w:t xml:space="preserve">Example 31 in Special Matrices and Decompositions</w:t>
         </w:r>
       </w:hyperlink>
       <w:r>
@@ -27103,7 +27103,7 @@
           <w:rPr>
             <w:rStyle w:val="Hyperlink"/>
           </w:rPr>
-          <w:t xml:space="preserve">Example 32 in Special Matrices and Decompositions</w:t>
+          <w:t xml:space="preserve">Example 33 in Special Matrices and Decompositions</w:t>
         </w:r>
       </w:hyperlink>
       <w:r>
@@ -27421,7 +27421,7 @@
           <w:rPr>
             <w:rStyle w:val="Hyperlink"/>
           </w:rPr>
-          <w:t xml:space="preserve">Example 32 in Special Matrices and Decompositions</w:t>
+          <w:t xml:space="preserve">Example 33 in Special Matrices and Decompositions</w:t>
         </w:r>
       </w:hyperlink>
       <w:r>
@@ -28878,7 +28878,7 @@
           <w:rPr>
             <w:rStyle w:val="Hyperlink"/>
           </w:rPr>
-          <w:t xml:space="preserve">Example 32 in Special Matrices and Decompositions</w:t>
+          <w:t xml:space="preserve">Example 33 in Special Matrices and Decompositions</w:t>
         </w:r>
       </w:hyperlink>
       <w:r>
@@ -29520,7 +29520,7 @@
           <w:rPr>
             <w:rStyle w:val="Hyperlink"/>
           </w:rPr>
-          <w:t xml:space="preserve">Example 24 in Special Matrices and Decompositions</w:t>
+          <w:t xml:space="preserve">Example 25 in Special Matrices and Decompositions</w:t>
         </w:r>
       </w:hyperlink>
       <w:r>
@@ -30521,7 +30521,7 @@
           <w:rPr>
             <w:rStyle w:val="Hyperlink"/>
           </w:rPr>
-          <w:t xml:space="preserve">Example 32 in Special Matrices and Decompositions</w:t>
+          <w:t xml:space="preserve">Example 33 in Special Matrices and Decompositions</w:t>
         </w:r>
       </w:hyperlink>
       <w:r>
@@ -31161,7 +31161,7 @@
           <w:rPr>
             <w:rStyle w:val="Hyperlink"/>
           </w:rPr>
-          <w:t xml:space="preserve">Example 30 in Special Matrices and Decompositions</w:t>
+          <w:t xml:space="preserve">Example 31 in Special Matrices and Decompositions</w:t>
         </w:r>
       </w:hyperlink>
       <w:r>
@@ -35088,7 +35088,7 @@
           <w:rPr>
             <w:rStyle w:val="Hyperlink"/>
           </w:rPr>
-          <w:t xml:space="preserve">Example 32 in Special Matrices and Decompositions</w:t>
+          <w:t xml:space="preserve">Example 33 in Special Matrices and Decompositions</w:t>
         </w:r>
       </w:hyperlink>
       <w:r>
@@ -38827,7 +38827,7 @@
           <w:rPr>
             <w:rStyle w:val="Hyperlink"/>
           </w:rPr>
-          <w:t xml:space="preserve">Theorem 19 in Special Matrices and Decompositions</w:t>
+          <w:t xml:space="preserve">Theorem 20 in Special Matrices and Decompositions</w:t>
         </w:r>
       </w:hyperlink>
       <w:r>
@@ -39094,7 +39094,7 @@
           <w:rPr>
             <w:rStyle w:val="Hyperlink"/>
           </w:rPr>
-          <w:t xml:space="preserve">Theorem 19 in Special Matrices and Decompositions</w:t>
+          <w:t xml:space="preserve">Theorem 20 in Special Matrices and Decompositions</w:t>
         </w:r>
       </w:hyperlink>
       <w:r>
@@ -40315,7 +40315,7 @@
           <w:rPr>
             <w:rStyle w:val="Hyperlink"/>
           </w:rPr>
-          <w:t xml:space="preserve">Example 32 in Special Matrices and Decompositions</w:t>
+          <w:t xml:space="preserve">Example 33 in Special Matrices and Decompositions</w:t>
         </w:r>
       </w:hyperlink>
       <w:r>

--- a/linear-algebra-diagonalization.docx
+++ b/linear-algebra-diagonalization.docx
@@ -15,7 +15,7 @@
         <w:pStyle w:val="Date"/>
       </w:pPr>
       <w:r>
-        <w:t xml:space="preserve">Last modified: 2026-10-29 11:51:41 (PDT)</w:t>
+        <w:t xml:space="preserve">Last modified: 2026-10-29 13:28:16 (PDT)</w:t>
       </w:r>
     </w:p>
     <w:bookmarkStart w:id="80" w:name="sec-diagonalization"/>

--- a/linear-algebra-diagonalization.docx
+++ b/linear-algebra-diagonalization.docx
@@ -15,7 +15,7 @@
         <w:pStyle w:val="Date"/>
       </w:pPr>
       <w:r>
-        <w:t xml:space="preserve">Last modified: 2026-10-29 13:28:16 (PDT)</w:t>
+        <w:t xml:space="preserve">Last modified: 2026-10-29 14:56:31 (PDT)</w:t>
       </w:r>
     </w:p>
     <w:bookmarkStart w:id="80" w:name="sec-diagonalization"/>

--- a/linear-algebra-diagonalization.docx
+++ b/linear-algebra-diagonalization.docx
@@ -15,7 +15,7 @@
         <w:pStyle w:val="Date"/>
       </w:pPr>
       <w:r>
-        <w:t xml:space="preserve">Last modified: 2026-10-29 14:56:31 (PDT)</w:t>
+        <w:t xml:space="preserve">Last modified: 2026-10-29 16:45:03 (PDT)</w:t>
       </w:r>
     </w:p>
     <w:bookmarkStart w:id="80" w:name="sec-diagonalization"/>

--- a/linear-algebra-diagonalization.docx
+++ b/linear-algebra-diagonalization.docx
@@ -15,7 +15,7 @@
         <w:pStyle w:val="Date"/>
       </w:pPr>
       <w:r>
-        <w:t xml:space="preserve">Last modified: 2026-10-29 16:45:03 (PDT)</w:t>
+        <w:t xml:space="preserve">Last modified: 2026-10-29 20:01:11 (PDT)</w:t>
       </w:r>
     </w:p>
     <w:bookmarkStart w:id="80" w:name="sec-diagonalization"/>

--- a/linear-algebra-diagonalization.docx
+++ b/linear-algebra-diagonalization.docx
@@ -15,7 +15,7 @@
         <w:pStyle w:val="Date"/>
       </w:pPr>
       <w:r>
-        <w:t xml:space="preserve">Last modified: 2026-10-29 20:01:11 (PDT)</w:t>
+        <w:t xml:space="preserve">Last modified: 2026-10-30 00:52:40 (PDT)</w:t>
       </w:r>
     </w:p>
     <w:bookmarkStart w:id="80" w:name="sec-diagonalization"/>

--- a/linear-algebra-diagonalization.docx
+++ b/linear-algebra-diagonalization.docx
@@ -15,7 +15,7 @@
         <w:pStyle w:val="Date"/>
       </w:pPr>
       <w:r>
-        <w:t xml:space="preserve">Last modified: 2026-10-30 00:52:40 (PDT)</w:t>
+        <w:t xml:space="preserve">Last modified: 2026-10-30 02:22:19 (PDT)</w:t>
       </w:r>
     </w:p>
     <w:bookmarkStart w:id="80" w:name="sec-diagonalization"/>
@@ -713,7 +713,7 @@
           <w:rPr>
             <w:rStyle w:val="Hyperlink"/>
           </w:rPr>
-          <w:t xml:space="preserve">Theorem 7 in Column Space, Null Space and Rank-Nullity</w:t>
+          <w:t xml:space="preserve">Theorem 8 in Column Space, Null Space and Rank-Nullity</w:t>
         </w:r>
       </w:hyperlink>
       <w:r>
@@ -1542,7 +1542,7 @@
           <w:rPr>
             <w:rStyle w:val="Hyperlink"/>
           </w:rPr>
-          <w:t xml:space="preserve">Theorem 7 in Column Space, Null Space and Rank-Nullity</w:t>
+          <w:t xml:space="preserve">Theorem 8 in Column Space, Null Space and Rank-Nullity</w:t>
         </w:r>
       </w:hyperlink>
       <w:r>
@@ -31620,7 +31620,7 @@
     &amp;&amp; \text{(}\text{Theorem~1}\text{)}
     \\
     &amp;\iff \mathcal{N}(\mathbf{X}) = \mathopen{}\left\{\mathord{\smash[b]{\underset{\raise.3ex\hbox{$\scriptstyle\sim$}}{0}}\vphantom{0}}_p\right\}\mathclose{}
-    &amp;&amp; \text{(}\text{Theorem~5 in Column Space, Null Space and Rank-Nullity}\text{)}
+    &amp;&amp; \text{(}\text{Theorem~6 in Column Space, Null Space and Rank-Nullity}\text{)}
     \\
     &amp;\iff \mathbf{X}\text{ has full column rank.}
     &amp;&amp; \text{(}\text{Theorem~3 in Column Space, Null Space and Rank-Nullity}\text{)}

--- a/linear-algebra-diagonalization.docx
+++ b/linear-algebra-diagonalization.docx
@@ -15,7 +15,7 @@
         <w:pStyle w:val="Date"/>
       </w:pPr>
       <w:r>
-        <w:t xml:space="preserve">Last modified: 2026-10-30 02:22:19 (PDT)</w:t>
+        <w:t xml:space="preserve">Last modified: 2026-10-30 12:07:09 (PDT)</w:t>
       </w:r>
     </w:p>
     <w:bookmarkStart w:id="80" w:name="sec-diagonalization"/>

--- a/linear-algebra-diagonalization.docx
+++ b/linear-algebra-diagonalization.docx
@@ -15,7 +15,7 @@
         <w:pStyle w:val="Date"/>
       </w:pPr>
       <w:r>
-        <w:t xml:space="preserve">Last modified: 2026-10-30 12:07:09 (PDT)</w:t>
+        <w:t xml:space="preserve">Last modified: 2026-10-30 13:54:56 (PDT)</w:t>
       </w:r>
     </w:p>
     <w:bookmarkStart w:id="80" w:name="sec-diagonalization"/>

--- a/linear-algebra-diagonalization.docx
+++ b/linear-algebra-diagonalization.docx
@@ -15,7 +15,7 @@
         <w:pStyle w:val="Date"/>
       </w:pPr>
       <w:r>
-        <w:t xml:space="preserve">Last modified: 2026-10-30 13:54:56 (PDT)</w:t>
+        <w:t xml:space="preserve">Last modified: 2026-10-30 15:46:06 (PDT)</w:t>
       </w:r>
     </w:p>
     <w:bookmarkStart w:id="80" w:name="sec-diagonalization"/>

--- a/linear-algebra-diagonalization.docx
+++ b/linear-algebra-diagonalization.docx
@@ -15,7 +15,7 @@
         <w:pStyle w:val="Date"/>
       </w:pPr>
       <w:r>
-        <w:t xml:space="preserve">Last modified: 2026-10-30 15:46:06 (PDT)</w:t>
+        <w:t xml:space="preserve">Last modified: 2026-10-30 17:15:43 (PDT)</w:t>
       </w:r>
     </w:p>
     <w:bookmarkStart w:id="80" w:name="sec-diagonalization"/>
@@ -7253,7 +7253,7 @@
           <w:rPr>
             <w:rStyle w:val="Hyperlink"/>
           </w:rPr>
-          <w:t xml:space="preserve">Theorem 17 in Projections and Linear Systems</w:t>
+          <w:t xml:space="preserve">Theorem 19 in Projections and Linear Systems</w:t>
         </w:r>
       </w:hyperlink>
       <w:r>
@@ -8438,7 +8438,7 @@
           <w:rPr>
             <w:rStyle w:val="Hyperlink"/>
           </w:rPr>
-          <w:t xml:space="preserve">Theorem 17 in Projections and Linear Systems</w:t>
+          <w:t xml:space="preserve">Theorem 19 in Projections and Linear Systems</w:t>
         </w:r>
       </w:hyperlink>
       <w:r>
@@ -8689,7 +8689,7 @@
           <w:rPr>
             <w:rStyle w:val="Hyperlink"/>
           </w:rPr>
-          <w:t xml:space="preserve">Example 24 in Projections and Linear Systems</w:t>
+          <w:t xml:space="preserve">Example 26 in Projections and Linear Systems</w:t>
         </w:r>
       </w:hyperlink>
       <w:r>
@@ -40656,7 +40656,7 @@
           <w:rPr>
             <w:rStyle w:val="Hyperlink"/>
           </w:rPr>
-          <w:t xml:space="preserve">Theorem 17 in Projections and Linear Systems</w:t>
+          <w:t xml:space="preserve">Theorem 19 in Projections and Linear Systems</w:t>
         </w:r>
       </w:hyperlink>
       <w:r>

--- a/linear-algebra-diagonalization.docx
+++ b/linear-algebra-diagonalization.docx
@@ -15,7 +15,7 @@
         <w:pStyle w:val="Date"/>
       </w:pPr>
       <w:r>
-        <w:t xml:space="preserve">Last modified: 2026-10-30 17:15:43 (PDT)</w:t>
+        <w:t xml:space="preserve">Last modified: 2026-10-30 18:45:42 (PDT)</w:t>
       </w:r>
     </w:p>
     <w:bookmarkStart w:id="80" w:name="sec-diagonalization"/>
@@ -786,7 +786,7 @@
           <w:rPr>
             <w:rStyle w:val="Hyperlink"/>
           </w:rPr>
-          <w:t xml:space="preserve">Corollary 1 in Projections and Linear Systems</w:t>
+          <w:t xml:space="preserve">Corollary 2 in Projections and Linear Systems</w:t>
         </w:r>
       </w:hyperlink>
       <w:r>
@@ -8689,7 +8689,7 @@
           <w:rPr>
             <w:rStyle w:val="Hyperlink"/>
           </w:rPr>
-          <w:t xml:space="preserve">Example 26 in Projections and Linear Systems</w:t>
+          <w:t xml:space="preserve">Example 27 in Projections and Linear Systems</w:t>
         </w:r>
       </w:hyperlink>
       <w:r>

--- a/linear-algebra-diagonalization.docx
+++ b/linear-algebra-diagonalization.docx
@@ -15,7 +15,7 @@
         <w:pStyle w:val="Date"/>
       </w:pPr>
       <w:r>
-        <w:t xml:space="preserve">Last modified: 2026-10-30 18:45:42 (PDT)</w:t>
+        <w:t xml:space="preserve">Last modified: 2026-10-30 21:18:12 (PDT)</w:t>
       </w:r>
     </w:p>
     <w:bookmarkStart w:id="80" w:name="sec-diagonalization"/>

--- a/linear-algebra-diagonalization.docx
+++ b/linear-algebra-diagonalization.docx
@@ -15,7 +15,7 @@
         <w:pStyle w:val="Date"/>
       </w:pPr>
       <w:r>
-        <w:t xml:space="preserve">Last modified: 2026-10-30 21:18:12 (PDT)</w:t>
+        <w:t xml:space="preserve">Last modified: 2026-10-31 00:08:50 (PDT)</w:t>
       </w:r>
     </w:p>
     <w:bookmarkStart w:id="80" w:name="sec-diagonalization"/>

--- a/linear-algebra-diagonalization.docx
+++ b/linear-algebra-diagonalization.docx
@@ -15,7 +15,7 @@
         <w:pStyle w:val="Date"/>
       </w:pPr>
       <w:r>
-        <w:t xml:space="preserve">Last modified: 2026-10-31 00:08:50 (PDT)</w:t>
+        <w:t xml:space="preserve">Last modified: 2026-10-31 06:43:52 (PDT)</w:t>
       </w:r>
     </w:p>
     <w:bookmarkStart w:id="80" w:name="sec-diagonalization"/>
